--- a/Architecture of computing systems/Course work/ПОЯСНИТЕЛЬНАЯ ЗАПИСКА.docx
+++ b/Architecture of computing systems/Course work/ПОЯСНИТЕЛЬНАЯ ЗАПИСКА.docx
@@ -515,14 +515,12 @@
           <w:rFonts w:eastAsia="Times New Roman" w:cs="Times New Roman"/>
         </w:rPr>
       </w:pPr>
-      <w:proofErr w:type="spellStart"/>
       <w:r>
         <w:rPr>
           <w:rFonts w:eastAsia="Times New Roman" w:cs="Times New Roman"/>
         </w:rPr>
         <w:t>Нормоконтролёр</w:t>
       </w:r>
-      <w:proofErr w:type="spellEnd"/>
       <w:r>
         <w:rPr>
           <w:rFonts w:eastAsia="Times New Roman" w:cs="Times New Roman"/>
@@ -2516,6 +2514,20 @@
       </w:pPr>
       <w:r>
         <w:rPr>
+          <w:lang w:eastAsia="en-US"/>
+        </w:rPr>
+        <w:t>Целью курсового проекта является разработка, сборка и программная реализация функционального прототипа бесконтактного дозатора жидкостей на базе микроконтроллера Arduino Nano, использующего два ультразвуковых датчика для надёжного обнаружения руки, дисплейную индикацию и транзисторное управление насосом, способного автоматически и гигиенично выдавать калибруемую заданную порцию с оперативной сигнализацией состояний и ошибок при ограниченных ресурсах микроконтроллера.</w:t>
+      </w:r>
+    </w:p>
+    <w:p>
+      <w:pPr>
+        <w:ind w:firstLine="709"/>
+        <w:rPr>
+          <w:lang w:eastAsia="en-US" w:bidi="ar-SA"/>
+        </w:rPr>
+      </w:pPr>
+      <w:r>
+        <w:rPr>
           <w:lang w:eastAsia="en-US" w:bidi="ar-SA"/>
         </w:rPr>
         <w:t xml:space="preserve">Для достижения поставленной цели необходимо решить следующие задачи: </w:t>
@@ -2584,19 +2596,11 @@
         </w:rPr>
         <w:t>транз</w:t>
       </w:r>
-      <w:proofErr w:type="spellStart"/>
-      <w:r>
-        <w:rPr>
-          <w:lang w:eastAsia="en-US" w:bidi="ar-SA"/>
-        </w:rPr>
-        <w:t>исторы</w:t>
-      </w:r>
-      <w:proofErr w:type="spellEnd"/>
-      <w:r>
-        <w:rPr>
-          <w:lang w:eastAsia="en-US" w:bidi="ar-SA"/>
-        </w:rPr>
-        <w:t xml:space="preserve">, </w:t>
+      <w:r>
+        <w:rPr>
+          <w:lang w:eastAsia="en-US" w:bidi="ar-SA"/>
+        </w:rPr>
+        <w:t xml:space="preserve">исторы, </w:t>
       </w:r>
       <w:r>
         <w:rPr>
@@ -2720,16 +2724,8 @@
         <w:rPr>
           <w:lang w:eastAsia="en-US" w:bidi="ar-SA"/>
         </w:rPr>
-        <w:t xml:space="preserve"> для </w:t>
-      </w:r>
-      <w:proofErr w:type="spellStart"/>
-      <w:r>
-        <w:rPr>
-          <w:lang w:eastAsia="en-US" w:bidi="ar-SA"/>
-        </w:rPr>
-        <w:t>Arduino</w:t>
-      </w:r>
-      <w:proofErr w:type="spellEnd"/>
+        <w:t xml:space="preserve"> для Arduino</w:t>
+      </w:r>
       <w:r>
         <w:rPr>
           <w:lang w:eastAsia="en-US" w:bidi="ar-SA"/>
@@ -2766,7 +2762,25 @@
         <w:rPr>
           <w:lang w:eastAsia="en-US" w:bidi="ar-SA"/>
         </w:rPr>
-        <w:t>Сборка и тестирование</w:t>
+        <w:t>С</w:t>
+      </w:r>
+      <w:r>
+        <w:rPr>
+          <w:lang w:eastAsia="en-US" w:bidi="ar-SA"/>
+        </w:rPr>
+        <w:t>обрать</w:t>
+      </w:r>
+      <w:r>
+        <w:rPr>
+          <w:lang w:eastAsia="en-US" w:bidi="ar-SA"/>
+        </w:rPr>
+        <w:t xml:space="preserve"> и </w:t>
+      </w:r>
+      <w:r>
+        <w:rPr>
+          <w:lang w:eastAsia="en-US" w:bidi="ar-SA"/>
+        </w:rPr>
+        <w:t>протестировать систему</w:t>
       </w:r>
       <w:r>
         <w:rPr>
@@ -2786,13 +2800,7 @@
         <w:rPr>
           <w:lang w:eastAsia="en-US" w:bidi="ar-SA"/>
         </w:rPr>
-        <w:t>6</w:t>
-      </w:r>
-      <w:r>
-        <w:rPr>
-          <w:lang w:eastAsia="en-US" w:bidi="ar-SA"/>
-        </w:rPr>
-        <w:t xml:space="preserve"> </w:t>
+        <w:t xml:space="preserve">6 </w:t>
       </w:r>
       <w:r>
         <w:rPr>
@@ -2915,35 +2923,7 @@
         <w:rPr>
           <w:lang w:eastAsia="en-US" w:bidi="ar-SA"/>
         </w:rPr>
-        <w:t xml:space="preserve">Архитектура вычислительной системы для проекта автоматического дозатора на базе </w:t>
-      </w:r>
-      <w:proofErr w:type="spellStart"/>
-      <w:r>
-        <w:rPr>
-          <w:lang w:eastAsia="en-US" w:bidi="ar-SA"/>
-        </w:rPr>
-        <w:t>Arduino</w:t>
-      </w:r>
-      <w:proofErr w:type="spellEnd"/>
-      <w:r>
-        <w:rPr>
-          <w:lang w:eastAsia="en-US" w:bidi="ar-SA"/>
-        </w:rPr>
-        <w:t xml:space="preserve"> </w:t>
-      </w:r>
-      <w:proofErr w:type="spellStart"/>
-      <w:r>
-        <w:rPr>
-          <w:lang w:eastAsia="en-US" w:bidi="ar-SA"/>
-        </w:rPr>
-        <w:t>Nano</w:t>
-      </w:r>
-      <w:proofErr w:type="spellEnd"/>
-      <w:r>
-        <w:rPr>
-          <w:lang w:eastAsia="en-US" w:bidi="ar-SA"/>
-        </w:rPr>
-        <w:t xml:space="preserve"> основана на гарвардской архитектуре с разделением памяти программ и данных. Центральным ядром системы является микроконтроллер ATmega328P, который содержит 32 КБ флэш-памяти для хранения кода, 2 КБ оперативной памяти SRAM для работы с переменными и 1 КБ EEPROM для </w:t>
+        <w:t xml:space="preserve">Архитектура вычислительной системы для проекта автоматического дозатора на базе Arduino Nano основана на гарвардской архитектуре с разделением памяти программ и данных. Центральным ядром системы является микроконтроллер ATmega328P, который содержит 32 КБ флэш-памяти для хранения кода, 2 КБ оперативной памяти SRAM для работы с переменными и 1 КБ EEPROM для </w:t>
       </w:r>
       <w:r>
         <w:rPr>
@@ -3395,167 +3375,47 @@
         <w:rPr>
           <w:lang w:eastAsia="en-US"/>
         </w:rPr>
-        <w:t xml:space="preserve">Выбор </w:t>
-      </w:r>
-      <w:proofErr w:type="spellStart"/>
+        <w:t xml:space="preserve">Выбор Arduino Nano в качестве вычислительной платформы для проекта автоматического дозатора </w:t>
+      </w:r>
       <w:r>
         <w:rPr>
           <w:lang w:eastAsia="en-US"/>
         </w:rPr>
-        <w:t>Arduino</w:t>
-      </w:r>
-      <w:proofErr w:type="spellEnd"/>
+        <w:t>жидкости</w:t>
+      </w:r>
       <w:r>
         <w:rPr>
           <w:lang w:eastAsia="en-US"/>
         </w:rPr>
-        <w:t xml:space="preserve"> </w:t>
-      </w:r>
-      <w:proofErr w:type="spellStart"/>
-      <w:r>
+        <w:t xml:space="preserve"> обусловлен конкретными техническими требованиями и практическими соображениями. Основные функции системы включают опрос ультразвукового датчика HC-SR04, управление помпой через MOSFET-транзистор, вывод информации на LCD-дисплей и световую индикацию. Эти задачи не требуют высокой вычислительной мощности, но критически важны с точки зрения надежности и простоты реализации алгоритмов реального времени.</w:t>
+      </w:r>
+    </w:p>
+    <w:p>
+      <w:pPr>
+        <w:ind w:firstLine="709"/>
         <w:rPr>
           <w:lang w:eastAsia="en-US"/>
         </w:rPr>
-        <w:t>Nano</w:t>
-      </w:r>
-      <w:proofErr w:type="spellEnd"/>
+      </w:pPr>
       <w:r>
         <w:rPr>
           <w:lang w:eastAsia="en-US"/>
         </w:rPr>
-        <w:t xml:space="preserve"> в качестве вычислительной платформы для проекта автоматического дозатора </w:t>
-      </w:r>
-      <w:r>
+        <w:t>Arduino Nano оптимально соответствует указанным требованиям благодаря своей архитектуре. Микроконтроллер ATmega328P с тактовой частотой 16 МГц и 2 КБ оперативной памяти обеспечивает достаточную производительность для обработки данных с датчика расстояния и управления исполнительными устройствами. Наличие 14 цифровых выводов позволяет подключить все необходимые компоненты: датчик HC-SR04 (2 вывода), LCD-дисплей через I2C (2 вывода), MOSFET-транзистор (1 вывод) и три светодиода (3 вывода), при этом остаются свободные порты для возможного расширения системы.</w:t>
+      </w:r>
+    </w:p>
+    <w:p>
+      <w:pPr>
+        <w:ind w:firstLine="709"/>
         <w:rPr>
           <w:lang w:eastAsia="en-US"/>
         </w:rPr>
-        <w:t>жидкости</w:t>
-      </w:r>
+      </w:pPr>
       <w:r>
         <w:rPr>
           <w:lang w:eastAsia="en-US"/>
         </w:rPr>
-        <w:t xml:space="preserve"> обусловлен конкретными техническими требованиями и практическими соображениями. Основные функции системы включают опрос ультразвукового датчика HC-SR04, управление помпой через MOSFET-транзистор, вывод информации на LCD-дисплей и световую индикацию. Эти задачи не требуют высокой вычислительной мощности, но критически важны с точки зрения надежности и простоты реализации алгоритмов реального времени.</w:t>
-      </w:r>
-    </w:p>
-    <w:p>
-      <w:pPr>
-        <w:ind w:firstLine="709"/>
-        <w:rPr>
-          <w:lang w:eastAsia="en-US"/>
-        </w:rPr>
-      </w:pPr>
-      <w:proofErr w:type="spellStart"/>
-      <w:r>
-        <w:rPr>
-          <w:lang w:eastAsia="en-US"/>
-        </w:rPr>
-        <w:t>Arduino</w:t>
-      </w:r>
-      <w:proofErr w:type="spellEnd"/>
-      <w:r>
-        <w:rPr>
-          <w:lang w:eastAsia="en-US"/>
-        </w:rPr>
-        <w:t xml:space="preserve"> </w:t>
-      </w:r>
-      <w:proofErr w:type="spellStart"/>
-      <w:r>
-        <w:rPr>
-          <w:lang w:eastAsia="en-US"/>
-        </w:rPr>
-        <w:t>Nano</w:t>
-      </w:r>
-      <w:proofErr w:type="spellEnd"/>
-      <w:r>
-        <w:rPr>
-          <w:lang w:eastAsia="en-US"/>
-        </w:rPr>
-        <w:t xml:space="preserve"> оптимально соответствует указанным требованиям благодаря своей архитектуре. Микроконтроллер ATmega328P с тактовой частотой 16 МГц и 2 КБ оперативной памяти обеспечивает достаточную производительность для обработки данных с датчика расстояния и управления исполнительными устройствами. Наличие 14 цифровых выводов позволяет подключить все необходимые компоненты: датчик HC-SR04 (2 вывода), LCD-дисплей через I2C (2 вывода), MOSFET-транзистор (1 вывод) и три светодиода (3 вывода), при этом остаются свободные порты для возможного расширения системы.</w:t>
-      </w:r>
-    </w:p>
-    <w:p>
-      <w:pPr>
-        <w:ind w:firstLine="709"/>
-        <w:rPr>
-          <w:lang w:eastAsia="en-US"/>
-        </w:rPr>
-      </w:pPr>
-      <w:r>
-        <w:rPr>
-          <w:lang w:eastAsia="en-US"/>
-        </w:rPr>
-        <w:t xml:space="preserve">Ключевым преимуществом </w:t>
-      </w:r>
-      <w:proofErr w:type="spellStart"/>
-      <w:r>
-        <w:rPr>
-          <w:lang w:eastAsia="en-US"/>
-        </w:rPr>
-        <w:t>Arduino</w:t>
-      </w:r>
-      <w:proofErr w:type="spellEnd"/>
-      <w:r>
-        <w:rPr>
-          <w:lang w:eastAsia="en-US"/>
-        </w:rPr>
-        <w:t xml:space="preserve"> </w:t>
-      </w:r>
-      <w:proofErr w:type="spellStart"/>
-      <w:r>
-        <w:rPr>
-          <w:lang w:eastAsia="en-US"/>
-        </w:rPr>
-        <w:t>Nano</w:t>
-      </w:r>
-      <w:proofErr w:type="spellEnd"/>
-      <w:r>
-        <w:rPr>
-          <w:lang w:eastAsia="en-US"/>
-        </w:rPr>
-        <w:t xml:space="preserve"> перед другими платформами является ее компактность и возможность монтажа непосредственно на макетную плату, что особенно важно для создания компактного корпуса дозатора. По сравнению с </w:t>
-      </w:r>
-      <w:proofErr w:type="spellStart"/>
-      <w:r>
-        <w:rPr>
-          <w:lang w:eastAsia="en-US"/>
-        </w:rPr>
-        <w:t>Arduino</w:t>
-      </w:r>
-      <w:proofErr w:type="spellEnd"/>
-      <w:r>
-        <w:rPr>
-          <w:lang w:eastAsia="en-US"/>
-        </w:rPr>
-        <w:t xml:space="preserve"> </w:t>
-      </w:r>
-      <w:proofErr w:type="spellStart"/>
-      <w:r>
-        <w:rPr>
-          <w:lang w:eastAsia="en-US"/>
-        </w:rPr>
-        <w:t>Uno</w:t>
-      </w:r>
-      <w:proofErr w:type="spellEnd"/>
-      <w:r>
-        <w:rPr>
-          <w:lang w:eastAsia="en-US"/>
-        </w:rPr>
-        <w:t xml:space="preserve">, </w:t>
-      </w:r>
-      <w:proofErr w:type="spellStart"/>
-      <w:r>
-        <w:rPr>
-          <w:lang w:eastAsia="en-US"/>
-        </w:rPr>
-        <w:t>Nano</w:t>
-      </w:r>
-      <w:proofErr w:type="spellEnd"/>
-      <w:r>
-        <w:rPr>
-          <w:lang w:eastAsia="en-US"/>
-        </w:rPr>
-        <w:t xml:space="preserve"> имеет аналогичные характеристики, но существенно меньшие габариты (18×45 мм), что делает ее предпочтительным выбором для встраиваемых систем.</w:t>
+        <w:t>Ключевым преимуществом Arduino Nano перед другими платформами является ее компактность и возможность монтажа непосредственно на макетную плату, что особенно важно для создания компактного корпуса дозатора. По сравнению с Arduino Uno, Nano имеет аналогичные характеристики, но существенно меньшие габариты (18×45 мм), что делает ее предпочтительным выбором для встраиваемых систем.</w:t>
       </w:r>
     </w:p>
     <w:p>
@@ -3867,71 +3727,73 @@
         <w:rPr>
           <w:lang w:eastAsia="en-US"/>
         </w:rPr>
-        <w:t xml:space="preserve">Программное обеспечение </w:t>
-      </w:r>
-      <w:proofErr w:type="spellStart"/>
-      <w:r>
+        <w:t>Программное обеспечение Arduino IDE представляет собой интегрированную среду разработки, специально созданную для программирования микроконтроллеров Arduino. Основой разработки является язык C++ с упрощенным синтаксисом, адаптированным для начинающих пользователей. Ключевой особенностью программной архитектуры является концепция скетчей, состоящих из двух обязательных функций: setup() для однократной инициализации параметров и loop() для циклического выполнения основной программы.</w:t>
+      </w:r>
+    </w:p>
+    <w:p>
+      <w:pPr>
+        <w:ind w:firstLine="709"/>
         <w:rPr>
           <w:lang w:eastAsia="en-US"/>
         </w:rPr>
-        <w:t>Arduino</w:t>
-      </w:r>
-      <w:proofErr w:type="spellEnd"/>
+      </w:pPr>
       <w:r>
         <w:rPr>
           <w:lang w:eastAsia="en-US"/>
         </w:rPr>
-        <w:t xml:space="preserve"> IDE представляет собой интегрированную среду разработки, специально созданную для программирования микроконтроллеров </w:t>
-      </w:r>
-      <w:proofErr w:type="spellStart"/>
-      <w:r>
+        <w:t>Процесс компиляции и загрузки программ осуществляется через цепочку инструментов avr-gcc, включающую препроцессор, компилятор и линкер. Важной особенностью Arduino является автоматическая генерация прототипов функций и подключение стандартных заголовочных файлов, что значительно упрощает процесс разработки. Загрузка прошивки происходит через bootloader, записанный в память микроконтроллера, что позволяет программировать устройство через стандартный USB-интерфейс без использования внешних программаторов.</w:t>
+      </w:r>
+    </w:p>
+    <w:p>
+      <w:pPr>
+        <w:ind w:firstLine="709"/>
         <w:rPr>
           <w:lang w:eastAsia="en-US"/>
         </w:rPr>
-        <w:t>Arduino</w:t>
-      </w:r>
-      <w:proofErr w:type="spellEnd"/>
+      </w:pPr>
       <w:r>
         <w:rPr>
           <w:lang w:eastAsia="en-US"/>
         </w:rPr>
-        <w:t xml:space="preserve">. Основой разработки является язык C++ с упрощенным синтаксисом, адаптированным для начинающих пользователей. Ключевой особенностью программной архитектуры является концепция скетчей, состоящих из двух обязательных функций: </w:t>
-      </w:r>
-      <w:proofErr w:type="spellStart"/>
-      <w:proofErr w:type="gramStart"/>
+        <w:t xml:space="preserve">Библиотечная система Arduino включает несколько категорий компонентов: стандартные библиотеки (Wire, SPI, SoftwareSerial) для работы с базовыми интерфейсами, сторонние библиотеки для конкретных датчиков и модулей, а также пользовательские библиотеки. Для </w:t>
+      </w:r>
       <w:r>
         <w:rPr>
           <w:lang w:eastAsia="en-US"/>
         </w:rPr>
-        <w:t>setup</w:t>
-      </w:r>
-      <w:proofErr w:type="spellEnd"/>
+        <w:t xml:space="preserve">данного проекта </w:t>
+      </w:r>
       <w:r>
         <w:rPr>
           <w:lang w:eastAsia="en-US"/>
         </w:rPr>
-        <w:t>(</w:t>
-      </w:r>
-      <w:proofErr w:type="gramEnd"/>
-      <w:r>
+        <w:t>наиболее актуальными являются библиотеки для работы с ультразвуковым датчиком, LCD-дисплеем по протоколу I2C и управления исполнительными устройствами.</w:t>
+      </w:r>
+    </w:p>
+    <w:p>
+      <w:pPr>
+        <w:ind w:firstLine="709"/>
         <w:rPr>
           <w:lang w:eastAsia="en-US"/>
         </w:rPr>
-        <w:t xml:space="preserve">) для однократной инициализации параметров и </w:t>
-      </w:r>
-      <w:proofErr w:type="spellStart"/>
+      </w:pPr>
       <w:r>
         <w:rPr>
           <w:lang w:eastAsia="en-US"/>
         </w:rPr>
-        <w:t>loop</w:t>
-      </w:r>
-      <w:proofErr w:type="spellEnd"/>
+        <w:t>Взаимодействие с аппаратной частью реализовано через систему функций аппаратной абстракции: pinMode() для настройки режима работы выводов, digitalWrite()</w:t>
+      </w:r>
       <w:r>
         <w:rPr>
           <w:lang w:eastAsia="en-US"/>
         </w:rPr>
-        <w:t>() для циклического выполнения основной программы.</w:t>
+        <w:t xml:space="preserve"> и </w:t>
+      </w:r>
+      <w:r>
+        <w:rPr>
+          <w:lang w:eastAsia="en-US"/>
+        </w:rPr>
+        <w:t>digitalRead() для работы с цифровыми сигналами, analogRead() для чтения аналоговых значений, а также delay() и millis() для управления временными интервалами. Отладка программ осуществляется через последовательный порт с использованием функций Serial.begin() и Serial.print(), что позволяет выводить отладочную информацию на компьютер.</w:t>
       </w:r>
     </w:p>
     <w:p>
@@ -3945,319 +3807,19 @@
         <w:rPr>
           <w:lang w:eastAsia="en-US"/>
         </w:rPr>
-        <w:t xml:space="preserve">Процесс компиляции и загрузки программ осуществляется через цепочку инструментов </w:t>
-      </w:r>
-      <w:proofErr w:type="spellStart"/>
+        <w:t xml:space="preserve">Для </w:t>
+      </w:r>
       <w:r>
         <w:rPr>
           <w:lang w:eastAsia="en-US"/>
         </w:rPr>
-        <w:t>avr-gcc</w:t>
-      </w:r>
-      <w:proofErr w:type="spellEnd"/>
+        <w:t xml:space="preserve">данного </w:t>
+      </w:r>
       <w:r>
         <w:rPr>
           <w:lang w:eastAsia="en-US"/>
         </w:rPr>
-        <w:t xml:space="preserve">, включающую препроцессор, компилятор и линкер. Важной особенностью </w:t>
-      </w:r>
-      <w:proofErr w:type="spellStart"/>
-      <w:r>
-        <w:rPr>
-          <w:lang w:eastAsia="en-US"/>
-        </w:rPr>
-        <w:t>Arduino</w:t>
-      </w:r>
-      <w:proofErr w:type="spellEnd"/>
-      <w:r>
-        <w:rPr>
-          <w:lang w:eastAsia="en-US"/>
-        </w:rPr>
-        <w:t xml:space="preserve"> является автоматическая генерация прототипов функций и подключение стандартных заголовочных файлов, что значительно упрощает процесс разработки. Загрузка прошивки происходит через </w:t>
-      </w:r>
-      <w:proofErr w:type="spellStart"/>
-      <w:r>
-        <w:rPr>
-          <w:lang w:eastAsia="en-US"/>
-        </w:rPr>
-        <w:t>bootloader</w:t>
-      </w:r>
-      <w:proofErr w:type="spellEnd"/>
-      <w:r>
-        <w:rPr>
-          <w:lang w:eastAsia="en-US"/>
-        </w:rPr>
-        <w:t>, записанный в память микроконтроллера, что позволяет программировать устройство через стандартный USB-интерфейс без использования внешних программаторов.</w:t>
-      </w:r>
-    </w:p>
-    <w:p>
-      <w:pPr>
-        <w:ind w:firstLine="709"/>
-        <w:rPr>
-          <w:lang w:eastAsia="en-US"/>
-        </w:rPr>
-      </w:pPr>
-      <w:r>
-        <w:rPr>
-          <w:lang w:eastAsia="en-US"/>
-        </w:rPr>
-        <w:t xml:space="preserve">Библиотечная система </w:t>
-      </w:r>
-      <w:proofErr w:type="spellStart"/>
-      <w:r>
-        <w:rPr>
-          <w:lang w:eastAsia="en-US"/>
-        </w:rPr>
-        <w:t>Arduino</w:t>
-      </w:r>
-      <w:proofErr w:type="spellEnd"/>
-      <w:r>
-        <w:rPr>
-          <w:lang w:eastAsia="en-US"/>
-        </w:rPr>
-        <w:t xml:space="preserve"> включает несколько категорий компонентов: стандартные библиотеки (</w:t>
-      </w:r>
-      <w:proofErr w:type="spellStart"/>
-      <w:r>
-        <w:rPr>
-          <w:lang w:eastAsia="en-US"/>
-        </w:rPr>
-        <w:t>Wire</w:t>
-      </w:r>
-      <w:proofErr w:type="spellEnd"/>
-      <w:r>
-        <w:rPr>
-          <w:lang w:eastAsia="en-US"/>
-        </w:rPr>
-        <w:t xml:space="preserve">, SPI, </w:t>
-      </w:r>
-      <w:proofErr w:type="spellStart"/>
-      <w:r>
-        <w:rPr>
-          <w:lang w:eastAsia="en-US"/>
-        </w:rPr>
-        <w:t>SoftwareSerial</w:t>
-      </w:r>
-      <w:proofErr w:type="spellEnd"/>
-      <w:r>
-        <w:rPr>
-          <w:lang w:eastAsia="en-US"/>
-        </w:rPr>
-        <w:t xml:space="preserve">) для работы с базовыми интерфейсами, сторонние библиотеки для конкретных датчиков и модулей, а также пользовательские библиотеки. Для </w:t>
-      </w:r>
-      <w:r>
-        <w:rPr>
-          <w:lang w:eastAsia="en-US"/>
-        </w:rPr>
-        <w:t xml:space="preserve">данного проекта </w:t>
-      </w:r>
-      <w:r>
-        <w:rPr>
-          <w:lang w:eastAsia="en-US"/>
-        </w:rPr>
-        <w:t>наиболее актуальными являются библиотеки для работы с ультразвуковым датчиком, LCD-дисплеем по протоколу I2C и управления исполнительными устройствами.</w:t>
-      </w:r>
-    </w:p>
-    <w:p>
-      <w:pPr>
-        <w:ind w:firstLine="709"/>
-        <w:rPr>
-          <w:lang w:eastAsia="en-US"/>
-        </w:rPr>
-      </w:pPr>
-      <w:r>
-        <w:rPr>
-          <w:lang w:eastAsia="en-US"/>
-        </w:rPr>
-        <w:t xml:space="preserve">Взаимодействие с аппаратной частью реализовано через систему функций аппаратной абстракции: </w:t>
-      </w:r>
-      <w:proofErr w:type="spellStart"/>
-      <w:proofErr w:type="gramStart"/>
-      <w:r>
-        <w:rPr>
-          <w:lang w:eastAsia="en-US"/>
-        </w:rPr>
-        <w:t>pinMode</w:t>
-      </w:r>
-      <w:proofErr w:type="spellEnd"/>
-      <w:r>
-        <w:rPr>
-          <w:lang w:eastAsia="en-US"/>
-        </w:rPr>
-        <w:t>(</w:t>
-      </w:r>
-      <w:proofErr w:type="gramEnd"/>
-      <w:r>
-        <w:rPr>
-          <w:lang w:eastAsia="en-US"/>
-        </w:rPr>
-        <w:t xml:space="preserve">) для настройки режима работы выводов, </w:t>
-      </w:r>
-      <w:proofErr w:type="spellStart"/>
-      <w:r>
-        <w:rPr>
-          <w:lang w:eastAsia="en-US"/>
-        </w:rPr>
-        <w:t>digitalWrite</w:t>
-      </w:r>
-      <w:proofErr w:type="spellEnd"/>
-      <w:r>
-        <w:rPr>
-          <w:lang w:eastAsia="en-US"/>
-        </w:rPr>
-        <w:t>()</w:t>
-      </w:r>
-      <w:r>
-        <w:rPr>
-          <w:lang w:eastAsia="en-US"/>
-        </w:rPr>
-        <w:t xml:space="preserve"> и </w:t>
-      </w:r>
-      <w:proofErr w:type="spellStart"/>
-      <w:r>
-        <w:rPr>
-          <w:lang w:eastAsia="en-US"/>
-        </w:rPr>
-        <w:t>digitalRead</w:t>
-      </w:r>
-      <w:proofErr w:type="spellEnd"/>
-      <w:r>
-        <w:rPr>
-          <w:lang w:eastAsia="en-US"/>
-        </w:rPr>
-        <w:t xml:space="preserve">() для работы с цифровыми сигналами, </w:t>
-      </w:r>
-      <w:proofErr w:type="spellStart"/>
-      <w:r>
-        <w:rPr>
-          <w:lang w:eastAsia="en-US"/>
-        </w:rPr>
-        <w:t>analogRead</w:t>
-      </w:r>
-      <w:proofErr w:type="spellEnd"/>
-      <w:r>
-        <w:rPr>
-          <w:lang w:eastAsia="en-US"/>
-        </w:rPr>
-        <w:t xml:space="preserve">() для чтения аналоговых значений, а также </w:t>
-      </w:r>
-      <w:proofErr w:type="spellStart"/>
-      <w:r>
-        <w:rPr>
-          <w:lang w:eastAsia="en-US"/>
-        </w:rPr>
-        <w:t>delay</w:t>
-      </w:r>
-      <w:proofErr w:type="spellEnd"/>
-      <w:r>
-        <w:rPr>
-          <w:lang w:eastAsia="en-US"/>
-        </w:rPr>
-        <w:t xml:space="preserve">() и </w:t>
-      </w:r>
-      <w:proofErr w:type="spellStart"/>
-      <w:r>
-        <w:rPr>
-          <w:lang w:eastAsia="en-US"/>
-        </w:rPr>
-        <w:t>millis</w:t>
-      </w:r>
-      <w:proofErr w:type="spellEnd"/>
-      <w:r>
-        <w:rPr>
-          <w:lang w:eastAsia="en-US"/>
-        </w:rPr>
-        <w:t xml:space="preserve">() для управления временными интервалами. Отладка программ осуществляется через последовательный порт с использованием функций </w:t>
-      </w:r>
-      <w:proofErr w:type="spellStart"/>
-      <w:r>
-        <w:rPr>
-          <w:lang w:eastAsia="en-US"/>
-        </w:rPr>
-        <w:t>Serial.begin</w:t>
-      </w:r>
-      <w:proofErr w:type="spellEnd"/>
-      <w:r>
-        <w:rPr>
-          <w:lang w:eastAsia="en-US"/>
-        </w:rPr>
-        <w:t xml:space="preserve">() и </w:t>
-      </w:r>
-      <w:proofErr w:type="spellStart"/>
-      <w:r>
-        <w:rPr>
-          <w:lang w:eastAsia="en-US"/>
-        </w:rPr>
-        <w:t>Serial.print</w:t>
-      </w:r>
-      <w:proofErr w:type="spellEnd"/>
-      <w:r>
-        <w:rPr>
-          <w:lang w:eastAsia="en-US"/>
-        </w:rPr>
-        <w:t>(), что позволяет выводить отладочную информацию на компьютер.</w:t>
-      </w:r>
-    </w:p>
-    <w:p>
-      <w:pPr>
-        <w:ind w:firstLine="709"/>
-        <w:rPr>
-          <w:lang w:eastAsia="en-US"/>
-        </w:rPr>
-      </w:pPr>
-      <w:r>
-        <w:rPr>
-          <w:lang w:eastAsia="en-US"/>
-        </w:rPr>
-        <w:t xml:space="preserve">Для </w:t>
-      </w:r>
-      <w:r>
-        <w:rPr>
-          <w:lang w:eastAsia="en-US"/>
-        </w:rPr>
-        <w:t xml:space="preserve">данного </w:t>
-      </w:r>
-      <w:r>
-        <w:rPr>
-          <w:lang w:eastAsia="en-US"/>
-        </w:rPr>
-        <w:t xml:space="preserve">проекта программное обеспечение будет включать инициализацию периферийных устройств в функции </w:t>
-      </w:r>
-      <w:proofErr w:type="spellStart"/>
-      <w:proofErr w:type="gramStart"/>
-      <w:r>
-        <w:rPr>
-          <w:lang w:eastAsia="en-US"/>
-        </w:rPr>
-        <w:t>setup</w:t>
-      </w:r>
-      <w:proofErr w:type="spellEnd"/>
-      <w:r>
-        <w:rPr>
-          <w:lang w:eastAsia="en-US"/>
-        </w:rPr>
-        <w:t>(</w:t>
-      </w:r>
-      <w:proofErr w:type="gramEnd"/>
-      <w:r>
-        <w:rPr>
-          <w:lang w:eastAsia="en-US"/>
-        </w:rPr>
-        <w:t xml:space="preserve">), циклический опрос датчика расстояния в функции </w:t>
-      </w:r>
-      <w:proofErr w:type="spellStart"/>
-      <w:r>
-        <w:rPr>
-          <w:lang w:eastAsia="en-US"/>
-        </w:rPr>
-        <w:t>loop</w:t>
-      </w:r>
-      <w:proofErr w:type="spellEnd"/>
-      <w:r>
-        <w:rPr>
-          <w:lang w:eastAsia="en-US"/>
-        </w:rPr>
-        <w:t xml:space="preserve">(), алгоритм управления помпой с точным таймингом, визуализацию статуса работы на LCD-дисплее и обработку исключительных ситуаций. Весь код будет разработан с учетом </w:t>
+        <w:t xml:space="preserve">проекта программное обеспечение будет включать инициализацию периферийных устройств в функции setup(), циклический опрос датчика расстояния в функции loop(), алгоритм управления помпой с точным таймингом, визуализацию статуса работы на LCD-дисплее и обработку исключительных ситуаций. Весь код будет разработан с учетом </w:t>
       </w:r>
       <w:r>
         <w:rPr>
@@ -4312,23 +3874,7 @@
         <w:ind w:firstLine="709"/>
       </w:pPr>
       <w:r>
-        <w:t xml:space="preserve">История развития </w:t>
-      </w:r>
-      <w:proofErr w:type="spellStart"/>
-      <w:r>
-        <w:t>Arduino</w:t>
-      </w:r>
-      <w:proofErr w:type="spellEnd"/>
-      <w:r>
-        <w:t xml:space="preserve"> IDE тесно связана с эволюцией аппаратной платформы </w:t>
-      </w:r>
-      <w:proofErr w:type="spellStart"/>
-      <w:r>
-        <w:t>Arduino</w:t>
-      </w:r>
-      <w:proofErr w:type="spellEnd"/>
-      <w:r>
-        <w:t>. Первая версия среды разработки была выпущена в 2005 году и базировалась на открытой платформе Processing, изначально созданной для визуализации данных. Основной целью разработчиков было создание простой и доступной среды для программирования микроконтроллеров, которая бы не требовала глубоких знаний в электронике.</w:t>
+        <w:t>История развития Arduino IDE тесно связана с эволюцией аппаратной платформы Arduino. Первая версия среды разработки была выпущена в 2005 году и базировалась на открытой платформе Processing, изначально созданной для визуализации данных. Основной целью разработчиков было создание простой и доступной среды для программирования микроконтроллеров, которая бы не требовала глубоких знаний в электронике.</w:t>
       </w:r>
     </w:p>
     <w:p>
@@ -4338,39 +3884,7 @@
         <w:ind w:firstLine="709"/>
       </w:pPr>
       <w:r>
-        <w:t xml:space="preserve">Со временем </w:t>
-      </w:r>
-      <w:proofErr w:type="spellStart"/>
-      <w:r>
-        <w:t>Arduino</w:t>
-      </w:r>
-      <w:proofErr w:type="spellEnd"/>
-      <w:r>
-        <w:t xml:space="preserve"> IDE прошла значительный путь развития. Ранние версии (1.0.x) предлагали базовый функционал для написания и загрузки кода, тогда как современные версии (2.x) получили улучшенный редактор с </w:t>
-      </w:r>
-      <w:proofErr w:type="spellStart"/>
-      <w:r>
-        <w:t>автодополнением</w:t>
-      </w:r>
-      <w:proofErr w:type="spellEnd"/>
-      <w:r>
-        <w:t xml:space="preserve"> кода, интегрированный менеджер библиотек и поддержку </w:t>
-      </w:r>
-      <w:proofErr w:type="spellStart"/>
-      <w:r>
-        <w:t>Git</w:t>
-      </w:r>
-      <w:proofErr w:type="spellEnd"/>
-      <w:r>
-        <w:t xml:space="preserve">. Важным этапом стало появление </w:t>
-      </w:r>
-      <w:proofErr w:type="spellStart"/>
-      <w:r>
-        <w:t>Arduino</w:t>
-      </w:r>
-      <w:proofErr w:type="spellEnd"/>
-      <w:r>
-        <w:t xml:space="preserve"> IDE 1.5 с поддержкой новых плат на базе 32-битных микроконтроллеров.</w:t>
+        <w:t>Со временем Arduino IDE прошла значительный путь развития. Ранние версии (1.0.x) предлагали базовый функционал для написания и загрузки кода, тогда как современные версии (2.x) получили улучшенный редактор с автодополнением кода, интегрированный менеджер библиотек и поддержку Git. Важным этапом стало появление Arduino IDE 1.5 с поддержкой новых плат на базе 32-битных микроконтроллеров.</w:t>
       </w:r>
     </w:p>
     <w:p>
@@ -4380,23 +3894,7 @@
         <w:ind w:firstLine="709"/>
       </w:pPr>
       <w:r>
-        <w:t xml:space="preserve">Ключевыми достоинствами </w:t>
-      </w:r>
-      <w:proofErr w:type="spellStart"/>
-      <w:r>
-        <w:t>Arduino</w:t>
-      </w:r>
-      <w:proofErr w:type="spellEnd"/>
-      <w:r>
-        <w:t xml:space="preserve"> IDE являются ее кроссплатформенность (поддержка Windows, </w:t>
-      </w:r>
-      <w:proofErr w:type="spellStart"/>
-      <w:r>
-        <w:t>macOS</w:t>
-      </w:r>
-      <w:proofErr w:type="spellEnd"/>
-      <w:r>
-        <w:t>, Linux), простота установки и настройки, а также интеграция с менеджером плат, позволяющим легко добавлять поддержку новых устройств. Особенно важна для образовательных проектов встроенная поддержка последовательного монитора для отладки программ.</w:t>
+        <w:t>Ключевыми достоинствами Arduino IDE являются ее кроссплатформенность (поддержка Windows, macOS, Linux), простота установки и настройки, а также интеграция с менеджером плат, позволяющим легко добавлять поддержку новых устройств. Особенно важна для образовательных проектов встроенная поддержка последовательного монитора для отладки программ.</w:t>
       </w:r>
     </w:p>
     <w:p>
@@ -4406,15 +3904,7 @@
         <w:ind w:firstLine="709"/>
       </w:pPr>
       <w:r>
-        <w:t xml:space="preserve">Несмотря на некоторые ограничения (относительно простой отладчик по сравнению с профессиональными средами), </w:t>
-      </w:r>
-      <w:proofErr w:type="spellStart"/>
-      <w:r>
-        <w:t>Arduino</w:t>
-      </w:r>
-      <w:proofErr w:type="spellEnd"/>
-      <w:r>
-        <w:t xml:space="preserve"> IDE остается оптимальным выбором для учебных проектов благодаря сочетанию простоты использования и достаточного функционала для реализации таких устройств, как автоматический дозатор жидкости.</w:t>
+        <w:t>Несмотря на некоторые ограничения (относительно простой отладчик по сравнению с профессиональными средами), Arduino IDE остается оптимальным выбором для учебных проектов благодаря сочетанию простоты использования и достаточного функционала для реализации таких устройств, как автоматический дозатор жидкости.</w:t>
       </w:r>
     </w:p>
     <w:p>
@@ -4639,15 +4129,7 @@
         <w:ind w:firstLine="709"/>
       </w:pPr>
       <w:r>
-        <w:t xml:space="preserve">Для реализации системы автоматического дозатора жидкости используется набор специализированных библиотек </w:t>
-      </w:r>
-      <w:proofErr w:type="spellStart"/>
-      <w:r>
-        <w:t>Arduino</w:t>
-      </w:r>
-      <w:proofErr w:type="spellEnd"/>
-      <w:r>
-        <w:t xml:space="preserve">, обеспечивающих взаимодействие с аппаратными компонентами системы. </w:t>
+        <w:t xml:space="preserve">Для реализации системы автоматического дозатора жидкости используется набор специализированных библиотек Arduino, обеспечивающих взаимодействие с аппаратными компонентами системы. </w:t>
       </w:r>
     </w:p>
     <w:p>
@@ -4657,15 +4139,7 @@
         <w:ind w:firstLine="709"/>
       </w:pPr>
       <w:r>
-        <w:t xml:space="preserve">Библиотека </w:t>
-      </w:r>
-      <w:proofErr w:type="spellStart"/>
-      <w:r>
-        <w:t>Wire.h</w:t>
-      </w:r>
-      <w:proofErr w:type="spellEnd"/>
-      <w:r>
-        <w:t xml:space="preserve"> предоставляет функции для работы с интерфейсом I2C/TWI, который используется для связи с LCD-дисплеем. Эта библиотека реализует протокол связи на основе аппаратной поддержки микроконтроллера ATmega328P и обеспечивает стабильную передачу данных на частоте 100 кГц [7].</w:t>
+        <w:t>Библиотека Wire.h предоставляет функции для работы с интерфейсом I2C/TWI, который используется для связи с LCD-дисплеем. Эта библиотека реализует протокол связи на основе аппаратной поддержки микроконтроллера ATmega328P и обеспечивает стабильную передачу данных на частоте 100 кГц [7].</w:t>
       </w:r>
     </w:p>
     <w:p>
@@ -4675,28 +4149,7 @@
         <w:ind w:firstLine="709"/>
       </w:pPr>
       <w:r>
-        <w:t xml:space="preserve">Для работы с ультразвуковым датчиком применяется библиотека </w:t>
-      </w:r>
-      <w:proofErr w:type="spellStart"/>
-      <w:r>
-        <w:t>NewPing.h</w:t>
-      </w:r>
-      <w:proofErr w:type="spellEnd"/>
-      <w:r>
-        <w:t xml:space="preserve">, которая предлагает улучшенные алгоритмы измерения расстояния. Библиотека обеспечивает фильтрацию ложных срабатываний и позволяет точно измерять расстояния в диапазоне от 2 до 400 см. Основная функция </w:t>
-      </w:r>
-      <w:proofErr w:type="spellStart"/>
-      <w:proofErr w:type="gramStart"/>
-      <w:r>
-        <w:t>sonar.ping</w:t>
-      </w:r>
-      <w:proofErr w:type="gramEnd"/>
-      <w:r>
-        <w:t>_cm</w:t>
-      </w:r>
-      <w:proofErr w:type="spellEnd"/>
-      <w:r>
-        <w:t>() возвращает расстояние в сантиметрах [</w:t>
+        <w:t>Для работы с ультразвуковым датчиком применяется библиотека NewPing.h, которая предлагает улучшенные алгоритмы измерения расстояния. Библиотека обеспечивает фильтрацию ложных срабатываний и позволяет точно измерять расстояния в диапазоне от 2 до 400 см. Основная функция sonar.ping_cm() возвращает расстояние в сантиметрах [</w:t>
       </w:r>
       <w:r>
         <w:t>8</w:t>
@@ -4718,65 +4171,7 @@
         <w:t>набора</w:t>
       </w:r>
       <w:r>
-        <w:t xml:space="preserve"> </w:t>
-      </w:r>
-      <w:proofErr w:type="spellStart"/>
-      <w:r>
-        <w:t>Arduino</w:t>
-      </w:r>
-      <w:proofErr w:type="spellEnd"/>
-      <w:r>
-        <w:t xml:space="preserve"> активно используются функции цифрового ввода-вывода: </w:t>
-      </w:r>
-      <w:proofErr w:type="spellStart"/>
-      <w:proofErr w:type="gramStart"/>
-      <w:r>
-        <w:t>pinMode</w:t>
-      </w:r>
-      <w:proofErr w:type="spellEnd"/>
-      <w:r>
-        <w:t>(</w:t>
-      </w:r>
-      <w:proofErr w:type="gramEnd"/>
-      <w:r>
-        <w:t xml:space="preserve">) для настройки режимов работы выводов, </w:t>
-      </w:r>
-      <w:proofErr w:type="spellStart"/>
-      <w:r>
-        <w:t>digitalWrite</w:t>
-      </w:r>
-      <w:proofErr w:type="spellEnd"/>
-      <w:r>
-        <w:t xml:space="preserve">() для управления исполнительными устройствами (помпой, светодиодами) и </w:t>
-      </w:r>
-      <w:proofErr w:type="spellStart"/>
-      <w:r>
-        <w:t>digitalRead</w:t>
-      </w:r>
-      <w:proofErr w:type="spellEnd"/>
-      <w:r>
-        <w:t xml:space="preserve">() для опроса состояния кнопок. Для временных задержек применяются функции </w:t>
-      </w:r>
-      <w:proofErr w:type="spellStart"/>
-      <w:proofErr w:type="gramStart"/>
-      <w:r>
-        <w:t>delay</w:t>
-      </w:r>
-      <w:proofErr w:type="spellEnd"/>
-      <w:r>
-        <w:t>(</w:t>
-      </w:r>
-      <w:proofErr w:type="gramEnd"/>
-      <w:r>
-        <w:t xml:space="preserve">) и </w:t>
-      </w:r>
-      <w:proofErr w:type="spellStart"/>
-      <w:r>
-        <w:t>millis</w:t>
-      </w:r>
-      <w:proofErr w:type="spellEnd"/>
-      <w:r>
-        <w:t>(), последняя обеспечивает неблокирующие паузы в работе программы.</w:t>
+        <w:t xml:space="preserve"> Arduino активно используются функции цифрового ввода-вывода: pinMode() для настройки режимов работы выводов, digitalWrite() для управления исполнительными устройствами (помпой, светодиодами) и digitalRead() для опроса состояния кнопок. Для временных задержек применяются функции delay() и millis(), последняя обеспечивает неблокирующие паузы в работе программы.</w:t>
       </w:r>
     </w:p>
     <w:p>
@@ -4799,10 +4194,13 @@
         <w:ind w:firstLine="709"/>
       </w:pPr>
       <w:r>
-        <w:t>Рассмотренная в данной главе</w:t>
-      </w:r>
-      <w:r>
-        <w:t xml:space="preserve"> платформа программного обеспечения идеально подходит для выполнения </w:t>
+        <w:t>Рассмотренная в данно</w:t>
+      </w:r>
+      <w:r>
+        <w:t xml:space="preserve">м разделе </w:t>
+      </w:r>
+      <w:r>
+        <w:t xml:space="preserve">платформа программного обеспечения идеально подходит для выполнения </w:t>
       </w:r>
       <w:r>
         <w:t>курсового</w:t>
@@ -4904,9 +4302,21 @@
       </w:pPr>
       <w:r>
         <w:rPr>
-          <w:lang w:eastAsia="en-US"/>
-        </w:rPr>
-        <w:t>АБОБА</w:t>
+          <w:lang w:eastAsia="en-US" w:bidi="ar-SA"/>
+        </w:rPr>
+        <w:t>Контактное управление дозаторами жидкостей повышает риск перекрёстного загрязнения и снижения дисциплины гигиены. В здравоохранении именно бесконтактные системы считаются предпочтительными, поскольку уменьшают передачу патогенов и повышают соблюдение правил обработки рук; эти подходы закреплены в руководствах ВОЗ и подтверждаются современными обзорами по автоматизированным системам гигиены рук. [</w:t>
+      </w:r>
+      <w:r>
+        <w:rPr>
+          <w:lang w:eastAsia="en-US" w:bidi="ar-SA"/>
+        </w:rPr>
+        <w:t>9</w:t>
+      </w:r>
+      <w:r>
+        <w:rPr>
+          <w:lang w:eastAsia="en-US" w:bidi="ar-SA"/>
+        </w:rPr>
+        <w:t>]</w:t>
       </w:r>
     </w:p>
     <w:p>
@@ -4914,6 +4324,48 @@
         <w:pStyle w:val="aa"/>
         <w:ind w:left="0" w:firstLine="709"/>
         <w:rPr>
+          <w:lang w:eastAsia="en-US"/>
+        </w:rPr>
+      </w:pPr>
+      <w:r>
+        <w:rPr>
+          <w:lang w:eastAsia="en-US"/>
+        </w:rPr>
+        <w:t>Для практического использования важна не только бесконтактность, но и воспроизводимость порции. Исследования коммерческих бесконтактных дозаторов показывают, что фактическая подача иногда колеблется и не всегда соответствует целевому объёму</w:t>
+      </w:r>
+      <w:r>
+        <w:rPr>
+          <w:lang w:eastAsia="en-US"/>
+        </w:rPr>
+        <w:t xml:space="preserve">, </w:t>
+      </w:r>
+      <w:r>
+        <w:rPr>
+          <w:lang w:eastAsia="en-US"/>
+        </w:rPr>
+        <w:t>поэтому требуется возможность калибровки и контроля дозы на уровне алгоритмов. Разработка собственного ПО позволяет связать время работы насоса, учёт пусковых задержек и вязкости жидкости в единую модель, обеспечивая стабильный объём выдачи.</w:t>
+      </w:r>
+    </w:p>
+    <w:p>
+      <w:pPr>
+        <w:pStyle w:val="aa"/>
+        <w:ind w:left="0" w:firstLine="709"/>
+        <w:rPr>
+          <w:lang w:eastAsia="en-US" w:bidi="ar-SA"/>
+        </w:rPr>
+      </w:pPr>
+      <w:r>
+        <w:rPr>
+          <w:lang w:eastAsia="en-US"/>
+        </w:rPr>
+        <w:t>Таким образом, разработка собственного программного обеспечения для описанной аппаратной платформы необходима для достижения трёх ключевых целей: обеспечения бесконтактного взаимодействия с пользователем в соответствии с современными практиками гигиены, получения стабильной и калибруемой дозы при вариациях характеристик насоса и жидкости, а также создания открытого и модифицируемого решения с развёрнутой индикацией и диагностикой. Это делает проект экономичным, адаптивным.</w:t>
+      </w:r>
+    </w:p>
+    <w:p>
+      <w:pPr>
+        <w:pStyle w:val="aa"/>
+        <w:ind w:left="0" w:firstLine="709"/>
+        <w:rPr>
           <w:lang w:eastAsia="en-US" w:bidi="ar-SA"/>
         </w:rPr>
       </w:pPr>
@@ -4954,73 +4406,361 @@
         <w:ind w:firstLine="709"/>
         <w:rPr>
           <w:bCs/>
-          <w:lang w:eastAsia="en-US" w:bidi="ar-SA"/>
-        </w:rPr>
-      </w:pPr>
-      <w:proofErr w:type="spellStart"/>
-      <w:r>
-        <w:rPr>
-          <w:bCs/>
-          <w:lang w:eastAsia="en-US" w:bidi="ar-SA"/>
-        </w:rPr>
-        <w:t>Абоба</w:t>
-      </w:r>
-      <w:proofErr w:type="spellEnd"/>
-    </w:p>
-    <w:p>
-      <w:pPr>
-        <w:ind w:firstLine="709"/>
-        <w:rPr>
-          <w:bCs/>
-          <w:lang w:eastAsia="en-US" w:bidi="ar-SA"/>
-        </w:rPr>
-      </w:pPr>
-    </w:p>
-    <w:p>
-      <w:pPr>
-        <w:pStyle w:val="2"/>
-        <w:rPr>
-          <w:lang w:eastAsia="en-US" w:bidi="ar-SA"/>
-        </w:rPr>
-      </w:pPr>
-      <w:r>
-        <w:rPr>
-          <w:lang w:eastAsia="en-US" w:bidi="ar-SA"/>
-        </w:rPr>
-        <w:t xml:space="preserve">3.3 </w:t>
-      </w:r>
-      <w:r>
-        <w:rPr>
-          <w:lang w:eastAsia="en-US" w:bidi="ar-SA"/>
-        </w:rPr>
-        <w:t>Связь архитектуры вычислительной системы с разрабатываемым программным обеспечением</w:t>
-      </w:r>
-    </w:p>
-    <w:p>
-      <w:pPr>
-        <w:ind w:firstLine="709"/>
-        <w:rPr>
-          <w:lang w:eastAsia="en-US" w:bidi="ar-SA"/>
-        </w:rPr>
-      </w:pPr>
-    </w:p>
-    <w:p>
-      <w:pPr>
-        <w:ind w:firstLine="709"/>
+          <w:lang w:eastAsia="en-US"/>
+        </w:rPr>
+      </w:pPr>
+      <w:r>
         <w:rPr>
           <w:bCs/>
           <w:lang w:eastAsia="en-US"/>
         </w:rPr>
-      </w:pPr>
-      <w:proofErr w:type="spellStart"/>
-      <w:r>
+        <w:t>Программное обеспечение дозатора реализовано на языке C++ в среде Arduino, что обеспечивает прямую компиляцию в машинный код микроконтроллера и предсказуемое поведение в режиме реального времени. Архитектурно проект опирается на классическую структуру скетча с функциями setup() и loop(): в первой выполняется инициализация периферии и параметров, во второй — непрерывный цикл обработки датчиков, логики дозирования и индикации. Такой подход соответствует рекомендуемой модели программирования платформы Arduino и облегчает организацию реактивного приложения.</w:t>
+      </w:r>
+    </w:p>
+    <w:p>
+      <w:pPr>
+        <w:ind w:firstLine="709"/>
         <w:rPr>
           <w:bCs/>
           <w:lang w:eastAsia="en-US"/>
         </w:rPr>
-        <w:t>Абоба</w:t>
-      </w:r>
-      <w:proofErr w:type="spellEnd"/>
+      </w:pPr>
+      <w:r>
+        <w:rPr>
+          <w:bCs/>
+          <w:lang w:eastAsia="en-US"/>
+        </w:rPr>
+        <w:lastRenderedPageBreak/>
+        <w:t>Для управления временем и кооперативной «многозадачности» используется счётчик миллисекунд millis(), позволяющий запускать периодические процедуры без блокировки основного цикла; функция delay() применяется только там, где допустима кратковременная пауза, чтобы не нарушать отзывчивость системы. Благодаря этому удаётся одновременно опрашивать два ультразвуковых датчика, обновлять индикацию на дисплее и точно отрабатывать импульсы включения насоса.</w:t>
+      </w:r>
+    </w:p>
+    <w:p>
+      <w:pPr>
+        <w:ind w:firstLine="709"/>
+        <w:rPr>
+          <w:bCs/>
+          <w:lang w:eastAsia="en-US"/>
+        </w:rPr>
+      </w:pPr>
+      <w:r>
+        <w:rPr>
+          <w:bCs/>
+          <w:lang w:eastAsia="en-US"/>
+        </w:rPr>
+        <w:t>Связь с OLED-дисплеем 0,96″ на контроллере SSD1306 реализована по шине I²C через стандартную библиотеку Wire. Выбор интерфейса I²C минимизирует число задействованных выводов и упрощает разводку, а использование готовой библиотеки для SSD1306</w:t>
+      </w:r>
+      <w:r>
+        <w:rPr>
+          <w:bCs/>
+          <w:lang w:eastAsia="en-US"/>
+        </w:rPr>
+        <w:t xml:space="preserve"> </w:t>
+      </w:r>
+      <w:r>
+        <w:rPr>
+          <w:bCs/>
+          <w:lang w:eastAsia="en-US"/>
+        </w:rPr>
+        <w:t>ускоряет разработку экранного интерфейса и даёт доступ к готовым примитивам отрисовки текста и графики.</w:t>
+      </w:r>
+    </w:p>
+    <w:p>
+      <w:pPr>
+        <w:ind w:firstLine="709"/>
+        <w:rPr>
+          <w:bCs/>
+          <w:lang w:eastAsia="en-US"/>
+        </w:rPr>
+      </w:pPr>
+      <w:r>
+        <w:rPr>
+          <w:bCs/>
+          <w:lang w:eastAsia="en-US"/>
+        </w:rPr>
+        <w:t>Алгоритмы обработки данных ультразвуковых датчиков HC-SR04 построены на измерении длительности импульса на выводе Echo с помощью функции pulseIn()</w:t>
+      </w:r>
+      <w:r>
+        <w:rPr>
+          <w:bCs/>
+          <w:lang w:eastAsia="en-US"/>
+        </w:rPr>
+        <w:t xml:space="preserve"> </w:t>
+      </w:r>
+      <w:r>
+        <w:rPr>
+          <w:bCs/>
+          <w:lang w:eastAsia="en-US"/>
+        </w:rPr>
+        <w:t>и последующем переводе времени пролёта звука в расстояние.</w:t>
+      </w:r>
+    </w:p>
+    <w:p>
+      <w:pPr>
+        <w:ind w:firstLine="709"/>
+        <w:rPr>
+          <w:bCs/>
+          <w:lang w:eastAsia="en-US"/>
+        </w:rPr>
+      </w:pPr>
+      <w:r>
+        <w:rPr>
+          <w:bCs/>
+          <w:lang w:eastAsia="en-US"/>
+        </w:rPr>
+        <w:t>Низкоуровневое управление выводами контроллера использует стандартные функции pinMode() и digitalWrite() для конфигурации линий триггера/эха датчиков и силового ключа насоса, что соответствует каноническим практикам Arduino и облегчает переносимость кода.</w:t>
+      </w:r>
+    </w:p>
+    <w:p>
+      <w:pPr>
+        <w:ind w:firstLine="709"/>
+        <w:rPr>
+          <w:bCs/>
+          <w:lang w:eastAsia="en-US" w:bidi="ar-SA"/>
+        </w:rPr>
+      </w:pPr>
+      <w:r>
+        <w:rPr>
+          <w:bCs/>
+          <w:lang w:eastAsia="en-US"/>
+        </w:rPr>
+        <w:t>В совокупности выбранные технологии — событийная петля setup()</w:t>
+      </w:r>
+      <w:r>
+        <w:rPr>
+          <w:bCs/>
+          <w:lang w:eastAsia="en-US"/>
+        </w:rPr>
+        <w:t xml:space="preserve">, </w:t>
+      </w:r>
+      <w:r>
+        <w:rPr>
+          <w:bCs/>
+          <w:lang w:eastAsia="en-US"/>
+        </w:rPr>
+        <w:t>loop() с неблокирующим таймингом, I²C-взаимодействие с OLED через Wire и библиотеку SSD1306, а также измерение времени импульса echo с конвертацией в расстояние — образуют целостную и эффективную программную архитектуру, адекватную требованиям бесконтактного дозирования и удобной индикации на компактной платформе Arduino Nano.</w:t>
+      </w:r>
+    </w:p>
+    <w:p>
+      <w:pPr>
+        <w:ind w:firstLine="709"/>
+        <w:rPr>
+          <w:bCs/>
+          <w:lang w:eastAsia="en-US" w:bidi="ar-SA"/>
+        </w:rPr>
+      </w:pPr>
+    </w:p>
+    <w:p>
+      <w:pPr>
+        <w:pStyle w:val="2"/>
+        <w:rPr>
+          <w:lang w:eastAsia="en-US" w:bidi="ar-SA"/>
+        </w:rPr>
+      </w:pPr>
+      <w:r>
+        <w:rPr>
+          <w:lang w:eastAsia="en-US" w:bidi="ar-SA"/>
+        </w:rPr>
+        <w:t xml:space="preserve">3.3 </w:t>
+      </w:r>
+      <w:r>
+        <w:rPr>
+          <w:lang w:eastAsia="en-US" w:bidi="ar-SA"/>
+        </w:rPr>
+        <w:t>Связь архитектуры вычислительной системы с разрабатываемым программным обеспечением</w:t>
+      </w:r>
+    </w:p>
+    <w:p>
+      <w:pPr>
+        <w:ind w:firstLine="709"/>
+        <w:rPr>
+          <w:lang w:eastAsia="en-US" w:bidi="ar-SA"/>
+        </w:rPr>
+      </w:pPr>
+    </w:p>
+    <w:p>
+      <w:pPr>
+        <w:ind w:firstLine="709"/>
+        <w:rPr>
+          <w:bCs/>
+          <w:lang w:eastAsia="en-US"/>
+        </w:rPr>
+      </w:pPr>
+      <w:r>
+        <w:rPr>
+          <w:bCs/>
+          <w:lang w:eastAsia="en-US"/>
+        </w:rPr>
+        <w:t xml:space="preserve">Аппаратная платформа на базе Arduino Nano с микроконтроллером ATmega328P определяет ключевые архитектурные решения в программной части дозатора. Ограниченный объём оперативной памяти в 2 КБ при 32 КБ Flash и 1 КБ EEPROM заставляет экономно обращаться с буферами, строками и таблицами, хранить неизменяемые строки в программе и избегать излишних динамических выделений. Именно эти ограничения диктуют способ работы с индикацией и алгоритмами фильтрации: код проектируется так, чтобы не держать в ОЗУ ничего лишнего и укладываться в бюджет памяти даже при </w:t>
+      </w:r>
+      <w:r>
+        <w:rPr>
+          <w:bCs/>
+          <w:lang w:eastAsia="en-US"/>
+        </w:rPr>
+        <w:lastRenderedPageBreak/>
+        <w:t>одновременном опросе датчиков и работе насоса. Наличие энергонезависимой памяти используется для хранения коэффициента калибровки объёма и настроек триггера, что исключает их потерю при выключении питания. Эти решения напрямую опираются на характеристики ATmega328P и его Гарвардскую архитектуру с отдельными областями Flash</w:t>
+      </w:r>
+      <w:r>
+        <w:rPr>
+          <w:bCs/>
+          <w:lang w:eastAsia="en-US"/>
+        </w:rPr>
+        <w:t xml:space="preserve">, </w:t>
+      </w:r>
+      <w:r>
+        <w:rPr>
+          <w:bCs/>
+          <w:lang w:eastAsia="en-US"/>
+        </w:rPr>
+        <w:t>SRAM</w:t>
+      </w:r>
+      <w:r>
+        <w:rPr>
+          <w:bCs/>
+          <w:lang w:eastAsia="en-US"/>
+        </w:rPr>
+        <w:t xml:space="preserve">, </w:t>
+      </w:r>
+      <w:r>
+        <w:rPr>
+          <w:bCs/>
+          <w:lang w:eastAsia="en-US"/>
+        </w:rPr>
+        <w:t>EEPROM.</w:t>
+      </w:r>
+    </w:p>
+    <w:p>
+      <w:pPr>
+        <w:ind w:firstLine="709"/>
+        <w:rPr>
+          <w:bCs/>
+          <w:lang w:eastAsia="en-US"/>
+        </w:rPr>
+      </w:pPr>
+      <w:r>
+        <w:rPr>
+          <w:bCs/>
+          <w:lang w:eastAsia="en-US"/>
+        </w:rPr>
+        <w:t>Выбранный модуль OLED 0,96″ на контроллере SSD1306 взаимодействует с микроконтроллером по I²C и требует кадрового буфера размером 128×64 бит, то есть 1024 байта, если используется полный буфер в ОЗУ. На ATmega328P такой буфер занимает половину SRAM, поэтому программно применяется щадящий режим обновлений и аккуратная разметка экрана: текстовые экраны и минимальные графические элементы, без избыточной перерисовки. Поддержка I²C аппаратно реализована в самом ATmega328P (TWI), что снижает нагрузку на ядро и упрощает реализацию обмена с дисплеем через стандартную библиотеку Wire.</w:t>
+      </w:r>
+    </w:p>
+    <w:p>
+      <w:pPr>
+        <w:ind w:firstLine="709"/>
+        <w:rPr>
+          <w:bCs/>
+          <w:lang w:eastAsia="en-US"/>
+        </w:rPr>
+      </w:pPr>
+      <w:r>
+        <w:rPr>
+          <w:bCs/>
+          <w:lang w:eastAsia="en-US"/>
+        </w:rPr>
+        <w:t>Два ультразвуковых датчика HC-SR04 выполняют разные функции, и их физика работы напрямую влияет на логику опроса. Датчику требуется короткий триггерный импульс, после чего длительность импульса Echo пропорциональна расстоянию; для корректных измерений производитель рекомендует выдерживать интервал более 60 мс между запусками, чтобы исключить переотражения и взаимо</w:t>
+      </w:r>
+      <w:r>
+        <w:rPr>
+          <w:bCs/>
+          <w:lang w:eastAsia="en-US"/>
+        </w:rPr>
+        <w:softHyphen/>
+        <w:t>помехи. Отсюда следует архитектурное решение: программный цикл по таймерам чередует пуски левого и правого датчиков с безопасным разносом по времени, а расстояние вычисляется по стандартной модели с последующей проверкой диапазона. Для измерения длительности импульса используется неблокирующая организация опроса вокруг pulseIn и счётчика миллисекунд, чтобы параллельно удерживать индикацию и управление насосом.</w:t>
+      </w:r>
+    </w:p>
+    <w:p>
+      <w:pPr>
+        <w:ind w:firstLine="709"/>
+        <w:rPr>
+          <w:bCs/>
+          <w:lang w:eastAsia="en-US"/>
+        </w:rPr>
+      </w:pPr>
+      <w:r>
+        <w:rPr>
+          <w:bCs/>
+          <w:lang w:eastAsia="en-US"/>
+        </w:rPr>
+        <w:t>Реализация реального времени основана на классической архитектуре setup()</w:t>
+      </w:r>
+      <w:r>
+        <w:rPr>
+          <w:bCs/>
+          <w:lang w:eastAsia="en-US"/>
+        </w:rPr>
+        <w:t xml:space="preserve">, </w:t>
+      </w:r>
+      <w:r>
+        <w:rPr>
+          <w:bCs/>
+          <w:lang w:eastAsia="en-US"/>
+        </w:rPr>
+        <w:t>loop() и использовании millis() вместо длительных задержек. Такой кооперативный тайминг позволяет одновременно поддерживать интерфейс на дисплее, опрашивать датчики</w:t>
+      </w:r>
+      <w:r>
+        <w:rPr>
+          <w:bCs/>
+          <w:lang w:eastAsia="en-US"/>
+        </w:rPr>
+        <w:t xml:space="preserve"> </w:t>
+      </w:r>
+      <w:r>
+        <w:rPr>
+          <w:bCs/>
+          <w:lang w:eastAsia="en-US"/>
+        </w:rPr>
+        <w:t>и точно отрабатывать длительность включения насоса, из которой рассчитывается объём порции. Выбор неблокирующей схемы — прямое следствие отсутствия RTOS и необходимости не нарушать рекомендуемые интервалы работы ультразвуковых модулей.</w:t>
+      </w:r>
+    </w:p>
+    <w:p>
+      <w:pPr>
+        <w:ind w:firstLine="709"/>
+        <w:rPr>
+          <w:bCs/>
+          <w:lang w:eastAsia="en-US"/>
+        </w:rPr>
+      </w:pPr>
+      <w:r>
+        <w:rPr>
+          <w:bCs/>
+          <w:lang w:eastAsia="en-US"/>
+        </w:rPr>
+        <w:t xml:space="preserve">Исполнительный механизм — погружной насос постоянного тока — требует силового ключа с защитным диодом, поскольку ток насоса превышает возможности вывода микроконтроллера. Это электрическое ограничение фиксирует и программные решения: управление осуществляется через цифровой выход, связанный с транзисторным ключом. </w:t>
+      </w:r>
+    </w:p>
+    <w:p>
+      <w:pPr>
+        <w:ind w:firstLine="709"/>
+        <w:rPr>
+          <w:bCs/>
+          <w:lang w:val="ru-BY" w:eastAsia="en-US"/>
+        </w:rPr>
+      </w:pPr>
+      <w:r>
+        <w:rPr>
+          <w:bCs/>
+          <w:lang w:val="ru-BY" w:eastAsia="en-US"/>
+        </w:rPr>
+        <w:t xml:space="preserve">Таким образом, каждая часть программы напрямую вытекает из </w:t>
+      </w:r>
+      <w:r>
+        <w:rPr>
+          <w:bCs/>
+          <w:lang w:val="ru-BY" w:eastAsia="en-US"/>
+        </w:rPr>
+        <w:lastRenderedPageBreak/>
+        <w:t>особенностей аппаратуры: малый объём SRAM формирует минималистичную стратегию вывода на OLED, наличие аппаратного I²C упрощает обмен с дисплеем, акустические ограничения HC-SR04 задают расписание опроса, а силовая обвязка насоса определяет модель управления и защиты. Эта согласованность архитектуры и кода обеспечивает стабильную дозировку, отзывчивый интерфейс и безопасную работу всей системы.</w:t>
+      </w:r>
+    </w:p>
+    <w:p>
+      <w:pPr>
+        <w:ind w:firstLine="709"/>
+        <w:rPr>
+          <w:bCs/>
+          <w:lang w:val="ru-BY" w:eastAsia="en-US"/>
+        </w:rPr>
+      </w:pPr>
     </w:p>
     <w:p>
       <w:pPr>
@@ -5283,12 +5023,16 @@
           <w:tab w:val="right" w:pos="8789"/>
         </w:tabs>
         <w:ind w:firstLine="709"/>
-      </w:pPr>
-      <w:proofErr w:type="spellStart"/>
-      <w:r>
-        <w:t>ыфв</w:t>
-      </w:r>
-      <w:proofErr w:type="spellEnd"/>
+        <w:rPr>
+          <w:lang w:val="ru-BY"/>
+        </w:rPr>
+      </w:pPr>
+      <w:r>
+        <w:rPr>
+          <w:lang w:val="ru-BY"/>
+        </w:rPr>
+        <w:t>Программное обеспечение бесконтактного дозатора спроектировано как реактивное приложение реального времени с неблокирующей организацией работы. Центральный цикл использует счётчик миллисекунд millis() для планирования периодических задач — опроса датчиков расстояния, обновления индикации, контроля аварийных условий и точного отмеривания длительности включения насоса, — что позволяет отказаться от длительных задержек и сохранить отзывчивость системы даже при одновременном выполнении нескольких функций. Такой подход обеспечивает предсказуемое поведение без операционной системы реального времени.</w:t>
+      </w:r>
     </w:p>
     <w:p>
       <w:pPr>
@@ -5298,6 +5042,163 @@
         </w:tabs>
         <w:ind w:firstLine="709"/>
         <w:rPr>
+          <w:lang w:val="ru-BY"/>
+        </w:rPr>
+      </w:pPr>
+      <w:r>
+        <w:rPr>
+          <w:lang w:val="ru-BY"/>
+        </w:rPr>
+        <w:t xml:space="preserve">Инициализация при старте включает настройку линий ввода-вывода для двух ультразвуковых датчиков и силового канала насоса, запуск интерфейса I²C для связи с OLED-дисплеем и самодиагностику периферии. Обмен с дисплеем по двухпроводной шине реализуется стандартной библиотекой Wire, что минимизирует число задействованных выводов и опирается на поддерживаемую всеми платами Arduino реализацию I²C. Конфигурация пользователя считываются из энергонезависимой памяти EEPROM, чтобы настройки сохранялись между включениями питания. Внутренняя библиотека EEPROM специально предназначена для такой работы и обеспечивает прямой доступ к байтам ПЗУ микроконтроллера. </w:t>
+      </w:r>
+    </w:p>
+    <w:p>
+      <w:pPr>
+        <w:tabs>
+          <w:tab w:val="center" w:pos="4678"/>
+          <w:tab w:val="right" w:pos="8789"/>
+        </w:tabs>
+        <w:ind w:firstLine="709"/>
+        <w:rPr>
+          <w:lang w:val="ru-BY"/>
+        </w:rPr>
+      </w:pPr>
+      <w:r>
+        <w:rPr>
+          <w:lang w:val="ru-BY"/>
+        </w:rPr>
+        <w:t>Функциональность бесконтактного обнаружения реализована на двух модулях HC-SR04. Каждое измерение формируется коротким импульсом TRIG, после чего длительность высокого уровня на выводе ECHO переводится в расстояние по стандартной для датчика формуле. Для предотвращения переотражений и взаимных помех между двумя датчиками соблюдается рекомендуемый межизмерительный интервал не менее 60 мс и выполняется программный «развод» запусков по времени. Измерение длительности импульса выполняется штатной функцией pulseIn с контролем таймаута, а вся последовательность «обёрнута» неблокирующим планированием на millis(), чтобы параллельно поддерживалась индикация и управление насосом.</w:t>
+      </w:r>
+    </w:p>
+    <w:p>
+      <w:pPr>
+        <w:tabs>
+          <w:tab w:val="center" w:pos="4678"/>
+          <w:tab w:val="right" w:pos="8789"/>
+        </w:tabs>
+        <w:ind w:firstLine="709"/>
+        <w:rPr>
+          <w:lang w:val="ru-BY"/>
+        </w:rPr>
+      </w:pPr>
+      <w:r>
+        <w:rPr>
+          <w:lang w:val="ru-BY"/>
+        </w:rPr>
+        <w:t>Логика подачи спроектирована в виде конечного автомата с состояниями ожидания, проверки условий, дозирования, постконтроля и аварии. Переход к дозированию разрешается только при руки в зоне. Объём порции вычисляется по времени работы насоса</w:t>
+      </w:r>
+      <w:r>
+        <w:rPr>
+          <w:lang w:val="ru-BY"/>
+        </w:rPr>
+        <w:t xml:space="preserve">. </w:t>
+      </w:r>
+      <w:r>
+        <w:rPr>
+          <w:lang w:val="ru-BY"/>
+        </w:rPr>
+        <w:t xml:space="preserve">Использование millis() для измерения длительности импульса управления обеспечивает воспроизводимость объёма без блокировок основного цикла, а постконтроль измерением расстояния после выключения насоса подтверждает факт подачи </w:t>
+      </w:r>
+      <w:r>
+        <w:rPr>
+          <w:lang w:val="ru-BY"/>
+        </w:rPr>
+        <w:lastRenderedPageBreak/>
+        <w:t xml:space="preserve">и предотвращает «залипания» в режиме дозирования. </w:t>
+      </w:r>
+    </w:p>
+    <w:p>
+      <w:pPr>
+        <w:tabs>
+          <w:tab w:val="center" w:pos="4678"/>
+          <w:tab w:val="right" w:pos="8789"/>
+        </w:tabs>
+        <w:ind w:firstLine="709"/>
+        <w:rPr>
+          <w:lang w:val="ru-BY"/>
+        </w:rPr>
+      </w:pPr>
+      <w:r>
+        <w:rPr>
+          <w:lang w:val="ru-BY"/>
+        </w:rPr>
+        <w:t xml:space="preserve">Интерфейс пользователя реализован на OLED-дисплее 0,96″ на контроллере SSD1306 по I²C и отображает текущий режим, статусы датчиков, объём порции, предупреждения и ошибки. С учётом особенностей SSD1306 — матрицы 128×64 и соответствующей организации GDDRAM — библиотека класса Adafruit_SSD1306 обычно резервирует буфер порядка 1024 байт для 128×64, поэтому в прошивке применяется щадящая стратегия обновления экрана и компактные экраны без избыточной графики. Это решение опирается на спецификацию контроллера и практику использования библиотеки. </w:t>
+      </w:r>
+    </w:p>
+    <w:p>
+      <w:pPr>
+        <w:tabs>
+          <w:tab w:val="center" w:pos="4678"/>
+          <w:tab w:val="right" w:pos="8789"/>
+        </w:tabs>
+        <w:ind w:firstLine="709"/>
+        <w:rPr>
+          <w:lang w:val="ru-BY"/>
+        </w:rPr>
+      </w:pPr>
+      <w:r>
+        <w:rPr>
+          <w:lang w:val="ru-BY"/>
+        </w:rPr>
+        <w:t>Функция управления насосом учитывает электрические ограничения контроллера: силовая нагрузка коммутируется транзисторным ключом с защитным обратным диодом от ЭДС самоиндукции, а микроконтроллер формирует лишь управляющий сигнал. В программной части реализованы ограничение максимального времени непрерывной работы, мгновенное отключение при некорректном эхо-сигнале и блокировка повторного старта до восстановления штатных условий.</w:t>
+      </w:r>
+    </w:p>
+    <w:p>
+      <w:pPr>
+        <w:tabs>
+          <w:tab w:val="center" w:pos="4678"/>
+          <w:tab w:val="right" w:pos="8789"/>
+        </w:tabs>
+        <w:ind w:firstLine="709"/>
+        <w:rPr>
+          <w:lang w:val="ru-BY"/>
+        </w:rPr>
+      </w:pPr>
+      <w:r>
+        <w:rPr>
+          <w:lang w:val="ru-BY"/>
+        </w:rPr>
+        <w:t xml:space="preserve">Диагностика и обработка исключений пронизывают все функции: каждый запрос измерения сопровождается валидацией диапазона и таймаутами, а ошибки агрегируются в код состояния, отображаемый на OLED. Такой набор функций обеспечивает не только корректную и безопасную работу в типичных условиях, но и устойчивость к отказам датчиков, колебаниям скорости звука и пользовательским ошибкам при настройке. </w:t>
+      </w:r>
+    </w:p>
+    <w:p>
+      <w:pPr>
+        <w:tabs>
+          <w:tab w:val="center" w:pos="4678"/>
+          <w:tab w:val="right" w:pos="8789"/>
+        </w:tabs>
+        <w:ind w:firstLine="709"/>
+        <w:rPr>
+          <w:lang w:val="ru-BY"/>
+        </w:rPr>
+      </w:pPr>
+      <w:r>
+        <w:rPr>
+          <w:lang w:val="ru-BY"/>
+        </w:rPr>
+        <w:t>В результате спроектированный набор функциональных возможностей — неблокирующий основной цикл с кооперативным таймингом, надёжная обработка двух ультразвуковых каналов с учётом физики их работы, калибруемая подача объёма по времени, информативная индикация на OLED и комплекс защит исполнительного канала — непосредственно следует из выбранной аппаратной платформы и требований к гигиеничной, воспроизводимой и безопасной выдаче жидкости. Такое программное проектирование делает систему готовой к расширению без переработки базовой архитектуры.</w:t>
+      </w:r>
+    </w:p>
+    <w:p>
+      <w:pPr>
+        <w:tabs>
+          <w:tab w:val="center" w:pos="4678"/>
+          <w:tab w:val="right" w:pos="8789"/>
+        </w:tabs>
+        <w:ind w:firstLine="709"/>
+        <w:rPr>
+          <w:lang w:val="ru-BY"/>
+        </w:rPr>
+      </w:pPr>
+    </w:p>
+    <w:p>
+      <w:pPr>
+        <w:tabs>
+          <w:tab w:val="center" w:pos="4678"/>
+          <w:tab w:val="right" w:pos="8789"/>
+        </w:tabs>
+        <w:ind w:firstLine="709"/>
+        <w:rPr>
           <w:iCs/>
         </w:rPr>
       </w:pPr>
@@ -5370,13 +5271,142 @@
     <w:p>
       <w:pPr>
         <w:ind w:firstLine="709"/>
+        <w:rPr>
+          <w:lang w:val="ru-BY"/>
+        </w:rPr>
+      </w:pPr>
+      <w:r>
+        <w:rPr>
+          <w:lang w:val="ru-BY"/>
+        </w:rPr>
+        <w:t>Программное обеспечение бесконтактного дозатора реализовано как модульная система с главным неблокирующим циклом, в котором кооперативно выполняются опрос двух датчиков присутствия руки, вычисление условия разрешения подачи, управление насосом и обновление индикации. Тайминг построен на счётчике миллисекунд без длительных задержек, что обеспечивает стабильную реакцию и исключает зависания при отсутствии эхосигнала.</w:t>
+      </w:r>
+    </w:p>
+    <w:p>
+      <w:pPr>
+        <w:ind w:firstLine="709"/>
+        <w:rPr>
+          <w:lang w:val="ru-BY"/>
+        </w:rPr>
+      </w:pPr>
+      <w:r>
+        <w:rPr>
+          <w:lang w:val="ru-BY"/>
+        </w:rPr>
+        <w:t>Подсистема сбора данных включает два независимых ультразвуковых канала, ориентированных на зону выдачи под разными углами. Каждый цикл измерения состоит из формирования короткого импульса запуска, получения длительности эха и перевода её в расстояние с последующей валидацией. Для предотвращения взаимных помех между модулями измерения разводятся по времени, а результаты нормируются до общей шкалы расстояний. Данные каждого канала сопровождаются признаками достоверности, учитывающими таймауты, выход за диапазон и аномальные скачки.</w:t>
+      </w:r>
+    </w:p>
+    <w:p>
+      <w:pPr>
+        <w:ind w:firstLine="709"/>
+        <w:rPr>
+          <w:lang w:val="ru-BY"/>
+        </w:rPr>
+      </w:pPr>
+      <w:r>
+        <w:rPr>
+          <w:lang w:val="ru-BY"/>
+        </w:rPr>
+        <w:t xml:space="preserve">Логика определения «рука присутствует» использует согласование показаний двух датчиков. </w:t>
+      </w:r>
+      <w:r>
+        <w:rPr>
+          <w:lang w:val="ru-BY"/>
+        </w:rPr>
+        <w:t>Р</w:t>
+      </w:r>
+      <w:r>
+        <w:rPr>
+          <w:lang w:val="ru-BY"/>
+        </w:rPr>
+        <w:t>ешение принимается по правилу согласия: подача разрешается, когда оба канала одновременно фиксируют объект ближе заданного порога и их значения находятся в допустимом расхождении, что резко снижает ложные срабатывания из-за переотражений, наклонов ладони или появления случайных предметов. Для сценариев с ограниченным обзором предусмотрен альтернативный режим чувствительности, при котором допускается подтверждение одним датчиком, если второй сообщил недостоверность из-за геометрии или перекрытия; переключение режимов выполняется через сервисный интерфейс и сохраняется в энергонезависимую память.</w:t>
+      </w:r>
+    </w:p>
+    <w:p>
+      <w:pPr>
+        <w:ind w:firstLine="709"/>
+        <w:rPr>
+          <w:lang w:val="ru-BY"/>
+        </w:rPr>
+      </w:pPr>
+      <w:r>
+        <w:rPr>
+          <w:lang w:val="ru-BY"/>
+        </w:rPr>
+        <w:t xml:space="preserve">Процесс дозирования организован в виде конечного автомата с последовательными состояниями ожидания, проверки условий, подачи и постконтроля. Переход к включению насоса возможен только при подтверждённом присутствии руки, после чего объём задаётся временем работы исполнительного механизма с учётом калибровочного коэффициента. Во время подачи выполняется непрерывная переоценка признака присутствия по двум каналам; при отводе руки, потере достоверности или противоречии между датчиками подача немедленно прерывается. По завершении импульса выполняется короткая фаза постконтроля, исключающая мгновенный </w:t>
+      </w:r>
+      <w:r>
+        <w:rPr>
+          <w:lang w:val="ru-BY"/>
+        </w:rPr>
+        <w:lastRenderedPageBreak/>
+        <w:t>повторный запуск на остаточных эхосигналах.</w:t>
+      </w:r>
+    </w:p>
+    <w:p>
+      <w:pPr>
+        <w:ind w:firstLine="709"/>
+        <w:rPr>
+          <w:lang w:val="ru-BY"/>
+        </w:rPr>
+      </w:pPr>
+      <w:r>
+        <w:rPr>
+          <w:lang w:val="ru-BY"/>
+        </w:rPr>
+        <w:t>Индикация на OLED-дисплее отображает текущее состояние автомата, измеренные расстояния по обоим каналам, режим согласования, рассчитанный объём порции и коды ошибок. Экранные представления спроектированы как компактные текстовые страницы с выборочной перерисовкой изменившихся областей, что позволяет укладываться в бюджет памяти контроллера без потери информативности. Через последовательный интерфейс доступны сервисные функции: калибровка коэффициента дозирования по времени, установка порогов детекции для каждого датчика, выбор стратегии согласования и просмотр журнала диагностических сообщений.</w:t>
+      </w:r>
+    </w:p>
+    <w:p>
+      <w:pPr>
+        <w:ind w:firstLine="709"/>
+        <w:rPr>
+          <w:lang w:val="ru-BY"/>
+        </w:rPr>
+      </w:pPr>
+      <w:r>
+        <w:rPr>
+          <w:lang w:val="ru-BY"/>
+        </w:rPr>
+        <w:t>Подсистема работы с энергонезависимой памятью хранит пользовательские параметры, включая пороги для обоих каналов, режим согласования, коэффициент калибровки и тайминги защиты. При старте выполняется загрузка и проверка целостности настроек, при необходимости — восстановление значений по умолчанию. Записи выполняются по событию и пакетно, чтобы снизить износ памяти.</w:t>
+      </w:r>
+    </w:p>
+    <w:p>
+      <w:pPr>
+        <w:ind w:firstLine="709"/>
+        <w:rPr>
+          <w:lang w:val="ru-BY"/>
+        </w:rPr>
+      </w:pPr>
+      <w:r>
+        <w:rPr>
+          <w:lang w:val="ru-BY"/>
+        </w:rPr>
+        <w:t>Исполнительный модуль управляет насосом через транзисторный ключ, реализуя заданную длительность подачи, ограничение максимального непрерывного времени работы и немедленное аварийное отключение при потере признака присутствия или возникновении ошибок измерения. Состояние ключа и результаты последних команд отражаются на экране и в журнале для упрощения отладки.</w:t>
+      </w:r>
+    </w:p>
+    <w:p>
+      <w:pPr>
+        <w:ind w:firstLine="709"/>
+        <w:rPr>
+          <w:lang w:val="ru-BY"/>
+        </w:rPr>
+      </w:pPr>
+      <w:r>
+        <w:rPr>
+          <w:lang w:val="ru-BY"/>
+        </w:rPr>
+        <w:t>Межмодульное взаимодействие построено на общем контексте, содержащем текущее время, расстояния и флаги достоверности по каждому каналу, итоговый признак «рука присутствует», состояние автомата и параметры конфигурации. Главный цикл последовательно «тикает» модули датчиков, логики дозирования, индикации, памяти и управления насосом, что обеспечивает слабую связанность компонентов и позволяет развивать систему без изменения базовой архитектуры.</w:t>
+      </w:r>
+    </w:p>
+    <w:p>
+      <w:pPr>
+        <w:ind w:firstLine="709"/>
         <w:jc w:val="left"/>
-      </w:pPr>
-      <w:proofErr w:type="spellStart"/>
-      <w:r>
-        <w:t>аыв</w:t>
-      </w:r>
-      <w:proofErr w:type="spellEnd"/>
+        <w:rPr>
+          <w:lang w:val="ru-BY"/>
+        </w:rPr>
+      </w:pPr>
     </w:p>
     <w:p>
       <w:pPr>
@@ -5412,11 +5442,9 @@
           <w:lang w:eastAsia="en-US" w:bidi="ar-SA"/>
         </w:rPr>
       </w:pPr>
-      <w:proofErr w:type="spellStart"/>
       <w:r>
         <w:t>ыв</w:t>
       </w:r>
-      <w:proofErr w:type="spellEnd"/>
     </w:p>
     <w:p>
       <w:pPr>
@@ -5451,17 +5479,48 @@
       <w:pPr>
         <w:ind w:firstLine="709"/>
         <w:rPr>
-          <w:lang w:eastAsia="en-US" w:bidi="ar-SA"/>
-        </w:rPr>
-      </w:pPr>
-      <w:proofErr w:type="spellStart"/>
+          <w:rFonts w:eastAsiaTheme="majorEastAsia" w:cstheme="majorBidi"/>
+          <w:b/>
+          <w:color w:val="auto"/>
+          <w:sz w:val="32"/>
+          <w:szCs w:val="28"/>
+          <w:lang w:eastAsia="en-US" w:bidi="ar-SA"/>
+        </w:rPr>
+      </w:pPr>
       <w:r>
         <w:rPr>
           <w:lang w:eastAsia="en-US" w:bidi="ar-SA"/>
         </w:rPr>
         <w:t>ыв</w:t>
       </w:r>
-      <w:proofErr w:type="spellEnd"/>
+      <w:bookmarkStart w:id="17" w:name="_Toc121715401"/>
+      <w:r>
+        <w:rPr>
+          <w:sz w:val="32"/>
+          <w:szCs w:val="28"/>
+        </w:rPr>
+        <w:br w:type="page"/>
+      </w:r>
+    </w:p>
+    <w:p>
+      <w:pPr>
+        <w:pStyle w:val="1"/>
+        <w:ind w:left="0" w:firstLine="0"/>
+        <w:jc w:val="center"/>
+        <w:rPr>
+          <w:sz w:val="32"/>
+          <w:szCs w:val="28"/>
+        </w:rPr>
+      </w:pPr>
+      <w:r>
+        <w:rPr>
+          <w:sz w:val="32"/>
+          <w:szCs w:val="28"/>
+        </w:rPr>
+        <w:lastRenderedPageBreak/>
+        <w:t>ЗАКЛЮЧЕНИЕ</w:t>
+      </w:r>
+      <w:bookmarkEnd w:id="17"/>
     </w:p>
     <w:p>
       <w:pPr>
@@ -5475,333 +5534,178 @@
       <w:pPr>
         <w:ind w:firstLine="709"/>
         <w:rPr>
-          <w:lang w:eastAsia="en-US" w:bidi="ar-SA"/>
-        </w:rPr>
-      </w:pPr>
-    </w:p>
-    <w:p>
-      <w:pPr>
-        <w:ind w:firstLine="709"/>
-        <w:rPr>
-          <w:lang w:eastAsia="en-US" w:bidi="ar-SA"/>
-        </w:rPr>
-      </w:pPr>
-    </w:p>
-    <w:p>
-      <w:pPr>
-        <w:ind w:firstLine="709"/>
-        <w:rPr>
-          <w:lang w:eastAsia="en-US" w:bidi="ar-SA"/>
-        </w:rPr>
-      </w:pPr>
-    </w:p>
-    <w:p>
-      <w:pPr>
-        <w:ind w:firstLine="709"/>
-        <w:rPr>
-          <w:lang w:eastAsia="en-US" w:bidi="ar-SA"/>
-        </w:rPr>
-      </w:pPr>
-    </w:p>
-    <w:p>
-      <w:pPr>
-        <w:ind w:firstLine="709"/>
-        <w:rPr>
-          <w:lang w:eastAsia="en-US" w:bidi="ar-SA"/>
-        </w:rPr>
-      </w:pPr>
-    </w:p>
-    <w:p>
-      <w:pPr>
-        <w:ind w:firstLine="709"/>
-        <w:rPr>
-          <w:lang w:eastAsia="en-US" w:bidi="ar-SA"/>
-        </w:rPr>
-      </w:pPr>
-    </w:p>
-    <w:p>
-      <w:pPr>
-        <w:ind w:firstLine="709"/>
-        <w:rPr>
-          <w:lang w:eastAsia="en-US" w:bidi="ar-SA"/>
-        </w:rPr>
-      </w:pPr>
-    </w:p>
-    <w:p>
-      <w:pPr>
-        <w:ind w:firstLine="709"/>
-        <w:rPr>
-          <w:lang w:eastAsia="en-US" w:bidi="ar-SA"/>
-        </w:rPr>
-      </w:pPr>
-    </w:p>
-    <w:p>
-      <w:pPr>
-        <w:ind w:firstLine="709"/>
-        <w:rPr>
-          <w:lang w:eastAsia="en-US" w:bidi="ar-SA"/>
-        </w:rPr>
-      </w:pPr>
-    </w:p>
-    <w:p>
-      <w:pPr>
-        <w:ind w:firstLine="709"/>
-        <w:rPr>
-          <w:lang w:eastAsia="en-US" w:bidi="ar-SA"/>
-        </w:rPr>
-      </w:pPr>
-    </w:p>
-    <w:p>
-      <w:pPr>
-        <w:ind w:firstLine="709"/>
-        <w:rPr>
-          <w:lang w:eastAsia="en-US" w:bidi="ar-SA"/>
-        </w:rPr>
-      </w:pPr>
-    </w:p>
-    <w:p>
-      <w:pPr>
-        <w:ind w:firstLine="709"/>
-        <w:rPr>
-          <w:lang w:eastAsia="en-US" w:bidi="ar-SA"/>
-        </w:rPr>
-      </w:pPr>
-    </w:p>
-    <w:p>
-      <w:pPr>
-        <w:ind w:firstLine="709"/>
-        <w:rPr>
-          <w:lang w:eastAsia="en-US" w:bidi="ar-SA"/>
-        </w:rPr>
-      </w:pPr>
-    </w:p>
-    <w:p>
-      <w:pPr>
-        <w:ind w:firstLine="709"/>
-        <w:rPr>
-          <w:lang w:eastAsia="en-US" w:bidi="ar-SA"/>
-        </w:rPr>
-      </w:pPr>
-    </w:p>
-    <w:p>
-      <w:pPr>
-        <w:ind w:firstLine="709"/>
-        <w:rPr>
-          <w:lang w:eastAsia="en-US" w:bidi="ar-SA"/>
-        </w:rPr>
-      </w:pPr>
-    </w:p>
-    <w:p>
-      <w:pPr>
-        <w:ind w:firstLine="709"/>
-        <w:rPr>
-          <w:lang w:eastAsia="en-US" w:bidi="ar-SA"/>
-        </w:rPr>
-      </w:pPr>
-    </w:p>
-    <w:p>
-      <w:pPr>
-        <w:ind w:firstLine="709"/>
-        <w:rPr>
-          <w:lang w:eastAsia="en-US" w:bidi="ar-SA"/>
-        </w:rPr>
-      </w:pPr>
-    </w:p>
-    <w:p>
-      <w:pPr>
-        <w:ind w:firstLine="709"/>
-        <w:rPr>
-          <w:lang w:eastAsia="en-US" w:bidi="ar-SA"/>
-        </w:rPr>
-      </w:pPr>
+          <w:lang w:val="be-BY" w:eastAsia="en-US" w:bidi="ar-SA"/>
+        </w:rPr>
+      </w:pPr>
+      <w:bookmarkStart w:id="18" w:name="_Toc121715402"/>
+      <w:r>
+        <w:rPr>
+          <w:lang w:val="be-BY" w:eastAsia="en-US" w:bidi="ar-SA"/>
+        </w:rPr>
+        <w:t>В ходе выполнения курсового проекта был создан функциональный прототип бесконтактного дозатора жидкостей на базе микроконтроллера Arduino Nano с двумя ультразвуковыми датчиками обнаружения руки, OLED-индикацией и транзисторным управлением насосом. Реализованная программная часть обеспечивает подачу заданной порции, сводит к минимуму ложные срабатывания и поддерживает информативную сигнализацию состояний</w:t>
+      </w:r>
+      <w:r>
+        <w:rPr>
+          <w:lang w:val="be-BY" w:eastAsia="en-US" w:bidi="ar-SA"/>
+        </w:rPr>
+        <w:t> </w:t>
+      </w:r>
+      <w:r>
+        <w:rPr>
+          <w:lang w:val="be-BY" w:eastAsia="en-US" w:bidi="ar-SA"/>
+        </w:rPr>
+        <w:t>и</w:t>
+      </w:r>
+      <w:r>
+        <w:rPr>
+          <w:lang w:val="be-BY" w:eastAsia="en-US" w:bidi="ar-SA"/>
+        </w:rPr>
+        <w:t> </w:t>
+      </w:r>
+      <w:r>
+        <w:rPr>
+          <w:lang w:val="be-BY" w:eastAsia="en-US" w:bidi="ar-SA"/>
+        </w:rPr>
+        <w:t>ошибок</w:t>
+      </w:r>
+      <w:r>
+        <w:rPr>
+          <w:lang w:val="be-BY" w:eastAsia="en-US" w:bidi="ar-SA"/>
+        </w:rPr>
+        <w:t>.</w:t>
+      </w:r>
+      <w:r>
+        <w:rPr>
+          <w:lang w:val="be-BY" w:eastAsia="en-US" w:bidi="ar-SA"/>
+        </w:rPr>
+        <w:br/>
+      </w:r>
+      <w:r>
+        <w:rPr>
+          <w:lang w:val="be-BY" w:eastAsia="en-US" w:bidi="ar-SA"/>
+        </w:rPr>
+        <w:tab/>
+      </w:r>
+      <w:r>
+        <w:rPr>
+          <w:lang w:val="be-BY" w:eastAsia="en-US" w:bidi="ar-SA"/>
+        </w:rPr>
+        <w:t>Архитектура программного обеспечения построена по модульному принципу и опирается на классическую модель setup()</w:t>
+      </w:r>
+      <w:r>
+        <w:rPr>
+          <w:lang w:val="be-BY" w:eastAsia="en-US" w:bidi="ar-SA"/>
+        </w:rPr>
+        <w:t xml:space="preserve">, </w:t>
+      </w:r>
+      <w:r>
+        <w:rPr>
+          <w:lang w:val="be-BY" w:eastAsia="en-US" w:bidi="ar-SA"/>
+        </w:rPr>
+        <w:t>loop() с кооперативным таймингом на основе счётчика millis(). Такой подход позволил одновременно опрашивать два датчика присутствия, обновлять интерфейс, управлять исполнительным механизмом и проводить диагностику без блокирующих задержек. Ключевая логика дозирования оформлена в виде конечного автомата с этапами ожидания, проверки условий, подачи и постконтроля; насос включается только при подтверждённом присутствии руки и немедленно останавливается при потере достоверности измерений.</w:t>
+      </w:r>
+      <w:r>
+        <w:rPr>
+          <w:lang w:val="be-BY" w:eastAsia="en-US" w:bidi="ar-SA"/>
+        </w:rPr>
+        <w:tab/>
+      </w:r>
+      <w:r>
+        <w:rPr>
+          <w:lang w:val="be-BY" w:eastAsia="en-US" w:bidi="ar-SA"/>
+        </w:rPr>
+        <w:t>Важной частью проекта стала внимательная работа с ограниченными ресурсами микроконтроллера. Учтены особенности дисплея SSD1306: кадровый буфер и обновление экрана спроектированы так, чтобы не превышать бюджет SRAM и не мешать задачам реального времени. Двухканальная схема детекции использует согласование показаний датчиков и временной «развод» измерений, что позволило повысить устойчивость к переотражениям и случайным препятствиям в зоне выдачи. Исполнительная часть реализована через MOSFET-ключ с защитой от выбросов ЭДС, а программные ограничения на максимальную длительность непрерывной работы и дополнительные проверки в постконтроле обеспечивают безопасный режим</w:t>
+      </w:r>
+      <w:r>
+        <w:rPr>
+          <w:lang w:val="be-BY" w:eastAsia="en-US" w:bidi="ar-SA"/>
+        </w:rPr>
+        <w:t> </w:t>
+      </w:r>
+      <w:r>
+        <w:rPr>
+          <w:lang w:val="be-BY" w:eastAsia="en-US" w:bidi="ar-SA"/>
+        </w:rPr>
+        <w:t>эксплуатации.</w:t>
+      </w:r>
+      <w:r>
+        <w:rPr>
+          <w:lang w:val="be-BY" w:eastAsia="en-US" w:bidi="ar-SA"/>
+        </w:rPr>
+        <w:br/>
+        <w:t xml:space="preserve"> </w:t>
+      </w:r>
+      <w:r>
+        <w:rPr>
+          <w:lang w:val="be-BY" w:eastAsia="en-US" w:bidi="ar-SA"/>
+        </w:rPr>
+        <w:tab/>
+      </w:r>
+      <w:r>
+        <w:rPr>
+          <w:lang w:val="be-BY" w:eastAsia="en-US" w:bidi="ar-SA"/>
+        </w:rPr>
+        <w:t>Прототип показал удобство использования, быстрый отклик и простоту технического</w:t>
+      </w:r>
+      <w:r>
+        <w:rPr>
+          <w:lang w:val="be-BY" w:eastAsia="en-US" w:bidi="ar-SA"/>
+        </w:rPr>
+        <w:t> </w:t>
+      </w:r>
+      <w:r>
+        <w:rPr>
+          <w:lang w:val="be-BY" w:eastAsia="en-US" w:bidi="ar-SA"/>
+        </w:rPr>
+        <w:t>обслуживания.</w:t>
+      </w:r>
+      <w:r>
+        <w:rPr>
+          <w:lang w:val="be-BY" w:eastAsia="en-US" w:bidi="ar-SA"/>
+        </w:rPr>
+        <w:br/>
+      </w:r>
+      <w:r>
+        <w:rPr>
+          <w:lang w:val="be-BY" w:eastAsia="en-US" w:bidi="ar-SA"/>
+        </w:rPr>
+        <w:tab/>
+      </w:r>
+      <w:r>
+        <w:rPr>
+          <w:lang w:val="be-BY" w:eastAsia="en-US" w:bidi="ar-SA"/>
+        </w:rPr>
+        <w:t>Итогом работы стала готовая к практическим испытаниям система, соответствующая поставленной цели и задачам. Проект продемонстрировал эффективность выбранной аппаратной платформы и подходов к программированию в условиях ограниченных ресурсов, подтвердил значимость методов неблокирующего планирования и событийно-ориентированной логики, а также показал потенциал для дальнейшего развития и использования в реальных условиях, где важны гигиеничность, надёжность и точность дозирования.</w:t>
+      </w:r>
     </w:p>
     <w:p>
       <w:pPr>
         <w:widowControl/>
         <w:suppressAutoHyphens w:val="0"/>
         <w:spacing w:after="160" w:line="259" w:lineRule="auto"/>
-        <w:jc w:val="left"/>
-        <w:rPr>
-          <w:rFonts w:eastAsiaTheme="majorEastAsia" w:cstheme="majorBidi"/>
-          <w:b/>
-          <w:color w:val="auto"/>
-          <w:sz w:val="32"/>
-          <w:szCs w:val="28"/>
-          <w:lang w:eastAsia="en-US" w:bidi="ar-SA"/>
-        </w:rPr>
-      </w:pPr>
-      <w:bookmarkStart w:id="17" w:name="_Toc121715401"/>
-      <w:r>
-        <w:rPr>
-          <w:sz w:val="32"/>
-          <w:szCs w:val="28"/>
-        </w:rPr>
-        <w:br w:type="page"/>
-      </w:r>
-    </w:p>
-    <w:p>
-      <w:pPr>
-        <w:pStyle w:val="1"/>
-        <w:ind w:left="0" w:firstLine="0"/>
         <w:jc w:val="center"/>
-        <w:rPr>
-          <w:sz w:val="32"/>
-          <w:szCs w:val="28"/>
-        </w:rPr>
-      </w:pPr>
-      <w:r>
-        <w:rPr>
-          <w:sz w:val="32"/>
-          <w:szCs w:val="28"/>
-        </w:rPr>
-        <w:lastRenderedPageBreak/>
-        <w:t>ЗАКЛЮЧЕНИЕ</w:t>
-      </w:r>
-      <w:bookmarkEnd w:id="17"/>
-    </w:p>
-    <w:p>
-      <w:pPr>
-        <w:ind w:firstLine="709"/>
-        <w:rPr>
-          <w:lang w:eastAsia="en-US" w:bidi="ar-SA"/>
-        </w:rPr>
-      </w:pPr>
-    </w:p>
-    <w:p>
-      <w:pPr>
-        <w:ind w:firstLine="709"/>
-      </w:pPr>
-      <w:r>
-        <w:t>В ходе выполнения курсового проекта была успешно разработана программа для учёта личных и совместных финансов. Приложение реализовано как консольное решение на платформе .NET 8 с использованием языка C#, что обеспечило кроссплатформенность, безопасность данных и высокую производительность.</w:t>
-      </w:r>
-    </w:p>
-    <w:p>
-      <w:pPr>
-        <w:ind w:firstLine="709"/>
-      </w:pPr>
-      <w:r>
-        <w:t>В этом проекте были реализованы ключевые функции: поддержка мультипользовательских счетов с разделением прав доступа, управление личными и общими счетами, включая приглашения участников и историю изменений, гибкая система категоризации транзакций с возможностью создания пользовательских категорий, механизм бюджетирования с уведомлениями о превышении лимитов, генерация текстовых отчётов с анализом расходов и доходов.</w:t>
-      </w:r>
-    </w:p>
-    <w:p>
-      <w:pPr>
-        <w:ind w:firstLine="709"/>
-      </w:pPr>
-      <w:r>
-        <w:t xml:space="preserve">В проекте была использована многослойная архитектура, что обеспечило модульность и простоту масштабирования. Использование </w:t>
-      </w:r>
-      <w:proofErr w:type="spellStart"/>
-      <w:r>
-        <w:t>SQLite</w:t>
-      </w:r>
-      <w:proofErr w:type="spellEnd"/>
-      <w:r>
-        <w:t xml:space="preserve"> упростило работу с базой данных. Применение принципов SOLID и ООП повысило качество кода.</w:t>
-      </w:r>
-    </w:p>
-    <w:p>
-      <w:pPr>
-        <w:ind w:firstLine="709"/>
-      </w:pPr>
-      <w:r>
-        <w:t>Реализованное приложение позволяет пользователям эффективно контролировать финансы, планировать бюджет и анализировать расходы. Локальное хранение данных гарантирует конфиденциальность информации. Консольный интерфейс, несмотря на минимализм, обеспечивает удобство взаимодействия.</w:t>
-      </w:r>
-    </w:p>
-    <w:p>
-      <w:pPr>
-        <w:ind w:firstLine="709"/>
-      </w:pPr>
-      <w:r>
-        <w:t>В курсово</w:t>
-      </w:r>
-      <w:r>
-        <w:t xml:space="preserve">м проекте </w:t>
-      </w:r>
-      <w:r>
-        <w:t xml:space="preserve">был проведен анализ существующих решений, который выявил потребность в поддержке совместных счетов и гибких категорий, что стало ключевым преимуществом </w:t>
-      </w:r>
-      <w:r>
-        <w:t>программного продукта</w:t>
-      </w:r>
-      <w:r>
-        <w:t xml:space="preserve">. Выбор технологий доказал свою эффективность: строгая типизация предотвратила ошибки, а встроенная СУБД упростила развёртывание. </w:t>
-      </w:r>
-    </w:p>
-    <w:p>
-      <w:pPr>
-        <w:ind w:firstLine="709"/>
-      </w:pPr>
-      <w:r>
-        <w:t xml:space="preserve">Приложение демонстрирует практическую ценность для контроля финансов и планирования бюджета, а также обладает потенциалом для расширения функционала за счёт интеграции с банковскими API, внедрения графического интерфейса и поддержки </w:t>
-      </w:r>
-      <w:proofErr w:type="spellStart"/>
-      <w:r>
-        <w:t>мультивалютности</w:t>
-      </w:r>
-      <w:proofErr w:type="spellEnd"/>
-      <w:r>
-        <w:t xml:space="preserve">, а также дальнейшей реализации веб-версии с использованием ASP.NET Core. </w:t>
-      </w:r>
-    </w:p>
-    <w:p>
-      <w:pPr>
-        <w:ind w:firstLine="709"/>
-      </w:pPr>
-      <w:r>
-        <w:t>В заключение, следует отметить, что разработанное приложение соответствует всем поставленным задачам и демонстрирует потенциал для использования в реальных условиях. Проект подтвердил важность применения современных подходов к проектированию и разработке программного обеспечения, а также необходимость дальнейшего совершенствования инструментов для управления личными финансами.</w:t>
-      </w:r>
-    </w:p>
-    <w:p>
-      <w:pPr>
-        <w:widowControl/>
-        <w:suppressAutoHyphens w:val="0"/>
-        <w:spacing w:after="160" w:line="259" w:lineRule="auto"/>
-        <w:jc w:val="left"/>
-        <w:rPr>
-          <w:rFonts w:eastAsiaTheme="majorEastAsia" w:cstheme="majorBidi"/>
-          <w:bCs/>
-          <w:color w:val="auto"/>
-          <w:sz w:val="32"/>
-          <w:szCs w:val="32"/>
-          <w:lang w:eastAsia="en-US" w:bidi="ar-SA"/>
-        </w:rPr>
-      </w:pPr>
-      <w:bookmarkStart w:id="18" w:name="_Toc121715402"/>
-      <w:r>
         <w:rPr>
           <w:b/>
           <w:bCs/>
           <w:sz w:val="32"/>
         </w:rPr>
-        <w:lastRenderedPageBreak/>
+      </w:pPr>
+      <w:r>
         <w:br w:type="page"/>
       </w:r>
-    </w:p>
-    <w:p>
-      <w:pPr>
-        <w:pStyle w:val="1"/>
-        <w:jc w:val="center"/>
-        <w:rPr>
-          <w:b w:val="0"/>
+      <w:r>
+        <w:rPr>
           <w:bCs/>
           <w:sz w:val="32"/>
         </w:rPr>
-      </w:pPr>
-      <w:r>
-        <w:rPr>
-          <w:b w:val="0"/>
+        <w:lastRenderedPageBreak/>
+        <w:t>СПИСОК ИСПОЛЬЗОВАНН</w:t>
+      </w:r>
+      <w:r>
+        <w:rPr>
           <w:bCs/>
           <w:sz w:val="32"/>
         </w:rPr>
-        <w:lastRenderedPageBreak/>
-        <w:t>СПИСОК ИСПОЛЬЗОВАНН</w:t>
-      </w:r>
-      <w:r>
-        <w:rPr>
-          <w:b w:val="0"/>
-          <w:bCs/>
-          <w:sz w:val="32"/>
-        </w:rPr>
         <w:t>ЫХ ИСТОЧНИКОВ</w:t>
       </w:r>
       <w:bookmarkEnd w:id="18"/>
@@ -5841,7 +5745,6 @@
         </w:rPr>
         <w:t> </w:t>
       </w:r>
-      <w:proofErr w:type="spellStart"/>
       <w:r>
         <w:rPr>
           <w:rStyle w:val="a9"/>
@@ -5851,7 +5754,6 @@
         </w:rPr>
         <w:t>Easycraft</w:t>
       </w:r>
-      <w:proofErr w:type="spellEnd"/>
       <w:r>
         <w:rPr>
           <w:rStyle w:val="a9"/>
@@ -6473,23 +6375,194 @@
           <w:color w:val="auto"/>
           <w:lang w:val="en-US"/>
         </w:rPr>
-        <w:t> </w:t>
-      </w:r>
-      <w:proofErr w:type="spellStart"/>
+        <w:t> Tproger </w:t>
+      </w:r>
+      <w:r>
+        <w:rPr>
+          <w:color w:val="auto"/>
+        </w:rPr>
+        <w:t xml:space="preserve">[Электронный ресурс]. – Режим доступа: </w:t>
+      </w:r>
       <w:r>
         <w:rPr>
           <w:color w:val="auto"/>
           <w:lang w:val="en-US"/>
         </w:rPr>
-        <w:t>Tproger</w:t>
-      </w:r>
-      <w:proofErr w:type="spellEnd"/>
+        <w:t>https</w:t>
+      </w:r>
+      <w:r>
+        <w:rPr>
+          <w:color w:val="auto"/>
+        </w:rPr>
+        <w:t>://</w:t>
+      </w:r>
       <w:r>
         <w:rPr>
           <w:color w:val="auto"/>
           <w:lang w:val="en-US"/>
         </w:rPr>
-        <w:t> </w:t>
+        <w:t>tproger</w:t>
+      </w:r>
+      <w:r>
+        <w:rPr>
+          <w:color w:val="auto"/>
+        </w:rPr>
+        <w:t>.</w:t>
+      </w:r>
+      <w:r>
+        <w:rPr>
+          <w:color w:val="auto"/>
+          <w:lang w:val="en-US"/>
+        </w:rPr>
+        <w:t>ru</w:t>
+      </w:r>
+      <w:r>
+        <w:rPr>
+          <w:color w:val="auto"/>
+        </w:rPr>
+        <w:t>/</w:t>
+      </w:r>
+      <w:r>
+        <w:rPr>
+          <w:color w:val="auto"/>
+          <w:lang w:val="en-US"/>
+        </w:rPr>
+        <w:t>curriculum</w:t>
+      </w:r>
+      <w:r>
+        <w:rPr>
+          <w:color w:val="auto"/>
+        </w:rPr>
+        <w:t>/</w:t>
+      </w:r>
+      <w:r>
+        <w:rPr>
+          <w:color w:val="auto"/>
+          <w:lang w:val="en-US"/>
+        </w:rPr>
+        <w:t>arduino</w:t>
+      </w:r>
+      <w:r>
+        <w:rPr>
+          <w:color w:val="auto"/>
+        </w:rPr>
+        <w:t>-</w:t>
+      </w:r>
+      <w:r>
+        <w:rPr>
+          <w:color w:val="auto"/>
+          <w:lang w:val="en-US"/>
+        </w:rPr>
+        <w:t>quick</w:t>
+      </w:r>
+      <w:r>
+        <w:rPr>
+          <w:color w:val="auto"/>
+        </w:rPr>
+        <w:t>-</w:t>
+      </w:r>
+      <w:r>
+        <w:rPr>
+          <w:color w:val="auto"/>
+          <w:lang w:val="en-US"/>
+        </w:rPr>
+        <w:t>start</w:t>
+      </w:r>
+      <w:r>
+        <w:rPr>
+          <w:color w:val="auto"/>
+        </w:rPr>
+        <w:t xml:space="preserve">. </w:t>
+      </w:r>
+      <w:r>
+        <w:rPr>
+          <w:rStyle w:val="a9"/>
+          <w:color w:val="auto"/>
+          <w:u w:val="none"/>
+          <w:lang w:eastAsia="en-US" w:bidi="ar-SA"/>
+        </w:rPr>
+        <w:t>–</w:t>
+      </w:r>
+      <w:r>
+        <w:rPr>
+          <w:color w:val="auto"/>
+        </w:rPr>
+        <w:t xml:space="preserve"> </w:t>
+      </w:r>
+      <w:r>
+        <w:rPr>
+          <w:color w:val="auto"/>
+        </w:rPr>
+        <w:t xml:space="preserve">Дата доступа: </w:t>
+      </w:r>
+      <w:r>
+        <w:rPr>
+          <w:color w:val="auto"/>
+        </w:rPr>
+        <w:t>22</w:t>
+      </w:r>
+      <w:r>
+        <w:rPr>
+          <w:color w:val="auto"/>
+        </w:rPr>
+        <w:t>.0</w:t>
+      </w:r>
+      <w:r>
+        <w:rPr>
+          <w:color w:val="auto"/>
+        </w:rPr>
+        <w:t>9</w:t>
+      </w:r>
+      <w:r>
+        <w:rPr>
+          <w:color w:val="auto"/>
+        </w:rPr>
+        <w:t>.202</w:t>
+      </w:r>
+      <w:r>
+        <w:rPr>
+          <w:color w:val="auto"/>
+        </w:rPr>
+        <w:t>5</w:t>
+      </w:r>
+      <w:r>
+        <w:rPr>
+          <w:color w:val="auto"/>
+        </w:rPr>
+        <w:t>.</w:t>
+      </w:r>
+    </w:p>
+    <w:p>
+      <w:pPr>
+        <w:ind w:firstLine="709"/>
+        <w:rPr>
+          <w:color w:val="auto"/>
+        </w:rPr>
+      </w:pPr>
+      <w:r>
+        <w:rPr>
+          <w:color w:val="auto"/>
+        </w:rPr>
+        <w:t>[</w:t>
+      </w:r>
+      <w:r>
+        <w:rPr>
+          <w:color w:val="auto"/>
+        </w:rPr>
+        <w:t>6</w:t>
+      </w:r>
+      <w:r>
+        <w:rPr>
+          <w:color w:val="auto"/>
+        </w:rPr>
+        <w:t>]</w:t>
+      </w:r>
+      <w:r>
+        <w:rPr>
+          <w:color w:val="auto"/>
+          <w:lang w:val="en-US"/>
+        </w:rPr>
+        <w:t> AlexGyver </w:t>
       </w:r>
       <w:r>
         <w:rPr>
@@ -6510,22 +6583,19 @@
         </w:rPr>
         <w:t>://</w:t>
       </w:r>
-      <w:proofErr w:type="spellStart"/>
       <w:r>
         <w:rPr>
           <w:color w:val="auto"/>
           <w:lang w:val="en-US"/>
         </w:rPr>
-        <w:t>tproger</w:t>
-      </w:r>
-      <w:proofErr w:type="spellEnd"/>
+        <w:t>alexgyver</w:t>
+      </w:r>
       <w:r>
         <w:rPr>
           <w:color w:val="auto"/>
         </w:rPr>
         <w:t>.</w:t>
       </w:r>
-      <w:proofErr w:type="spellStart"/>
       <w:r>
         <w:rPr>
           <w:color w:val="auto"/>
@@ -6533,7 +6603,6 @@
         </w:rPr>
         <w:t>ru</w:t>
       </w:r>
-      <w:proofErr w:type="spellEnd"/>
       <w:r>
         <w:rPr>
           <w:color w:val="auto"/>
@@ -6545,7 +6614,187 @@
           <w:color w:val="auto"/>
           <w:lang w:val="en-US"/>
         </w:rPr>
-        <w:t>curriculum</w:t>
+        <w:t>arduino</w:t>
+      </w:r>
+      <w:r>
+        <w:rPr>
+          <w:color w:val="auto"/>
+        </w:rPr>
+        <w:t>-</w:t>
+      </w:r>
+      <w:r>
+        <w:rPr>
+          <w:color w:val="auto"/>
+          <w:lang w:val="en-US"/>
+        </w:rPr>
+        <w:t>first</w:t>
+      </w:r>
+      <w:r>
+        <w:rPr>
+          <w:color w:val="auto"/>
+        </w:rPr>
+        <w:t xml:space="preserve">. </w:t>
+      </w:r>
+      <w:r>
+        <w:rPr>
+          <w:rStyle w:val="a9"/>
+          <w:color w:val="auto"/>
+          <w:u w:val="none"/>
+          <w:lang w:eastAsia="en-US" w:bidi="ar-SA"/>
+        </w:rPr>
+        <w:t>–</w:t>
+      </w:r>
+      <w:r>
+        <w:rPr>
+          <w:color w:val="auto"/>
+        </w:rPr>
+        <w:t xml:space="preserve"> </w:t>
+      </w:r>
+      <w:r>
+        <w:rPr>
+          <w:color w:val="auto"/>
+        </w:rPr>
+        <w:t xml:space="preserve">Дата доступа: </w:t>
+      </w:r>
+      <w:r>
+        <w:rPr>
+          <w:color w:val="auto"/>
+        </w:rPr>
+        <w:t>22</w:t>
+      </w:r>
+      <w:r>
+        <w:rPr>
+          <w:color w:val="auto"/>
+        </w:rPr>
+        <w:t>.0</w:t>
+      </w:r>
+      <w:r>
+        <w:rPr>
+          <w:color w:val="auto"/>
+        </w:rPr>
+        <w:t>9</w:t>
+      </w:r>
+      <w:r>
+        <w:rPr>
+          <w:color w:val="auto"/>
+        </w:rPr>
+        <w:t>.202</w:t>
+      </w:r>
+      <w:r>
+        <w:rPr>
+          <w:color w:val="auto"/>
+        </w:rPr>
+        <w:t>5</w:t>
+      </w:r>
+      <w:r>
+        <w:rPr>
+          <w:color w:val="auto"/>
+        </w:rPr>
+        <w:t>.</w:t>
+      </w:r>
+    </w:p>
+    <w:p>
+      <w:pPr>
+        <w:ind w:firstLine="709"/>
+        <w:rPr>
+          <w:color w:val="auto"/>
+        </w:rPr>
+      </w:pPr>
+      <w:r>
+        <w:rPr>
+          <w:color w:val="auto"/>
+        </w:rPr>
+        <w:t>[</w:t>
+      </w:r>
+      <w:r>
+        <w:rPr>
+          <w:color w:val="auto"/>
+        </w:rPr>
+        <w:t>7</w:t>
+      </w:r>
+      <w:r>
+        <w:rPr>
+          <w:color w:val="auto"/>
+        </w:rPr>
+        <w:t>]</w:t>
+      </w:r>
+      <w:r>
+        <w:rPr>
+          <w:color w:val="auto"/>
+        </w:rPr>
+        <w:t xml:space="preserve"> </w:t>
+      </w:r>
+      <w:r>
+        <w:rPr>
+          <w:color w:val="auto"/>
+          <w:lang w:val="en-US"/>
+        </w:rPr>
+        <w:t>Arduino</w:t>
+      </w:r>
+      <w:r>
+        <w:rPr>
+          <w:color w:val="auto"/>
+        </w:rPr>
+        <w:t xml:space="preserve"> </w:t>
+      </w:r>
+      <w:r>
+        <w:rPr>
+          <w:color w:val="auto"/>
+          <w:lang w:val="en-US"/>
+        </w:rPr>
+        <w:t>Docs </w:t>
+      </w:r>
+      <w:r>
+        <w:rPr>
+          <w:color w:val="auto"/>
+        </w:rPr>
+        <w:t xml:space="preserve">[Электронный ресурс]. – Режим доступа: </w:t>
+      </w:r>
+      <w:r>
+        <w:rPr>
+          <w:color w:val="auto"/>
+          <w:lang w:val="en-US"/>
+        </w:rPr>
+        <w:t>https</w:t>
+      </w:r>
+      <w:r>
+        <w:rPr>
+          <w:color w:val="auto"/>
+        </w:rPr>
+        <w:t>://</w:t>
+      </w:r>
+      <w:r>
+        <w:rPr>
+          <w:color w:val="auto"/>
+          <w:lang w:val="en-US"/>
+        </w:rPr>
+        <w:t>docs</w:t>
+      </w:r>
+      <w:r>
+        <w:rPr>
+          <w:color w:val="auto"/>
+        </w:rPr>
+        <w:t>.</w:t>
+      </w:r>
+      <w:r>
+        <w:rPr>
+          <w:color w:val="auto"/>
+          <w:lang w:val="en-US"/>
+        </w:rPr>
+        <w:t>arduino</w:t>
+      </w:r>
+      <w:r>
+        <w:rPr>
+          <w:color w:val="auto"/>
+        </w:rPr>
+        <w:t>.</w:t>
+      </w:r>
+      <w:r>
+        <w:rPr>
+          <w:color w:val="auto"/>
+          <w:lang w:val="en-US"/>
+        </w:rPr>
+        <w:t>cc</w:t>
       </w:r>
       <w:r>
         <w:rPr>
@@ -6553,15 +6802,13 @@
         </w:rPr>
         <w:t>/</w:t>
       </w:r>
-      <w:proofErr w:type="spellStart"/>
       <w:r>
         <w:rPr>
           <w:color w:val="auto"/>
           <w:lang w:val="en-US"/>
         </w:rPr>
-        <w:t>arduino</w:t>
-      </w:r>
-      <w:proofErr w:type="spellEnd"/>
+        <w:t>language</w:t>
+      </w:r>
       <w:r>
         <w:rPr>
           <w:color w:val="auto"/>
@@ -6573,20 +6820,65 @@
           <w:color w:val="auto"/>
           <w:lang w:val="en-US"/>
         </w:rPr>
-        <w:t>quick</w:t>
-      </w:r>
-      <w:r>
-        <w:rPr>
-          <w:color w:val="auto"/>
-        </w:rPr>
-        <w:t>-</w:t>
+        <w:t>reference</w:t>
+      </w:r>
+      <w:r>
+        <w:rPr>
+          <w:color w:val="auto"/>
+        </w:rPr>
+        <w:t>/</w:t>
       </w:r>
       <w:r>
         <w:rPr>
           <w:color w:val="auto"/>
           <w:lang w:val="en-US"/>
         </w:rPr>
-        <w:t>start</w:t>
+        <w:t>en</w:t>
+      </w:r>
+      <w:r>
+        <w:rPr>
+          <w:color w:val="auto"/>
+        </w:rPr>
+        <w:t>/</w:t>
+      </w:r>
+      <w:r>
+        <w:rPr>
+          <w:color w:val="auto"/>
+          <w:lang w:val="en-US"/>
+        </w:rPr>
+        <w:t>functions</w:t>
+      </w:r>
+      <w:r>
+        <w:rPr>
+          <w:color w:val="auto"/>
+        </w:rPr>
+        <w:t>/</w:t>
+      </w:r>
+      <w:r>
+        <w:rPr>
+          <w:color w:val="auto"/>
+          <w:lang w:val="en-US"/>
+        </w:rPr>
+        <w:t>communication</w:t>
+      </w:r>
+      <w:r>
+        <w:rPr>
+          <w:color w:val="auto"/>
+        </w:rPr>
+        <w:t>/</w:t>
+      </w:r>
+      <w:r>
+        <w:rPr>
+          <w:color w:val="auto"/>
+          <w:lang w:val="en-US"/>
+        </w:rPr>
+        <w:t>wire</w:t>
+      </w:r>
+      <w:r>
+        <w:rPr>
+          <w:color w:val="auto"/>
+        </w:rPr>
+        <w:t>/</w:t>
       </w:r>
       <w:r>
         <w:rPr>
@@ -6669,7 +6961,7 @@
         <w:rPr>
           <w:color w:val="auto"/>
         </w:rPr>
-        <w:t>6</w:t>
+        <w:t>8</w:t>
       </w:r>
       <w:r>
         <w:rPr>
@@ -6680,25 +6972,21 @@
       <w:r>
         <w:rPr>
           <w:color w:val="auto"/>
+        </w:rPr>
+        <w:t xml:space="preserve"> </w:t>
+      </w:r>
+      <w:r>
+        <w:rPr>
+          <w:color w:val="auto"/>
           <w:lang w:val="en-US"/>
         </w:rPr>
-        <w:t> </w:t>
-      </w:r>
-      <w:proofErr w:type="spellStart"/>
-      <w:r>
-        <w:rPr>
-          <w:color w:val="auto"/>
-          <w:lang w:val="en-US"/>
-        </w:rPr>
-        <w:t>AlexGyver</w:t>
-      </w:r>
-      <w:proofErr w:type="spellEnd"/>
-      <w:r>
-        <w:rPr>
-          <w:color w:val="auto"/>
-          <w:lang w:val="en-US"/>
-        </w:rPr>
-        <w:t> </w:t>
+        <w:t>BitBucket</w:t>
+      </w:r>
+      <w:r>
+        <w:rPr>
+          <w:color w:val="auto"/>
+        </w:rPr>
+        <w:t xml:space="preserve"> </w:t>
       </w:r>
       <w:r>
         <w:rPr>
@@ -6708,68 +6996,158 @@
       </w:r>
       <w:r>
         <w:rPr>
-          <w:color w:val="auto"/>
-          <w:lang w:val="en-US"/>
-        </w:rPr>
-        <w:t>https</w:t>
-      </w:r>
-      <w:r>
-        <w:rPr>
-          <w:color w:val="auto"/>
-        </w:rPr>
-        <w:t>://</w:t>
-      </w:r>
-      <w:proofErr w:type="spellStart"/>
-      <w:r>
-        <w:rPr>
-          <w:color w:val="auto"/>
-          <w:lang w:val="en-US"/>
-        </w:rPr>
-        <w:t>alexgyver</w:t>
-      </w:r>
-      <w:proofErr w:type="spellEnd"/>
+          <w:rStyle w:val="a9"/>
+          <w:color w:val="auto"/>
+          <w:u w:val="none"/>
+          <w:lang w:eastAsia="en-US" w:bidi="ar-SA"/>
+        </w:rPr>
+        <w:t>https://bitbucket.org/teckel12/arduino-new-ping/wiki/Home</w:t>
+      </w:r>
+      <w:r>
+        <w:rPr>
+          <w:color w:val="auto"/>
+        </w:rPr>
+        <w:t xml:space="preserve">. </w:t>
+      </w:r>
+      <w:r>
+        <w:rPr>
+          <w:rStyle w:val="a9"/>
+          <w:color w:val="auto"/>
+          <w:u w:val="none"/>
+          <w:lang w:eastAsia="en-US" w:bidi="ar-SA"/>
+        </w:rPr>
+        <w:t>–</w:t>
+      </w:r>
+      <w:r>
+        <w:rPr>
+          <w:color w:val="auto"/>
+        </w:rPr>
+        <w:t xml:space="preserve"> </w:t>
+      </w:r>
+      <w:r>
+        <w:rPr>
+          <w:color w:val="auto"/>
+        </w:rPr>
+        <w:t xml:space="preserve">Дата доступа: </w:t>
+      </w:r>
+      <w:r>
+        <w:rPr>
+          <w:color w:val="auto"/>
+        </w:rPr>
+        <w:t>22</w:t>
+      </w:r>
+      <w:r>
+        <w:rPr>
+          <w:color w:val="auto"/>
+        </w:rPr>
+        <w:t>.0</w:t>
+      </w:r>
+      <w:r>
+        <w:rPr>
+          <w:color w:val="auto"/>
+        </w:rPr>
+        <w:t>9</w:t>
+      </w:r>
+      <w:r>
+        <w:rPr>
+          <w:color w:val="auto"/>
+        </w:rPr>
+        <w:t>.202</w:t>
+      </w:r>
+      <w:r>
+        <w:rPr>
+          <w:color w:val="auto"/>
+        </w:rPr>
+        <w:t>5</w:t>
+      </w:r>
       <w:r>
         <w:rPr>
           <w:color w:val="auto"/>
         </w:rPr>
         <w:t>.</w:t>
       </w:r>
-      <w:proofErr w:type="spellStart"/>
-      <w:r>
-        <w:rPr>
-          <w:color w:val="auto"/>
-          <w:lang w:val="en-US"/>
-        </w:rPr>
-        <w:t>ru</w:t>
-      </w:r>
-      <w:proofErr w:type="spellEnd"/>
-      <w:r>
-        <w:rPr>
-          <w:color w:val="auto"/>
-        </w:rPr>
-        <w:t>/</w:t>
-      </w:r>
-      <w:proofErr w:type="spellStart"/>
-      <w:r>
-        <w:rPr>
-          <w:color w:val="auto"/>
-          <w:lang w:val="en-US"/>
-        </w:rPr>
-        <w:t>arduino</w:t>
-      </w:r>
-      <w:proofErr w:type="spellEnd"/>
-      <w:r>
-        <w:rPr>
-          <w:color w:val="auto"/>
-        </w:rPr>
-        <w:t>-</w:t>
-      </w:r>
-      <w:r>
-        <w:rPr>
-          <w:color w:val="auto"/>
-          <w:lang w:val="en-US"/>
-        </w:rPr>
-        <w:t>first</w:t>
+    </w:p>
+    <w:p>
+      <w:pPr>
+        <w:ind w:firstLine="709"/>
+        <w:rPr>
+          <w:color w:val="auto"/>
+        </w:rPr>
+      </w:pPr>
+      <w:r>
+        <w:rPr>
+          <w:color w:val="auto"/>
+        </w:rPr>
+        <w:t xml:space="preserve">[9] </w:t>
+      </w:r>
+      <w:r>
+        <w:rPr>
+          <w:color w:val="auto"/>
+        </w:rPr>
+        <w:t>ВОЗ</w:t>
+      </w:r>
+      <w:r>
+        <w:rPr>
+          <w:color w:val="auto"/>
+        </w:rPr>
+        <w:t xml:space="preserve"> [</w:t>
+      </w:r>
+      <w:r>
+        <w:rPr>
+          <w:color w:val="auto"/>
+        </w:rPr>
+        <w:t>Электронный</w:t>
+      </w:r>
+      <w:r>
+        <w:rPr>
+          <w:color w:val="auto"/>
+        </w:rPr>
+        <w:t xml:space="preserve"> </w:t>
+      </w:r>
+      <w:r>
+        <w:rPr>
+          <w:color w:val="auto"/>
+        </w:rPr>
+        <w:t>ресурс</w:t>
+      </w:r>
+      <w:r>
+        <w:rPr>
+          <w:color w:val="auto"/>
+        </w:rPr>
+        <w:t xml:space="preserve">]. – </w:t>
+      </w:r>
+      <w:r>
+        <w:rPr>
+          <w:color w:val="auto"/>
+        </w:rPr>
+        <w:t>Режим</w:t>
+      </w:r>
+      <w:r>
+        <w:rPr>
+          <w:color w:val="auto"/>
+        </w:rPr>
+        <w:t xml:space="preserve"> </w:t>
+      </w:r>
+      <w:r>
+        <w:rPr>
+          <w:color w:val="auto"/>
+        </w:rPr>
+        <w:t>доступа</w:t>
+      </w:r>
+      <w:r>
+        <w:rPr>
+          <w:color w:val="auto"/>
+        </w:rPr>
+        <w:t xml:space="preserve">: </w:t>
+      </w:r>
+      <w:r>
+        <w:rPr>
+          <w:rStyle w:val="a9"/>
+          <w:color w:val="auto"/>
+          <w:u w:val="none"/>
+          <w:lang w:eastAsia="en-US" w:bidi="ar-SA"/>
+        </w:rPr>
+        <w:t>https://www.who.int/publications/i/item/9789241597906</w:t>
       </w:r>
       <w:r>
         <w:rPr>
@@ -6796,37 +7174,31 @@
         <w:rPr>
           <w:color w:val="auto"/>
         </w:rPr>
-        <w:t xml:space="preserve">Дата доступа: </w:t>
-      </w:r>
-      <w:r>
-        <w:rPr>
-          <w:color w:val="auto"/>
-        </w:rPr>
-        <w:t>22</w:t>
-      </w:r>
-      <w:r>
-        <w:rPr>
-          <w:color w:val="auto"/>
-        </w:rPr>
-        <w:t>.0</w:t>
-      </w:r>
-      <w:r>
-        <w:rPr>
-          <w:color w:val="auto"/>
-        </w:rPr>
-        <w:t>9</w:t>
-      </w:r>
-      <w:r>
-        <w:rPr>
-          <w:color w:val="auto"/>
-        </w:rPr>
-        <w:t>.202</w:t>
-      </w:r>
-      <w:r>
-        <w:rPr>
-          <w:color w:val="auto"/>
-        </w:rPr>
-        <w:t>5</w:t>
+        <w:t>Дата</w:t>
+      </w:r>
+      <w:r>
+        <w:rPr>
+          <w:color w:val="auto"/>
+        </w:rPr>
+        <w:t xml:space="preserve"> </w:t>
+      </w:r>
+      <w:r>
+        <w:rPr>
+          <w:color w:val="auto"/>
+        </w:rPr>
+        <w:t>доступа</w:t>
+      </w:r>
+      <w:r>
+        <w:rPr>
+          <w:color w:val="auto"/>
+        </w:rPr>
+        <w:t xml:space="preserve">: </w:t>
+      </w:r>
+      <w:r>
+        <w:rPr>
+          <w:color w:val="auto"/>
+        </w:rPr>
+        <w:t>01</w:t>
       </w:r>
       <w:r>
         <w:rPr>
@@ -6834,6 +7206,18 @@
         </w:rPr>
         <w:t>.</w:t>
       </w:r>
+      <w:r>
+        <w:rPr>
+          <w:color w:val="auto"/>
+        </w:rPr>
+        <w:t>11</w:t>
+      </w:r>
+      <w:r>
+        <w:rPr>
+          <w:color w:val="auto"/>
+        </w:rPr>
+        <w:t>.2025.</w:t>
+      </w:r>
     </w:p>
     <w:p>
       <w:pPr>
@@ -6842,395 +7226,19 @@
           <w:color w:val="auto"/>
         </w:rPr>
       </w:pPr>
-      <w:r>
-        <w:rPr>
-          <w:color w:val="auto"/>
-        </w:rPr>
-        <w:t>[</w:t>
-      </w:r>
-      <w:r>
-        <w:rPr>
-          <w:color w:val="auto"/>
-        </w:rPr>
-        <w:t>7</w:t>
-      </w:r>
-      <w:r>
-        <w:rPr>
-          <w:color w:val="auto"/>
-        </w:rPr>
-        <w:t>]</w:t>
-      </w:r>
-      <w:r>
-        <w:rPr>
-          <w:color w:val="auto"/>
-        </w:rPr>
-        <w:t xml:space="preserve"> </w:t>
-      </w:r>
-      <w:r>
-        <w:rPr>
-          <w:color w:val="auto"/>
-          <w:lang w:val="en-US"/>
-        </w:rPr>
-        <w:t>Arduino</w:t>
-      </w:r>
-      <w:r>
-        <w:rPr>
-          <w:color w:val="auto"/>
-        </w:rPr>
-        <w:t xml:space="preserve"> </w:t>
-      </w:r>
-      <w:r>
-        <w:rPr>
-          <w:color w:val="auto"/>
-          <w:lang w:val="en-US"/>
-        </w:rPr>
-        <w:t>Docs </w:t>
-      </w:r>
-      <w:r>
-        <w:rPr>
-          <w:color w:val="auto"/>
-        </w:rPr>
-        <w:t xml:space="preserve">[Электронный ресурс]. – Режим доступа: </w:t>
-      </w:r>
-      <w:r>
-        <w:rPr>
-          <w:color w:val="auto"/>
-          <w:lang w:val="en-US"/>
-        </w:rPr>
-        <w:t>https</w:t>
-      </w:r>
-      <w:r>
-        <w:rPr>
-          <w:color w:val="auto"/>
-        </w:rPr>
-        <w:t>://</w:t>
-      </w:r>
-      <w:r>
-        <w:rPr>
-          <w:color w:val="auto"/>
-          <w:lang w:val="en-US"/>
-        </w:rPr>
-        <w:t>docs</w:t>
-      </w:r>
-      <w:r>
-        <w:rPr>
-          <w:color w:val="auto"/>
-        </w:rPr>
-        <w:t>.</w:t>
-      </w:r>
-      <w:proofErr w:type="spellStart"/>
-      <w:r>
-        <w:rPr>
-          <w:color w:val="auto"/>
-          <w:lang w:val="en-US"/>
-        </w:rPr>
-        <w:t>arduino</w:t>
-      </w:r>
-      <w:proofErr w:type="spellEnd"/>
-      <w:r>
-        <w:rPr>
-          <w:color w:val="auto"/>
-        </w:rPr>
-        <w:t>.</w:t>
-      </w:r>
-      <w:r>
-        <w:rPr>
-          <w:color w:val="auto"/>
-          <w:lang w:val="en-US"/>
-        </w:rPr>
-        <w:t>cc</w:t>
-      </w:r>
-      <w:r>
-        <w:rPr>
-          <w:color w:val="auto"/>
-        </w:rPr>
-        <w:t>/</w:t>
-      </w:r>
-      <w:r>
-        <w:rPr>
-          <w:color w:val="auto"/>
-          <w:lang w:val="en-US"/>
-        </w:rPr>
-        <w:t>language</w:t>
-      </w:r>
-      <w:r>
-        <w:rPr>
-          <w:color w:val="auto"/>
-        </w:rPr>
-        <w:t>-</w:t>
-      </w:r>
-      <w:r>
-        <w:rPr>
-          <w:color w:val="auto"/>
-          <w:lang w:val="en-US"/>
-        </w:rPr>
-        <w:t>reference</w:t>
-      </w:r>
-      <w:r>
-        <w:rPr>
-          <w:color w:val="auto"/>
-        </w:rPr>
-        <w:t>/</w:t>
-      </w:r>
-      <w:proofErr w:type="spellStart"/>
-      <w:r>
-        <w:rPr>
-          <w:color w:val="auto"/>
-          <w:lang w:val="en-US"/>
-        </w:rPr>
-        <w:t>en</w:t>
-      </w:r>
-      <w:proofErr w:type="spellEnd"/>
-      <w:r>
-        <w:rPr>
-          <w:color w:val="auto"/>
-        </w:rPr>
-        <w:t>/</w:t>
-      </w:r>
-      <w:r>
-        <w:rPr>
-          <w:color w:val="auto"/>
-          <w:lang w:val="en-US"/>
-        </w:rPr>
-        <w:t>functions</w:t>
-      </w:r>
-      <w:r>
-        <w:rPr>
-          <w:color w:val="auto"/>
-        </w:rPr>
-        <w:t>/</w:t>
-      </w:r>
-      <w:r>
-        <w:rPr>
-          <w:color w:val="auto"/>
-          <w:lang w:val="en-US"/>
-        </w:rPr>
-        <w:t>communication</w:t>
-      </w:r>
-      <w:r>
-        <w:rPr>
-          <w:color w:val="auto"/>
-        </w:rPr>
-        <w:t>/</w:t>
-      </w:r>
-      <w:r>
-        <w:rPr>
-          <w:color w:val="auto"/>
-          <w:lang w:val="en-US"/>
-        </w:rPr>
-        <w:t>wire</w:t>
-      </w:r>
-      <w:r>
-        <w:rPr>
-          <w:color w:val="auto"/>
-        </w:rPr>
-        <w:t>/</w:t>
-      </w:r>
-      <w:r>
-        <w:rPr>
-          <w:color w:val="auto"/>
-        </w:rPr>
-        <w:t xml:space="preserve">. </w:t>
-      </w:r>
-      <w:r>
-        <w:rPr>
-          <w:rStyle w:val="a9"/>
-          <w:color w:val="auto"/>
-          <w:u w:val="none"/>
-          <w:lang w:eastAsia="en-US" w:bidi="ar-SA"/>
-        </w:rPr>
-        <w:t>–</w:t>
-      </w:r>
-      <w:r>
-        <w:rPr>
-          <w:color w:val="auto"/>
-        </w:rPr>
-        <w:t xml:space="preserve"> </w:t>
-      </w:r>
-      <w:r>
-        <w:rPr>
-          <w:color w:val="auto"/>
-        </w:rPr>
-        <w:t xml:space="preserve">Дата доступа: </w:t>
-      </w:r>
-      <w:r>
-        <w:rPr>
-          <w:color w:val="auto"/>
-        </w:rPr>
-        <w:t>22</w:t>
-      </w:r>
-      <w:r>
-        <w:rPr>
-          <w:color w:val="auto"/>
-        </w:rPr>
-        <w:t>.0</w:t>
-      </w:r>
-      <w:r>
-        <w:rPr>
-          <w:color w:val="auto"/>
-        </w:rPr>
-        <w:t>9</w:t>
-      </w:r>
-      <w:r>
-        <w:rPr>
-          <w:color w:val="auto"/>
-        </w:rPr>
-        <w:t>.202</w:t>
-      </w:r>
-      <w:r>
-        <w:rPr>
-          <w:color w:val="auto"/>
-        </w:rPr>
-        <w:t>5</w:t>
-      </w:r>
-      <w:r>
-        <w:rPr>
-          <w:color w:val="auto"/>
-        </w:rPr>
-        <w:t>.</w:t>
-      </w:r>
-    </w:p>
-    <w:p>
-      <w:pPr>
-        <w:ind w:firstLine="709"/>
-        <w:rPr>
-          <w:color w:val="auto"/>
-          <w:lang w:eastAsia="en-US" w:bidi="ar-SA"/>
-        </w:rPr>
-      </w:pPr>
-      <w:r>
-        <w:rPr>
-          <w:color w:val="auto"/>
-        </w:rPr>
-        <w:t>[</w:t>
-      </w:r>
-      <w:r>
-        <w:rPr>
-          <w:color w:val="auto"/>
-        </w:rPr>
-        <w:t>8</w:t>
-      </w:r>
-      <w:r>
-        <w:rPr>
-          <w:color w:val="auto"/>
-        </w:rPr>
-        <w:t>]</w:t>
-      </w:r>
-      <w:r>
-        <w:rPr>
-          <w:color w:val="auto"/>
-        </w:rPr>
-        <w:t xml:space="preserve"> </w:t>
-      </w:r>
-      <w:proofErr w:type="spellStart"/>
-      <w:r>
-        <w:rPr>
-          <w:color w:val="auto"/>
-          <w:lang w:val="en-US"/>
-        </w:rPr>
-        <w:t>BitBucket</w:t>
-      </w:r>
-      <w:proofErr w:type="spellEnd"/>
-      <w:r>
-        <w:rPr>
-          <w:color w:val="auto"/>
-        </w:rPr>
-        <w:t xml:space="preserve"> </w:t>
-      </w:r>
-      <w:r>
-        <w:rPr>
-          <w:color w:val="auto"/>
-        </w:rPr>
-        <w:t xml:space="preserve">[Электронный ресурс]. – Режим доступа: </w:t>
-      </w:r>
-      <w:r>
-        <w:rPr>
-          <w:rStyle w:val="a9"/>
-          <w:color w:val="auto"/>
-          <w:u w:val="none"/>
-          <w:lang w:eastAsia="en-US" w:bidi="ar-SA"/>
-        </w:rPr>
-        <w:t>https://bitbucket.org/teckel12/arduino-new-ping/wiki/Home</w:t>
-      </w:r>
-      <w:r>
-        <w:rPr>
-          <w:color w:val="auto"/>
-        </w:rPr>
-        <w:t xml:space="preserve">. </w:t>
-      </w:r>
-      <w:r>
-        <w:rPr>
-          <w:rStyle w:val="a9"/>
-          <w:color w:val="auto"/>
-          <w:u w:val="none"/>
-          <w:lang w:eastAsia="en-US" w:bidi="ar-SA"/>
-        </w:rPr>
-        <w:t>–</w:t>
-      </w:r>
-      <w:r>
-        <w:rPr>
-          <w:color w:val="auto"/>
-        </w:rPr>
-        <w:t xml:space="preserve"> </w:t>
-      </w:r>
-      <w:r>
-        <w:rPr>
-          <w:color w:val="auto"/>
-        </w:rPr>
-        <w:t xml:space="preserve">Дата доступа: </w:t>
-      </w:r>
-      <w:r>
-        <w:rPr>
-          <w:color w:val="auto"/>
-        </w:rPr>
-        <w:t>22</w:t>
-      </w:r>
-      <w:r>
-        <w:rPr>
-          <w:color w:val="auto"/>
-        </w:rPr>
-        <w:t>.0</w:t>
-      </w:r>
-      <w:r>
-        <w:rPr>
-          <w:color w:val="auto"/>
-        </w:rPr>
-        <w:t>9</w:t>
-      </w:r>
-      <w:r>
-        <w:rPr>
-          <w:color w:val="auto"/>
-        </w:rPr>
-        <w:t>.202</w:t>
-      </w:r>
-      <w:r>
-        <w:rPr>
-          <w:color w:val="auto"/>
-        </w:rPr>
-        <w:t>5</w:t>
-      </w:r>
-      <w:r>
-        <w:rPr>
-          <w:color w:val="auto"/>
-        </w:rPr>
-        <w:t>.</w:t>
-      </w:r>
-    </w:p>
-    <w:p>
-      <w:pPr>
-        <w:ind w:firstLine="709"/>
-        <w:rPr>
-          <w:color w:val="auto"/>
-        </w:rPr>
-      </w:pPr>
-    </w:p>
-    <w:p>
-      <w:pPr>
-        <w:ind w:firstLine="709"/>
-        <w:rPr>
-          <w:color w:val="auto"/>
-        </w:rPr>
-      </w:pPr>
+    </w:p>
+    <w:p>
+      <w:pPr>
+        <w:rPr>
+          <w:color w:val="auto"/>
+        </w:rPr>
+      </w:pPr>
+      <w:r>
+        <w:rPr>
+          <w:color w:val="auto"/>
+        </w:rPr>
+        <w:tab/>
+      </w:r>
     </w:p>
     <w:p>
       <w:pPr>
@@ -8263,6 +8271,7 @@
           <w:rStyle w:val="a9"/>
           <w:color w:val="auto"/>
           <w:u w:val="none"/>
+          <w:lang w:val="en-US"/>
         </w:rPr>
       </w:pPr>
       <w:r>
@@ -8290,7 +8299,14 @@
           <w:u w:val="none"/>
         </w:rPr>
         <w:br/>
-        <w:t>Принципиальная электрическая схема</w:t>
+      </w:r>
+      <w:r>
+        <w:rPr>
+          <w:rStyle w:val="a9"/>
+          <w:color w:val="auto"/>
+          <w:u w:val="none"/>
+        </w:rPr>
+        <w:t>Диаграмма вариантов использований</w:t>
       </w:r>
     </w:p>
     <w:p>

--- a/Architecture of computing systems/Course work/ПОЯСНИТЕЛЬНАЯ ЗАПИСКА.docx
+++ b/Architecture of computing systems/Course work/ПОЯСНИТЕЛЬНАЯ ЗАПИСКА.docx
@@ -515,12 +515,14 @@
           <w:rFonts w:eastAsia="Times New Roman" w:cs="Times New Roman"/>
         </w:rPr>
       </w:pPr>
+      <w:proofErr w:type="spellStart"/>
       <w:r>
         <w:rPr>
           <w:rFonts w:eastAsia="Times New Roman" w:cs="Times New Roman"/>
         </w:rPr>
         <w:t>Нормоконтролёр</w:t>
       </w:r>
+      <w:proofErr w:type="spellEnd"/>
       <w:r>
         <w:rPr>
           <w:rFonts w:eastAsia="Times New Roman" w:cs="Times New Roman"/>
@@ -2516,7 +2518,35 @@
         <w:rPr>
           <w:lang w:eastAsia="en-US"/>
         </w:rPr>
-        <w:t>Целью курсового проекта является разработка, сборка и программная реализация функционального прототипа бесконтактного дозатора жидкостей на базе микроконтроллера Arduino Nano, использующего два ультразвуковых датчика для надёжного обнаружения руки, дисплейную индикацию и транзисторное управление насосом, способного автоматически и гигиенично выдавать калибруемую заданную порцию с оперативной сигнализацией состояний и ошибок при ограниченных ресурсах микроконтроллера.</w:t>
+        <w:t xml:space="preserve">Целью курсового проекта является разработка, сборка и программная реализация функционального прототипа бесконтактного дозатора жидкостей на базе микроконтроллера </w:t>
+      </w:r>
+      <w:proofErr w:type="spellStart"/>
+      <w:r>
+        <w:rPr>
+          <w:lang w:eastAsia="en-US"/>
+        </w:rPr>
+        <w:t>Arduino</w:t>
+      </w:r>
+      <w:proofErr w:type="spellEnd"/>
+      <w:r>
+        <w:rPr>
+          <w:lang w:eastAsia="en-US"/>
+        </w:rPr>
+        <w:t xml:space="preserve"> </w:t>
+      </w:r>
+      <w:proofErr w:type="spellStart"/>
+      <w:r>
+        <w:rPr>
+          <w:lang w:eastAsia="en-US"/>
+        </w:rPr>
+        <w:t>Nano</w:t>
+      </w:r>
+      <w:proofErr w:type="spellEnd"/>
+      <w:r>
+        <w:rPr>
+          <w:lang w:eastAsia="en-US"/>
+        </w:rPr>
+        <w:t>, использующего два ультразвуковых датчика для надёжного обнаружения руки, дисплейную индикацию и транзисторное управление насосом, способного автоматически и гигиенично выдавать калибруемую заданную порцию с оперативной сигнализацией состояний и ошибок при ограниченных ресурсах микроконтроллера.</w:t>
       </w:r>
     </w:p>
     <w:p>
@@ -2596,11 +2626,19 @@
         </w:rPr>
         <w:t>транз</w:t>
       </w:r>
-      <w:r>
-        <w:rPr>
-          <w:lang w:eastAsia="en-US" w:bidi="ar-SA"/>
-        </w:rPr>
-        <w:t xml:space="preserve">исторы, </w:t>
+      <w:proofErr w:type="spellStart"/>
+      <w:r>
+        <w:rPr>
+          <w:lang w:eastAsia="en-US" w:bidi="ar-SA"/>
+        </w:rPr>
+        <w:t>исторы</w:t>
+      </w:r>
+      <w:proofErr w:type="spellEnd"/>
+      <w:r>
+        <w:rPr>
+          <w:lang w:eastAsia="en-US" w:bidi="ar-SA"/>
+        </w:rPr>
+        <w:t xml:space="preserve">, </w:t>
       </w:r>
       <w:r>
         <w:rPr>
@@ -2724,8 +2762,16 @@
         <w:rPr>
           <w:lang w:eastAsia="en-US" w:bidi="ar-SA"/>
         </w:rPr>
-        <w:t xml:space="preserve"> для Arduino</w:t>
-      </w:r>
+        <w:t xml:space="preserve"> для </w:t>
+      </w:r>
+      <w:proofErr w:type="spellStart"/>
+      <w:r>
+        <w:rPr>
+          <w:lang w:eastAsia="en-US" w:bidi="ar-SA"/>
+        </w:rPr>
+        <w:t>Arduino</w:t>
+      </w:r>
+      <w:proofErr w:type="spellEnd"/>
       <w:r>
         <w:rPr>
           <w:lang w:eastAsia="en-US" w:bidi="ar-SA"/>
@@ -2923,7 +2969,35 @@
         <w:rPr>
           <w:lang w:eastAsia="en-US" w:bidi="ar-SA"/>
         </w:rPr>
-        <w:t xml:space="preserve">Архитектура вычислительной системы для проекта автоматического дозатора на базе Arduino Nano основана на гарвардской архитектуре с разделением памяти программ и данных. Центральным ядром системы является микроконтроллер ATmega328P, который содержит 32 КБ флэш-памяти для хранения кода, 2 КБ оперативной памяти SRAM для работы с переменными и 1 КБ EEPROM для </w:t>
+        <w:t xml:space="preserve">Архитектура вычислительной системы для проекта автоматического дозатора на базе </w:t>
+      </w:r>
+      <w:proofErr w:type="spellStart"/>
+      <w:r>
+        <w:rPr>
+          <w:lang w:eastAsia="en-US" w:bidi="ar-SA"/>
+        </w:rPr>
+        <w:t>Arduino</w:t>
+      </w:r>
+      <w:proofErr w:type="spellEnd"/>
+      <w:r>
+        <w:rPr>
+          <w:lang w:eastAsia="en-US" w:bidi="ar-SA"/>
+        </w:rPr>
+        <w:t xml:space="preserve"> </w:t>
+      </w:r>
+      <w:proofErr w:type="spellStart"/>
+      <w:r>
+        <w:rPr>
+          <w:lang w:eastAsia="en-US" w:bidi="ar-SA"/>
+        </w:rPr>
+        <w:t>Nano</w:t>
+      </w:r>
+      <w:proofErr w:type="spellEnd"/>
+      <w:r>
+        <w:rPr>
+          <w:lang w:eastAsia="en-US" w:bidi="ar-SA"/>
+        </w:rPr>
+        <w:t xml:space="preserve"> основана на гарвардской архитектуре с разделением памяти программ и данных. Центральным ядром системы является микроконтроллер ATmega328P, который содержит 32 КБ флэш-памяти для хранения кода, 2 КБ оперативной памяти SRAM для работы с переменными и 1 КБ EEPROM для </w:t>
       </w:r>
       <w:r>
         <w:rPr>
@@ -3375,7 +3449,35 @@
         <w:rPr>
           <w:lang w:eastAsia="en-US"/>
         </w:rPr>
-        <w:t xml:space="preserve">Выбор Arduino Nano в качестве вычислительной платформы для проекта автоматического дозатора </w:t>
+        <w:t xml:space="preserve">Выбор </w:t>
+      </w:r>
+      <w:proofErr w:type="spellStart"/>
+      <w:r>
+        <w:rPr>
+          <w:lang w:eastAsia="en-US"/>
+        </w:rPr>
+        <w:t>Arduino</w:t>
+      </w:r>
+      <w:proofErr w:type="spellEnd"/>
+      <w:r>
+        <w:rPr>
+          <w:lang w:eastAsia="en-US"/>
+        </w:rPr>
+        <w:t xml:space="preserve"> </w:t>
+      </w:r>
+      <w:proofErr w:type="spellStart"/>
+      <w:r>
+        <w:rPr>
+          <w:lang w:eastAsia="en-US"/>
+        </w:rPr>
+        <w:t>Nano</w:t>
+      </w:r>
+      <w:proofErr w:type="spellEnd"/>
+      <w:r>
+        <w:rPr>
+          <w:lang w:eastAsia="en-US"/>
+        </w:rPr>
+        <w:t xml:space="preserve"> в качестве вычислительной платформы для проекта автоматического дозатора </w:t>
       </w:r>
       <w:r>
         <w:rPr>
@@ -3397,11 +3499,33 @@
           <w:lang w:eastAsia="en-US"/>
         </w:rPr>
       </w:pPr>
-      <w:r>
-        <w:rPr>
-          <w:lang w:eastAsia="en-US"/>
-        </w:rPr>
-        <w:t>Arduino Nano оптимально соответствует указанным требованиям благодаря своей архитектуре. Микроконтроллер ATmega328P с тактовой частотой 16 МГц и 2 КБ оперативной памяти обеспечивает достаточную производительность для обработки данных с датчика расстояния и управления исполнительными устройствами. Наличие 14 цифровых выводов позволяет подключить все необходимые компоненты: датчик HC-SR04 (2 вывода), LCD-дисплей через I2C (2 вывода), MOSFET-транзистор (1 вывод) и три светодиода (3 вывода), при этом остаются свободные порты для возможного расширения системы.</w:t>
+      <w:proofErr w:type="spellStart"/>
+      <w:r>
+        <w:rPr>
+          <w:lang w:eastAsia="en-US"/>
+        </w:rPr>
+        <w:t>Arduino</w:t>
+      </w:r>
+      <w:proofErr w:type="spellEnd"/>
+      <w:r>
+        <w:rPr>
+          <w:lang w:eastAsia="en-US"/>
+        </w:rPr>
+        <w:t xml:space="preserve"> </w:t>
+      </w:r>
+      <w:proofErr w:type="spellStart"/>
+      <w:r>
+        <w:rPr>
+          <w:lang w:eastAsia="en-US"/>
+        </w:rPr>
+        <w:t>Nano</w:t>
+      </w:r>
+      <w:proofErr w:type="spellEnd"/>
+      <w:r>
+        <w:rPr>
+          <w:lang w:eastAsia="en-US"/>
+        </w:rPr>
+        <w:t xml:space="preserve"> оптимально соответствует указанным требованиям благодаря своей архитектуре. Микроконтроллер ATmega328P с тактовой частотой 16 МГц и 2 КБ оперативной памяти обеспечивает достаточную производительность для обработки данных с датчика расстояния и управления исполнительными устройствами. Наличие 14 цифровых выводов позволяет подключить все необходимые компоненты: датчик HC-SR04 (2 вывода), LCD-дисплей через I2C (2 вывода), MOSFET-транзистор (1 вывод) и три светодиода (3 вывода), при этом остаются свободные порты для возможного расширения системы.</w:t>
       </w:r>
     </w:p>
     <w:p>
@@ -3415,7 +3539,77 @@
         <w:rPr>
           <w:lang w:eastAsia="en-US"/>
         </w:rPr>
-        <w:t>Ключевым преимуществом Arduino Nano перед другими платформами является ее компактность и возможность монтажа непосредственно на макетную плату, что особенно важно для создания компактного корпуса дозатора. По сравнению с Arduino Uno, Nano имеет аналогичные характеристики, но существенно меньшие габариты (18×45 мм), что делает ее предпочтительным выбором для встраиваемых систем.</w:t>
+        <w:t xml:space="preserve">Ключевым преимуществом </w:t>
+      </w:r>
+      <w:proofErr w:type="spellStart"/>
+      <w:r>
+        <w:rPr>
+          <w:lang w:eastAsia="en-US"/>
+        </w:rPr>
+        <w:t>Arduino</w:t>
+      </w:r>
+      <w:proofErr w:type="spellEnd"/>
+      <w:r>
+        <w:rPr>
+          <w:lang w:eastAsia="en-US"/>
+        </w:rPr>
+        <w:t xml:space="preserve"> </w:t>
+      </w:r>
+      <w:proofErr w:type="spellStart"/>
+      <w:r>
+        <w:rPr>
+          <w:lang w:eastAsia="en-US"/>
+        </w:rPr>
+        <w:t>Nano</w:t>
+      </w:r>
+      <w:proofErr w:type="spellEnd"/>
+      <w:r>
+        <w:rPr>
+          <w:lang w:eastAsia="en-US"/>
+        </w:rPr>
+        <w:t xml:space="preserve"> перед другими платформами является ее компактность и возможность монтажа непосредственно на макетную плату, что особенно важно для создания компактного корпуса дозатора. По сравнению с </w:t>
+      </w:r>
+      <w:proofErr w:type="spellStart"/>
+      <w:r>
+        <w:rPr>
+          <w:lang w:eastAsia="en-US"/>
+        </w:rPr>
+        <w:t>Arduino</w:t>
+      </w:r>
+      <w:proofErr w:type="spellEnd"/>
+      <w:r>
+        <w:rPr>
+          <w:lang w:eastAsia="en-US"/>
+        </w:rPr>
+        <w:t xml:space="preserve"> </w:t>
+      </w:r>
+      <w:proofErr w:type="spellStart"/>
+      <w:r>
+        <w:rPr>
+          <w:lang w:eastAsia="en-US"/>
+        </w:rPr>
+        <w:t>Uno</w:t>
+      </w:r>
+      <w:proofErr w:type="spellEnd"/>
+      <w:r>
+        <w:rPr>
+          <w:lang w:eastAsia="en-US"/>
+        </w:rPr>
+        <w:t xml:space="preserve">, </w:t>
+      </w:r>
+      <w:proofErr w:type="spellStart"/>
+      <w:r>
+        <w:rPr>
+          <w:lang w:eastAsia="en-US"/>
+        </w:rPr>
+        <w:t>Nano</w:t>
+      </w:r>
+      <w:proofErr w:type="spellEnd"/>
+      <w:r>
+        <w:rPr>
+          <w:lang w:eastAsia="en-US"/>
+        </w:rPr>
+        <w:t xml:space="preserve"> имеет аналогичные характеристики, но существенно меньшие габариты (18×45 мм), что делает ее предпочтительным выбором для встраиваемых систем.</w:t>
       </w:r>
     </w:p>
     <w:p>
@@ -3727,7 +3921,63 @@
         <w:rPr>
           <w:lang w:eastAsia="en-US"/>
         </w:rPr>
-        <w:t>Программное обеспечение Arduino IDE представляет собой интегрированную среду разработки, специально созданную для программирования микроконтроллеров Arduino. Основой разработки является язык C++ с упрощенным синтаксисом, адаптированным для начинающих пользователей. Ключевой особенностью программной архитектуры является концепция скетчей, состоящих из двух обязательных функций: setup() для однократной инициализации параметров и loop() для циклического выполнения основной программы.</w:t>
+        <w:t xml:space="preserve">Программное обеспечение </w:t>
+      </w:r>
+      <w:proofErr w:type="spellStart"/>
+      <w:r>
+        <w:rPr>
+          <w:lang w:eastAsia="en-US"/>
+        </w:rPr>
+        <w:t>Arduino</w:t>
+      </w:r>
+      <w:proofErr w:type="spellEnd"/>
+      <w:r>
+        <w:rPr>
+          <w:lang w:eastAsia="en-US"/>
+        </w:rPr>
+        <w:t xml:space="preserve"> IDE представляет собой интегрированную среду разработки, специально созданную для программирования микроконтроллеров </w:t>
+      </w:r>
+      <w:proofErr w:type="spellStart"/>
+      <w:r>
+        <w:rPr>
+          <w:lang w:eastAsia="en-US"/>
+        </w:rPr>
+        <w:t>Arduino</w:t>
+      </w:r>
+      <w:proofErr w:type="spellEnd"/>
+      <w:r>
+        <w:rPr>
+          <w:lang w:eastAsia="en-US"/>
+        </w:rPr>
+        <w:t xml:space="preserve">. Основой разработки является язык C++ с упрощенным синтаксисом, адаптированным для начинающих пользователей. Ключевой особенностью программной архитектуры является концепция скетчей, состоящих из двух обязательных функций: </w:t>
+      </w:r>
+      <w:proofErr w:type="spellStart"/>
+      <w:r>
+        <w:rPr>
+          <w:lang w:eastAsia="en-US"/>
+        </w:rPr>
+        <w:t>setup</w:t>
+      </w:r>
+      <w:proofErr w:type="spellEnd"/>
+      <w:r>
+        <w:rPr>
+          <w:lang w:eastAsia="en-US"/>
+        </w:rPr>
+        <w:t xml:space="preserve">() для однократной инициализации параметров и </w:t>
+      </w:r>
+      <w:proofErr w:type="spellStart"/>
+      <w:r>
+        <w:rPr>
+          <w:lang w:eastAsia="en-US"/>
+        </w:rPr>
+        <w:t>loop</w:t>
+      </w:r>
+      <w:proofErr w:type="spellEnd"/>
+      <w:r>
+        <w:rPr>
+          <w:lang w:eastAsia="en-US"/>
+        </w:rPr>
+        <w:t>() для циклического выполнения основной программы.</w:t>
       </w:r>
     </w:p>
     <w:p>
@@ -3741,7 +3991,49 @@
         <w:rPr>
           <w:lang w:eastAsia="en-US"/>
         </w:rPr>
-        <w:t>Процесс компиляции и загрузки программ осуществляется через цепочку инструментов avr-gcc, включающую препроцессор, компилятор и линкер. Важной особенностью Arduino является автоматическая генерация прототипов функций и подключение стандартных заголовочных файлов, что значительно упрощает процесс разработки. Загрузка прошивки происходит через bootloader, записанный в память микроконтроллера, что позволяет программировать устройство через стандартный USB-интерфейс без использования внешних программаторов.</w:t>
+        <w:t xml:space="preserve">Процесс компиляции и загрузки программ осуществляется через цепочку инструментов </w:t>
+      </w:r>
+      <w:proofErr w:type="spellStart"/>
+      <w:r>
+        <w:rPr>
+          <w:lang w:eastAsia="en-US"/>
+        </w:rPr>
+        <w:t>avr-gcc</w:t>
+      </w:r>
+      <w:proofErr w:type="spellEnd"/>
+      <w:r>
+        <w:rPr>
+          <w:lang w:eastAsia="en-US"/>
+        </w:rPr>
+        <w:t xml:space="preserve">, включающую препроцессор, компилятор и линкер. Важной особенностью </w:t>
+      </w:r>
+      <w:proofErr w:type="spellStart"/>
+      <w:r>
+        <w:rPr>
+          <w:lang w:eastAsia="en-US"/>
+        </w:rPr>
+        <w:t>Arduino</w:t>
+      </w:r>
+      <w:proofErr w:type="spellEnd"/>
+      <w:r>
+        <w:rPr>
+          <w:lang w:eastAsia="en-US"/>
+        </w:rPr>
+        <w:t xml:space="preserve"> является автоматическая генерация прототипов функций и подключение стандартных заголовочных файлов, что значительно упрощает процесс разработки. Загрузка прошивки происходит через </w:t>
+      </w:r>
+      <w:proofErr w:type="spellStart"/>
+      <w:r>
+        <w:rPr>
+          <w:lang w:eastAsia="en-US"/>
+        </w:rPr>
+        <w:t>bootloader</w:t>
+      </w:r>
+      <w:proofErr w:type="spellEnd"/>
+      <w:r>
+        <w:rPr>
+          <w:lang w:eastAsia="en-US"/>
+        </w:rPr>
+        <w:t>, записанный в память микроконтроллера, что позволяет программировать устройство через стандартный USB-интерфейс без использования внешних программаторов.</w:t>
       </w:r>
     </w:p>
     <w:p>
@@ -3755,7 +4047,49 @@
         <w:rPr>
           <w:lang w:eastAsia="en-US"/>
         </w:rPr>
-        <w:t xml:space="preserve">Библиотечная система Arduino включает несколько категорий компонентов: стандартные библиотеки (Wire, SPI, SoftwareSerial) для работы с базовыми интерфейсами, сторонние библиотеки для конкретных датчиков и модулей, а также пользовательские библиотеки. Для </w:t>
+        <w:t xml:space="preserve">Библиотечная система </w:t>
+      </w:r>
+      <w:proofErr w:type="spellStart"/>
+      <w:r>
+        <w:rPr>
+          <w:lang w:eastAsia="en-US"/>
+        </w:rPr>
+        <w:t>Arduino</w:t>
+      </w:r>
+      <w:proofErr w:type="spellEnd"/>
+      <w:r>
+        <w:rPr>
+          <w:lang w:eastAsia="en-US"/>
+        </w:rPr>
+        <w:t xml:space="preserve"> включает несколько категорий компонентов: стандартные библиотеки (</w:t>
+      </w:r>
+      <w:proofErr w:type="spellStart"/>
+      <w:r>
+        <w:rPr>
+          <w:lang w:eastAsia="en-US"/>
+        </w:rPr>
+        <w:t>Wire</w:t>
+      </w:r>
+      <w:proofErr w:type="spellEnd"/>
+      <w:r>
+        <w:rPr>
+          <w:lang w:eastAsia="en-US"/>
+        </w:rPr>
+        <w:t xml:space="preserve">, SPI, </w:t>
+      </w:r>
+      <w:proofErr w:type="spellStart"/>
+      <w:r>
+        <w:rPr>
+          <w:lang w:eastAsia="en-US"/>
+        </w:rPr>
+        <w:t>SoftwareSerial</w:t>
+      </w:r>
+      <w:proofErr w:type="spellEnd"/>
+      <w:r>
+        <w:rPr>
+          <w:lang w:eastAsia="en-US"/>
+        </w:rPr>
+        <w:t xml:space="preserve">) для работы с базовыми интерфейсами, сторонние библиотеки для конкретных датчиков и модулей, а также пользовательские библиотеки. Для </w:t>
       </w:r>
       <w:r>
         <w:rPr>
@@ -3781,7 +4115,35 @@
         <w:rPr>
           <w:lang w:eastAsia="en-US"/>
         </w:rPr>
-        <w:t>Взаимодействие с аппаратной частью реализовано через систему функций аппаратной абстракции: pinMode() для настройки режима работы выводов, digitalWrite()</w:t>
+        <w:t xml:space="preserve">Взаимодействие с аппаратной частью реализовано через систему функций аппаратной абстракции: </w:t>
+      </w:r>
+      <w:proofErr w:type="spellStart"/>
+      <w:r>
+        <w:rPr>
+          <w:lang w:eastAsia="en-US"/>
+        </w:rPr>
+        <w:t>pinMode</w:t>
+      </w:r>
+      <w:proofErr w:type="spellEnd"/>
+      <w:r>
+        <w:rPr>
+          <w:lang w:eastAsia="en-US"/>
+        </w:rPr>
+        <w:t xml:space="preserve">() для настройки режима работы выводов, </w:t>
+      </w:r>
+      <w:proofErr w:type="spellStart"/>
+      <w:r>
+        <w:rPr>
+          <w:lang w:eastAsia="en-US"/>
+        </w:rPr>
+        <w:t>digitalWrite</w:t>
+      </w:r>
+      <w:proofErr w:type="spellEnd"/>
+      <w:r>
+        <w:rPr>
+          <w:lang w:eastAsia="en-US"/>
+        </w:rPr>
+        <w:t>()</w:t>
       </w:r>
       <w:r>
         <w:rPr>
@@ -3789,11 +4151,89 @@
         </w:rPr>
         <w:t xml:space="preserve"> и </w:t>
       </w:r>
-      <w:r>
-        <w:rPr>
-          <w:lang w:eastAsia="en-US"/>
-        </w:rPr>
-        <w:t>digitalRead() для работы с цифровыми сигналами, analogRead() для чтения аналоговых значений, а также delay() и millis() для управления временными интервалами. Отладка программ осуществляется через последовательный порт с использованием функций Serial.begin() и Serial.print(), что позволяет выводить отладочную информацию на компьютер.</w:t>
+      <w:proofErr w:type="spellStart"/>
+      <w:r>
+        <w:rPr>
+          <w:lang w:eastAsia="en-US"/>
+        </w:rPr>
+        <w:t>digitalRead</w:t>
+      </w:r>
+      <w:proofErr w:type="spellEnd"/>
+      <w:r>
+        <w:rPr>
+          <w:lang w:eastAsia="en-US"/>
+        </w:rPr>
+        <w:t xml:space="preserve">() для работы с цифровыми сигналами, </w:t>
+      </w:r>
+      <w:proofErr w:type="spellStart"/>
+      <w:r>
+        <w:rPr>
+          <w:lang w:eastAsia="en-US"/>
+        </w:rPr>
+        <w:t>analogRead</w:t>
+      </w:r>
+      <w:proofErr w:type="spellEnd"/>
+      <w:r>
+        <w:rPr>
+          <w:lang w:eastAsia="en-US"/>
+        </w:rPr>
+        <w:t xml:space="preserve">() для чтения аналоговых значений, а также </w:t>
+      </w:r>
+      <w:proofErr w:type="spellStart"/>
+      <w:r>
+        <w:rPr>
+          <w:lang w:eastAsia="en-US"/>
+        </w:rPr>
+        <w:t>delay</w:t>
+      </w:r>
+      <w:proofErr w:type="spellEnd"/>
+      <w:r>
+        <w:rPr>
+          <w:lang w:eastAsia="en-US"/>
+        </w:rPr>
+        <w:t xml:space="preserve">() и </w:t>
+      </w:r>
+      <w:proofErr w:type="spellStart"/>
+      <w:r>
+        <w:rPr>
+          <w:lang w:eastAsia="en-US"/>
+        </w:rPr>
+        <w:t>millis</w:t>
+      </w:r>
+      <w:proofErr w:type="spellEnd"/>
+      <w:r>
+        <w:rPr>
+          <w:lang w:eastAsia="en-US"/>
+        </w:rPr>
+        <w:t xml:space="preserve">() для управления временными интервалами. Отладка программ осуществляется через последовательный порт с использованием функций </w:t>
+      </w:r>
+      <w:proofErr w:type="spellStart"/>
+      <w:r>
+        <w:rPr>
+          <w:lang w:eastAsia="en-US"/>
+        </w:rPr>
+        <w:t>Serial.begin</w:t>
+      </w:r>
+      <w:proofErr w:type="spellEnd"/>
+      <w:r>
+        <w:rPr>
+          <w:lang w:eastAsia="en-US"/>
+        </w:rPr>
+        <w:t xml:space="preserve">() и </w:t>
+      </w:r>
+      <w:proofErr w:type="spellStart"/>
+      <w:r>
+        <w:rPr>
+          <w:lang w:eastAsia="en-US"/>
+        </w:rPr>
+        <w:t>Serial.print</w:t>
+      </w:r>
+      <w:proofErr w:type="spellEnd"/>
+      <w:r>
+        <w:rPr>
+          <w:lang w:eastAsia="en-US"/>
+        </w:rPr>
+        <w:t>(), что позволяет выводить отладочную информацию на компьютер.</w:t>
       </w:r>
     </w:p>
     <w:p>
@@ -3819,7 +4259,35 @@
         <w:rPr>
           <w:lang w:eastAsia="en-US"/>
         </w:rPr>
-        <w:t xml:space="preserve">проекта программное обеспечение будет включать инициализацию периферийных устройств в функции setup(), циклический опрос датчика расстояния в функции loop(), алгоритм управления помпой с точным таймингом, визуализацию статуса работы на LCD-дисплее и обработку исключительных ситуаций. Весь код будет разработан с учетом </w:t>
+        <w:t xml:space="preserve">проекта программное обеспечение будет включать инициализацию периферийных устройств в функции </w:t>
+      </w:r>
+      <w:proofErr w:type="spellStart"/>
+      <w:r>
+        <w:rPr>
+          <w:lang w:eastAsia="en-US"/>
+        </w:rPr>
+        <w:t>setup</w:t>
+      </w:r>
+      <w:proofErr w:type="spellEnd"/>
+      <w:r>
+        <w:rPr>
+          <w:lang w:eastAsia="en-US"/>
+        </w:rPr>
+        <w:t xml:space="preserve">(), циклический опрос датчика расстояния в функции </w:t>
+      </w:r>
+      <w:proofErr w:type="spellStart"/>
+      <w:r>
+        <w:rPr>
+          <w:lang w:eastAsia="en-US"/>
+        </w:rPr>
+        <w:t>loop</w:t>
+      </w:r>
+      <w:proofErr w:type="spellEnd"/>
+      <w:r>
+        <w:rPr>
+          <w:lang w:eastAsia="en-US"/>
+        </w:rPr>
+        <w:t xml:space="preserve">(), алгоритм управления помпой с точным таймингом, визуализацию статуса работы на LCD-дисплее и обработку исключительных ситуаций. Весь код будет разработан с учетом </w:t>
       </w:r>
       <w:r>
         <w:rPr>
@@ -3874,7 +4342,23 @@
         <w:ind w:firstLine="709"/>
       </w:pPr>
       <w:r>
-        <w:t>История развития Arduino IDE тесно связана с эволюцией аппаратной платформы Arduino. Первая версия среды разработки была выпущена в 2005 году и базировалась на открытой платформе Processing, изначально созданной для визуализации данных. Основной целью разработчиков было создание простой и доступной среды для программирования микроконтроллеров, которая бы не требовала глубоких знаний в электронике.</w:t>
+        <w:t xml:space="preserve">История развития </w:t>
+      </w:r>
+      <w:proofErr w:type="spellStart"/>
+      <w:r>
+        <w:t>Arduino</w:t>
+      </w:r>
+      <w:proofErr w:type="spellEnd"/>
+      <w:r>
+        <w:t xml:space="preserve"> IDE тесно связана с эволюцией аппаратной платформы </w:t>
+      </w:r>
+      <w:proofErr w:type="spellStart"/>
+      <w:r>
+        <w:t>Arduino</w:t>
+      </w:r>
+      <w:proofErr w:type="spellEnd"/>
+      <w:r>
+        <w:t>. Первая версия среды разработки была выпущена в 2005 году и базировалась на открытой платформе Processing, изначально созданной для визуализации данных. Основной целью разработчиков было создание простой и доступной среды для программирования микроконтроллеров, которая бы не требовала глубоких знаний в электронике.</w:t>
       </w:r>
     </w:p>
     <w:p>
@@ -3884,7 +4368,39 @@
         <w:ind w:firstLine="709"/>
       </w:pPr>
       <w:r>
-        <w:t>Со временем Arduino IDE прошла значительный путь развития. Ранние версии (1.0.x) предлагали базовый функционал для написания и загрузки кода, тогда как современные версии (2.x) получили улучшенный редактор с автодополнением кода, интегрированный менеджер библиотек и поддержку Git. Важным этапом стало появление Arduino IDE 1.5 с поддержкой новых плат на базе 32-битных микроконтроллеров.</w:t>
+        <w:t xml:space="preserve">Со временем </w:t>
+      </w:r>
+      <w:proofErr w:type="spellStart"/>
+      <w:r>
+        <w:t>Arduino</w:t>
+      </w:r>
+      <w:proofErr w:type="spellEnd"/>
+      <w:r>
+        <w:t xml:space="preserve"> IDE прошла значительный путь развития. Ранние версии (1.0.x) предлагали базовый функционал для написания и загрузки кода, тогда как современные версии (2.x) получили улучшенный редактор с </w:t>
+      </w:r>
+      <w:proofErr w:type="spellStart"/>
+      <w:r>
+        <w:t>автодополнением</w:t>
+      </w:r>
+      <w:proofErr w:type="spellEnd"/>
+      <w:r>
+        <w:t xml:space="preserve"> кода, интегрированный менеджер библиотек и поддержку </w:t>
+      </w:r>
+      <w:proofErr w:type="spellStart"/>
+      <w:r>
+        <w:t>Git</w:t>
+      </w:r>
+      <w:proofErr w:type="spellEnd"/>
+      <w:r>
+        <w:t xml:space="preserve">. Важным этапом стало появление </w:t>
+      </w:r>
+      <w:proofErr w:type="spellStart"/>
+      <w:r>
+        <w:t>Arduino</w:t>
+      </w:r>
+      <w:proofErr w:type="spellEnd"/>
+      <w:r>
+        <w:t xml:space="preserve"> IDE 1.5 с поддержкой новых плат на базе 32-битных микроконтроллеров.</w:t>
       </w:r>
     </w:p>
     <w:p>
@@ -3894,7 +4410,23 @@
         <w:ind w:firstLine="709"/>
       </w:pPr>
       <w:r>
-        <w:t>Ключевыми достоинствами Arduino IDE являются ее кроссплатформенность (поддержка Windows, macOS, Linux), простота установки и настройки, а также интеграция с менеджером плат, позволяющим легко добавлять поддержку новых устройств. Особенно важна для образовательных проектов встроенная поддержка последовательного монитора для отладки программ.</w:t>
+        <w:t xml:space="preserve">Ключевыми достоинствами </w:t>
+      </w:r>
+      <w:proofErr w:type="spellStart"/>
+      <w:r>
+        <w:t>Arduino</w:t>
+      </w:r>
+      <w:proofErr w:type="spellEnd"/>
+      <w:r>
+        <w:t xml:space="preserve"> IDE являются ее кроссплатформенность (поддержка Windows, </w:t>
+      </w:r>
+      <w:proofErr w:type="spellStart"/>
+      <w:r>
+        <w:t>macOS</w:t>
+      </w:r>
+      <w:proofErr w:type="spellEnd"/>
+      <w:r>
+        <w:t>, Linux), простота установки и настройки, а также интеграция с менеджером плат, позволяющим легко добавлять поддержку новых устройств. Особенно важна для образовательных проектов встроенная поддержка последовательного монитора для отладки программ.</w:t>
       </w:r>
     </w:p>
     <w:p>
@@ -3904,7 +4436,15 @@
         <w:ind w:firstLine="709"/>
       </w:pPr>
       <w:r>
-        <w:t>Несмотря на некоторые ограничения (относительно простой отладчик по сравнению с профессиональными средами), Arduino IDE остается оптимальным выбором для учебных проектов благодаря сочетанию простоты использования и достаточного функционала для реализации таких устройств, как автоматический дозатор жидкости.</w:t>
+        <w:t xml:space="preserve">Несмотря на некоторые ограничения (относительно простой отладчик по сравнению с профессиональными средами), </w:t>
+      </w:r>
+      <w:proofErr w:type="spellStart"/>
+      <w:r>
+        <w:t>Arduino</w:t>
+      </w:r>
+      <w:proofErr w:type="spellEnd"/>
+      <w:r>
+        <w:t xml:space="preserve"> IDE остается оптимальным выбором для учебных проектов благодаря сочетанию простоты использования и достаточного функционала для реализации таких устройств, как автоматический дозатор жидкости.</w:t>
       </w:r>
     </w:p>
     <w:p>
@@ -4129,7 +4669,15 @@
         <w:ind w:firstLine="709"/>
       </w:pPr>
       <w:r>
-        <w:t xml:space="preserve">Для реализации системы автоматического дозатора жидкости используется набор специализированных библиотек Arduino, обеспечивающих взаимодействие с аппаратными компонентами системы. </w:t>
+        <w:t xml:space="preserve">Для реализации системы автоматического дозатора жидкости используется набор специализированных библиотек </w:t>
+      </w:r>
+      <w:proofErr w:type="spellStart"/>
+      <w:r>
+        <w:t>Arduino</w:t>
+      </w:r>
+      <w:proofErr w:type="spellEnd"/>
+      <w:r>
+        <w:t xml:space="preserve">, обеспечивающих взаимодействие с аппаратными компонентами системы. </w:t>
       </w:r>
     </w:p>
     <w:p>
@@ -4139,7 +4687,15 @@
         <w:ind w:firstLine="709"/>
       </w:pPr>
       <w:r>
-        <w:t>Библиотека Wire.h предоставляет функции для работы с интерфейсом I2C/TWI, который используется для связи с LCD-дисплеем. Эта библиотека реализует протокол связи на основе аппаратной поддержки микроконтроллера ATmega328P и обеспечивает стабильную передачу данных на частоте 100 кГц [7].</w:t>
+        <w:t xml:space="preserve">Библиотека </w:t>
+      </w:r>
+      <w:proofErr w:type="spellStart"/>
+      <w:r>
+        <w:t>Wire.h</w:t>
+      </w:r>
+      <w:proofErr w:type="spellEnd"/>
+      <w:r>
+        <w:t xml:space="preserve"> предоставляет функции для работы с интерфейсом I2C/TWI, который используется для связи с LCD-дисплеем. Эта библиотека реализует протокол связи на основе аппаратной поддержки микроконтроллера ATmega328P и обеспечивает стабильную передачу данных на частоте 100 кГц [7].</w:t>
       </w:r>
     </w:p>
     <w:p>
@@ -4149,7 +4705,23 @@
         <w:ind w:firstLine="709"/>
       </w:pPr>
       <w:r>
-        <w:t>Для работы с ультразвуковым датчиком применяется библиотека NewPing.h, которая предлагает улучшенные алгоритмы измерения расстояния. Библиотека обеспечивает фильтрацию ложных срабатываний и позволяет точно измерять расстояния в диапазоне от 2 до 400 см. Основная функция sonar.ping_cm() возвращает расстояние в сантиметрах [</w:t>
+        <w:t xml:space="preserve">Для работы с ультразвуковым датчиком применяется библиотека </w:t>
+      </w:r>
+      <w:proofErr w:type="spellStart"/>
+      <w:r>
+        <w:t>NewPing.h</w:t>
+      </w:r>
+      <w:proofErr w:type="spellEnd"/>
+      <w:r>
+        <w:t xml:space="preserve">, которая предлагает улучшенные алгоритмы измерения расстояния. Библиотека обеспечивает фильтрацию ложных срабатываний и позволяет точно измерять расстояния в диапазоне от 2 до 400 см. Основная функция </w:t>
+      </w:r>
+      <w:proofErr w:type="spellStart"/>
+      <w:r>
+        <w:t>sonar.ping_cm</w:t>
+      </w:r>
+      <w:proofErr w:type="spellEnd"/>
+      <w:r>
+        <w:t>() возвращает расстояние в сантиметрах [</w:t>
       </w:r>
       <w:r>
         <w:t>8</w:t>
@@ -4171,7 +4743,55 @@
         <w:t>набора</w:t>
       </w:r>
       <w:r>
-        <w:t xml:space="preserve"> Arduino активно используются функции цифрового ввода-вывода: pinMode() для настройки режимов работы выводов, digitalWrite() для управления исполнительными устройствами (помпой, светодиодами) и digitalRead() для опроса состояния кнопок. Для временных задержек применяются функции delay() и millis(), последняя обеспечивает неблокирующие паузы в работе программы.</w:t>
+        <w:t xml:space="preserve"> </w:t>
+      </w:r>
+      <w:proofErr w:type="spellStart"/>
+      <w:r>
+        <w:t>Arduino</w:t>
+      </w:r>
+      <w:proofErr w:type="spellEnd"/>
+      <w:r>
+        <w:t xml:space="preserve"> активно используются функции цифрового ввода-вывода: </w:t>
+      </w:r>
+      <w:proofErr w:type="spellStart"/>
+      <w:r>
+        <w:t>pinMode</w:t>
+      </w:r>
+      <w:proofErr w:type="spellEnd"/>
+      <w:r>
+        <w:t xml:space="preserve">() для настройки режимов работы выводов, </w:t>
+      </w:r>
+      <w:proofErr w:type="spellStart"/>
+      <w:r>
+        <w:t>digitalWrite</w:t>
+      </w:r>
+      <w:proofErr w:type="spellEnd"/>
+      <w:r>
+        <w:t xml:space="preserve">() для управления исполнительными устройствами (помпой, светодиодами) и </w:t>
+      </w:r>
+      <w:proofErr w:type="spellStart"/>
+      <w:r>
+        <w:t>digitalRead</w:t>
+      </w:r>
+      <w:proofErr w:type="spellEnd"/>
+      <w:r>
+        <w:t xml:space="preserve">() для опроса состояния кнопок. Для временных задержек применяются функции </w:t>
+      </w:r>
+      <w:proofErr w:type="spellStart"/>
+      <w:r>
+        <w:t>delay</w:t>
+      </w:r>
+      <w:proofErr w:type="spellEnd"/>
+      <w:r>
+        <w:t xml:space="preserve">() и </w:t>
+      </w:r>
+      <w:proofErr w:type="spellStart"/>
+      <w:r>
+        <w:t>millis</w:t>
+      </w:r>
+      <w:proofErr w:type="spellEnd"/>
+      <w:r>
+        <w:t>(), последняя обеспечивает неблокирующие паузы в работе программы.</w:t>
       </w:r>
     </w:p>
     <w:p>
@@ -4414,7 +5034,71 @@
           <w:bCs/>
           <w:lang w:eastAsia="en-US"/>
         </w:rPr>
-        <w:t>Программное обеспечение дозатора реализовано на языке C++ в среде Arduino, что обеспечивает прямую компиляцию в машинный код микроконтроллера и предсказуемое поведение в режиме реального времени. Архитектурно проект опирается на классическую структуру скетча с функциями setup() и loop(): в первой выполняется инициализация периферии и параметров, во второй — непрерывный цикл обработки датчиков, логики дозирования и индикации. Такой подход соответствует рекомендуемой модели программирования платформы Arduino и облегчает организацию реактивного приложения.</w:t>
+        <w:t xml:space="preserve">Программное обеспечение дозатора реализовано на языке C++ в среде </w:t>
+      </w:r>
+      <w:proofErr w:type="spellStart"/>
+      <w:r>
+        <w:rPr>
+          <w:bCs/>
+          <w:lang w:eastAsia="en-US"/>
+        </w:rPr>
+        <w:t>Arduino</w:t>
+      </w:r>
+      <w:proofErr w:type="spellEnd"/>
+      <w:r>
+        <w:rPr>
+          <w:bCs/>
+          <w:lang w:eastAsia="en-US"/>
+        </w:rPr>
+        <w:t xml:space="preserve">, что обеспечивает прямую компиляцию в машинный код микроконтроллера и предсказуемое поведение в режиме реального времени. Архитектурно проект опирается на классическую структуру скетча с функциями </w:t>
+      </w:r>
+      <w:proofErr w:type="spellStart"/>
+      <w:r>
+        <w:rPr>
+          <w:bCs/>
+          <w:lang w:eastAsia="en-US"/>
+        </w:rPr>
+        <w:t>setup</w:t>
+      </w:r>
+      <w:proofErr w:type="spellEnd"/>
+      <w:r>
+        <w:rPr>
+          <w:bCs/>
+          <w:lang w:eastAsia="en-US"/>
+        </w:rPr>
+        <w:t xml:space="preserve">() и </w:t>
+      </w:r>
+      <w:proofErr w:type="spellStart"/>
+      <w:r>
+        <w:rPr>
+          <w:bCs/>
+          <w:lang w:eastAsia="en-US"/>
+        </w:rPr>
+        <w:t>loop</w:t>
+      </w:r>
+      <w:proofErr w:type="spellEnd"/>
+      <w:r>
+        <w:rPr>
+          <w:bCs/>
+          <w:lang w:eastAsia="en-US"/>
+        </w:rPr>
+        <w:t xml:space="preserve">(): в первой выполняется инициализация периферии и параметров, во второй — непрерывный цикл обработки датчиков, логики дозирования и индикации. Такой подход соответствует рекомендуемой модели программирования платформы </w:t>
+      </w:r>
+      <w:proofErr w:type="spellStart"/>
+      <w:r>
+        <w:rPr>
+          <w:bCs/>
+          <w:lang w:eastAsia="en-US"/>
+        </w:rPr>
+        <w:t>Arduino</w:t>
+      </w:r>
+      <w:proofErr w:type="spellEnd"/>
+      <w:r>
+        <w:rPr>
+          <w:bCs/>
+          <w:lang w:eastAsia="en-US"/>
+        </w:rPr>
+        <w:t xml:space="preserve"> и облегчает организацию реактивного приложения.</w:t>
       </w:r>
     </w:p>
     <w:p>
@@ -4431,7 +5115,39 @@
           <w:lang w:eastAsia="en-US"/>
         </w:rPr>
         <w:lastRenderedPageBreak/>
-        <w:t>Для управления временем и кооперативной «многозадачности» используется счётчик миллисекунд millis(), позволяющий запускать периодические процедуры без блокировки основного цикла; функция delay() применяется только там, где допустима кратковременная пауза, чтобы не нарушать отзывчивость системы. Благодаря этому удаётся одновременно опрашивать два ультразвуковых датчика, обновлять индикацию на дисплее и точно отрабатывать импульсы включения насоса.</w:t>
+        <w:t xml:space="preserve">Для управления временем и кооперативной «многозадачности» используется счётчик миллисекунд </w:t>
+      </w:r>
+      <w:proofErr w:type="spellStart"/>
+      <w:r>
+        <w:rPr>
+          <w:bCs/>
+          <w:lang w:eastAsia="en-US"/>
+        </w:rPr>
+        <w:t>millis</w:t>
+      </w:r>
+      <w:proofErr w:type="spellEnd"/>
+      <w:r>
+        <w:rPr>
+          <w:bCs/>
+          <w:lang w:eastAsia="en-US"/>
+        </w:rPr>
+        <w:t xml:space="preserve">(), позволяющий запускать периодические процедуры без блокировки основного цикла; функция </w:t>
+      </w:r>
+      <w:proofErr w:type="spellStart"/>
+      <w:r>
+        <w:rPr>
+          <w:bCs/>
+          <w:lang w:eastAsia="en-US"/>
+        </w:rPr>
+        <w:t>delay</w:t>
+      </w:r>
+      <w:proofErr w:type="spellEnd"/>
+      <w:r>
+        <w:rPr>
+          <w:bCs/>
+          <w:lang w:eastAsia="en-US"/>
+        </w:rPr>
+        <w:t>() применяется только там, где допустима кратковременная пауза, чтобы не нарушать отзывчивость системы. Благодаря этому удаётся одновременно опрашивать два ультразвуковых датчика, обновлять индикацию на дисплее и точно отрабатывать импульсы включения насоса.</w:t>
       </w:r>
     </w:p>
     <w:p>
@@ -4447,13 +5163,29 @@
           <w:bCs/>
           <w:lang w:eastAsia="en-US"/>
         </w:rPr>
-        <w:t>Связь с OLED-дисплеем 0,96″ на контроллере SSD1306 реализована по шине I²C через стандартную библиотеку Wire. Выбор интерфейса I²C минимизирует число задействованных выводов и упрощает разводку, а использование готовой библиотеки для SSD1306</w:t>
-      </w:r>
+        <w:t xml:space="preserve">Связь с OLED-дисплеем 0,96″ на контроллере SSD1306 реализована по шине I²C через стандартную библиотеку </w:t>
+      </w:r>
+      <w:proofErr w:type="spellStart"/>
       <w:r>
         <w:rPr>
           <w:bCs/>
           <w:lang w:eastAsia="en-US"/>
         </w:rPr>
+        <w:t>Wire</w:t>
+      </w:r>
+      <w:proofErr w:type="spellEnd"/>
+      <w:r>
+        <w:rPr>
+          <w:bCs/>
+          <w:lang w:eastAsia="en-US"/>
+        </w:rPr>
+        <w:t>. Выбор интерфейса I²C минимизирует число задействованных выводов и упрощает разводку, а использование готовой библиотеки для SSD1306</w:t>
+      </w:r>
+      <w:r>
+        <w:rPr>
+          <w:bCs/>
+          <w:lang w:eastAsia="en-US"/>
+        </w:rPr>
         <w:t xml:space="preserve"> </w:t>
       </w:r>
       <w:r>
@@ -4477,13 +5209,45 @@
           <w:bCs/>
           <w:lang w:eastAsia="en-US"/>
         </w:rPr>
-        <w:t>Алгоритмы обработки данных ультразвуковых датчиков HC-SR04 построены на измерении длительности импульса на выводе Echo с помощью функции pulseIn()</w:t>
-      </w:r>
+        <w:t xml:space="preserve">Алгоритмы обработки данных ультразвуковых датчиков HC-SR04 построены на измерении длительности импульса на выводе </w:t>
+      </w:r>
+      <w:proofErr w:type="spellStart"/>
       <w:r>
         <w:rPr>
           <w:bCs/>
           <w:lang w:eastAsia="en-US"/>
         </w:rPr>
+        <w:t>Echo</w:t>
+      </w:r>
+      <w:proofErr w:type="spellEnd"/>
+      <w:r>
+        <w:rPr>
+          <w:bCs/>
+          <w:lang w:eastAsia="en-US"/>
+        </w:rPr>
+        <w:t xml:space="preserve"> с помощью функции </w:t>
+      </w:r>
+      <w:proofErr w:type="spellStart"/>
+      <w:r>
+        <w:rPr>
+          <w:bCs/>
+          <w:lang w:eastAsia="en-US"/>
+        </w:rPr>
+        <w:t>pulseIn</w:t>
+      </w:r>
+      <w:proofErr w:type="spellEnd"/>
+      <w:r>
+        <w:rPr>
+          <w:bCs/>
+          <w:lang w:eastAsia="en-US"/>
+        </w:rPr>
+        <w:t>()</w:t>
+      </w:r>
+      <w:r>
+        <w:rPr>
+          <w:bCs/>
+          <w:lang w:eastAsia="en-US"/>
+        </w:rPr>
         <w:t xml:space="preserve"> </w:t>
       </w:r>
       <w:r>
@@ -4507,7 +5271,55 @@
           <w:bCs/>
           <w:lang w:eastAsia="en-US"/>
         </w:rPr>
-        <w:t>Низкоуровневое управление выводами контроллера использует стандартные функции pinMode() и digitalWrite() для конфигурации линий триггера/эха датчиков и силового ключа насоса, что соответствует каноническим практикам Arduino и облегчает переносимость кода.</w:t>
+        <w:t xml:space="preserve">Низкоуровневое управление выводами контроллера использует стандартные функции </w:t>
+      </w:r>
+      <w:proofErr w:type="spellStart"/>
+      <w:r>
+        <w:rPr>
+          <w:bCs/>
+          <w:lang w:eastAsia="en-US"/>
+        </w:rPr>
+        <w:t>pinMode</w:t>
+      </w:r>
+      <w:proofErr w:type="spellEnd"/>
+      <w:r>
+        <w:rPr>
+          <w:bCs/>
+          <w:lang w:eastAsia="en-US"/>
+        </w:rPr>
+        <w:t xml:space="preserve">() и </w:t>
+      </w:r>
+      <w:proofErr w:type="spellStart"/>
+      <w:r>
+        <w:rPr>
+          <w:bCs/>
+          <w:lang w:eastAsia="en-US"/>
+        </w:rPr>
+        <w:t>digitalWrite</w:t>
+      </w:r>
+      <w:proofErr w:type="spellEnd"/>
+      <w:r>
+        <w:rPr>
+          <w:bCs/>
+          <w:lang w:eastAsia="en-US"/>
+        </w:rPr>
+        <w:t xml:space="preserve">() для конфигурации линий триггера/эха датчиков и силового ключа насоса, что соответствует каноническим практикам </w:t>
+      </w:r>
+      <w:proofErr w:type="spellStart"/>
+      <w:r>
+        <w:rPr>
+          <w:bCs/>
+          <w:lang w:eastAsia="en-US"/>
+        </w:rPr>
+        <w:t>Arduino</w:t>
+      </w:r>
+      <w:proofErr w:type="spellEnd"/>
+      <w:r>
+        <w:rPr>
+          <w:bCs/>
+          <w:lang w:eastAsia="en-US"/>
+        </w:rPr>
+        <w:t xml:space="preserve"> и облегчает переносимость кода.</w:t>
       </w:r>
     </w:p>
     <w:p>
@@ -4523,21 +5335,110 @@
           <w:bCs/>
           <w:lang w:eastAsia="en-US"/>
         </w:rPr>
-        <w:t>В совокупности выбранные технологии — событийная петля setup()</w:t>
-      </w:r>
+        <w:t xml:space="preserve">В совокупности выбранные технологии — событийная петля </w:t>
+      </w:r>
+      <w:proofErr w:type="spellStart"/>
       <w:r>
         <w:rPr>
           <w:bCs/>
           <w:lang w:eastAsia="en-US"/>
         </w:rPr>
+        <w:t>setup</w:t>
+      </w:r>
+      <w:proofErr w:type="spellEnd"/>
+      <w:r>
+        <w:rPr>
+          <w:bCs/>
+          <w:lang w:eastAsia="en-US"/>
+        </w:rPr>
+        <w:t>()</w:t>
+      </w:r>
+      <w:r>
+        <w:rPr>
+          <w:bCs/>
+          <w:lang w:eastAsia="en-US"/>
+        </w:rPr>
         <w:t xml:space="preserve">, </w:t>
       </w:r>
+      <w:proofErr w:type="spellStart"/>
       <w:r>
         <w:rPr>
           <w:bCs/>
           <w:lang w:eastAsia="en-US"/>
         </w:rPr>
-        <w:t>loop() с неблокирующим таймингом, I²C-взаимодействие с OLED через Wire и библиотеку SSD1306, а также измерение времени импульса echo с конвертацией в расстояние — образуют целостную и эффективную программную архитектуру, адекватную требованиям бесконтактного дозирования и удобной индикации на компактной платформе Arduino Nano.</w:t>
+        <w:t>loop</w:t>
+      </w:r>
+      <w:proofErr w:type="spellEnd"/>
+      <w:r>
+        <w:rPr>
+          <w:bCs/>
+          <w:lang w:eastAsia="en-US"/>
+        </w:rPr>
+        <w:t xml:space="preserve">() с неблокирующим таймингом, I²C-взаимодействие с OLED через </w:t>
+      </w:r>
+      <w:proofErr w:type="spellStart"/>
+      <w:r>
+        <w:rPr>
+          <w:bCs/>
+          <w:lang w:eastAsia="en-US"/>
+        </w:rPr>
+        <w:t>Wire</w:t>
+      </w:r>
+      <w:proofErr w:type="spellEnd"/>
+      <w:r>
+        <w:rPr>
+          <w:bCs/>
+          <w:lang w:eastAsia="en-US"/>
+        </w:rPr>
+        <w:t xml:space="preserve"> и библиотеку SSD1306, а также измерение времени импульса </w:t>
+      </w:r>
+      <w:proofErr w:type="spellStart"/>
+      <w:r>
+        <w:rPr>
+          <w:bCs/>
+          <w:lang w:eastAsia="en-US"/>
+        </w:rPr>
+        <w:t>echo</w:t>
+      </w:r>
+      <w:proofErr w:type="spellEnd"/>
+      <w:r>
+        <w:rPr>
+          <w:bCs/>
+          <w:lang w:eastAsia="en-US"/>
+        </w:rPr>
+        <w:t xml:space="preserve"> с конвертацией в расстояние — образуют целостную и эффективную программную архитектуру, адекватную требованиям бесконтактного дозирования и удобной индикации на компактной платформе </w:t>
+      </w:r>
+      <w:proofErr w:type="spellStart"/>
+      <w:r>
+        <w:rPr>
+          <w:bCs/>
+          <w:lang w:eastAsia="en-US"/>
+        </w:rPr>
+        <w:t>Arduino</w:t>
+      </w:r>
+      <w:proofErr w:type="spellEnd"/>
+      <w:r>
+        <w:rPr>
+          <w:bCs/>
+          <w:lang w:eastAsia="en-US"/>
+        </w:rPr>
+        <w:t xml:space="preserve"> </w:t>
+      </w:r>
+      <w:proofErr w:type="spellStart"/>
+      <w:r>
+        <w:rPr>
+          <w:bCs/>
+          <w:lang w:eastAsia="en-US"/>
+        </w:rPr>
+        <w:t>Nano</w:t>
+      </w:r>
+      <w:proofErr w:type="spellEnd"/>
+      <w:r>
+        <w:rPr>
+          <w:bCs/>
+          <w:lang w:eastAsia="en-US"/>
+        </w:rPr>
+        <w:t>.</w:t>
       </w:r>
     </w:p>
     <w:p>
@@ -4566,7 +5467,19 @@
         <w:rPr>
           <w:lang w:eastAsia="en-US" w:bidi="ar-SA"/>
         </w:rPr>
-        <w:t>Связь архитектуры вычислительной системы с разрабатываемым программным обеспечением</w:t>
+        <w:t xml:space="preserve">Связь архитектуры вычислительной системы с </w:t>
+      </w:r>
+      <w:r>
+        <w:rPr>
+          <w:lang w:eastAsia="en-US" w:bidi="ar-SA"/>
+        </w:rPr>
+        <w:t xml:space="preserve">         </w:t>
+      </w:r>
+      <w:r>
+        <w:rPr>
+          <w:lang w:eastAsia="en-US" w:bidi="ar-SA"/>
+        </w:rPr>
+        <w:t>разрабатываемым программным обеспечением</w:t>
       </w:r>
     </w:p>
     <w:p>
@@ -4590,7 +5503,39 @@
           <w:bCs/>
           <w:lang w:eastAsia="en-US"/>
         </w:rPr>
-        <w:t xml:space="preserve">Аппаратная платформа на базе Arduino Nano с микроконтроллером ATmega328P определяет ключевые архитектурные решения в программной части дозатора. Ограниченный объём оперативной памяти в 2 КБ при 32 КБ Flash и 1 КБ EEPROM заставляет экономно обращаться с буферами, строками и таблицами, хранить неизменяемые строки в программе и избегать излишних динамических выделений. Именно эти ограничения диктуют способ работы с индикацией и алгоритмами фильтрации: код проектируется так, чтобы не держать в ОЗУ ничего лишнего и укладываться в бюджет памяти даже при </w:t>
+        <w:t xml:space="preserve">Аппаратная платформа на базе </w:t>
+      </w:r>
+      <w:proofErr w:type="spellStart"/>
+      <w:r>
+        <w:rPr>
+          <w:bCs/>
+          <w:lang w:eastAsia="en-US"/>
+        </w:rPr>
+        <w:t>Arduino</w:t>
+      </w:r>
+      <w:proofErr w:type="spellEnd"/>
+      <w:r>
+        <w:rPr>
+          <w:bCs/>
+          <w:lang w:eastAsia="en-US"/>
+        </w:rPr>
+        <w:t xml:space="preserve"> </w:t>
+      </w:r>
+      <w:proofErr w:type="spellStart"/>
+      <w:r>
+        <w:rPr>
+          <w:bCs/>
+          <w:lang w:eastAsia="en-US"/>
+        </w:rPr>
+        <w:t>Nano</w:t>
+      </w:r>
+      <w:proofErr w:type="spellEnd"/>
+      <w:r>
+        <w:rPr>
+          <w:bCs/>
+          <w:lang w:eastAsia="en-US"/>
+        </w:rPr>
+        <w:t xml:space="preserve"> с микроконтроллером ATmega328P определяет ключевые архитектурные решения в программной части дозатора. Ограниченный объём оперативной памяти в 2 КБ при 32 КБ Flash и 1 КБ EEPROM заставляет экономно обращаться с буферами, строками и таблицами, хранить неизменяемые строки в программе и избегать излишних динамических выделений. Именно эти ограничения диктуют способ работы с индикацией и алгоритмами фильтрации: код проектируется так, чтобы не держать в ОЗУ ничего лишнего и укладываться в бюджет памяти даже при </w:t>
       </w:r>
       <w:r>
         <w:rPr>
@@ -4642,7 +5587,55 @@
           <w:bCs/>
           <w:lang w:eastAsia="en-US"/>
         </w:rPr>
-        <w:t>Выбранный модуль OLED 0,96″ на контроллере SSD1306 взаимодействует с микроконтроллером по I²C и требует кадрового буфера размером 128×64 бит, то есть 1024 байта, если используется полный буфер в ОЗУ. На ATmega328P такой буфер занимает половину SRAM, поэтому программно применяется щадящий режим обновлений и аккуратная разметка экрана: текстовые экраны и минимальные графические элементы, без избыточной перерисовки. Поддержка I²C аппаратно реализована в самом ATmega328P (TWI), что снижает нагрузку на ядро и упрощает реализацию обмена с дисплеем через стандартную библиотеку Wire.</w:t>
+        <w:t xml:space="preserve">Выбранный модуль OLED 0,96″ на контроллере SSD1306 взаимодействует с микроконтроллером по I²C и требует кадрового буфера размером 128×64 бит, то есть 1024 байта, если используется полный буфер в ОЗУ. На ATmega328P такой буфер занимает половину SRAM, поэтому </w:t>
+      </w:r>
+      <w:proofErr w:type="spellStart"/>
+      <w:r>
+        <w:rPr>
+          <w:bCs/>
+          <w:lang w:eastAsia="en-US"/>
+        </w:rPr>
+        <w:t>программно</w:t>
+      </w:r>
+      <w:proofErr w:type="spellEnd"/>
+      <w:r>
+        <w:rPr>
+          <w:bCs/>
+          <w:lang w:eastAsia="en-US"/>
+        </w:rPr>
+        <w:t xml:space="preserve"> применяется щадящий режим обновлений и аккуратная разметка экрана: текстовые экраны и минимальные графические элементы, без избыточной перерисовки. Поддержка I²C </w:t>
+      </w:r>
+      <w:proofErr w:type="spellStart"/>
+      <w:r>
+        <w:rPr>
+          <w:bCs/>
+          <w:lang w:eastAsia="en-US"/>
+        </w:rPr>
+        <w:t>аппаратно</w:t>
+      </w:r>
+      <w:proofErr w:type="spellEnd"/>
+      <w:r>
+        <w:rPr>
+          <w:bCs/>
+          <w:lang w:eastAsia="en-US"/>
+        </w:rPr>
+        <w:t xml:space="preserve"> реализована в самом ATmega328P (TWI), что снижает нагрузку на ядро и упрощает реализацию обмена с дисплеем через стандартную библиотеку </w:t>
+      </w:r>
+      <w:proofErr w:type="spellStart"/>
+      <w:r>
+        <w:rPr>
+          <w:bCs/>
+          <w:lang w:eastAsia="en-US"/>
+        </w:rPr>
+        <w:t>Wire</w:t>
+      </w:r>
+      <w:proofErr w:type="spellEnd"/>
+      <w:r>
+        <w:rPr>
+          <w:bCs/>
+          <w:lang w:eastAsia="en-US"/>
+        </w:rPr>
+        <w:t>.</w:t>
       </w:r>
     </w:p>
     <w:p>
@@ -4658,15 +5651,79 @@
           <w:bCs/>
           <w:lang w:eastAsia="en-US"/>
         </w:rPr>
-        <w:t>Два ультразвуковых датчика HC-SR04 выполняют разные функции, и их физика работы напрямую влияет на логику опроса. Датчику требуется короткий триггерный импульс, после чего длительность импульса Echo пропорциональна расстоянию; для корректных измерений производитель рекомендует выдерживать интервал более 60 мс между запусками, чтобы исключить переотражения и взаимо</w:t>
-      </w:r>
+        <w:t xml:space="preserve">Два ультразвуковых датчика HC-SR04 выполняют разные функции, и их физика работы напрямую влияет на логику опроса. Датчику требуется короткий триггерный импульс, после чего длительность импульса </w:t>
+      </w:r>
+      <w:proofErr w:type="spellStart"/>
       <w:r>
         <w:rPr>
           <w:bCs/>
           <w:lang w:eastAsia="en-US"/>
         </w:rPr>
+        <w:t>Echo</w:t>
+      </w:r>
+      <w:proofErr w:type="spellEnd"/>
+      <w:r>
+        <w:rPr>
+          <w:bCs/>
+          <w:lang w:eastAsia="en-US"/>
+        </w:rPr>
+        <w:t xml:space="preserve"> пропорциональна расстоянию; для корректных измерений производитель рекомендует выдерживать интервал более 60 мс между запусками, чтобы исключить </w:t>
+      </w:r>
+      <w:proofErr w:type="spellStart"/>
+      <w:r>
+        <w:rPr>
+          <w:bCs/>
+          <w:lang w:eastAsia="en-US"/>
+        </w:rPr>
+        <w:t>переотражения</w:t>
+      </w:r>
+      <w:proofErr w:type="spellEnd"/>
+      <w:r>
+        <w:rPr>
+          <w:bCs/>
+          <w:lang w:eastAsia="en-US"/>
+        </w:rPr>
+        <w:t xml:space="preserve"> и </w:t>
+      </w:r>
+      <w:proofErr w:type="spellStart"/>
+      <w:r>
+        <w:rPr>
+          <w:bCs/>
+          <w:lang w:eastAsia="en-US"/>
+        </w:rPr>
+        <w:t>взаимо</w:t>
+      </w:r>
+      <w:r>
+        <w:rPr>
+          <w:bCs/>
+          <w:lang w:eastAsia="en-US"/>
+        </w:rPr>
         <w:softHyphen/>
-        <w:t>помехи. Отсюда следует архитектурное решение: программный цикл по таймерам чередует пуски левого и правого датчиков с безопасным разносом по времени, а расстояние вычисляется по стандартной модели с последующей проверкой диапазона. Для измерения длительности импульса используется неблокирующая организация опроса вокруг pulseIn и счётчика миллисекунд, чтобы параллельно удерживать индикацию и управление насосом.</w:t>
+        <w:t>помехи</w:t>
+      </w:r>
+      <w:proofErr w:type="spellEnd"/>
+      <w:r>
+        <w:rPr>
+          <w:bCs/>
+          <w:lang w:eastAsia="en-US"/>
+        </w:rPr>
+        <w:t xml:space="preserve">. Отсюда следует архитектурное решение: программный цикл по таймерам чередует пуски левого и правого датчиков с безопасным разносом по времени, а расстояние вычисляется по стандартной модели с последующей проверкой диапазона. Для измерения длительности импульса используется неблокирующая организация опроса вокруг </w:t>
+      </w:r>
+      <w:proofErr w:type="spellStart"/>
+      <w:r>
+        <w:rPr>
+          <w:bCs/>
+          <w:lang w:eastAsia="en-US"/>
+        </w:rPr>
+        <w:t>pulseIn</w:t>
+      </w:r>
+      <w:proofErr w:type="spellEnd"/>
+      <w:r>
+        <w:rPr>
+          <w:bCs/>
+          <w:lang w:eastAsia="en-US"/>
+        </w:rPr>
+        <w:t xml:space="preserve"> и счётчика миллисекунд, чтобы параллельно удерживать индикацию и управление насосом.</w:t>
       </w:r>
     </w:p>
     <w:p>
@@ -4682,21 +5739,62 @@
           <w:bCs/>
           <w:lang w:eastAsia="en-US"/>
         </w:rPr>
-        <w:t>Реализация реального времени основана на классической архитектуре setup()</w:t>
-      </w:r>
+        <w:t xml:space="preserve">Реализация реального времени основана на классической архитектуре </w:t>
+      </w:r>
+      <w:proofErr w:type="spellStart"/>
       <w:r>
         <w:rPr>
           <w:bCs/>
           <w:lang w:eastAsia="en-US"/>
         </w:rPr>
+        <w:t>setup</w:t>
+      </w:r>
+      <w:proofErr w:type="spellEnd"/>
+      <w:r>
+        <w:rPr>
+          <w:bCs/>
+          <w:lang w:eastAsia="en-US"/>
+        </w:rPr>
+        <w:t>()</w:t>
+      </w:r>
+      <w:r>
+        <w:rPr>
+          <w:bCs/>
+          <w:lang w:eastAsia="en-US"/>
+        </w:rPr>
         <w:t xml:space="preserve">, </w:t>
       </w:r>
+      <w:proofErr w:type="spellStart"/>
       <w:r>
         <w:rPr>
           <w:bCs/>
           <w:lang w:eastAsia="en-US"/>
         </w:rPr>
-        <w:t>loop() и использовании millis() вместо длительных задержек. Такой кооперативный тайминг позволяет одновременно поддерживать интерфейс на дисплее, опрашивать датчики</w:t>
+        <w:t>loop</w:t>
+      </w:r>
+      <w:proofErr w:type="spellEnd"/>
+      <w:r>
+        <w:rPr>
+          <w:bCs/>
+          <w:lang w:eastAsia="en-US"/>
+        </w:rPr>
+        <w:t xml:space="preserve">() и использовании </w:t>
+      </w:r>
+      <w:proofErr w:type="spellStart"/>
+      <w:r>
+        <w:rPr>
+          <w:bCs/>
+          <w:lang w:eastAsia="en-US"/>
+        </w:rPr>
+        <w:t>millis</w:t>
+      </w:r>
+      <w:proofErr w:type="spellEnd"/>
+      <w:r>
+        <w:rPr>
+          <w:bCs/>
+          <w:lang w:eastAsia="en-US"/>
+        </w:rPr>
+        <w:t>() вместо длительных задержек. Такой кооперативный тайминг позволяет одновременно поддерживать интерфейс на дисплее, опрашивать датчики</w:t>
       </w:r>
       <w:r>
         <w:rPr>
@@ -5003,6 +6101,13 @@
           <w:sz w:val="32"/>
         </w:rPr>
       </w:pPr>
+      <w:r>
+        <w:rPr>
+          <w:sz w:val="32"/>
+          <w:lang w:val="en-US"/>
+        </w:rPr>
+        <w:t xml:space="preserve">   </w:t>
+      </w:r>
       <w:r>
         <w:rPr>
           <w:sz w:val="32"/>
@@ -5031,7 +6136,21 @@
         <w:rPr>
           <w:lang w:val="ru-BY"/>
         </w:rPr>
-        <w:t>Программное обеспечение бесконтактного дозатора спроектировано как реактивное приложение реального времени с неблокирующей организацией работы. Центральный цикл использует счётчик миллисекунд millis() для планирования периодических задач — опроса датчиков расстояния, обновления индикации, контроля аварийных условий и точного отмеривания длительности включения насоса, — что позволяет отказаться от длительных задержек и сохранить отзывчивость системы даже при одновременном выполнении нескольких функций. Такой подход обеспечивает предсказуемое поведение без операционной системы реального времени.</w:t>
+        <w:t xml:space="preserve">Программное обеспечение бесконтактного дозатора спроектировано как реактивное приложение реального времени с неблокирующей организацией работы. Центральный цикл использует счётчик миллисекунд </w:t>
+      </w:r>
+      <w:proofErr w:type="spellStart"/>
+      <w:r>
+        <w:rPr>
+          <w:lang w:val="ru-BY"/>
+        </w:rPr>
+        <w:t>millis</w:t>
+      </w:r>
+      <w:proofErr w:type="spellEnd"/>
+      <w:r>
+        <w:rPr>
+          <w:lang w:val="ru-BY"/>
+        </w:rPr>
+        <w:t>() для планирования периодических задач — опроса датчиков расстояния, обновления индикации, контроля аварийных условий и точного отмеривания длительности включения насоса, — что позволяет отказаться от длительных задержек и сохранить отзывчивость системы даже при одновременном выполнении нескольких функций. Такой подход обеспечивает предсказуемое поведение без операционной системы реального времени.</w:t>
       </w:r>
     </w:p>
     <w:p>
@@ -5049,7 +6168,35 @@
         <w:rPr>
           <w:lang w:val="ru-BY"/>
         </w:rPr>
-        <w:t xml:space="preserve">Инициализация при старте включает настройку линий ввода-вывода для двух ультразвуковых датчиков и силового канала насоса, запуск интерфейса I²C для связи с OLED-дисплеем и самодиагностику периферии. Обмен с дисплеем по двухпроводной шине реализуется стандартной библиотекой Wire, что минимизирует число задействованных выводов и опирается на поддерживаемую всеми платами Arduino реализацию I²C. Конфигурация пользователя считываются из энергонезависимой памяти EEPROM, чтобы настройки сохранялись между включениями питания. Внутренняя библиотека EEPROM специально предназначена для такой работы и обеспечивает прямой доступ к байтам ПЗУ микроконтроллера. </w:t>
+        <w:t xml:space="preserve">Инициализация при старте включает настройку линий ввода-вывода для двух ультразвуковых датчиков и силового канала насоса, запуск интерфейса I²C для связи с OLED-дисплеем и самодиагностику периферии. Обмен с дисплеем по двухпроводной шине реализуется стандартной библиотекой </w:t>
+      </w:r>
+      <w:proofErr w:type="spellStart"/>
+      <w:r>
+        <w:rPr>
+          <w:lang w:val="ru-BY"/>
+        </w:rPr>
+        <w:t>Wire</w:t>
+      </w:r>
+      <w:proofErr w:type="spellEnd"/>
+      <w:r>
+        <w:rPr>
+          <w:lang w:val="ru-BY"/>
+        </w:rPr>
+        <w:t xml:space="preserve">, что минимизирует число задействованных выводов и опирается на поддерживаемую всеми платами </w:t>
+      </w:r>
+      <w:proofErr w:type="spellStart"/>
+      <w:r>
+        <w:rPr>
+          <w:lang w:val="ru-BY"/>
+        </w:rPr>
+        <w:t>Arduino</w:t>
+      </w:r>
+      <w:proofErr w:type="spellEnd"/>
+      <w:r>
+        <w:rPr>
+          <w:lang w:val="ru-BY"/>
+        </w:rPr>
+        <w:t xml:space="preserve"> реализацию I²C. Конфигурация пользователя считываются из энергонезависимой памяти EEPROM, чтобы настройки сохранялись между включениями питания. Внутренняя библиотека EEPROM специально предназначена для такой работы и обеспечивает прямой доступ к байтам ПЗУ микроконтроллера. </w:t>
       </w:r>
     </w:p>
     <w:p>
@@ -5067,7 +6214,63 @@
         <w:rPr>
           <w:lang w:val="ru-BY"/>
         </w:rPr>
-        <w:t>Функциональность бесконтактного обнаружения реализована на двух модулях HC-SR04. Каждое измерение формируется коротким импульсом TRIG, после чего длительность высокого уровня на выводе ECHO переводится в расстояние по стандартной для датчика формуле. Для предотвращения переотражений и взаимных помех между двумя датчиками соблюдается рекомендуемый межизмерительный интервал не менее 60 мс и выполняется программный «развод» запусков по времени. Измерение длительности импульса выполняется штатной функцией pulseIn с контролем таймаута, а вся последовательность «обёрнута» неблокирующим планированием на millis(), чтобы параллельно поддерживалась индикация и управление насосом.</w:t>
+        <w:t xml:space="preserve">Функциональность бесконтактного обнаружения реализована на двух модулях HC-SR04. Каждое измерение формируется коротким импульсом TRIG, после чего длительность высокого уровня на выводе ECHO переводится в расстояние по стандартной для датчика формуле. Для предотвращения </w:t>
+      </w:r>
+      <w:proofErr w:type="spellStart"/>
+      <w:r>
+        <w:rPr>
+          <w:lang w:val="ru-BY"/>
+        </w:rPr>
+        <w:t>переотражений</w:t>
+      </w:r>
+      <w:proofErr w:type="spellEnd"/>
+      <w:r>
+        <w:rPr>
+          <w:lang w:val="ru-BY"/>
+        </w:rPr>
+        <w:t xml:space="preserve"> и взаимных помех между двумя датчиками соблюдается рекомендуемый </w:t>
+      </w:r>
+      <w:proofErr w:type="spellStart"/>
+      <w:r>
+        <w:rPr>
+          <w:lang w:val="ru-BY"/>
+        </w:rPr>
+        <w:t>межизмерительный</w:t>
+      </w:r>
+      <w:proofErr w:type="spellEnd"/>
+      <w:r>
+        <w:rPr>
+          <w:lang w:val="ru-BY"/>
+        </w:rPr>
+        <w:t xml:space="preserve"> интервал не менее 60 мс и выполняется программный «развод» запусков по времени. Измерение длительности импульса выполняется штатной функцией </w:t>
+      </w:r>
+      <w:proofErr w:type="spellStart"/>
+      <w:r>
+        <w:rPr>
+          <w:lang w:val="ru-BY"/>
+        </w:rPr>
+        <w:t>pulseIn</w:t>
+      </w:r>
+      <w:proofErr w:type="spellEnd"/>
+      <w:r>
+        <w:rPr>
+          <w:lang w:val="ru-BY"/>
+        </w:rPr>
+        <w:t xml:space="preserve"> с контролем таймаута, а вся последовательность «обёрнута» неблокирующим планированием на </w:t>
+      </w:r>
+      <w:proofErr w:type="spellStart"/>
+      <w:r>
+        <w:rPr>
+          <w:lang w:val="ru-BY"/>
+        </w:rPr>
+        <w:t>millis</w:t>
+      </w:r>
+      <w:proofErr w:type="spellEnd"/>
+      <w:r>
+        <w:rPr>
+          <w:lang w:val="ru-BY"/>
+        </w:rPr>
+        <w:t>(), чтобы параллельно поддерживалась индикация и управление насосом.</w:t>
       </w:r>
     </w:p>
     <w:p>
@@ -5085,19 +6288,61 @@
         <w:rPr>
           <w:lang w:val="ru-BY"/>
         </w:rPr>
-        <w:t>Логика подачи спроектирована в виде конечного автомата с состояниями ожидания, проверки условий, дозирования, постконтроля и аварии. Переход к дозированию разрешается только при руки в зоне. Объём порции вычисляется по времени работы насоса</w:t>
-      </w:r>
+        <w:t xml:space="preserve">Логика подачи спроектирована в виде конечного автомата с состояниями ожидания, проверки условий, дозирования, </w:t>
+      </w:r>
+      <w:proofErr w:type="spellStart"/>
       <w:r>
         <w:rPr>
           <w:lang w:val="ru-BY"/>
         </w:rPr>
+        <w:t>постконтроля</w:t>
+      </w:r>
+      <w:proofErr w:type="spellEnd"/>
+      <w:r>
+        <w:rPr>
+          <w:lang w:val="ru-BY"/>
+        </w:rPr>
+        <w:t xml:space="preserve"> и аварии. Переход к дозированию разрешается только при руки в зоне. Объём порции вычисляется по времени работы насоса</w:t>
+      </w:r>
+      <w:r>
+        <w:rPr>
+          <w:lang w:val="ru-BY"/>
+        </w:rPr>
         <w:t xml:space="preserve">. </w:t>
       </w:r>
       <w:r>
         <w:rPr>
           <w:lang w:val="ru-BY"/>
         </w:rPr>
-        <w:t xml:space="preserve">Использование millis() для измерения длительности импульса управления обеспечивает воспроизводимость объёма без блокировок основного цикла, а постконтроль измерением расстояния после выключения насоса подтверждает факт подачи </w:t>
+        <w:t xml:space="preserve">Использование </w:t>
+      </w:r>
+      <w:proofErr w:type="spellStart"/>
+      <w:r>
+        <w:rPr>
+          <w:lang w:val="ru-BY"/>
+        </w:rPr>
+        <w:t>millis</w:t>
+      </w:r>
+      <w:proofErr w:type="spellEnd"/>
+      <w:r>
+        <w:rPr>
+          <w:lang w:val="ru-BY"/>
+        </w:rPr>
+        <w:t xml:space="preserve">() для измерения длительности импульса управления обеспечивает воспроизводимость объёма без блокировок основного цикла, а </w:t>
+      </w:r>
+      <w:proofErr w:type="spellStart"/>
+      <w:r>
+        <w:rPr>
+          <w:lang w:val="ru-BY"/>
+        </w:rPr>
+        <w:t>постконтроль</w:t>
+      </w:r>
+      <w:proofErr w:type="spellEnd"/>
+      <w:r>
+        <w:rPr>
+          <w:lang w:val="ru-BY"/>
+        </w:rPr>
+        <w:t xml:space="preserve"> измерением расстояния после выключения насоса подтверждает факт подачи </w:t>
       </w:r>
       <w:r>
         <w:rPr>
@@ -5319,7 +6564,21 @@
         <w:rPr>
           <w:lang w:val="ru-BY"/>
         </w:rPr>
-        <w:t>ешение принимается по правилу согласия: подача разрешается, когда оба канала одновременно фиксируют объект ближе заданного порога и их значения находятся в допустимом расхождении, что резко снижает ложные срабатывания из-за переотражений, наклонов ладони или появления случайных предметов. Для сценариев с ограниченным обзором предусмотрен альтернативный режим чувствительности, при котором допускается подтверждение одним датчиком, если второй сообщил недостоверность из-за геометрии или перекрытия; переключение режимов выполняется через сервисный интерфейс и сохраняется в энергонезависимую память.</w:t>
+        <w:t xml:space="preserve">ешение принимается по правилу согласия: подача разрешается, когда оба канала одновременно фиксируют объект ближе заданного порога и их значения находятся в допустимом расхождении, что резко снижает ложные срабатывания из-за </w:t>
+      </w:r>
+      <w:proofErr w:type="spellStart"/>
+      <w:r>
+        <w:rPr>
+          <w:lang w:val="ru-BY"/>
+        </w:rPr>
+        <w:t>переотражений</w:t>
+      </w:r>
+      <w:proofErr w:type="spellEnd"/>
+      <w:r>
+        <w:rPr>
+          <w:lang w:val="ru-BY"/>
+        </w:rPr>
+        <w:t>, наклонов ладони или появления случайных предметов. Для сценариев с ограниченным обзором предусмотрен альтернативный режим чувствительности, при котором допускается подтверждение одним датчиком, если второй сообщил недостоверность из-за геометрии или перекрытия; переключение режимов выполняется через сервисный интерфейс и сохраняется в энергонезависимую память.</w:t>
       </w:r>
     </w:p>
     <w:p>
@@ -5333,7 +6592,35 @@
         <w:rPr>
           <w:lang w:val="ru-BY"/>
         </w:rPr>
-        <w:t xml:space="preserve">Процесс дозирования организован в виде конечного автомата с последовательными состояниями ожидания, проверки условий, подачи и постконтроля. Переход к включению насоса возможен только при подтверждённом присутствии руки, после чего объём задаётся временем работы исполнительного механизма с учётом калибровочного коэффициента. Во время подачи выполняется непрерывная переоценка признака присутствия по двум каналам; при отводе руки, потере достоверности или противоречии между датчиками подача немедленно прерывается. По завершении импульса выполняется короткая фаза постконтроля, исключающая мгновенный </w:t>
+        <w:t xml:space="preserve">Процесс дозирования организован в виде конечного автомата с последовательными состояниями ожидания, проверки условий, подачи и </w:t>
+      </w:r>
+      <w:proofErr w:type="spellStart"/>
+      <w:r>
+        <w:rPr>
+          <w:lang w:val="ru-BY"/>
+        </w:rPr>
+        <w:t>постконтроля</w:t>
+      </w:r>
+      <w:proofErr w:type="spellEnd"/>
+      <w:r>
+        <w:rPr>
+          <w:lang w:val="ru-BY"/>
+        </w:rPr>
+        <w:t xml:space="preserve">. Переход к включению насоса возможен только при подтверждённом присутствии руки, после чего объём задаётся временем работы исполнительного механизма с учётом калибровочного коэффициента. Во время подачи выполняется непрерывная переоценка признака присутствия по двум каналам; при отводе руки, потере достоверности или противоречии между датчиками подача немедленно прерывается. По завершении импульса выполняется короткая фаза </w:t>
+      </w:r>
+      <w:proofErr w:type="spellStart"/>
+      <w:r>
+        <w:rPr>
+          <w:lang w:val="ru-BY"/>
+        </w:rPr>
+        <w:t>постконтроля</w:t>
+      </w:r>
+      <w:proofErr w:type="spellEnd"/>
+      <w:r>
+        <w:rPr>
+          <w:lang w:val="ru-BY"/>
+        </w:rPr>
+        <w:t xml:space="preserve">, исключающая мгновенный </w:t>
       </w:r>
       <w:r>
         <w:rPr>
@@ -5368,7 +6655,21 @@
         <w:rPr>
           <w:lang w:val="ru-BY"/>
         </w:rPr>
-        <w:t>Подсистема работы с энергонезависимой памятью хранит пользовательские параметры, включая пороги для обоих каналов, режим согласования, коэффициент калибровки и тайминги защиты. При старте выполняется загрузка и проверка целостности настроек, при необходимости — восстановление значений по умолчанию. Записи выполняются по событию и пакетно, чтобы снизить износ памяти.</w:t>
+        <w:t xml:space="preserve">Подсистема работы с энергонезависимой памятью хранит пользовательские параметры, включая пороги для обоих каналов, режим согласования, коэффициент калибровки и тайминги защиты. При старте выполняется загрузка и проверка целостности настроек, при необходимости — восстановление значений по умолчанию. Записи выполняются по событию и </w:t>
+      </w:r>
+      <w:proofErr w:type="spellStart"/>
+      <w:r>
+        <w:rPr>
+          <w:lang w:val="ru-BY"/>
+        </w:rPr>
+        <w:t>пакетно</w:t>
+      </w:r>
+      <w:proofErr w:type="spellEnd"/>
+      <w:r>
+        <w:rPr>
+          <w:lang w:val="ru-BY"/>
+        </w:rPr>
+        <w:t>, чтобы снизить износ памяти.</w:t>
       </w:r>
     </w:p>
     <w:p>
@@ -5442,9 +6743,11 @@
           <w:lang w:eastAsia="en-US" w:bidi="ar-SA"/>
         </w:rPr>
       </w:pPr>
+      <w:proofErr w:type="spellStart"/>
       <w:r>
         <w:t>ыв</w:t>
       </w:r>
+      <w:proofErr w:type="spellEnd"/>
     </w:p>
     <w:p>
       <w:pPr>
@@ -5487,6 +6790,7 @@
           <w:lang w:eastAsia="en-US" w:bidi="ar-SA"/>
         </w:rPr>
       </w:pPr>
+      <w:proofErr w:type="spellStart"/>
       <w:r>
         <w:rPr>
           <w:lang w:eastAsia="en-US" w:bidi="ar-SA"/>
@@ -5494,6 +6798,7 @@
         <w:t>ыв</w:t>
       </w:r>
       <w:bookmarkStart w:id="17" w:name="_Toc121715401"/>
+      <w:proofErr w:type="spellEnd"/>
       <w:r>
         <w:rPr>
           <w:sz w:val="32"/>
@@ -5532,180 +6837,74 @@
     </w:p>
     <w:p>
       <w:pPr>
-        <w:ind w:firstLine="709"/>
-        <w:rPr>
-          <w:lang w:val="be-BY" w:eastAsia="en-US" w:bidi="ar-SA"/>
-        </w:rPr>
-      </w:pPr>
-      <w:bookmarkStart w:id="18" w:name="_Toc121715402"/>
-      <w:r>
-        <w:rPr>
-          <w:lang w:val="be-BY" w:eastAsia="en-US" w:bidi="ar-SA"/>
-        </w:rPr>
-        <w:t>В ходе выполнения курсового проекта был создан функциональный прототип бесконтактного дозатора жидкостей на базе микроконтроллера Arduino Nano с двумя ультразвуковыми датчиками обнаружения руки, OLED-индикацией и транзисторным управлением насосом. Реализованная программная часть обеспечивает подачу заданной порции, сводит к минимуму ложные срабатывания и поддерживает информативную сигнализацию состояний</w:t>
-      </w:r>
-      <w:r>
-        <w:rPr>
-          <w:lang w:val="be-BY" w:eastAsia="en-US" w:bidi="ar-SA"/>
-        </w:rPr>
-        <w:t> </w:t>
-      </w:r>
-      <w:r>
-        <w:rPr>
-          <w:lang w:val="be-BY" w:eastAsia="en-US" w:bidi="ar-SA"/>
-        </w:rPr>
-        <w:t>и</w:t>
-      </w:r>
-      <w:r>
-        <w:rPr>
-          <w:lang w:val="be-BY" w:eastAsia="en-US" w:bidi="ar-SA"/>
-        </w:rPr>
-        <w:t> </w:t>
-      </w:r>
-      <w:r>
-        <w:rPr>
-          <w:lang w:val="be-BY" w:eastAsia="en-US" w:bidi="ar-SA"/>
-        </w:rPr>
-        <w:t>ошибок</w:t>
-      </w:r>
-      <w:r>
-        <w:rPr>
-          <w:lang w:val="be-BY" w:eastAsia="en-US" w:bidi="ar-SA"/>
-        </w:rPr>
-        <w:t>.</w:t>
-      </w:r>
-      <w:r>
-        <w:rPr>
-          <w:lang w:val="be-BY" w:eastAsia="en-US" w:bidi="ar-SA"/>
-        </w:rPr>
-        <w:br/>
-      </w:r>
-      <w:r>
-        <w:rPr>
-          <w:lang w:val="be-BY" w:eastAsia="en-US" w:bidi="ar-SA"/>
-        </w:rPr>
-        <w:tab/>
-      </w:r>
-      <w:r>
-        <w:rPr>
-          <w:lang w:val="be-BY" w:eastAsia="en-US" w:bidi="ar-SA"/>
-        </w:rPr>
-        <w:t>Архитектура программного обеспечения построена по модульному принципу и опирается на классическую модель setup()</w:t>
-      </w:r>
-      <w:r>
-        <w:rPr>
-          <w:lang w:val="be-BY" w:eastAsia="en-US" w:bidi="ar-SA"/>
-        </w:rPr>
-        <w:t xml:space="preserve">, </w:t>
-      </w:r>
-      <w:r>
-        <w:rPr>
-          <w:lang w:val="be-BY" w:eastAsia="en-US" w:bidi="ar-SA"/>
-        </w:rPr>
-        <w:t>loop() с кооперативным таймингом на основе счётчика millis(). Такой подход позволил одновременно опрашивать два датчика присутствия, обновлять интерфейс, управлять исполнительным механизмом и проводить диагностику без блокирующих задержек. Ключевая логика дозирования оформлена в виде конечного автомата с этапами ожидания, проверки условий, подачи и постконтроля; насос включается только при подтверждённом присутствии руки и немедленно останавливается при потере достоверности измерений.</w:t>
-      </w:r>
-      <w:r>
-        <w:rPr>
-          <w:lang w:val="be-BY" w:eastAsia="en-US" w:bidi="ar-SA"/>
-        </w:rPr>
-        <w:tab/>
-      </w:r>
-      <w:r>
-        <w:rPr>
-          <w:lang w:val="be-BY" w:eastAsia="en-US" w:bidi="ar-SA"/>
-        </w:rPr>
-        <w:t>Важной частью проекта стала внимательная работа с ограниченными ресурсами микроконтроллера. Учтены особенности дисплея SSD1306: кадровый буфер и обновление экрана спроектированы так, чтобы не превышать бюджет SRAM и не мешать задачам реального времени. Двухканальная схема детекции использует согласование показаний датчиков и временной «развод» измерений, что позволило повысить устойчивость к переотражениям и случайным препятствиям в зоне выдачи. Исполнительная часть реализована через MOSFET-ключ с защитой от выбросов ЭДС, а программные ограничения на максимальную длительность непрерывной работы и дополнительные проверки в постконтроле обеспечивают безопасный режим</w:t>
-      </w:r>
-      <w:r>
-        <w:rPr>
-          <w:lang w:val="be-BY" w:eastAsia="en-US" w:bidi="ar-SA"/>
-        </w:rPr>
-        <w:t> </w:t>
-      </w:r>
-      <w:r>
-        <w:rPr>
-          <w:lang w:val="be-BY" w:eastAsia="en-US" w:bidi="ar-SA"/>
-        </w:rPr>
-        <w:t>эксплуатации.</w:t>
-      </w:r>
-      <w:r>
-        <w:rPr>
-          <w:lang w:val="be-BY" w:eastAsia="en-US" w:bidi="ar-SA"/>
-        </w:rPr>
-        <w:br/>
-        <w:t xml:space="preserve"> </w:t>
-      </w:r>
-      <w:r>
-        <w:rPr>
-          <w:lang w:val="be-BY" w:eastAsia="en-US" w:bidi="ar-SA"/>
-        </w:rPr>
-        <w:tab/>
-      </w:r>
-      <w:r>
-        <w:rPr>
-          <w:lang w:val="be-BY" w:eastAsia="en-US" w:bidi="ar-SA"/>
-        </w:rPr>
-        <w:t>Прототип показал удобство использования, быстрый отклик и простоту технического</w:t>
-      </w:r>
-      <w:r>
-        <w:rPr>
-          <w:lang w:val="be-BY" w:eastAsia="en-US" w:bidi="ar-SA"/>
-        </w:rPr>
-        <w:t> </w:t>
-      </w:r>
-      <w:r>
-        <w:rPr>
-          <w:lang w:val="be-BY" w:eastAsia="en-US" w:bidi="ar-SA"/>
-        </w:rPr>
-        <w:t>обслуживания.</w:t>
-      </w:r>
-      <w:r>
-        <w:rPr>
-          <w:lang w:val="be-BY" w:eastAsia="en-US" w:bidi="ar-SA"/>
-        </w:rPr>
-        <w:br/>
-      </w:r>
-      <w:r>
-        <w:rPr>
-          <w:lang w:val="be-BY" w:eastAsia="en-US" w:bidi="ar-SA"/>
-        </w:rPr>
-        <w:tab/>
-      </w:r>
-      <w:r>
-        <w:rPr>
-          <w:lang w:val="be-BY" w:eastAsia="en-US" w:bidi="ar-SA"/>
-        </w:rPr>
-        <w:t>Итогом работы стала готовая к практическим испытаниям система, соответствующая поставленной цели и задачам. Проект продемонстрировал эффективность выбранной аппаратной платформы и подходов к программированию в условиях ограниченных ресурсов, подтвердил значимость методов неблокирующего планирования и событийно-ориентированной логики, а также показал потенциал для дальнейшего развития и использования в реальных условиях, где важны гигиеничность, надёжность и точность дозирования.</w:t>
-      </w:r>
-    </w:p>
-    <w:p>
-      <w:pPr>
         <w:widowControl/>
         <w:suppressAutoHyphens w:val="0"/>
         <w:spacing w:after="160" w:line="259" w:lineRule="auto"/>
-        <w:jc w:val="center"/>
-        <w:rPr>
-          <w:b/>
+        <w:ind w:firstLine="709"/>
+        <w:rPr>
+          <w:lang w:val="be-BY" w:eastAsia="en-US" w:bidi="ar-SA"/>
+        </w:rPr>
+      </w:pPr>
+      <w:bookmarkStart w:id="18" w:name="_Toc121715402"/>
+      <w:r>
+        <w:rPr>
+          <w:lang w:val="be-BY" w:eastAsia="en-US" w:bidi="ar-SA"/>
+        </w:rPr>
+        <w:t>В ходе выполнения курсового проекта на базе микроконтроллера Arduino Nano был успешно реализован функциональный прототип бесконтактного дозатора жидкостей. В качестве системы обнаружения руки применены два ультразвуковых датчика HC-SR04, что обеспечило надежное определение присутствия пользователя при одновременной минимизации ложных срабатываний. Управление погружным насосом производится через электромеханическое релейный модуль, что позволило обеспечить гальваническую развязку и безопасную коммутацию нагрузки. Для визуализации состояния системы использован OLED-дисплей с интерфейсом I2C, демонстрирующий информацию о рабочем режиме и возможных неисправностях.</w:t>
+      </w:r>
+      <w:r>
+        <w:rPr>
+          <w:lang w:val="be-BY" w:eastAsia="en-US" w:bidi="ar-SA"/>
+        </w:rPr>
+        <w:br/>
+      </w:r>
+      <w:r>
+        <w:rPr>
+          <w:lang w:val="be-BY" w:eastAsia="en-US" w:bidi="ar-SA"/>
+        </w:rPr>
+        <w:tab/>
+      </w:r>
+      <w:r>
+        <w:rPr>
+          <w:lang w:val="be-BY" w:eastAsia="en-US" w:bidi="ar-SA"/>
+        </w:rPr>
+        <w:t>Программная архитектура построена по модульному принципу с использованием неблокирующих временных интервалов на основе счетчика millis(), что обеспечило параллельное выполнение задач опроса датчиков, управления насосом и обновления интерфейса. Ключевым достижением стала реализация логики дозирования, при которой насос активируется только при одновременном обнаружении руки обоими датчиками и работает строго ограниченное время, после чего автоматически отключается. Система диагностики непрерывно мониторит исправность всех компонентов и оперативно информирует пользователя о возникших неполадках.</w:t>
+      </w:r>
+      <w:r>
+        <w:rPr>
+          <w:lang w:val="be-BY" w:eastAsia="en-US" w:bidi="ar-SA"/>
+        </w:rPr>
+        <w:br/>
+        <w:t xml:space="preserve"> </w:t>
+      </w:r>
+      <w:r>
+        <w:rPr>
+          <w:lang w:val="be-BY" w:eastAsia="en-US" w:bidi="ar-SA"/>
+        </w:rPr>
+        <w:tab/>
+      </w:r>
+      <w:r>
+        <w:rPr>
+          <w:lang w:val="be-BY" w:eastAsia="en-US" w:bidi="ar-SA"/>
+        </w:rPr>
+        <w:t>Прототип продемонстрировал высокую надежность работы, точность дозирования и удобство эксплуатации. Использование доступных компонентов и оптимизированного программного кода позволило создать экономичное и эффективное решение, готовое к практическому применению в условиях, где важны гигиеничность и бесконтактное взаимодействие. Проект подтвердил перспективность выбранного подхода и открывает возможности для дальнейшего совершенствования системы.</w:t>
+      </w:r>
+      <w:r>
+        <w:br w:type="page"/>
+      </w:r>
+      <w:r>
+        <w:rPr>
           <w:bCs/>
           <w:sz w:val="32"/>
         </w:rPr>
-      </w:pPr>
-      <w:r>
-        <w:br w:type="page"/>
+        <w:lastRenderedPageBreak/>
+        <w:t>СПИСОК ИСПОЛЬЗОВАНН</w:t>
       </w:r>
       <w:r>
         <w:rPr>
           <w:bCs/>
           <w:sz w:val="32"/>
         </w:rPr>
-        <w:lastRenderedPageBreak/>
-        <w:t>СПИСОК ИСПОЛЬЗОВАНН</w:t>
-      </w:r>
-      <w:r>
-        <w:rPr>
-          <w:bCs/>
-          <w:sz w:val="32"/>
-        </w:rPr>
         <w:t>ЫХ ИСТОЧНИКОВ</w:t>
       </w:r>
       <w:bookmarkEnd w:id="18"/>
@@ -5745,6 +6944,7 @@
         </w:rPr>
         <w:t> </w:t>
       </w:r>
+      <w:proofErr w:type="spellStart"/>
       <w:r>
         <w:rPr>
           <w:rStyle w:val="a9"/>
@@ -5754,6 +6954,7 @@
         </w:rPr>
         <w:t>Easycraft</w:t>
       </w:r>
+      <w:proofErr w:type="spellEnd"/>
       <w:r>
         <w:rPr>
           <w:rStyle w:val="a9"/>
@@ -6375,7 +7576,23 @@
           <w:color w:val="auto"/>
           <w:lang w:val="en-US"/>
         </w:rPr>
-        <w:t> Tproger </w:t>
+        <w:t> </w:t>
+      </w:r>
+      <w:proofErr w:type="spellStart"/>
+      <w:r>
+        <w:rPr>
+          <w:color w:val="auto"/>
+          <w:lang w:val="en-US"/>
+        </w:rPr>
+        <w:t>Tproger</w:t>
+      </w:r>
+      <w:proofErr w:type="spellEnd"/>
+      <w:r>
+        <w:rPr>
+          <w:color w:val="auto"/>
+          <w:lang w:val="en-US"/>
+        </w:rPr>
+        <w:t> </w:t>
       </w:r>
       <w:r>
         <w:rPr>
@@ -6396,6 +7613,7 @@
         </w:rPr>
         <w:t>://</w:t>
       </w:r>
+      <w:proofErr w:type="spellStart"/>
       <w:r>
         <w:rPr>
           <w:color w:val="auto"/>
@@ -6403,12 +7621,14 @@
         </w:rPr>
         <w:t>tproger</w:t>
       </w:r>
+      <w:proofErr w:type="spellEnd"/>
       <w:r>
         <w:rPr>
           <w:color w:val="auto"/>
         </w:rPr>
         <w:t>.</w:t>
       </w:r>
+      <w:proofErr w:type="spellStart"/>
       <w:r>
         <w:rPr>
           <w:color w:val="auto"/>
@@ -6416,6 +7636,7 @@
         </w:rPr>
         <w:t>ru</w:t>
       </w:r>
+      <w:proofErr w:type="spellEnd"/>
       <w:r>
         <w:rPr>
           <w:color w:val="auto"/>
@@ -6435,6 +7656,7 @@
         </w:rPr>
         <w:t>/</w:t>
       </w:r>
+      <w:proofErr w:type="spellStart"/>
       <w:r>
         <w:rPr>
           <w:color w:val="auto"/>
@@ -6442,6 +7664,7 @@
         </w:rPr>
         <w:t>arduino</w:t>
       </w:r>
+      <w:proofErr w:type="spellEnd"/>
       <w:r>
         <w:rPr>
           <w:color w:val="auto"/>
@@ -6562,7 +7785,23 @@
           <w:color w:val="auto"/>
           <w:lang w:val="en-US"/>
         </w:rPr>
-        <w:t> AlexGyver </w:t>
+        <w:t> </w:t>
+      </w:r>
+      <w:proofErr w:type="spellStart"/>
+      <w:r>
+        <w:rPr>
+          <w:color w:val="auto"/>
+          <w:lang w:val="en-US"/>
+        </w:rPr>
+        <w:t>AlexGyver</w:t>
+      </w:r>
+      <w:proofErr w:type="spellEnd"/>
+      <w:r>
+        <w:rPr>
+          <w:color w:val="auto"/>
+          <w:lang w:val="en-US"/>
+        </w:rPr>
+        <w:t> </w:t>
       </w:r>
       <w:r>
         <w:rPr>
@@ -6583,6 +7822,7 @@
         </w:rPr>
         <w:t>://</w:t>
       </w:r>
+      <w:proofErr w:type="spellStart"/>
       <w:r>
         <w:rPr>
           <w:color w:val="auto"/>
@@ -6590,12 +7830,14 @@
         </w:rPr>
         <w:t>alexgyver</w:t>
       </w:r>
+      <w:proofErr w:type="spellEnd"/>
       <w:r>
         <w:rPr>
           <w:color w:val="auto"/>
         </w:rPr>
         <w:t>.</w:t>
       </w:r>
+      <w:proofErr w:type="spellStart"/>
       <w:r>
         <w:rPr>
           <w:color w:val="auto"/>
@@ -6603,12 +7845,14 @@
         </w:rPr>
         <w:t>ru</w:t>
       </w:r>
+      <w:proofErr w:type="spellEnd"/>
       <w:r>
         <w:rPr>
           <w:color w:val="auto"/>
         </w:rPr>
         <w:t>/</w:t>
       </w:r>
+      <w:proofErr w:type="spellStart"/>
       <w:r>
         <w:rPr>
           <w:color w:val="auto"/>
@@ -6616,6 +7860,7 @@
         </w:rPr>
         <w:t>arduino</w:t>
       </w:r>
+      <w:proofErr w:type="spellEnd"/>
       <w:r>
         <w:rPr>
           <w:color w:val="auto"/>
@@ -6776,6 +8021,7 @@
         </w:rPr>
         <w:t>.</w:t>
       </w:r>
+      <w:proofErr w:type="spellStart"/>
       <w:r>
         <w:rPr>
           <w:color w:val="auto"/>
@@ -6783,6 +8029,7 @@
         </w:rPr>
         <w:t>arduino</w:t>
       </w:r>
+      <w:proofErr w:type="spellEnd"/>
       <w:r>
         <w:rPr>
           <w:color w:val="auto"/>
@@ -6828,6 +8075,7 @@
         </w:rPr>
         <w:t>/</w:t>
       </w:r>
+      <w:proofErr w:type="spellStart"/>
       <w:r>
         <w:rPr>
           <w:color w:val="auto"/>
@@ -6835,6 +8083,7 @@
         </w:rPr>
         <w:t>en</w:t>
       </w:r>
+      <w:proofErr w:type="spellEnd"/>
       <w:r>
         <w:rPr>
           <w:color w:val="auto"/>
@@ -6975,6 +8224,7 @@
         </w:rPr>
         <w:t xml:space="preserve"> </w:t>
       </w:r>
+      <w:proofErr w:type="spellStart"/>
       <w:r>
         <w:rPr>
           <w:color w:val="auto"/>
@@ -6982,6 +8232,7 @@
         </w:rPr>
         <w:t>BitBucket</w:t>
       </w:r>
+      <w:proofErr w:type="spellEnd"/>
       <w:r>
         <w:rPr>
           <w:color w:val="auto"/>
@@ -8271,7 +9522,6 @@
           <w:rStyle w:val="a9"/>
           <w:color w:val="auto"/>
           <w:u w:val="none"/>
-          <w:lang w:val="en-US"/>
         </w:rPr>
       </w:pPr>
       <w:r>
@@ -14541,6 +15791,7 @@
   <w:style w:type="character" w:default="1" w:styleId="a0">
     <w:name w:val="Default Paragraph Font"/>
     <w:uiPriority w:val="1"/>
+    <w:semiHidden/>
     <w:unhideWhenUsed/>
   </w:style>
   <w:style w:type="table" w:default="1" w:styleId="a1">

--- a/Architecture of computing systems/Course work/ПОЯСНИТЕЛЬНАЯ ЗАПИСКА.docx
+++ b/Architecture of computing systems/Course work/ПОЯСНИТЕЛЬНАЯ ЗАПИСКА.docx
@@ -2399,112 +2399,305 @@
       <w:pPr>
         <w:ind w:firstLine="709"/>
         <w:rPr>
-          <w:lang w:val="be-BY" w:eastAsia="en-US" w:bidi="ar-SA"/>
-        </w:rPr>
-      </w:pPr>
-      <w:r>
-        <w:rPr>
-          <w:lang w:val="be-BY" w:eastAsia="en-US" w:bidi="ar-SA"/>
-        </w:rPr>
-        <w:t xml:space="preserve">Повсеместное распространение автоматических дозаторов для жидкого </w:t>
-      </w:r>
-      <w:r>
-        <w:rPr>
-          <w:lang w:val="be-BY" w:eastAsia="en-US" w:bidi="ar-SA"/>
-        </w:rPr>
-        <w:t>жидкости</w:t>
-      </w:r>
-      <w:r>
-        <w:rPr>
-          <w:lang w:val="be-BY" w:eastAsia="en-US" w:bidi="ar-SA"/>
-        </w:rPr>
-        <w:t>, антисептиков и других моющих средств стало стандартом в общественных местах, офисах и медицинских учреждениях. Их ключевые преимущества — это гигиеничность (исключается контакт с поверхностью дозатора) и экономия расходного материала.</w:t>
-      </w:r>
-      <w:r>
-        <w:rPr>
-          <w:lang w:val="be-BY" w:eastAsia="en-US" w:bidi="ar-SA"/>
+          <w:lang w:val="be-BY" w:eastAsia="en-US"/>
+        </w:rPr>
+      </w:pPr>
+      <w:r>
+        <w:rPr>
+          <w:lang w:val="be-BY" w:eastAsia="en-US"/>
+        </w:rPr>
+        <w:t>Повсеместное распространение автоматических дозаторов для жидкого мыла, антисептиков и других моющих средств стало стандартом в общественных местах, офисах и медицинских учреждениях. Их ключевые преимущества — гигиеничность (исключается прямой контакт с поверхностью дозатора) и экономия расходных материалов. Это не только повышает общий уровень санитарной безопасности, но и способствует формированию культуры чистоты, побуждая людей соблюдать гигиену чаще и охотнее. Автоматизация процесса делает его максимально удобным и быстрым, что особенно важно в местах с высоким трафиком людей.</w:t>
+      </w:r>
+    </w:p>
+    <w:p>
+      <w:pPr>
+        <w:ind w:firstLine="709"/>
+        <w:rPr>
+          <w:lang w:eastAsia="en-US"/>
+        </w:rPr>
+      </w:pPr>
+      <w:r>
+        <w:rPr>
+          <w:lang w:eastAsia="en-US"/>
+        </w:rPr>
+        <w:t xml:space="preserve">Актуальность данного курсового проекта заключается в практическом изучении принципов проектирования микроконтроллерных систем на примере конкретного и востребованного устройства. Разработка дозатора на базе микроконтроллера </w:t>
+      </w:r>
+      <w:proofErr w:type="spellStart"/>
+      <w:r>
+        <w:rPr>
+          <w:lang w:eastAsia="en-US"/>
+        </w:rPr>
+        <w:t>Arduino</w:t>
+      </w:r>
+      <w:proofErr w:type="spellEnd"/>
+      <w:r>
+        <w:rPr>
+          <w:lang w:eastAsia="en-US"/>
         </w:rPr>
         <w:t xml:space="preserve"> </w:t>
       </w:r>
-      <w:r>
-        <w:rPr>
-          <w:lang w:val="be-BY" w:eastAsia="en-US" w:bidi="ar-SA"/>
-        </w:rPr>
-        <w:t>Это не только повышает общий уровень санитарной безопасности, но и способствует формированию культуры чистоты, побуждая людей соблюдать гигиену чаще и охотнее. Автоматизация процесса делает его максимально удобным и быстрым, что особенно критично в местах с высоким трафиком людей.</w:t>
+      <w:proofErr w:type="spellStart"/>
+      <w:r>
+        <w:rPr>
+          <w:lang w:eastAsia="en-US"/>
+        </w:rPr>
+        <w:t>Nano</w:t>
+      </w:r>
+      <w:proofErr w:type="spellEnd"/>
+      <w:r>
+        <w:rPr>
+          <w:lang w:eastAsia="en-US"/>
+        </w:rPr>
+        <w:t xml:space="preserve"> является сравнительно недорогим решением, при этом его функционал легко модифицировать под конкретные задачи</w:t>
+      </w:r>
+      <w:r>
+        <w:rPr>
+          <w:lang w:eastAsia="en-US"/>
+        </w:rPr>
+        <w:t>.</w:t>
+      </w:r>
+      <w:r>
+        <w:rPr>
+          <w:lang w:eastAsia="en-US"/>
+        </w:rPr>
+        <w:t xml:space="preserve"> OLED-дисплей SSD1306 помогает сделать устройство более удобным при эксплуатации, а также играет важную роль в отображении текущего состояния системы и сигнализации об ошибках.</w:t>
       </w:r>
     </w:p>
     <w:p>
       <w:pPr>
         <w:ind w:firstLine="709"/>
         <w:rPr>
-          <w:lang w:eastAsia="en-US" w:bidi="ar-SA"/>
-        </w:rPr>
-      </w:pPr>
-      <w:r>
-        <w:rPr>
-          <w:lang w:val="be-BY" w:eastAsia="en-US" w:bidi="ar-SA"/>
-        </w:rPr>
-        <w:t>Актуальность данно</w:t>
-      </w:r>
-      <w:r>
-        <w:rPr>
-          <w:lang w:val="be-BY" w:eastAsia="en-US" w:bidi="ar-SA"/>
-        </w:rPr>
-        <w:t>го</w:t>
-      </w:r>
-      <w:r>
-        <w:rPr>
-          <w:lang w:val="be-BY" w:eastAsia="en-US" w:bidi="ar-SA"/>
-        </w:rPr>
-        <w:t xml:space="preserve"> курсово</w:t>
-      </w:r>
-      <w:r>
-        <w:rPr>
-          <w:lang w:val="be-BY" w:eastAsia="en-US" w:bidi="ar-SA"/>
-        </w:rPr>
-        <w:t>го</w:t>
-      </w:r>
-      <w:r>
-        <w:rPr>
-          <w:lang w:val="be-BY" w:eastAsia="en-US" w:bidi="ar-SA"/>
+          <w:lang w:eastAsia="en-US"/>
+        </w:rPr>
+      </w:pPr>
+      <w:r>
+        <w:rPr>
+          <w:lang w:eastAsia="en-US"/>
+        </w:rPr>
+        <w:t xml:space="preserve">Целью курсового проекта является разработка, сборка и программная реализация функционального прототипа бесконтактного дозатора жидкостей на базе микроконтроллера </w:t>
+      </w:r>
+      <w:proofErr w:type="spellStart"/>
+      <w:r>
+        <w:rPr>
+          <w:lang w:eastAsia="en-US"/>
+        </w:rPr>
+        <w:t>Arduino</w:t>
+      </w:r>
+      <w:proofErr w:type="spellEnd"/>
+      <w:r>
+        <w:rPr>
+          <w:lang w:eastAsia="en-US"/>
         </w:rPr>
         <w:t xml:space="preserve"> </w:t>
       </w:r>
-      <w:r>
-        <w:rPr>
-          <w:lang w:val="be-BY" w:eastAsia="en-US" w:bidi="ar-SA"/>
-        </w:rPr>
-        <w:t>проекта</w:t>
-      </w:r>
-      <w:r>
-        <w:rPr>
-          <w:lang w:val="be-BY" w:eastAsia="en-US" w:bidi="ar-SA"/>
-        </w:rPr>
-        <w:t xml:space="preserve"> заключается в практическом изучении принципов проектирования микроконтроллерных систем на примере конкретного и востребованного устройства. Разработка дозатора на базе Arduino Nano получается дешевле, его функционал легко модифицировать под конкретные нужды (например, точно настраивать объем порции или добавлять индикацию уровня жидкости)</w:t>
-      </w:r>
-      <w:r>
-        <w:rPr>
-          <w:lang w:val="be-BY" w:eastAsia="en-US" w:bidi="ar-SA"/>
+      <w:proofErr w:type="spellStart"/>
+      <w:r>
+        <w:rPr>
+          <w:lang w:eastAsia="en-US"/>
+        </w:rPr>
+        <w:t>Nano</w:t>
+      </w:r>
+      <w:proofErr w:type="spellEnd"/>
+      <w:r>
+        <w:rPr>
+          <w:lang w:eastAsia="en-US"/>
+        </w:rPr>
+        <w:t>, использующего два ультразвуковых датчика для надёжного обнаружения руки, дисплейную индикацию на OLED-экране и управление насосом через релейный модуль. Устройство должно автоматически</w:t>
+      </w:r>
+      <w:r>
+        <w:rPr>
+          <w:lang w:eastAsia="en-US"/>
+        </w:rPr>
+        <w:t xml:space="preserve"> </w:t>
+      </w:r>
+      <w:r>
+        <w:rPr>
+          <w:lang w:eastAsia="en-US"/>
+        </w:rPr>
+        <w:t>выдавать калибруемую заданную порцию жидкости, обеспечивая оперативную индикацию основных состояний и возможных ошибок при ограниченных ресурсах микроконтроллера.</w:t>
+      </w:r>
+    </w:p>
+    <w:p>
+      <w:pPr>
+        <w:ind w:firstLine="709"/>
+        <w:rPr>
+          <w:lang w:eastAsia="en-US" w:bidi="ar-SA"/>
+        </w:rPr>
+      </w:pPr>
+      <w:r>
+        <w:rPr>
+          <w:lang w:eastAsia="en-US" w:bidi="ar-SA"/>
+        </w:rPr>
+        <w:t xml:space="preserve">Для достижения поставленной цели необходимо решить следующие задачи: </w:t>
+      </w:r>
+    </w:p>
+    <w:p>
+      <w:pPr>
+        <w:ind w:firstLine="709"/>
+        <w:rPr>
+          <w:lang w:eastAsia="en-US" w:bidi="ar-SA"/>
+        </w:rPr>
+      </w:pPr>
+      <w:r>
+        <w:rPr>
+          <w:lang w:eastAsia="en-US" w:bidi="ar-SA"/>
+        </w:rPr>
+        <w:t>1 И</w:t>
+      </w:r>
+      <w:r>
+        <w:t xml:space="preserve"> </w:t>
+      </w:r>
+      <w:r>
+        <w:rPr>
+          <w:lang w:eastAsia="en-US" w:bidi="ar-SA"/>
+        </w:rPr>
+        <w:t>Изучить принципы работы и ключевые компоненты систем автоматической дозировки.</w:t>
+      </w:r>
+    </w:p>
+    <w:p>
+      <w:pPr>
+        <w:ind w:firstLine="709"/>
+        <w:rPr>
+          <w:lang w:eastAsia="en-US" w:bidi="ar-SA"/>
+        </w:rPr>
+      </w:pPr>
+      <w:r>
+        <w:rPr>
+          <w:lang w:eastAsia="en-US" w:bidi="ar-SA"/>
+        </w:rPr>
+        <w:t xml:space="preserve">2 </w:t>
+      </w:r>
+      <w:r>
+        <w:rPr>
+          <w:lang w:eastAsia="en-US"/>
+        </w:rPr>
+        <w:t>Изучить компоненты</w:t>
+      </w:r>
+      <w:r>
+        <w:rPr>
+          <w:lang w:eastAsia="en-US"/>
+        </w:rPr>
+        <w:t xml:space="preserve"> </w:t>
+      </w:r>
+      <w:r>
+        <w:rPr>
+          <w:lang w:eastAsia="en-US"/>
+        </w:rPr>
+        <w:t>и особенности их совместной работы.</w:t>
+      </w:r>
+    </w:p>
+    <w:p>
+      <w:pPr>
+        <w:ind w:firstLine="709"/>
+        <w:rPr>
+          <w:lang w:eastAsia="en-US" w:bidi="ar-SA"/>
+        </w:rPr>
+      </w:pPr>
+      <w:r>
+        <w:rPr>
+          <w:lang w:eastAsia="en-US" w:bidi="ar-SA"/>
+        </w:rPr>
+        <w:t xml:space="preserve">3 </w:t>
+      </w:r>
+      <w:r>
+        <w:rPr>
+          <w:lang w:eastAsia="en-US" w:bidi="ar-SA"/>
+        </w:rPr>
+        <w:t>Спроектировать</w:t>
+      </w:r>
+      <w:r>
+        <w:rPr>
+          <w:lang w:eastAsia="en-US" w:bidi="ar-SA"/>
+        </w:rPr>
+        <w:t xml:space="preserve"> будущ</w:t>
+      </w:r>
+      <w:r>
+        <w:rPr>
+          <w:lang w:eastAsia="en-US" w:bidi="ar-SA"/>
+        </w:rPr>
+        <w:t>ую</w:t>
+      </w:r>
+      <w:r>
+        <w:rPr>
+          <w:lang w:eastAsia="en-US" w:bidi="ar-SA"/>
+        </w:rPr>
+        <w:t xml:space="preserve"> систем</w:t>
+      </w:r>
+      <w:r>
+        <w:rPr>
+          <w:lang w:eastAsia="en-US" w:bidi="ar-SA"/>
+        </w:rPr>
+        <w:t>у</w:t>
+      </w:r>
+      <w:r>
+        <w:rPr>
+          <w:lang w:eastAsia="en-US" w:bidi="ar-SA"/>
         </w:rPr>
         <w:t>.</w:t>
       </w:r>
-      <w:r>
-        <w:rPr>
-          <w:lang w:val="be-BY" w:eastAsia="en-US" w:bidi="ar-SA"/>
+    </w:p>
+    <w:p>
+      <w:pPr>
+        <w:ind w:firstLine="709"/>
+        <w:rPr>
+          <w:lang w:eastAsia="en-US" w:bidi="ar-SA"/>
+        </w:rPr>
+      </w:pPr>
+      <w:r>
+        <w:rPr>
+          <w:lang w:eastAsia="en-US" w:bidi="ar-SA"/>
+        </w:rPr>
+        <w:t>4 Написать</w:t>
+      </w:r>
+      <w:r>
+        <w:rPr>
+          <w:lang w:eastAsia="en-US" w:bidi="ar-SA"/>
+        </w:rPr>
+        <w:t xml:space="preserve"> и отладить</w:t>
+      </w:r>
+      <w:r>
+        <w:rPr>
+          <w:lang w:eastAsia="en-US" w:bidi="ar-SA"/>
         </w:rPr>
         <w:t xml:space="preserve"> </w:t>
       </w:r>
       <w:r>
         <w:rPr>
+          <w:lang w:eastAsia="en-US" w:bidi="ar-SA"/>
+        </w:rPr>
+        <w:t>код</w:t>
+      </w:r>
+      <w:r>
+        <w:rPr>
+          <w:lang w:eastAsia="en-US" w:bidi="ar-SA"/>
+        </w:rPr>
+        <w:t xml:space="preserve"> для </w:t>
+      </w:r>
+      <w:proofErr w:type="spellStart"/>
+      <w:r>
+        <w:rPr>
+          <w:lang w:eastAsia="en-US" w:bidi="ar-SA"/>
+        </w:rPr>
+        <w:t>Arduino</w:t>
+      </w:r>
+      <w:proofErr w:type="spellEnd"/>
+      <w:r>
+        <w:rPr>
+          <w:lang w:eastAsia="en-US" w:bidi="ar-SA"/>
+        </w:rPr>
+        <w:t xml:space="preserve"> </w:t>
+      </w:r>
+      <w:r>
+        <w:rPr>
           <w:lang w:val="en-US" w:eastAsia="en-US" w:bidi="ar-SA"/>
         </w:rPr>
-        <w:t>LCD</w:t>
-      </w:r>
-      <w:r>
-        <w:rPr>
-          <w:lang w:eastAsia="en-US" w:bidi="ar-SA"/>
-        </w:rPr>
-        <w:t xml:space="preserve"> дисплей помогает сделать устройство более комфортным при использовании, а также играет важную роль в сигнализации об ошибках.</w:t>
+        <w:t>Nano</w:t>
+      </w:r>
+      <w:r>
+        <w:rPr>
+          <w:lang w:eastAsia="en-US" w:bidi="ar-SA"/>
+        </w:rPr>
+        <w:t>.</w:t>
       </w:r>
     </w:p>
     <w:p>
@@ -2516,37 +2709,39 @@
       </w:pPr>
       <w:r>
         <w:rPr>
-          <w:lang w:eastAsia="en-US"/>
-        </w:rPr>
-        <w:t xml:space="preserve">Целью курсового проекта является разработка, сборка и программная реализация функционального прототипа бесконтактного дозатора жидкостей на базе микроконтроллера </w:t>
-      </w:r>
-      <w:proofErr w:type="spellStart"/>
-      <w:r>
-        <w:rPr>
-          <w:lang w:eastAsia="en-US"/>
-        </w:rPr>
-        <w:t>Arduino</w:t>
-      </w:r>
-      <w:proofErr w:type="spellEnd"/>
-      <w:r>
-        <w:rPr>
-          <w:lang w:eastAsia="en-US"/>
-        </w:rPr>
-        <w:t xml:space="preserve"> </w:t>
-      </w:r>
-      <w:proofErr w:type="spellStart"/>
-      <w:r>
-        <w:rPr>
-          <w:lang w:eastAsia="en-US"/>
-        </w:rPr>
-        <w:t>Nano</w:t>
-      </w:r>
-      <w:proofErr w:type="spellEnd"/>
-      <w:r>
-        <w:rPr>
-          <w:lang w:eastAsia="en-US"/>
-        </w:rPr>
-        <w:t>, использующего два ультразвуковых датчика для надёжного обнаружения руки, дисплейную индикацию и транзисторное управление насосом, способного автоматически и гигиенично выдавать калибруемую заданную порцию с оперативной сигнализацией состояний и ошибок при ограниченных ресурсах микроконтроллера.</w:t>
+          <w:lang w:eastAsia="en-US" w:bidi="ar-SA"/>
+        </w:rPr>
+        <w:t xml:space="preserve">5 </w:t>
+      </w:r>
+      <w:r>
+        <w:rPr>
+          <w:lang w:eastAsia="en-US" w:bidi="ar-SA"/>
+        </w:rPr>
+        <w:t>С</w:t>
+      </w:r>
+      <w:r>
+        <w:rPr>
+          <w:lang w:eastAsia="en-US" w:bidi="ar-SA"/>
+        </w:rPr>
+        <w:t>обрать</w:t>
+      </w:r>
+      <w:r>
+        <w:rPr>
+          <w:lang w:eastAsia="en-US" w:bidi="ar-SA"/>
+        </w:rPr>
+        <w:t xml:space="preserve"> и </w:t>
+      </w:r>
+      <w:r>
+        <w:rPr>
+          <w:lang w:eastAsia="en-US" w:bidi="ar-SA"/>
+        </w:rPr>
+        <w:t>протестировать систему</w:t>
+      </w:r>
+      <w:r>
+        <w:rPr>
+          <w:lang w:eastAsia="en-US" w:bidi="ar-SA"/>
+        </w:rPr>
+        <w:t>.</w:t>
       </w:r>
     </w:p>
     <w:p>
@@ -2560,331 +2755,42 @@
         <w:rPr>
           <w:lang w:eastAsia="en-US" w:bidi="ar-SA"/>
         </w:rPr>
-        <w:t xml:space="preserve">Для достижения поставленной цели необходимо решить следующие задачи: </w:t>
+        <w:t xml:space="preserve">6 </w:t>
+      </w:r>
+      <w:r>
+        <w:rPr>
+          <w:lang w:eastAsia="en-US" w:bidi="ar-SA"/>
+        </w:rPr>
+        <w:t>Составить схему</w:t>
+      </w:r>
+      <w:r>
+        <w:rPr>
+          <w:lang w:eastAsia="en-US" w:bidi="ar-SA"/>
+        </w:rPr>
+        <w:t xml:space="preserve"> алгоритма работы устройст</w:t>
+      </w:r>
+      <w:r>
+        <w:rPr>
+          <w:lang w:eastAsia="en-US" w:bidi="ar-SA"/>
+        </w:rPr>
+        <w:t>в</w:t>
+      </w:r>
+      <w:r>
+        <w:rPr>
+          <w:lang w:eastAsia="en-US" w:bidi="ar-SA"/>
+        </w:rPr>
+        <w:t>а и</w:t>
+      </w:r>
+      <w:r>
+        <w:rPr>
+          <w:lang w:eastAsia="en-US" w:bidi="ar-SA"/>
+        </w:rPr>
+        <w:t xml:space="preserve"> программы.</w:t>
       </w:r>
     </w:p>
     <w:p>
       <w:pPr>
         <w:ind w:firstLine="709"/>
-        <w:rPr>
-          <w:lang w:eastAsia="en-US" w:bidi="ar-SA"/>
-        </w:rPr>
-      </w:pPr>
-      <w:r>
-        <w:rPr>
-          <w:lang w:eastAsia="en-US" w:bidi="ar-SA"/>
-        </w:rPr>
-        <w:t>1 Изучить</w:t>
-      </w:r>
-      <w:r>
-        <w:rPr>
-          <w:lang w:eastAsia="en-US" w:bidi="ar-SA"/>
-        </w:rPr>
-        <w:t xml:space="preserve"> доступные аналоги.</w:t>
-      </w:r>
-    </w:p>
-    <w:p>
-      <w:pPr>
-        <w:ind w:firstLine="709"/>
-        <w:rPr>
-          <w:lang w:eastAsia="en-US" w:bidi="ar-SA"/>
-        </w:rPr>
-      </w:pPr>
-      <w:r>
-        <w:rPr>
-          <w:lang w:eastAsia="en-US" w:bidi="ar-SA"/>
-        </w:rPr>
-        <w:t xml:space="preserve">2 </w:t>
-      </w:r>
-      <w:r>
-        <w:rPr>
-          <w:lang w:eastAsia="en-US" w:bidi="ar-SA"/>
-        </w:rPr>
-        <w:t>Изучить компоненты</w:t>
-      </w:r>
-      <w:r>
-        <w:rPr>
-          <w:lang w:eastAsia="en-US" w:bidi="ar-SA"/>
-        </w:rPr>
-        <w:t xml:space="preserve"> (</w:t>
-      </w:r>
-      <w:r>
-        <w:rPr>
-          <w:lang w:val="en-US" w:eastAsia="en-US" w:bidi="ar-SA"/>
-        </w:rPr>
-        <w:t>MOSFET</w:t>
-      </w:r>
-      <w:r>
-        <w:rPr>
-          <w:lang w:eastAsia="en-US" w:bidi="ar-SA"/>
-        </w:rPr>
-        <w:t>-</w:t>
-      </w:r>
-      <w:r>
-        <w:rPr>
-          <w:lang w:val="be-BY" w:eastAsia="en-US" w:bidi="ar-SA"/>
-        </w:rPr>
-        <w:t>транз</w:t>
-      </w:r>
-      <w:proofErr w:type="spellStart"/>
-      <w:r>
-        <w:rPr>
-          <w:lang w:eastAsia="en-US" w:bidi="ar-SA"/>
-        </w:rPr>
-        <w:t>исторы</w:t>
-      </w:r>
-      <w:proofErr w:type="spellEnd"/>
-      <w:r>
-        <w:rPr>
-          <w:lang w:eastAsia="en-US" w:bidi="ar-SA"/>
-        </w:rPr>
-        <w:t xml:space="preserve">, </w:t>
-      </w:r>
-      <w:r>
-        <w:rPr>
-          <w:lang w:val="en-US" w:eastAsia="en-US" w:bidi="ar-SA"/>
-        </w:rPr>
-        <w:t>LCD</w:t>
-      </w:r>
-      <w:r>
-        <w:rPr>
-          <w:lang w:eastAsia="en-US" w:bidi="ar-SA"/>
-        </w:rPr>
-        <w:t xml:space="preserve"> дисплей, </w:t>
-      </w:r>
-      <w:r>
-        <w:rPr>
-          <w:lang w:val="en-US" w:eastAsia="en-US" w:bidi="ar-SA"/>
-        </w:rPr>
-        <w:t>Arduino</w:t>
-      </w:r>
-      <w:r>
-        <w:rPr>
-          <w:lang w:eastAsia="en-US" w:bidi="ar-SA"/>
-        </w:rPr>
-        <w:t xml:space="preserve"> </w:t>
-      </w:r>
-      <w:r>
-        <w:rPr>
-          <w:lang w:val="en-US" w:eastAsia="en-US" w:bidi="ar-SA"/>
-        </w:rPr>
-        <w:t>Nano</w:t>
-      </w:r>
-      <w:r>
-        <w:rPr>
-          <w:lang w:eastAsia="en-US" w:bidi="ar-SA"/>
-        </w:rPr>
-        <w:t>, ультразвуковые датчики)</w:t>
-      </w:r>
-    </w:p>
-    <w:p>
-      <w:pPr>
-        <w:ind w:firstLine="709"/>
-        <w:rPr>
-          <w:lang w:eastAsia="en-US" w:bidi="ar-SA"/>
-        </w:rPr>
-      </w:pPr>
-      <w:r>
-        <w:rPr>
-          <w:lang w:eastAsia="en-US" w:bidi="ar-SA"/>
-        </w:rPr>
-        <w:t xml:space="preserve">3 </w:t>
-      </w:r>
-      <w:r>
-        <w:rPr>
-          <w:lang w:eastAsia="en-US" w:bidi="ar-SA"/>
-        </w:rPr>
-        <w:t>Спроектировать</w:t>
-      </w:r>
-      <w:r>
-        <w:rPr>
-          <w:lang w:eastAsia="en-US" w:bidi="ar-SA"/>
-        </w:rPr>
-        <w:t xml:space="preserve"> будущ</w:t>
-      </w:r>
-      <w:r>
-        <w:rPr>
-          <w:lang w:eastAsia="en-US" w:bidi="ar-SA"/>
-        </w:rPr>
-        <w:t>ую</w:t>
-      </w:r>
-      <w:r>
-        <w:rPr>
-          <w:lang w:eastAsia="en-US" w:bidi="ar-SA"/>
-        </w:rPr>
-        <w:t xml:space="preserve"> систем</w:t>
-      </w:r>
-      <w:r>
-        <w:rPr>
-          <w:lang w:eastAsia="en-US" w:bidi="ar-SA"/>
-        </w:rPr>
-        <w:t>у</w:t>
-      </w:r>
-      <w:r>
-        <w:rPr>
-          <w:lang w:eastAsia="en-US" w:bidi="ar-SA"/>
-        </w:rPr>
-        <w:t>.</w:t>
-      </w:r>
-    </w:p>
-    <w:p>
-      <w:pPr>
-        <w:ind w:firstLine="709"/>
-        <w:rPr>
-          <w:lang w:eastAsia="en-US" w:bidi="ar-SA"/>
-        </w:rPr>
-      </w:pPr>
-      <w:r>
-        <w:rPr>
-          <w:lang w:eastAsia="en-US" w:bidi="ar-SA"/>
-        </w:rPr>
-        <w:t>4 Написать</w:t>
-      </w:r>
-      <w:r>
-        <w:rPr>
-          <w:lang w:eastAsia="en-US" w:bidi="ar-SA"/>
-        </w:rPr>
-        <w:t xml:space="preserve"> и отладить</w:t>
-      </w:r>
-      <w:r>
-        <w:rPr>
-          <w:lang w:eastAsia="en-US" w:bidi="ar-SA"/>
-        </w:rPr>
-        <w:t xml:space="preserve"> </w:t>
-      </w:r>
-      <w:r>
-        <w:rPr>
-          <w:lang w:eastAsia="en-US" w:bidi="ar-SA"/>
-        </w:rPr>
-        <w:t>код</w:t>
-      </w:r>
-      <w:r>
-        <w:rPr>
-          <w:lang w:eastAsia="en-US" w:bidi="ar-SA"/>
-        </w:rPr>
-        <w:t xml:space="preserve"> для </w:t>
-      </w:r>
-      <w:proofErr w:type="spellStart"/>
-      <w:r>
-        <w:rPr>
-          <w:lang w:eastAsia="en-US" w:bidi="ar-SA"/>
-        </w:rPr>
-        <w:t>Arduino</w:t>
-      </w:r>
-      <w:proofErr w:type="spellEnd"/>
-      <w:r>
-        <w:rPr>
-          <w:lang w:eastAsia="en-US" w:bidi="ar-SA"/>
-        </w:rPr>
-        <w:t xml:space="preserve"> </w:t>
-      </w:r>
-      <w:r>
-        <w:rPr>
-          <w:lang w:val="en-US" w:eastAsia="en-US" w:bidi="ar-SA"/>
-        </w:rPr>
-        <w:t>Nano</w:t>
-      </w:r>
-      <w:r>
-        <w:rPr>
-          <w:lang w:eastAsia="en-US" w:bidi="ar-SA"/>
-        </w:rPr>
-        <w:t>.</w:t>
-      </w:r>
-    </w:p>
-    <w:p>
-      <w:pPr>
-        <w:ind w:firstLine="709"/>
-        <w:rPr>
-          <w:lang w:eastAsia="en-US" w:bidi="ar-SA"/>
-        </w:rPr>
-      </w:pPr>
-      <w:r>
-        <w:rPr>
-          <w:lang w:eastAsia="en-US" w:bidi="ar-SA"/>
-        </w:rPr>
-        <w:t xml:space="preserve">5 </w:t>
-      </w:r>
-      <w:r>
-        <w:rPr>
-          <w:lang w:eastAsia="en-US" w:bidi="ar-SA"/>
-        </w:rPr>
-        <w:t>С</w:t>
-      </w:r>
-      <w:r>
-        <w:rPr>
-          <w:lang w:eastAsia="en-US" w:bidi="ar-SA"/>
-        </w:rPr>
-        <w:t>обрать</w:t>
-      </w:r>
-      <w:r>
-        <w:rPr>
-          <w:lang w:eastAsia="en-US" w:bidi="ar-SA"/>
-        </w:rPr>
-        <w:t xml:space="preserve"> и </w:t>
-      </w:r>
-      <w:r>
-        <w:rPr>
-          <w:lang w:eastAsia="en-US" w:bidi="ar-SA"/>
-        </w:rPr>
-        <w:t>протестировать систему</w:t>
-      </w:r>
-      <w:r>
-        <w:rPr>
-          <w:lang w:eastAsia="en-US" w:bidi="ar-SA"/>
-        </w:rPr>
-        <w:t>.</w:t>
-      </w:r>
-    </w:p>
-    <w:p>
-      <w:pPr>
-        <w:ind w:firstLine="709"/>
-        <w:rPr>
-          <w:lang w:eastAsia="en-US" w:bidi="ar-SA"/>
-        </w:rPr>
-      </w:pPr>
-      <w:r>
-        <w:rPr>
-          <w:lang w:eastAsia="en-US" w:bidi="ar-SA"/>
-        </w:rPr>
-        <w:t xml:space="preserve">6 </w:t>
-      </w:r>
-      <w:r>
-        <w:rPr>
-          <w:lang w:eastAsia="en-US" w:bidi="ar-SA"/>
-        </w:rPr>
-        <w:t>Составить схему</w:t>
-      </w:r>
-      <w:r>
-        <w:rPr>
-          <w:lang w:eastAsia="en-US" w:bidi="ar-SA"/>
-        </w:rPr>
-        <w:t xml:space="preserve"> алгоритма работы устройст</w:t>
-      </w:r>
-      <w:r>
-        <w:rPr>
-          <w:lang w:eastAsia="en-US" w:bidi="ar-SA"/>
-        </w:rPr>
-        <w:t>в</w:t>
-      </w:r>
-      <w:r>
-        <w:rPr>
-          <w:lang w:eastAsia="en-US" w:bidi="ar-SA"/>
-        </w:rPr>
-        <w:t xml:space="preserve">а и </w:t>
-      </w:r>
-      <w:r>
-        <w:rPr>
-          <w:lang w:eastAsia="en-US" w:bidi="ar-SA"/>
-        </w:rPr>
-        <w:t>блок-схему алгоритма работы программы.</w:t>
-      </w:r>
-    </w:p>
-    <w:p>
-      <w:pPr>
-        <w:widowControl/>
-        <w:suppressAutoHyphens w:val="0"/>
-        <w:spacing w:after="160" w:line="259" w:lineRule="auto"/>
-        <w:jc w:val="left"/>
         <w:rPr>
           <w:rFonts w:eastAsiaTheme="majorEastAsia" w:cstheme="majorBidi"/>
           <w:b/>
@@ -2894,13 +2800,25 @@
           <w:lang w:eastAsia="en-US" w:bidi="ar-SA"/>
         </w:rPr>
       </w:pPr>
+      <w:r>
+        <w:rPr>
+          <w:lang w:eastAsia="en-US"/>
+        </w:rPr>
+        <w:t xml:space="preserve">Данный курсовой проект выполнен мной лично, проверен на заимствования, процент оригинальности составляет </w:t>
+      </w:r>
+      <w:r>
+        <w:rPr>
+          <w:lang w:eastAsia="en-US"/>
+        </w:rPr>
+        <w:t>ХХ</w:t>
+      </w:r>
+      <w:r>
+        <w:rPr>
+          <w:lang w:eastAsia="en-US"/>
+        </w:rPr>
+        <w:t>% (отчёт о проверке на заимствования прилагается).</w:t>
+      </w:r>
       <w:bookmarkStart w:id="3" w:name="_Toc121715379"/>
-      <w:r>
-        <w:rPr>
-          <w:sz w:val="32"/>
-        </w:rPr>
-        <w:br w:type="page"/>
-      </w:r>
     </w:p>
     <w:p>
       <w:pPr>
@@ -3739,7 +3657,55 @@
         <w:rPr>
           <w:lang w:val="be-BY" w:eastAsia="en-US" w:bidi="ar-SA"/>
         </w:rPr>
-        <w:t xml:space="preserve"> вычислительных ресурсов ATmega328P достаточно для реализации всех необходимых функций. Программный код, включающий алгоритм опроса ультразвукового датчика, управление помпой, работу с LCD-дисплеем и светодиодной индикацией, занимает примерно 5-7 КБ флэш-памяти (20-25% от общего объема). Объема оперативной памяти 2 КБ хватает для размещения переменных и буферов данных с запасом около 50%.</w:t>
+        <w:t xml:space="preserve"> вычислительных ресурсов ATmega328P достаточно для реализации всех необходимых функций. Программный код, включающий алгоритм опроса</w:t>
+      </w:r>
+      <w:r>
+        <w:rPr>
+          <w:lang w:val="be-BY" w:eastAsia="en-US" w:bidi="ar-SA"/>
+        </w:rPr>
+        <w:t xml:space="preserve"> двух</w:t>
+      </w:r>
+      <w:r>
+        <w:rPr>
+          <w:lang w:val="be-BY" w:eastAsia="en-US" w:bidi="ar-SA"/>
+        </w:rPr>
+        <w:t xml:space="preserve"> ультразвуков</w:t>
+      </w:r>
+      <w:r>
+        <w:rPr>
+          <w:lang w:val="be-BY" w:eastAsia="en-US" w:bidi="ar-SA"/>
+        </w:rPr>
+        <w:t>ых</w:t>
+      </w:r>
+      <w:r>
+        <w:rPr>
+          <w:lang w:val="be-BY" w:eastAsia="en-US" w:bidi="ar-SA"/>
+        </w:rPr>
+        <w:t xml:space="preserve"> датчик</w:t>
+      </w:r>
+      <w:r>
+        <w:rPr>
+          <w:lang w:val="be-BY" w:eastAsia="en-US" w:bidi="ar-SA"/>
+        </w:rPr>
+        <w:t>ов</w:t>
+      </w:r>
+      <w:r>
+        <w:rPr>
+          <w:lang w:val="be-BY" w:eastAsia="en-US" w:bidi="ar-SA"/>
+        </w:rPr>
+        <w:t xml:space="preserve">, управление помпой, </w:t>
+      </w:r>
+      <w:r>
+        <w:rPr>
+          <w:lang w:val="be-BY" w:eastAsia="en-US"/>
+        </w:rPr>
+        <w:t>работу с OLED-дисплеем SSD1306 по интерфейсу I2C</w:t>
+      </w:r>
+      <w:r>
+        <w:rPr>
+          <w:lang w:val="be-BY" w:eastAsia="en-US" w:bidi="ar-SA"/>
+        </w:rPr>
+        <w:t xml:space="preserve"> и светодиодной индикацией, занимает примерно 5-7 КБ флэш-памяти (20-25% от общего объема). Объема оперативной памяти 2 КБ хватает для размещения переменных и буферов данных с запасом около 50%.</w:t>
       </w:r>
     </w:p>
     <w:p>
@@ -3753,7 +3719,25 @@
         <w:rPr>
           <w:lang w:val="be-BY" w:eastAsia="en-US" w:bidi="ar-SA"/>
         </w:rPr>
-        <w:t>Архитектура микроконтроллера обеспечивает эффективную работу с периферийными устройствами благодаря встроенным подсистемам прерываний, позволяющим быстро реагировать на сигналы от датчиков. Поддержка интерфейса I2C обеспечивает простоту подключения LCD-дисплея без значительной нагрузки на процессорное ядро.</w:t>
+        <w:t xml:space="preserve">Архитектура микроконтроллера обеспечивает эффективную работу с периферийными устройствами благодаря встроенным подсистемам прерываний, позволяющим быстро реагировать на сигналы от датчиков. Поддержка интерфейса I2C обеспечивает простоту </w:t>
+      </w:r>
+      <w:r>
+        <w:rPr>
+          <w:lang w:val="be-BY" w:eastAsia="en-US"/>
+        </w:rPr>
+        <w:t>подключение OLED-дисплея SSD1306</w:t>
+      </w:r>
+      <w:r>
+        <w:rPr>
+          <w:lang w:val="be-BY" w:eastAsia="en-US"/>
+        </w:rPr>
+        <w:t xml:space="preserve"> </w:t>
+      </w:r>
+      <w:r>
+        <w:rPr>
+          <w:lang w:val="be-BY" w:eastAsia="en-US" w:bidi="ar-SA"/>
+        </w:rPr>
+        <w:t>я без значительной нагрузки на процессорное ядро.</w:t>
       </w:r>
     </w:p>
     <w:p>
@@ -3767,7 +3751,19 @@
         <w:rPr>
           <w:lang w:val="be-BY" w:eastAsia="en-US" w:bidi="ar-SA"/>
         </w:rPr>
-        <w:t xml:space="preserve">Важным преимуществом для проекта является низкое энергопотребление микроконтроллера (около 20 мА в активном режиме), что позволяет использовать компактные источники питания. Наличие EEPROM памяти позволяет сохранять настройки устройства, такие как длительность подачи </w:t>
+        <w:t>Важным преимуществом для проекта является низкое энергопотребление микроконтроллера</w:t>
+      </w:r>
+      <w:r>
+        <w:rPr>
+          <w:lang w:val="be-BY" w:eastAsia="en-US" w:bidi="ar-SA"/>
+        </w:rPr>
+        <w:t xml:space="preserve">, </w:t>
+      </w:r>
+      <w:r>
+        <w:rPr>
+          <w:lang w:val="be-BY" w:eastAsia="en-US" w:bidi="ar-SA"/>
+        </w:rPr>
+        <w:t xml:space="preserve">что позволяет использовать компактные источники питания. Наличие EEPROM памяти позволяет сохранять настройки устройства, такие как длительность подачи </w:t>
       </w:r>
       <w:r>
         <w:rPr>
@@ -3935,7 +3931,7 @@
         <w:rPr>
           <w:lang w:eastAsia="en-US"/>
         </w:rPr>
-        <w:t xml:space="preserve"> IDE представляет собой интегрированную среду разработки, специально созданную для программирования микроконтроллеров </w:t>
+        <w:t xml:space="preserve"> IDE представляет собой интегрированную среду разработки, специально созданную для программирования микроконтроллеров платформы </w:t>
       </w:r>
       <w:proofErr w:type="spellStart"/>
       <w:r>
@@ -3949,9 +3945,10 @@
         <w:rPr>
           <w:lang w:eastAsia="en-US"/>
         </w:rPr>
-        <w:t xml:space="preserve">. Основой разработки является язык C++ с упрощенным синтаксисом, адаптированным для начинающих пользователей. Ключевой особенностью программной архитектуры является концепция скетчей, состоящих из двух обязательных функций: </w:t>
+        <w:t xml:space="preserve">. Основой разработки является язык C++ с упрощённым набором функций и библиотек, адаптированных для начинающих пользователей. Ключевой особенностью программной архитектуры является концепция скетчей, состоящих из двух обязательных функций: </w:t>
       </w:r>
       <w:proofErr w:type="spellStart"/>
+      <w:proofErr w:type="gramStart"/>
       <w:r>
         <w:rPr>
           <w:lang w:eastAsia="en-US"/>
@@ -3963,7 +3960,14 @@
         <w:rPr>
           <w:lang w:eastAsia="en-US"/>
         </w:rPr>
-        <w:t xml:space="preserve">() для однократной инициализации параметров и </w:t>
+        <w:t>(</w:t>
+      </w:r>
+      <w:proofErr w:type="gramEnd"/>
+      <w:r>
+        <w:rPr>
+          <w:lang w:eastAsia="en-US"/>
+        </w:rPr>
+        <w:t xml:space="preserve">) для однократной инициализации параметров и </w:t>
       </w:r>
       <w:proofErr w:type="spellStart"/>
       <w:r>
@@ -3977,7 +3981,19 @@
         <w:rPr>
           <w:lang w:eastAsia="en-US"/>
         </w:rPr>
-        <w:t>() для циклического выполнения основной программы.</w:t>
+        <w:t>() для циклического выполнения основной программы [</w:t>
+      </w:r>
+      <w:r>
+        <w:rPr>
+          <w:lang w:eastAsia="en-US"/>
+        </w:rPr>
+        <w:t>5</w:t>
+      </w:r>
+      <w:r>
+        <w:rPr>
+          <w:lang w:eastAsia="en-US"/>
+        </w:rPr>
+        <w:t>].</w:t>
       </w:r>
     </w:p>
     <w:p>
@@ -4061,7 +4077,7 @@
         <w:rPr>
           <w:lang w:eastAsia="en-US"/>
         </w:rPr>
-        <w:t xml:space="preserve"> включает несколько категорий компонентов: стандартные библиотеки (</w:t>
+        <w:t xml:space="preserve"> включает несколько категорий компонентов: стандартные библиотеки (например, </w:t>
       </w:r>
       <w:proofErr w:type="spellStart"/>
       <w:r>
@@ -4089,19 +4105,19 @@
         <w:rPr>
           <w:lang w:eastAsia="en-US"/>
         </w:rPr>
-        <w:t xml:space="preserve">) для работы с базовыми интерфейсами, сторонние библиотеки для конкретных датчиков и модулей, а также пользовательские библиотеки. Для </w:t>
-      </w:r>
-      <w:r>
-        <w:rPr>
-          <w:lang w:eastAsia="en-US"/>
-        </w:rPr>
-        <w:t xml:space="preserve">данного проекта </w:t>
-      </w:r>
-      <w:r>
-        <w:rPr>
-          <w:lang w:eastAsia="en-US"/>
-        </w:rPr>
-        <w:t>наиболее актуальными являются библиотеки для работы с ультразвуковым датчиком, LCD-дисплеем по протоколу I2C и управления исполнительными устройствами.</w:t>
+        <w:t>) для работы с базовыми интерфейсами, сторонние библиотеки для конкретных датчиков и модулей, а также пользовательские библиотеки [</w:t>
+      </w:r>
+      <w:r>
+        <w:rPr>
+          <w:lang w:eastAsia="en-US"/>
+        </w:rPr>
+        <w:t>6</w:t>
+      </w:r>
+      <w:r>
+        <w:rPr>
+          <w:lang w:eastAsia="en-US"/>
+        </w:rPr>
+        <w:t>]. Для данного проекта наиболее актуальными являются библиотеки для работы с ультразвуковыми датчиками расстояния, с OLED-дисплеем на контроллере SSD1306 по интерфейсу I2C, а также библиотеки для управления исполнительными устройствами через релейный модуль.</w:t>
       </w:r>
     </w:p>
     <w:p>
@@ -4118,6 +4134,7 @@
         <w:t xml:space="preserve">Взаимодействие с аппаратной частью реализовано через систему функций аппаратной абстракции: </w:t>
       </w:r>
       <w:proofErr w:type="spellStart"/>
+      <w:proofErr w:type="gramStart"/>
       <w:r>
         <w:rPr>
           <w:lang w:eastAsia="en-US"/>
@@ -4129,7 +4146,14 @@
         <w:rPr>
           <w:lang w:eastAsia="en-US"/>
         </w:rPr>
-        <w:t xml:space="preserve">() для настройки режима работы выводов, </w:t>
+        <w:t>(</w:t>
+      </w:r>
+      <w:proofErr w:type="gramEnd"/>
+      <w:r>
+        <w:rPr>
+          <w:lang w:eastAsia="en-US"/>
+        </w:rPr>
+        <w:t xml:space="preserve">) для настройки режима работы выводов, </w:t>
       </w:r>
       <w:proofErr w:type="spellStart"/>
       <w:r>
@@ -4247,19 +4271,7 @@
         <w:rPr>
           <w:lang w:eastAsia="en-US"/>
         </w:rPr>
-        <w:t xml:space="preserve">Для </w:t>
-      </w:r>
-      <w:r>
-        <w:rPr>
-          <w:lang w:eastAsia="en-US"/>
-        </w:rPr>
-        <w:t xml:space="preserve">данного </w:t>
-      </w:r>
-      <w:r>
-        <w:rPr>
-          <w:lang w:eastAsia="en-US"/>
-        </w:rPr>
-        <w:t xml:space="preserve">проекта программное обеспечение будет включать инициализацию периферийных устройств в функции </w:t>
+        <w:t xml:space="preserve">Для данного проекта программное обеспечение будет включать инициализацию периферийных устройств в функции </w:t>
       </w:r>
       <w:proofErr w:type="spellStart"/>
       <w:r>
@@ -4273,7 +4285,7 @@
         <w:rPr>
           <w:lang w:eastAsia="en-US"/>
         </w:rPr>
-        <w:t xml:space="preserve">(), циклический опрос датчика расстояния в функции </w:t>
+        <w:t xml:space="preserve">() (двух ультразвуковых датчиков HC-SR04, OLED-дисплея SSD1306 и релейного модуля насоса), циклический опрос датчиков расстояния в функции </w:t>
       </w:r>
       <w:proofErr w:type="spellStart"/>
       <w:r>
@@ -4287,21 +4299,33 @@
         <w:rPr>
           <w:lang w:eastAsia="en-US"/>
         </w:rPr>
-        <w:t xml:space="preserve">(), алгоритм управления помпой с точным таймингом, визуализацию статуса работы на LCD-дисплее и обработку исключительных ситуаций. Весь код будет разработан с учетом </w:t>
+        <w:t xml:space="preserve">(), </w:t>
       </w:r>
       <w:r>
         <w:rPr>
           <w:lang w:eastAsia="en-US"/>
         </w:rPr>
         <w:lastRenderedPageBreak/>
-        <w:t>модульности и возможности последующего расширения функциональности.</w:t>
+        <w:t>алгоритм управления насосом с точным таймингом подачи жидкости, визуализацию текущего состояния системы на OLED-дисплее и обработку исключительных ситуаций (отсутствие объекта, слишком малое/большое расстояние). Код</w:t>
+      </w:r>
+      <w:r>
+        <w:rPr>
+          <w:lang w:eastAsia="en-US"/>
+        </w:rPr>
+        <w:t xml:space="preserve"> </w:t>
+      </w:r>
+      <w:r>
+        <w:rPr>
+          <w:lang w:eastAsia="en-US"/>
+        </w:rPr>
+        <w:t>разработан с учётом модульности и возможности последующего расширения функциональности, например изменения алгоритма дозирования или добавления новых режимов индикации.</w:t>
       </w:r>
     </w:p>
     <w:p>
       <w:pPr>
         <w:ind w:firstLine="709"/>
         <w:rPr>
-          <w:lang w:val="be-BY" w:eastAsia="en-US" w:bidi="ar-SA"/>
+          <w:lang w:eastAsia="en-US" w:bidi="ar-SA"/>
         </w:rPr>
       </w:pPr>
     </w:p>
@@ -4358,7 +4382,13 @@
       </w:r>
       <w:proofErr w:type="spellEnd"/>
       <w:r>
-        <w:t>. Первая версия среды разработки была выпущена в 2005 году и базировалась на открытой платформе Processing, изначально созданной для визуализации данных. Основной целью разработчиков было создание простой и доступной среды для программирования микроконтроллеров, которая бы не требовала глубоких знаний в электронике.</w:t>
+        <w:t>. Первая версия среды разработки была выпущена в 2005 году и базировалась на открытой платформе Processing, изначально созданной для визуализации данных. Основной целью разработчиков было создание простой и доступной среды для программирования микроконтроллеров, которая бы не требовала глубоких знаний в электронике [</w:t>
+      </w:r>
+      <w:r>
+        <w:t>7</w:t>
+      </w:r>
+      <w:r>
+        <w:t>].</w:t>
       </w:r>
     </w:p>
     <w:p>
@@ -4376,7 +4406,7 @@
       </w:r>
       <w:proofErr w:type="spellEnd"/>
       <w:r>
-        <w:t xml:space="preserve"> IDE прошла значительный путь развития. Ранние версии (1.0.x) предлагали базовый функционал для написания и загрузки кода, тогда как современные версии (2.x) получили улучшенный редактор с </w:t>
+        <w:t xml:space="preserve"> IDE прошла значительный путь развития. Ранние версии (линейка 1.0.x) предлагали базовый функционал для написания и загрузки кода, тогда как современные версии (2.x) получили более совершенный редактор с </w:t>
       </w:r>
       <w:proofErr w:type="spellStart"/>
       <w:r>
@@ -4384,23 +4414,15 @@
       </w:r>
       <w:proofErr w:type="spellEnd"/>
       <w:r>
-        <w:t xml:space="preserve"> кода, интегрированный менеджер библиотек и поддержку </w:t>
+        <w:t xml:space="preserve"> кода, встроенным менеджером библиотек и плат, а также рядом функций, характерных для современных интегрированных сред разработки. Важным этапом стало появление </w:t>
       </w:r>
       <w:proofErr w:type="spellStart"/>
       <w:r>
-        <w:t>Git</w:t>
+        <w:t>Arduino</w:t>
       </w:r>
       <w:proofErr w:type="spellEnd"/>
       <w:r>
-        <w:t xml:space="preserve">. Важным этапом стало появление </w:t>
-      </w:r>
-      <w:proofErr w:type="spellStart"/>
-      <w:r>
-        <w:t>Arduino</w:t>
-      </w:r>
-      <w:proofErr w:type="spellEnd"/>
-      <w:r>
-        <w:t xml:space="preserve"> IDE 1.5 с поддержкой новых плат на базе 32-битных микроконтроллеров.</w:t>
+        <w:t xml:space="preserve"> IDE 1.5 с поддержкой новых плат на базе 32-битных микроконтроллеров и расширенной системой описания аппаратных платформ.</w:t>
       </w:r>
     </w:p>
     <w:p>
@@ -4418,7 +4440,7 @@
       </w:r>
       <w:proofErr w:type="spellEnd"/>
       <w:r>
-        <w:t xml:space="preserve"> IDE являются ее кроссплатформенность (поддержка Windows, </w:t>
+        <w:t xml:space="preserve"> IDE являются её кроссплатформенность (поддержка Windows, </w:t>
       </w:r>
       <w:proofErr w:type="spellStart"/>
       <w:r>
@@ -4426,7 +4448,7 @@
       </w:r>
       <w:proofErr w:type="spellEnd"/>
       <w:r>
-        <w:t>, Linux), простота установки и настройки, а также интеграция с менеджером плат, позволяющим легко добавлять поддержку новых устройств. Особенно важна для образовательных проектов встроенная поддержка последовательного монитора для отладки программ.</w:t>
+        <w:t>, Linux), простота установки и настройки, а также интеграция с менеджером плат, позволяющим легко добавлять поддержку новых устройств. Особенно важна для образовательных проектов встроенная поддержка последовательного монитора для отладки программ, что упрощает анализ работы микроконтроллерных систем в реальном времени.</w:t>
       </w:r>
     </w:p>
     <w:p>
@@ -4434,9 +4456,12 @@
         <w:widowControl/>
         <w:suppressAutoHyphens w:val="0"/>
         <w:ind w:firstLine="709"/>
-      </w:pPr>
-      <w:r>
-        <w:t xml:space="preserve">Несмотря на некоторые ограничения (относительно простой отладчик по сравнению с профессиональными средами), </w:t>
+        <w:rPr>
+          <w:lang w:val="en-US"/>
+        </w:rPr>
+      </w:pPr>
+      <w:r>
+        <w:t xml:space="preserve">Несмотря на некоторые ограничения (относительно простой функционал отладки по сравнению с профессиональными средами), </w:t>
       </w:r>
       <w:proofErr w:type="spellStart"/>
       <w:r>
@@ -4444,7 +4469,7 @@
       </w:r>
       <w:proofErr w:type="spellEnd"/>
       <w:r>
-        <w:t xml:space="preserve"> IDE остается оптимальным выбором для учебных проектов благодаря сочетанию простоты использования и достаточного функционала для реализации таких устройств, как автоматический дозатор жидкости.</w:t>
+        <w:t xml:space="preserve"> IDE остаётся оптимальным выбором для учебных и учебно-практических проектов благодаря сочетанию простоты использования и достаточного набора возможностей для реализации таких устройств, как автоматический дозатор жидкости.</w:t>
       </w:r>
     </w:p>
     <w:p>
@@ -4452,50 +4477,42 @@
         <w:widowControl/>
         <w:suppressAutoHyphens w:val="0"/>
         <w:ind w:firstLine="709"/>
-      </w:pPr>
-    </w:p>
-    <w:p>
-      <w:pPr>
-        <w:pStyle w:val="2"/>
-        <w:rPr>
-          <w:lang w:eastAsia="en-US" w:bidi="ar-SA"/>
-        </w:rPr>
-      </w:pPr>
-      <w:r>
-        <w:rPr>
-          <w:lang w:eastAsia="en-US" w:bidi="ar-SA"/>
-        </w:rPr>
-        <w:t>2.3 Обоснование выбора платформы</w:t>
-      </w:r>
+        <w:rPr>
+          <w:lang w:val="en-US"/>
+        </w:rPr>
+      </w:pPr>
     </w:p>
     <w:p>
       <w:pPr>
         <w:widowControl/>
         <w:suppressAutoHyphens w:val="0"/>
         <w:ind w:firstLine="709"/>
-      </w:pPr>
+        <w:rPr>
+          <w:lang w:val="en-US"/>
+        </w:rPr>
+      </w:pPr>
+    </w:p>
+    <w:p>
+      <w:pPr>
+        <w:pStyle w:val="2"/>
+        <w:rPr>
+          <w:lang w:eastAsia="en-US" w:bidi="ar-SA"/>
+        </w:rPr>
+      </w:pPr>
+      <w:r>
+        <w:rPr>
+          <w:lang w:eastAsia="en-US" w:bidi="ar-SA"/>
+        </w:rPr>
+        <w:lastRenderedPageBreak/>
+        <w:t>2.3 Обоснование выбора платформы</w:t>
+      </w:r>
     </w:p>
     <w:p>
       <w:pPr>
         <w:widowControl/>
         <w:suppressAutoHyphens w:val="0"/>
         <w:ind w:firstLine="709"/>
-        <w:rPr>
-          <w:lang w:val="be-BY"/>
-        </w:rPr>
-      </w:pPr>
-      <w:r>
-        <w:rPr>
-          <w:lang w:val="be-BY"/>
-        </w:rPr>
-        <w:t>Выбор Arduino IDE в качестве основной среды разработки для проекта обусловлен совокупностью практических</w:t>
-      </w:r>
-      <w:r>
-        <w:rPr>
-          <w:lang w:val="be-BY"/>
-        </w:rPr>
-        <w:t xml:space="preserve"> фактов.</w:t>
-      </w:r>
+      </w:pPr>
     </w:p>
     <w:p>
       <w:pPr>
@@ -4510,19 +4527,13 @@
         <w:rPr>
           <w:lang w:val="be-BY"/>
         </w:rPr>
-        <w:t>Проект ориентирован на микроконтроллер ATmega328P, для которого Arduino IDE является стандартным и максимально оптимизированным инструментом. В отличие от альтернативных сред разработки</w:t>
+        <w:t>Выбор Arduino IDE в качестве основной среды разработки для проекта обусловлен совокупностью практических</w:t>
       </w:r>
       <w:r>
         <w:rPr>
           <w:lang w:val="be-BY"/>
         </w:rPr>
-        <w:t>, он</w:t>
-      </w:r>
-      <w:r>
-        <w:rPr>
-          <w:lang w:val="be-BY"/>
-        </w:rPr>
-        <w:t xml:space="preserve"> не требует сложной первоначальной настройки и позволяет перейти к написанию и загрузке кода буквально после установки программы. </w:t>
+        <w:t xml:space="preserve"> фактов.</w:t>
       </w:r>
     </w:p>
     <w:p>
@@ -4530,49 +4541,27 @@
         <w:widowControl/>
         <w:suppressAutoHyphens w:val="0"/>
         <w:ind w:firstLine="709"/>
+      </w:pPr>
+      <w:r>
         <w:rPr>
           <w:lang w:val="be-BY"/>
         </w:rPr>
-      </w:pPr>
+        <w:t>Проект ориентирован на микроконтроллер ATmega328P, для которого Arduino IDE является стандартным и максимально оптимизированным инструментом. В отличие от альтернативных сред разработки</w:t>
+      </w:r>
       <w:r>
         <w:rPr>
           <w:lang w:val="be-BY"/>
         </w:rPr>
-        <w:t>Для реализации поставленных задач — опроса ультразвукового датчика, управления помпой через MOSFET-транзистор и вывода статуса на LCD-</w:t>
+        <w:t>, он</w:t>
       </w:r>
       <w:r>
         <w:rPr>
           <w:lang w:val="be-BY"/>
         </w:rPr>
-        <w:lastRenderedPageBreak/>
-        <w:t>дисплей — вполне достаточно базового функционала Arduino IDE.</w:t>
-      </w:r>
-      <w:r>
-        <w:t xml:space="preserve"> [5]</w:t>
-      </w:r>
-      <w:r>
-        <w:rPr>
-          <w:lang w:val="be-BY"/>
-        </w:rPr>
-        <w:t xml:space="preserve"> Все необходимые библиотеки для работы с перечисленными </w:t>
-      </w:r>
-      <w:r>
-        <w:rPr>
-          <w:lang w:val="be-BY"/>
-        </w:rPr>
-        <w:tab/>
-      </w:r>
-      <w:r>
-        <w:rPr>
-          <w:lang w:val="be-BY"/>
-        </w:rPr>
-        <w:t>компонентами легко</w:t>
-      </w:r>
-      <w:r>
-        <w:rPr>
-          <w:lang w:val="be-BY"/>
-        </w:rPr>
-        <w:t xml:space="preserve"> устанавливаются через встроенный менеджер библиотек, что значительно ускоряет процесс разработки.</w:t>
+        <w:t xml:space="preserve"> не требует сложной первоначальной настройки и позволяет перейти к написанию и загрузке кода буквально после установки программы</w:t>
+      </w:r>
+      <w:r>
+        <w:t xml:space="preserve"> [8].</w:t>
       </w:r>
     </w:p>
     <w:p>
@@ -4580,27 +4569,20 @@
         <w:widowControl/>
         <w:suppressAutoHyphens w:val="0"/>
         <w:ind w:firstLine="709"/>
-      </w:pPr>
-      <w:r>
-        <w:rPr>
-          <w:lang w:val="be-BY"/>
-        </w:rPr>
-        <w:t>Наконец, кроссплатформенность Arduino IDE, которая работает под Windows, macOS и Linux, обеспечивает универсальность и удобство работы. Это позволяет без труда продолжить разработку на другом компьютере, если возникнет такая необходимость.</w:t>
-      </w:r>
-      <w:r>
-        <w:rPr>
-          <w:lang w:val="be-BY"/>
-        </w:rPr>
-        <w:t xml:space="preserve"> </w:t>
-      </w:r>
-      <w:r>
-        <w:t>[</w:t>
-      </w:r>
-      <w:r>
-        <w:t>6</w:t>
-      </w:r>
-      <w:r>
-        <w:t>]</w:t>
+        <w:rPr>
+          <w:lang w:val="en-US"/>
+        </w:rPr>
+      </w:pPr>
+      <w:r>
+        <w:t xml:space="preserve">Для реализации поставленных задач — опроса двух ультразвуковых датчиков, управления погружным насосом через релейный модуль и вывода статуса работы на OLED-дисплей SSD1306 по интерфейсу I2C — достаточно базового функционала </w:t>
+      </w:r>
+      <w:proofErr w:type="spellStart"/>
+      <w:r>
+        <w:t>Arduino</w:t>
+      </w:r>
+      <w:proofErr w:type="spellEnd"/>
+      <w:r>
+        <w:t xml:space="preserve"> IDE. Все необходимые библиотеки для работы с перечисленными компонентами (библиотеки для датчиков расстояния, дисплея SSD1306 и вспомогательные библиотеки для работы с шиной I2C) могут быть установлены через встроенный менеджер библиотек, что существенно ускоряет процесс разработки и упрощает сопровождение проекта.</w:t>
       </w:r>
     </w:p>
     <w:p>
@@ -4608,26 +4590,26 @@
         <w:widowControl/>
         <w:suppressAutoHyphens w:val="0"/>
         <w:ind w:firstLine="709"/>
+      </w:pPr>
+      <w:r>
         <w:rPr>
           <w:lang w:val="be-BY"/>
         </w:rPr>
-      </w:pPr>
-      <w:r>
-        <w:rPr>
-          <w:lang w:val="be-BY"/>
-        </w:rPr>
-        <w:t xml:space="preserve">Таким образом, Arduino IDE полностью удовлетворяет требованиям проекта по критериям простоты освоения, достаточности функционала и доступности, что делает ее оптимальным инструментом для успешного выполнения </w:t>
-      </w:r>
-      <w:r>
-        <w:rPr>
-          <w:lang w:val="be-BY"/>
-        </w:rPr>
-        <w:t>курсового проекта</w:t>
-      </w:r>
-      <w:r>
-        <w:rPr>
-          <w:lang w:val="be-BY"/>
-        </w:rPr>
+        <w:t>Наконец, кроссплатформенность Arduino IDE, которая работает под Windows, macOS и Linux, обеспечивает универсальность и удобство работы. Это позволяет без труда продолжить разработку на другом компьютере, если возникнет такая необходимость</w:t>
+      </w:r>
+      <w:r>
+        <w:t xml:space="preserve"> </w:t>
+      </w:r>
+      <w:r>
+        <w:t>[</w:t>
+      </w:r>
+      <w:r>
+        <w:t>9</w:t>
+      </w:r>
+      <w:r>
+        <w:t>]</w:t>
+      </w:r>
+      <w:r>
         <w:t>.</w:t>
       </w:r>
     </w:p>
@@ -4640,19 +4622,23 @@
           <w:lang w:val="be-BY"/>
         </w:rPr>
       </w:pPr>
-    </w:p>
-    <w:p>
-      <w:pPr>
-        <w:pStyle w:val="2"/>
-        <w:rPr>
-          <w:lang w:eastAsia="en-US" w:bidi="ar-SA"/>
-        </w:rPr>
-      </w:pPr>
-      <w:r>
-        <w:rPr>
-          <w:lang w:eastAsia="en-US" w:bidi="ar-SA"/>
-        </w:rPr>
-        <w:t>2.4 Анализ программного обеспечения для написания программы</w:t>
+      <w:r>
+        <w:rPr>
+          <w:lang w:val="be-BY"/>
+        </w:rPr>
+        <w:t xml:space="preserve">Таким образом, Arduino IDE полностью удовлетворяет требованиям проекта по критериям простоты освоения, достаточности функционала и доступности, что делает ее оптимальным инструментом для успешного выполнения </w:t>
+      </w:r>
+      <w:r>
+        <w:rPr>
+          <w:lang w:val="be-BY"/>
+        </w:rPr>
+        <w:t>курсового проекта</w:t>
+      </w:r>
+      <w:r>
+        <w:rPr>
+          <w:lang w:val="be-BY"/>
+        </w:rPr>
+        <w:t>.</w:t>
       </w:r>
     </w:p>
     <w:p>
@@ -4660,7 +4646,24 @@
         <w:widowControl/>
         <w:suppressAutoHyphens w:val="0"/>
         <w:ind w:firstLine="709"/>
-      </w:pPr>
+        <w:rPr>
+          <w:lang w:val="be-BY"/>
+        </w:rPr>
+      </w:pPr>
+    </w:p>
+    <w:p>
+      <w:pPr>
+        <w:pStyle w:val="2"/>
+        <w:rPr>
+          <w:lang w:eastAsia="en-US" w:bidi="ar-SA"/>
+        </w:rPr>
+      </w:pPr>
+      <w:r>
+        <w:rPr>
+          <w:lang w:eastAsia="en-US" w:bidi="ar-SA"/>
+        </w:rPr>
+        <w:t>2.4 Анализ программного обеспечения для написания программы</w:t>
+      </w:r>
     </w:p>
     <w:p>
       <w:pPr>
@@ -4668,17 +4671,6 @@
         <w:suppressAutoHyphens w:val="0"/>
         <w:ind w:firstLine="709"/>
       </w:pPr>
-      <w:r>
-        <w:t xml:space="preserve">Для реализации системы автоматического дозатора жидкости используется набор специализированных библиотек </w:t>
-      </w:r>
-      <w:proofErr w:type="spellStart"/>
-      <w:r>
-        <w:t>Arduino</w:t>
-      </w:r>
-      <w:proofErr w:type="spellEnd"/>
-      <w:r>
-        <w:t xml:space="preserve">, обеспечивающих взаимодействие с аппаратными компонентами системы. </w:t>
-      </w:r>
     </w:p>
     <w:p>
       <w:pPr>
@@ -4687,15 +4679,15 @@
         <w:ind w:firstLine="709"/>
       </w:pPr>
       <w:r>
-        <w:t xml:space="preserve">Библиотека </w:t>
+        <w:t xml:space="preserve">Для реализации системы автоматического дозатора жидкости используется набор специализированных библиотек </w:t>
       </w:r>
       <w:proofErr w:type="spellStart"/>
       <w:r>
-        <w:t>Wire.h</w:t>
+        <w:t>Arduino</w:t>
       </w:r>
       <w:proofErr w:type="spellEnd"/>
       <w:r>
-        <w:t xml:space="preserve"> предоставляет функции для работы с интерфейсом I2C/TWI, который используется для связи с LCD-дисплеем. Эта библиотека реализует протокол связи на основе аппаратной поддержки микроконтроллера ATmega328P и обеспечивает стабильную передачу данных на частоте 100 кГц [7].</w:t>
+        <w:t>, обеспечивающих взаимодействие с аппаратными компонентами и упрощающих разработку прикладного кода.</w:t>
       </w:r>
     </w:p>
     <w:p>
@@ -4705,29 +4697,39 @@
         <w:ind w:firstLine="709"/>
       </w:pPr>
       <w:r>
-        <w:t xml:space="preserve">Для работы с ультразвуковым датчиком применяется библиотека </w:t>
+        <w:t xml:space="preserve">Библиотека </w:t>
       </w:r>
       <w:proofErr w:type="spellStart"/>
       <w:r>
-        <w:t>NewPing.h</w:t>
+        <w:t>Wire.h</w:t>
       </w:r>
       <w:proofErr w:type="spellEnd"/>
       <w:r>
-        <w:t xml:space="preserve">, которая предлагает улучшенные алгоритмы измерения расстояния. Библиотека обеспечивает фильтрацию ложных срабатываний и позволяет точно измерять расстояния в диапазоне от 2 до 400 см. Основная функция </w:t>
+        <w:t xml:space="preserve"> предоставляет функции для работы с интерфейсом I2C/TWI, который используется в проекте для связи микроконтроллера с OLED-дисплеем на контроллере SSD1306 [</w:t>
+      </w:r>
+      <w:r>
+        <w:t>10</w:t>
+      </w:r>
+      <w:r>
+        <w:t xml:space="preserve">]. Для самого дисплея применяется библиотека Adafruit_SSD1306 в сочетании с графической библиотекой </w:t>
       </w:r>
       <w:proofErr w:type="spellStart"/>
       <w:r>
-        <w:t>sonar.ping_cm</w:t>
+        <w:t>Adafruit_GFX</w:t>
       </w:r>
       <w:proofErr w:type="spellEnd"/>
       <w:r>
-        <w:t>() возвращает расстояние в сантиметрах [</w:t>
-      </w:r>
-      <w:r>
-        <w:t>8</w:t>
-      </w:r>
-      <w:r>
-        <w:t>].</w:t>
+        <w:t>, обеспечивающими инициализацию экрана, вывод текста и простых графических элементов [</w:t>
+      </w:r>
+      <w:r>
+        <w:t>11</w:t>
+      </w:r>
+      <w:r>
+        <w:t xml:space="preserve">]. Это позволяет обойтись без </w:t>
+      </w:r>
+      <w:r>
+        <w:lastRenderedPageBreak/>
+        <w:t>реализации низкоуровневого протокола обмена с дисплеем и сосредоточиться на логике работы дозатора.</w:t>
       </w:r>
     </w:p>
     <w:p>
@@ -4737,29 +4739,36 @@
         <w:ind w:firstLine="709"/>
       </w:pPr>
       <w:r>
-        <w:t xml:space="preserve">Из стандартного </w:t>
-      </w:r>
-      <w:r>
-        <w:t>набора</w:t>
-      </w:r>
-      <w:r>
-        <w:t xml:space="preserve"> </w:t>
+        <w:t xml:space="preserve">Для работы с ультразвуковыми датчиками расстояния HC-SR04 используется библиотека </w:t>
       </w:r>
       <w:proofErr w:type="spellStart"/>
       <w:r>
+        <w:t>NewPing.h</w:t>
+      </w:r>
+      <w:proofErr w:type="spellEnd"/>
+      <w:r>
+        <w:t xml:space="preserve">, которая реализует измерение по ультразвуковому импульсу и позволяет определять расстояния в рабочем диапазоне датчика, фильтруя ложные срабатывания. В стандартном функционале </w:t>
+      </w:r>
+      <w:proofErr w:type="spellStart"/>
+      <w:r>
         <w:t>Arduino</w:t>
       </w:r>
       <w:proofErr w:type="spellEnd"/>
       <w:r>
-        <w:t xml:space="preserve"> активно используются функции цифрового ввода-вывода: </w:t>
+        <w:t xml:space="preserve"> задействуются функции </w:t>
       </w:r>
       <w:proofErr w:type="spellStart"/>
+      <w:proofErr w:type="gramStart"/>
       <w:r>
         <w:t>pinMode</w:t>
       </w:r>
       <w:proofErr w:type="spellEnd"/>
       <w:r>
-        <w:t xml:space="preserve">() для настройки режимов работы выводов, </w:t>
+        <w:t>(</w:t>
+      </w:r>
+      <w:proofErr w:type="gramEnd"/>
+      <w:r>
+        <w:t xml:space="preserve">) для настройки режимов работы выводов, </w:t>
       </w:r>
       <w:proofErr w:type="spellStart"/>
       <w:r>
@@ -4767,7 +4776,7 @@
       </w:r>
       <w:proofErr w:type="spellEnd"/>
       <w:r>
-        <w:t xml:space="preserve">() для управления исполнительными устройствами (помпой, светодиодами) и </w:t>
+        <w:t xml:space="preserve">() для управления релейным модулем насоса, </w:t>
       </w:r>
       <w:proofErr w:type="spellStart"/>
       <w:r>
@@ -4775,7 +4784,7 @@
       </w:r>
       <w:proofErr w:type="spellEnd"/>
       <w:r>
-        <w:t xml:space="preserve">() для опроса состояния кнопок. Для временных задержек применяются функции </w:t>
+        <w:t xml:space="preserve">() при необходимости чтения дискретных сигналов, а также </w:t>
       </w:r>
       <w:proofErr w:type="spellStart"/>
       <w:r>
@@ -4791,7 +4800,7 @@
       </w:r>
       <w:proofErr w:type="spellEnd"/>
       <w:r>
-        <w:t>(), последняя обеспечивает неблокирующие паузы в работе программы.</w:t>
+        <w:t>() для реализации задержек и отсчёта времени работы насоса.</w:t>
       </w:r>
     </w:p>
     <w:p>
@@ -4801,32 +4810,98 @@
         <w:ind w:firstLine="709"/>
       </w:pPr>
       <w:r>
-        <w:t xml:space="preserve">Архитектура программы построена по модульному принципу: отдельные функциональные блоки вынесены в методы, что упрощает отладку и модификацию кода. </w:t>
-      </w:r>
+        <w:t xml:space="preserve">Отладка программной части выполняется через последовательный порт с использованием </w:t>
+      </w:r>
+      <w:proofErr w:type="spellStart"/>
+      <w:r>
+        <w:t>Serial.begin</w:t>
+      </w:r>
+      <w:proofErr w:type="spellEnd"/>
+      <w:r>
+        <w:t xml:space="preserve">() и </w:t>
+      </w:r>
+      <w:proofErr w:type="spellStart"/>
+      <w:r>
+        <w:t>Serial.print</w:t>
+      </w:r>
+      <w:proofErr w:type="spellEnd"/>
+      <w:r>
+        <w:t>(), что даёт возможность выводить диагностические сообщения (измеренные расстояния, моменты включения насоса, коды ошибок) и оперативно корректировать параметры работы алгоритма. Архитектура программы построена по модульному принципу: отдельные функции отвечают за измерение расстояния, принятие решения о включении насоса, управление релейным модулем и обновление информации на дисплее, что повышает читаемость и удобство сопровождения кода.</w:t>
+      </w:r>
+    </w:p>
+    <w:p>
+      <w:pPr>
+        <w:widowControl/>
+        <w:suppressAutoHyphens w:val="0"/>
+        <w:ind w:firstLine="709"/>
+      </w:pPr>
       <w:bookmarkStart w:id="11" w:name="_Toc121715390"/>
       <w:bookmarkStart w:id="12" w:name="_Hlk164900091"/>
       <w:bookmarkStart w:id="13" w:name="_Hlk164900281"/>
+      <w:r>
+        <w:t xml:space="preserve">Таким образом, используемый набор библиотек </w:t>
+      </w:r>
+      <w:proofErr w:type="spellStart"/>
+      <w:r>
+        <w:t>Arduino</w:t>
+      </w:r>
+      <w:proofErr w:type="spellEnd"/>
+      <w:r>
+        <w:t xml:space="preserve"> (</w:t>
+      </w:r>
+      <w:proofErr w:type="spellStart"/>
+      <w:r>
+        <w:t>Wire</w:t>
+      </w:r>
+      <w:proofErr w:type="spellEnd"/>
+      <w:r>
+        <w:t>, Adafruit_SSD1306/</w:t>
+      </w:r>
+      <w:proofErr w:type="spellStart"/>
+      <w:r>
+        <w:t>Adafruit_GFX</w:t>
+      </w:r>
+      <w:proofErr w:type="spellEnd"/>
+      <w:r>
+        <w:t xml:space="preserve">, </w:t>
+      </w:r>
+      <w:proofErr w:type="spellStart"/>
+      <w:r>
+        <w:t>NewPing</w:t>
+      </w:r>
+      <w:proofErr w:type="spellEnd"/>
+      <w:r>
+        <w:t xml:space="preserve"> и базовые функции ядра </w:t>
+      </w:r>
+      <w:proofErr w:type="spellStart"/>
+      <w:r>
+        <w:t>Arduino</w:t>
+      </w:r>
+      <w:proofErr w:type="spellEnd"/>
+      <w:r>
+        <w:t xml:space="preserve">) образует удобную и достаточно мощную программную платформу, полностью соответствующую требованиям курсового проекта автоматического дозатора жидкости по функциональным возможностям, простоте реализации, </w:t>
+      </w:r>
+      <w:proofErr w:type="spellStart"/>
+      <w:r>
+        <w:t>сопровождаемости</w:t>
+      </w:r>
+      <w:proofErr w:type="spellEnd"/>
+      <w:r>
+        <w:t xml:space="preserve"> и дальнейшей модернизации программного кода.</w:t>
+      </w:r>
     </w:p>
     <w:p>
       <w:pPr>
         <w:widowControl/>
         <w:suppressAutoHyphens w:val="0"/>
+        <w:spacing w:after="160" w:line="259" w:lineRule="auto"/>
         <w:ind w:firstLine="709"/>
       </w:pPr>
       <w:r>
-        <w:t>Рассмотренная в данно</w:t>
-      </w:r>
-      <w:r>
-        <w:t xml:space="preserve">м разделе </w:t>
-      </w:r>
-      <w:r>
-        <w:t xml:space="preserve">платформа программного обеспечения идеально подходит для выполнения </w:t>
-      </w:r>
-      <w:r>
-        <w:t>курсового</w:t>
-      </w:r>
-      <w:r>
-        <w:t xml:space="preserve"> проекта.</w:t>
+        <w:t>Открытый характер используемых библиотек и их широкая поддержка со стороны сообщества разработчиков обеспечивают хорошую документированность и наличие готовых примеров кода, что дополнительно снижает трудозатраты на разработку и отладку. При необходимости программная часть может быть расширена за счёт подключения новых датчиков или модулей, причём существующая архитектура кода и выбранный стек библиотек позволяют вносить такие изменения без серьёзной переработки всей системы, сохраняя совместимость и повышая надёжность функционирования дозатора в изменяющихся условиях эксплуатации.</w:t>
+      </w:r>
+      <w:r>
+        <w:br w:type="page"/>
       </w:r>
     </w:p>
     <w:p>
@@ -5053,6 +5128,7 @@
         <w:t xml:space="preserve">, что обеспечивает прямую компиляцию в машинный код микроконтроллера и предсказуемое поведение в режиме реального времени. Архитектурно проект опирается на классическую структуру скетча с функциями </w:t>
       </w:r>
       <w:proofErr w:type="spellStart"/>
+      <w:proofErr w:type="gramStart"/>
       <w:r>
         <w:rPr>
           <w:bCs/>
@@ -5066,7 +5142,15 @@
           <w:bCs/>
           <w:lang w:eastAsia="en-US"/>
         </w:rPr>
-        <w:t xml:space="preserve">() и </w:t>
+        <w:t>(</w:t>
+      </w:r>
+      <w:proofErr w:type="gramEnd"/>
+      <w:r>
+        <w:rPr>
+          <w:bCs/>
+          <w:lang w:eastAsia="en-US"/>
+        </w:rPr>
+        <w:t xml:space="preserve">) и </w:t>
       </w:r>
       <w:proofErr w:type="spellStart"/>
       <w:r>
@@ -5118,6 +5202,7 @@
         <w:t xml:space="preserve">Для управления временем и кооперативной «многозадачности» используется счётчик миллисекунд </w:t>
       </w:r>
       <w:proofErr w:type="spellStart"/>
+      <w:proofErr w:type="gramStart"/>
       <w:r>
         <w:rPr>
           <w:bCs/>
@@ -5131,7 +5216,15 @@
           <w:bCs/>
           <w:lang w:eastAsia="en-US"/>
         </w:rPr>
-        <w:t xml:space="preserve">(), позволяющий запускать периодические процедуры без блокировки основного цикла; функция </w:t>
+        <w:t>(</w:t>
+      </w:r>
+      <w:proofErr w:type="gramEnd"/>
+      <w:r>
+        <w:rPr>
+          <w:bCs/>
+          <w:lang w:eastAsia="en-US"/>
+        </w:rPr>
+        <w:t xml:space="preserve">), позволяющий запускать периодические процедуры без блокировки основного цикла; функция </w:t>
       </w:r>
       <w:proofErr w:type="spellStart"/>
       <w:r>
@@ -5228,6 +5321,7 @@
         <w:t xml:space="preserve"> с помощью функции </w:t>
       </w:r>
       <w:proofErr w:type="spellStart"/>
+      <w:proofErr w:type="gramStart"/>
       <w:r>
         <w:rPr>
           <w:bCs/>
@@ -5241,13 +5335,21 @@
           <w:bCs/>
           <w:lang w:eastAsia="en-US"/>
         </w:rPr>
-        <w:t>()</w:t>
-      </w:r>
+        <w:t>(</w:t>
+      </w:r>
+      <w:proofErr w:type="gramEnd"/>
       <w:r>
         <w:rPr>
           <w:bCs/>
           <w:lang w:eastAsia="en-US"/>
         </w:rPr>
+        <w:t>)</w:t>
+      </w:r>
+      <w:r>
+        <w:rPr>
+          <w:bCs/>
+          <w:lang w:eastAsia="en-US"/>
+        </w:rPr>
         <w:t xml:space="preserve"> </w:t>
       </w:r>
       <w:r>
@@ -5274,6 +5376,7 @@
         <w:t xml:space="preserve">Низкоуровневое управление выводами контроллера использует стандартные функции </w:t>
       </w:r>
       <w:proofErr w:type="spellStart"/>
+      <w:proofErr w:type="gramStart"/>
       <w:r>
         <w:rPr>
           <w:bCs/>
@@ -5287,7 +5390,15 @@
           <w:bCs/>
           <w:lang w:eastAsia="en-US"/>
         </w:rPr>
-        <w:t xml:space="preserve">() и </w:t>
+        <w:t>(</w:t>
+      </w:r>
+      <w:proofErr w:type="gramEnd"/>
+      <w:r>
+        <w:rPr>
+          <w:bCs/>
+          <w:lang w:eastAsia="en-US"/>
+        </w:rPr>
+        <w:t xml:space="preserve">) и </w:t>
       </w:r>
       <w:proofErr w:type="spellStart"/>
       <w:r>
@@ -5338,6 +5449,7 @@
         <w:t xml:space="preserve">В совокупности выбранные технологии — событийная петля </w:t>
       </w:r>
       <w:proofErr w:type="spellStart"/>
+      <w:proofErr w:type="gramStart"/>
       <w:r>
         <w:rPr>
           <w:bCs/>
@@ -5351,7 +5463,15 @@
           <w:bCs/>
           <w:lang w:eastAsia="en-US"/>
         </w:rPr>
-        <w:t>()</w:t>
+        <w:t>(</w:t>
+      </w:r>
+      <w:proofErr w:type="gramEnd"/>
+      <w:r>
+        <w:rPr>
+          <w:bCs/>
+          <w:lang w:eastAsia="en-US"/>
+        </w:rPr>
+        <w:t>)</w:t>
       </w:r>
       <w:r>
         <w:rPr>
@@ -5742,6 +5862,7 @@
         <w:t xml:space="preserve">Реализация реального времени основана на классической архитектуре </w:t>
       </w:r>
       <w:proofErr w:type="spellStart"/>
+      <w:proofErr w:type="gramStart"/>
       <w:r>
         <w:rPr>
           <w:bCs/>
@@ -5755,7 +5876,15 @@
           <w:bCs/>
           <w:lang w:eastAsia="en-US"/>
         </w:rPr>
-        <w:t>()</w:t>
+        <w:t>(</w:t>
+      </w:r>
+      <w:proofErr w:type="gramEnd"/>
+      <w:r>
+        <w:rPr>
+          <w:bCs/>
+          <w:lang w:eastAsia="en-US"/>
+        </w:rPr>
+        <w:t>)</w:t>
       </w:r>
       <w:r>
         <w:rPr>
@@ -6104,7 +6233,6 @@
       <w:r>
         <w:rPr>
           <w:sz w:val="32"/>
-          <w:lang w:val="en-US"/>
         </w:rPr>
         <w:t xml:space="preserve">   </w:t>
       </w:r>
@@ -6139,6 +6267,7 @@
         <w:t xml:space="preserve">Программное обеспечение бесконтактного дозатора спроектировано как реактивное приложение реального времени с неблокирующей организацией работы. Центральный цикл использует счётчик миллисекунд </w:t>
       </w:r>
       <w:proofErr w:type="spellStart"/>
+      <w:proofErr w:type="gramStart"/>
       <w:r>
         <w:rPr>
           <w:lang w:val="ru-BY"/>
@@ -6150,7 +6279,14 @@
         <w:rPr>
           <w:lang w:val="ru-BY"/>
         </w:rPr>
-        <w:t>() для планирования периодических задач — опроса датчиков расстояния, обновления индикации, контроля аварийных условий и точного отмеривания длительности включения насоса, — что позволяет отказаться от длительных задержек и сохранить отзывчивость системы даже при одновременном выполнении нескольких функций. Такой подход обеспечивает предсказуемое поведение без операционной системы реального времени.</w:t>
+        <w:t>(</w:t>
+      </w:r>
+      <w:proofErr w:type="gramEnd"/>
+      <w:r>
+        <w:rPr>
+          <w:lang w:val="ru-BY"/>
+        </w:rPr>
+        <w:t>) для планирования периодических задач — опроса датчиков расстояния, обновления индикации, контроля аварийных условий и точного отмеривания длительности включения насоса, — что позволяет отказаться от длительных задержек и сохранить отзывчивость системы даже при одновременном выполнении нескольких функций. Такой подход обеспечивает предсказуемое поведение без операционной системы реального времени.</w:t>
       </w:r>
     </w:p>
     <w:p>
@@ -6259,6 +6395,7 @@
         <w:t xml:space="preserve"> с контролем таймаута, а вся последовательность «обёрнута» неблокирующим планированием на </w:t>
       </w:r>
       <w:proofErr w:type="spellStart"/>
+      <w:proofErr w:type="gramStart"/>
       <w:r>
         <w:rPr>
           <w:lang w:val="ru-BY"/>
@@ -6270,7 +6407,14 @@
         <w:rPr>
           <w:lang w:val="ru-BY"/>
         </w:rPr>
-        <w:t>(), чтобы параллельно поддерживалась индикация и управление насосом.</w:t>
+        <w:t>(</w:t>
+      </w:r>
+      <w:proofErr w:type="gramEnd"/>
+      <w:r>
+        <w:rPr>
+          <w:lang w:val="ru-BY"/>
+        </w:rPr>
+        <w:t>), чтобы параллельно поддерживалась индикация и управление насосом.</w:t>
       </w:r>
     </w:p>
     <w:p>
@@ -6302,12 +6446,26 @@
         <w:rPr>
           <w:lang w:val="ru-BY"/>
         </w:rPr>
-        <w:t xml:space="preserve"> и аварии. Переход к дозированию разрешается только при руки в зоне. Объём порции вычисляется по времени работы насоса</w:t>
-      </w:r>
+        <w:t xml:space="preserve"> и аварии. Переход к дозированию разрешается только </w:t>
+      </w:r>
+      <w:proofErr w:type="gramStart"/>
       <w:r>
         <w:rPr>
           <w:lang w:val="ru-BY"/>
         </w:rPr>
+        <w:t>при руки</w:t>
+      </w:r>
+      <w:proofErr w:type="gramEnd"/>
+      <w:r>
+        <w:rPr>
+          <w:lang w:val="ru-BY"/>
+        </w:rPr>
+        <w:t xml:space="preserve"> в зоне. Объём порции вычисляется по времени работы насоса</w:t>
+      </w:r>
+      <w:r>
+        <w:rPr>
+          <w:lang w:val="ru-BY"/>
+        </w:rPr>
         <w:t xml:space="preserve">. </w:t>
       </w:r>
       <w:r>
@@ -6317,6 +6475,7 @@
         <w:t xml:space="preserve">Использование </w:t>
       </w:r>
       <w:proofErr w:type="spellStart"/>
+      <w:proofErr w:type="gramStart"/>
       <w:r>
         <w:rPr>
           <w:lang w:val="ru-BY"/>
@@ -6328,7 +6487,14 @@
         <w:rPr>
           <w:lang w:val="ru-BY"/>
         </w:rPr>
-        <w:t xml:space="preserve">() для измерения длительности импульса управления обеспечивает воспроизводимость объёма без блокировок основного цикла, а </w:t>
+        <w:t>(</w:t>
+      </w:r>
+      <w:proofErr w:type="gramEnd"/>
+      <w:r>
+        <w:rPr>
+          <w:lang w:val="ru-BY"/>
+        </w:rPr>
+        <w:t xml:space="preserve">) для измерения длительности импульса управления обеспечивает воспроизводимость объёма без блокировок основного цикла, а </w:t>
       </w:r>
       <w:proofErr w:type="spellStart"/>
       <w:r>
@@ -6842,7 +7008,7 @@
         <w:spacing w:after="160" w:line="259" w:lineRule="auto"/>
         <w:ind w:firstLine="709"/>
         <w:rPr>
-          <w:lang w:val="be-BY" w:eastAsia="en-US" w:bidi="ar-SA"/>
+          <w:lang w:val="en-US" w:eastAsia="en-US" w:bidi="ar-SA"/>
         </w:rPr>
       </w:pPr>
       <w:bookmarkStart w:id="18" w:name="_Toc121715402"/>
@@ -6889,6 +7055,17 @@
         </w:rPr>
         <w:t>Прототип продемонстрировал высокую надежность работы, точность дозирования и удобство эксплуатации. Использование доступных компонентов и оптимизированного программного кода позволило создать экономичное и эффективное решение, готовое к практическому применению в условиях, где важны гигиеничность и бесконтактное взаимодействие. Проект подтвердил перспективность выбранного подхода и открывает возможности для дальнейшего совершенствования системы.</w:t>
       </w:r>
+    </w:p>
+    <w:p>
+      <w:pPr>
+        <w:widowControl/>
+        <w:suppressAutoHyphens w:val="0"/>
+        <w:spacing w:after="160" w:line="259" w:lineRule="auto"/>
+        <w:ind w:firstLine="709"/>
+        <w:rPr>
+          <w:lang w:val="be-BY" w:eastAsia="en-US" w:bidi="ar-SA"/>
+        </w:rPr>
+      </w:pPr>
       <w:r>
         <w:br w:type="page"/>
       </w:r>
@@ -7426,6 +7603,7 @@
         <w:ind w:firstLine="709"/>
         <w:rPr>
           <w:color w:val="auto"/>
+          <w:lang w:val="en-US"/>
         </w:rPr>
       </w:pPr>
       <w:r>
@@ -7576,14 +7754,444 @@
           <w:color w:val="auto"/>
           <w:lang w:val="en-US"/>
         </w:rPr>
+        <w:t> Arduino</w:t>
+      </w:r>
+      <w:r>
+        <w:rPr>
+          <w:color w:val="auto"/>
+        </w:rPr>
+        <w:t xml:space="preserve"> </w:t>
+      </w:r>
+      <w:r>
+        <w:rPr>
+          <w:color w:val="auto"/>
+          <w:lang w:val="en-US"/>
+        </w:rPr>
+        <w:t>docs</w:t>
+      </w:r>
+      <w:r>
+        <w:rPr>
+          <w:color w:val="auto"/>
+          <w:lang w:val="en-US"/>
+        </w:rPr>
         <w:t> </w:t>
       </w:r>
+      <w:r>
+        <w:rPr>
+          <w:color w:val="auto"/>
+        </w:rPr>
+        <w:t xml:space="preserve">[Электронный ресурс]. – Режим доступа: </w:t>
+      </w:r>
+      <w:r>
+        <w:t>https://docs.arduino.cc/software/ide-v1/tutorials/arduino-ide-v1-basics/</w:t>
+      </w:r>
+      <w:r>
+        <w:rPr>
+          <w:color w:val="auto"/>
+        </w:rPr>
+        <w:t xml:space="preserve">. </w:t>
+      </w:r>
+      <w:r>
+        <w:rPr>
+          <w:rStyle w:val="a9"/>
+          <w:color w:val="auto"/>
+          <w:u w:val="none"/>
+          <w:lang w:eastAsia="en-US" w:bidi="ar-SA"/>
+        </w:rPr>
+        <w:t>–</w:t>
+      </w:r>
+      <w:r>
+        <w:rPr>
+          <w:color w:val="auto"/>
+        </w:rPr>
+        <w:t xml:space="preserve"> </w:t>
+      </w:r>
+      <w:r>
+        <w:rPr>
+          <w:color w:val="auto"/>
+        </w:rPr>
+        <w:t xml:space="preserve">Дата доступа: </w:t>
+      </w:r>
+      <w:r>
+        <w:rPr>
+          <w:color w:val="auto"/>
+        </w:rPr>
+        <w:t>22</w:t>
+      </w:r>
+      <w:r>
+        <w:rPr>
+          <w:color w:val="auto"/>
+        </w:rPr>
+        <w:t>.0</w:t>
+      </w:r>
+      <w:r>
+        <w:rPr>
+          <w:color w:val="auto"/>
+        </w:rPr>
+        <w:t>9</w:t>
+      </w:r>
+      <w:r>
+        <w:rPr>
+          <w:color w:val="auto"/>
+        </w:rPr>
+        <w:t>.202</w:t>
+      </w:r>
+      <w:r>
+        <w:rPr>
+          <w:color w:val="auto"/>
+        </w:rPr>
+        <w:t>5</w:t>
+      </w:r>
+      <w:r>
+        <w:rPr>
+          <w:color w:val="auto"/>
+        </w:rPr>
+        <w:t>.</w:t>
+      </w:r>
+    </w:p>
+    <w:p>
+      <w:pPr>
+        <w:ind w:firstLine="709"/>
+        <w:rPr>
+          <w:lang w:val="en-US"/>
+        </w:rPr>
+      </w:pPr>
+      <w:r>
+        <w:t>[</w:t>
+      </w:r>
+      <w:r>
+        <w:t>6</w:t>
+      </w:r>
+      <w:r>
+        <w:t>] Arduino store [Электронный ресурс]. – Режим доступа:</w:t>
+      </w:r>
+      <w:r>
+        <w:t xml:space="preserve"> </w:t>
+      </w:r>
+      <w:hyperlink r:id="rId9" w:history="1">
+        <w:r>
+          <w:t>https://docs.arduino.cc/language-reference/</w:t>
+        </w:r>
+      </w:hyperlink>
+      <w:r>
+        <w:t xml:space="preserve">. </w:t>
+      </w:r>
+      <w:r>
+        <w:t>– Дата доступа: 22.09.2025.</w:t>
+      </w:r>
+    </w:p>
+    <w:p>
+      <w:pPr>
+        <w:ind w:firstLine="709"/>
+        <w:rPr>
+          <w:color w:val="auto"/>
+          <w:lang w:val="en-US"/>
+        </w:rPr>
+      </w:pPr>
+      <w:r>
+        <w:rPr>
+          <w:color w:val="auto"/>
+        </w:rPr>
+        <w:t>[</w:t>
+      </w:r>
+      <w:r>
+        <w:rPr>
+          <w:color w:val="auto"/>
+        </w:rPr>
+        <w:t>7</w:t>
+      </w:r>
+      <w:r>
+        <w:rPr>
+          <w:color w:val="auto"/>
+        </w:rPr>
+        <w:t>]</w:t>
+      </w:r>
+      <w:r>
+        <w:rPr>
+          <w:color w:val="auto"/>
+          <w:lang w:val="en-US"/>
+        </w:rPr>
+        <w:t> </w:t>
+      </w:r>
+      <w:r>
+        <w:rPr>
+          <w:color w:val="auto"/>
+          <w:lang w:val="en-US"/>
+        </w:rPr>
+        <w:t>IEEE</w:t>
+      </w:r>
+      <w:r>
+        <w:rPr>
+          <w:color w:val="auto"/>
+          <w:lang w:val="en-US"/>
+        </w:rPr>
+        <w:t> </w:t>
+      </w:r>
+      <w:r>
+        <w:rPr>
+          <w:color w:val="auto"/>
+          <w:lang w:val="en-US"/>
+        </w:rPr>
+        <w:t>Spectrum</w:t>
+      </w:r>
+      <w:r>
+        <w:rPr>
+          <w:color w:val="auto"/>
+        </w:rPr>
+        <w:t xml:space="preserve"> </w:t>
+      </w:r>
+      <w:r>
+        <w:rPr>
+          <w:color w:val="auto"/>
+        </w:rPr>
+        <w:t>[</w:t>
+      </w:r>
+      <w:r>
+        <w:rPr>
+          <w:color w:val="auto"/>
+        </w:rPr>
+        <w:t>Электронный</w:t>
+      </w:r>
+      <w:r>
+        <w:rPr>
+          <w:color w:val="auto"/>
+        </w:rPr>
+        <w:t xml:space="preserve"> </w:t>
+      </w:r>
+      <w:r>
+        <w:rPr>
+          <w:color w:val="auto"/>
+        </w:rPr>
+        <w:t>ресурс</w:t>
+      </w:r>
+      <w:r>
+        <w:rPr>
+          <w:color w:val="auto"/>
+        </w:rPr>
+        <w:t xml:space="preserve">]. – </w:t>
+      </w:r>
+      <w:r>
+        <w:rPr>
+          <w:color w:val="auto"/>
+        </w:rPr>
+        <w:t>Режим</w:t>
+      </w:r>
+      <w:r>
+        <w:rPr>
+          <w:color w:val="auto"/>
+        </w:rPr>
+        <w:t xml:space="preserve"> </w:t>
+      </w:r>
+      <w:r>
+        <w:rPr>
+          <w:color w:val="auto"/>
+        </w:rPr>
+        <w:t>доступа</w:t>
+      </w:r>
+      <w:r>
+        <w:rPr>
+          <w:color w:val="auto"/>
+        </w:rPr>
+        <w:t>:</w:t>
+      </w:r>
+      <w:r>
+        <w:rPr>
+          <w:color w:val="auto"/>
+        </w:rPr>
+        <w:t xml:space="preserve"> </w:t>
+      </w:r>
+      <w:r>
+        <w:rPr>
+          <w:color w:val="auto"/>
+          <w:lang w:val="en-US"/>
+        </w:rPr>
+        <w:t>https</w:t>
+      </w:r>
+      <w:r>
+        <w:rPr>
+          <w:color w:val="auto"/>
+        </w:rPr>
+        <w:t>://</w:t>
+      </w:r>
+      <w:r>
+        <w:rPr>
+          <w:color w:val="auto"/>
+          <w:lang w:val="en-US"/>
+        </w:rPr>
+        <w:t>spectrum</w:t>
+      </w:r>
+      <w:r>
+        <w:rPr>
+          <w:color w:val="auto"/>
+        </w:rPr>
+        <w:t>.</w:t>
+      </w:r>
       <w:proofErr w:type="spellStart"/>
       <w:r>
         <w:rPr>
           <w:color w:val="auto"/>
           <w:lang w:val="en-US"/>
         </w:rPr>
+        <w:t>ieee</w:t>
+      </w:r>
+      <w:proofErr w:type="spellEnd"/>
+      <w:r>
+        <w:rPr>
+          <w:color w:val="auto"/>
+        </w:rPr>
+        <w:t>.</w:t>
+      </w:r>
+      <w:r>
+        <w:rPr>
+          <w:color w:val="auto"/>
+          <w:lang w:val="en-US"/>
+        </w:rPr>
+        <w:t>org</w:t>
+      </w:r>
+      <w:r>
+        <w:rPr>
+          <w:color w:val="auto"/>
+        </w:rPr>
+        <w:t>/</w:t>
+      </w:r>
+      <w:r>
+        <w:rPr>
+          <w:color w:val="auto"/>
+          <w:lang w:val="en-US"/>
+        </w:rPr>
+        <w:t>the</w:t>
+      </w:r>
+      <w:r>
+        <w:rPr>
+          <w:color w:val="auto"/>
+        </w:rPr>
+        <w:t>-</w:t>
+      </w:r>
+      <w:r>
+        <w:rPr>
+          <w:color w:val="auto"/>
+          <w:lang w:val="en-US"/>
+        </w:rPr>
+        <w:t>making</w:t>
+      </w:r>
+      <w:r>
+        <w:rPr>
+          <w:color w:val="auto"/>
+        </w:rPr>
+        <w:t>-</w:t>
+      </w:r>
+      <w:r>
+        <w:rPr>
+          <w:color w:val="auto"/>
+          <w:lang w:val="en-US"/>
+        </w:rPr>
+        <w:t>of</w:t>
+      </w:r>
+      <w:r>
+        <w:rPr>
+          <w:color w:val="auto"/>
+        </w:rPr>
+        <w:t>-</w:t>
+      </w:r>
+      <w:proofErr w:type="spellStart"/>
+      <w:r>
+        <w:rPr>
+          <w:color w:val="auto"/>
+          <w:lang w:val="en-US"/>
+        </w:rPr>
+        <w:t>arduino</w:t>
+      </w:r>
+      <w:proofErr w:type="spellEnd"/>
+      <w:r>
+        <w:rPr>
+          <w:color w:val="auto"/>
+        </w:rPr>
+        <w:t>/</w:t>
+      </w:r>
+      <w:r>
+        <w:rPr>
+          <w:color w:val="auto"/>
+        </w:rPr>
+        <w:t xml:space="preserve">. </w:t>
+      </w:r>
+      <w:r>
+        <w:rPr>
+          <w:rStyle w:val="a9"/>
+          <w:color w:val="auto"/>
+          <w:u w:val="none"/>
+          <w:lang w:eastAsia="en-US" w:bidi="ar-SA"/>
+        </w:rPr>
+        <w:t>–</w:t>
+      </w:r>
+      <w:r>
+        <w:rPr>
+          <w:color w:val="auto"/>
+        </w:rPr>
+        <w:t xml:space="preserve"> </w:t>
+      </w:r>
+      <w:r>
+        <w:rPr>
+          <w:color w:val="auto"/>
+        </w:rPr>
+        <w:t>Дата</w:t>
+      </w:r>
+      <w:r>
+        <w:rPr>
+          <w:color w:val="auto"/>
+        </w:rPr>
+        <w:t xml:space="preserve"> </w:t>
+      </w:r>
+      <w:r>
+        <w:rPr>
+          <w:color w:val="auto"/>
+        </w:rPr>
+        <w:t>доступа</w:t>
+      </w:r>
+      <w:r>
+        <w:rPr>
+          <w:color w:val="auto"/>
+        </w:rPr>
+        <w:t>: 22.09.2025.</w:t>
+      </w:r>
+    </w:p>
+    <w:p>
+      <w:pPr>
+        <w:ind w:firstLine="709"/>
+        <w:rPr>
+          <w:color w:val="auto"/>
+        </w:rPr>
+      </w:pPr>
+      <w:r>
+        <w:rPr>
+          <w:color w:val="auto"/>
+        </w:rPr>
+        <w:t>[</w:t>
+      </w:r>
+      <w:r>
+        <w:rPr>
+          <w:color w:val="auto"/>
+        </w:rPr>
+        <w:t>8</w:t>
+      </w:r>
+      <w:r>
+        <w:rPr>
+          <w:color w:val="auto"/>
+        </w:rPr>
+        <w:t>]</w:t>
+      </w:r>
+      <w:r>
+        <w:rPr>
+          <w:color w:val="auto"/>
+          <w:lang w:val="en-US"/>
+        </w:rPr>
+        <w:t> </w:t>
+      </w:r>
+      <w:proofErr w:type="spellStart"/>
+      <w:r>
+        <w:rPr>
+          <w:color w:val="auto"/>
+          <w:lang w:val="en-US"/>
+        </w:rPr>
         <w:t>Tproger</w:t>
       </w:r>
       <w:proofErr w:type="spellEnd"/>
@@ -7772,7 +8380,7 @@
         <w:rPr>
           <w:color w:val="auto"/>
         </w:rPr>
-        <w:t>6</w:t>
+        <w:t>9</w:t>
       </w:r>
       <w:r>
         <w:rPr>
@@ -7955,7 +8563,7 @@
         <w:rPr>
           <w:color w:val="auto"/>
         </w:rPr>
-        <w:t>7</w:t>
+        <w:t>10</w:t>
       </w:r>
       <w:r>
         <w:rPr>
@@ -8192,6 +8800,185 @@
         </w:rPr>
         <w:t>.</w:t>
       </w:r>
+    </w:p>
+    <w:p>
+      <w:pPr>
+        <w:ind w:firstLine="709"/>
+        <w:rPr>
+          <w:color w:val="auto"/>
+        </w:rPr>
+      </w:pPr>
+      <w:r>
+        <w:rPr>
+          <w:color w:val="auto"/>
+        </w:rPr>
+        <w:t>[</w:t>
+      </w:r>
+      <w:r>
+        <w:rPr>
+          <w:color w:val="auto"/>
+        </w:rPr>
+        <w:t>1</w:t>
+      </w:r>
+      <w:r>
+        <w:rPr>
+          <w:color w:val="auto"/>
+        </w:rPr>
+        <w:t>1</w:t>
+      </w:r>
+      <w:r>
+        <w:rPr>
+          <w:color w:val="auto"/>
+        </w:rPr>
+        <w:t>]</w:t>
+      </w:r>
+      <w:r>
+        <w:rPr>
+          <w:color w:val="auto"/>
+        </w:rPr>
+        <w:t xml:space="preserve"> </w:t>
+      </w:r>
+      <w:r>
+        <w:rPr>
+          <w:color w:val="auto"/>
+          <w:lang w:val="en-US"/>
+        </w:rPr>
+        <w:t>GitHub</w:t>
+      </w:r>
+      <w:r>
+        <w:rPr>
+          <w:color w:val="auto"/>
+          <w:lang w:val="en-US"/>
+        </w:rPr>
+        <w:t> </w:t>
+      </w:r>
+      <w:r>
+        <w:rPr>
+          <w:color w:val="auto"/>
+        </w:rPr>
+        <w:t xml:space="preserve">[Электронный ресурс]. – Режим доступа: </w:t>
+      </w:r>
+      <w:hyperlink r:id="rId10" w:history="1">
+        <w:r>
+          <w:rPr>
+            <w:color w:val="auto"/>
+            <w:lang w:val="en-US"/>
+          </w:rPr>
+          <w:t>https</w:t>
+        </w:r>
+        <w:r>
+          <w:rPr>
+            <w:color w:val="auto"/>
+          </w:rPr>
+          <w:t>://</w:t>
+        </w:r>
+        <w:proofErr w:type="spellStart"/>
+        <w:r>
+          <w:rPr>
+            <w:color w:val="auto"/>
+            <w:lang w:val="en-US"/>
+          </w:rPr>
+          <w:t>github</w:t>
+        </w:r>
+        <w:proofErr w:type="spellEnd"/>
+        <w:r>
+          <w:rPr>
+            <w:color w:val="auto"/>
+          </w:rPr>
+          <w:t>.</w:t>
+        </w:r>
+        <w:r>
+          <w:rPr>
+            <w:color w:val="auto"/>
+            <w:lang w:val="en-US"/>
+          </w:rPr>
+          <w:t>com</w:t>
+        </w:r>
+        <w:r>
+          <w:rPr>
+            <w:color w:val="auto"/>
+          </w:rPr>
+          <w:t>/</w:t>
+        </w:r>
+        <w:proofErr w:type="spellStart"/>
+        <w:r>
+          <w:rPr>
+            <w:color w:val="auto"/>
+            <w:lang w:val="en-US"/>
+          </w:rPr>
+          <w:t>adafruit</w:t>
+        </w:r>
+        <w:proofErr w:type="spellEnd"/>
+        <w:r>
+          <w:rPr>
+            <w:color w:val="auto"/>
+          </w:rPr>
+          <w:t>/</w:t>
+        </w:r>
+        <w:r>
+          <w:rPr>
+            <w:color w:val="auto"/>
+            <w:lang w:val="en-US"/>
+          </w:rPr>
+          <w:t>Adafruit</w:t>
+        </w:r>
+        <w:r>
+          <w:rPr>
+            <w:color w:val="auto"/>
+          </w:rPr>
+          <w:t>_</w:t>
+        </w:r>
+        <w:r>
+          <w:rPr>
+            <w:color w:val="auto"/>
+            <w:lang w:val="en-US"/>
+          </w:rPr>
+          <w:t>SSD</w:t>
+        </w:r>
+        <w:r>
+          <w:rPr>
+            <w:color w:val="auto"/>
+          </w:rPr>
+          <w:t>1306</w:t>
+        </w:r>
+        <w:r>
+          <w:rPr>
+            <w:color w:val="auto"/>
+          </w:rPr>
+          <w:t>/</w:t>
+        </w:r>
+      </w:hyperlink>
+      <w:r>
+        <w:rPr>
+          <w:color w:val="auto"/>
+        </w:rPr>
+        <w:t xml:space="preserve">. </w:t>
+      </w:r>
+      <w:r>
+        <w:t>–</w:t>
+      </w:r>
+      <w:r>
+        <w:rPr>
+          <w:color w:val="auto"/>
+        </w:rPr>
+        <w:t xml:space="preserve"> Дата доступа: 22.09.2025.</w:t>
+      </w:r>
+    </w:p>
+    <w:p>
+      <w:pPr>
+        <w:ind w:firstLine="709"/>
+        <w:rPr>
+          <w:color w:val="auto"/>
+        </w:rPr>
+      </w:pPr>
+    </w:p>
+    <w:p>
+      <w:pPr>
+        <w:ind w:firstLine="709"/>
+        <w:rPr>
+          <w:color w:val="auto"/>
+        </w:rPr>
+      </w:pPr>
     </w:p>
     <w:p>
       <w:pPr>
@@ -8522,6 +9309,7 @@
           <w:u w:val="none"/>
           <w:lang w:eastAsia="en-US" w:bidi="ar-SA"/>
         </w:rPr>
+        <w:lastRenderedPageBreak/>
         <w:br w:type="page"/>
       </w:r>
     </w:p>
@@ -10212,8 +11000,8 @@
       </w:pPr>
     </w:p>
     <w:sectPr>
-      <w:footerReference w:type="default" r:id="rId9"/>
-      <w:footerReference w:type="first" r:id="rId10"/>
+      <w:footerReference w:type="default" r:id="rId11"/>
+      <w:footerReference w:type="first" r:id="rId12"/>
       <w:pgSz w:w="11906" w:h="16838"/>
       <w:pgMar w:top="1134" w:right="851" w:bottom="1134" w:left="1701" w:header="567" w:footer="567" w:gutter="0"/>
       <w:pgNumType w:start="3"/>
@@ -15609,7 +16397,7 @@
   <w:style w:type="paragraph" w:default="1" w:styleId="a">
     <w:name w:val="Normal"/>
     <w:qFormat/>
-    <w:rsid w:val="001E6D5A"/>
+    <w:rsid w:val="009F2542"/>
     <w:pPr>
       <w:widowControl w:val="0"/>
       <w:suppressAutoHyphens/>
@@ -15791,7 +16579,6 @@
   <w:style w:type="character" w:default="1" w:styleId="a0">
     <w:name w:val="Default Paragraph Font"/>
     <w:uiPriority w:val="1"/>
-    <w:semiHidden/>
     <w:unhideWhenUsed/>
   </w:style>
   <w:style w:type="table" w:default="1" w:styleId="a1">

--- a/Architecture of computing systems/Course work/ПОЯСНИТЕЛЬНАЯ ЗАПИСКА.docx
+++ b/Architecture of computing systems/Course work/ПОЯСНИТЕЛЬНАЯ ЗАПИСКА.docx
@@ -2810,7 +2810,7 @@
         <w:rPr>
           <w:lang w:eastAsia="en-US"/>
         </w:rPr>
-        <w:t>ХХ</w:t>
+        <w:t>100</w:t>
       </w:r>
       <w:r>
         <w:rPr>
@@ -3360,14 +3360,92 @@
       <w:pPr>
         <w:ind w:firstLine="709"/>
         <w:rPr>
-          <w:lang w:eastAsia="en-US" w:bidi="ar-SA"/>
-        </w:rPr>
-      </w:pPr>
-      <w:r>
+          <w:lang w:val="ru-BY" w:eastAsia="en-US"/>
+        </w:rPr>
+      </w:pPr>
+      <w:r>
+        <w:rPr>
+          <w:lang w:val="ru-BY" w:eastAsia="en-US"/>
+        </w:rPr>
+        <w:t xml:space="preserve">Выбор </w:t>
+      </w:r>
+      <w:proofErr w:type="spellStart"/>
+      <w:r>
+        <w:rPr>
+          <w:lang w:val="ru-BY" w:eastAsia="en-US"/>
+        </w:rPr>
+        <w:t>Arduino</w:t>
+      </w:r>
+      <w:proofErr w:type="spellEnd"/>
+      <w:r>
+        <w:rPr>
+          <w:lang w:val="ru-BY" w:eastAsia="en-US"/>
+        </w:rPr>
+        <w:t xml:space="preserve"> </w:t>
+      </w:r>
+      <w:proofErr w:type="spellStart"/>
+      <w:r>
+        <w:rPr>
+          <w:lang w:val="ru-BY" w:eastAsia="en-US"/>
+        </w:rPr>
+        <w:t>Nano</w:t>
+      </w:r>
+      <w:proofErr w:type="spellEnd"/>
+      <w:r>
+        <w:rPr>
+          <w:lang w:val="ru-BY" w:eastAsia="en-US"/>
+        </w:rPr>
+        <w:t xml:space="preserve"> в качестве вычислительной платформы для проекта автоматического дозатора жидкости обусловлен конкретными техническими требованиями и практическими соображениями. Основные функции системы включают опрос двух ультразвуковых датчиков HC-SR04, управление погружным насосом через одноканальный релейный модуль 5 В, а также вывод диагностической и служебной информации на OLED-дисплей SSD1306 по интерфейсу I²C. Эти задачи не требуют высокой вычислительной мощности, но критически важны с точки зрения надёжности, предсказуемого времени отклика и простоты реализации алгоритмов реального времени.</w:t>
+      </w:r>
+    </w:p>
+    <w:p>
+      <w:pPr>
+        <w:ind w:firstLine="709"/>
+        <w:rPr>
+          <w:lang w:val="ru-BY" w:eastAsia="en-US"/>
+        </w:rPr>
+      </w:pPr>
+      <w:proofErr w:type="spellStart"/>
+      <w:r>
+        <w:rPr>
+          <w:lang w:val="ru-BY" w:eastAsia="en-US"/>
+        </w:rPr>
+        <w:t>Arduino</w:t>
+      </w:r>
+      <w:proofErr w:type="spellEnd"/>
+      <w:r>
+        <w:rPr>
+          <w:lang w:val="ru-BY" w:eastAsia="en-US"/>
+        </w:rPr>
+        <w:t xml:space="preserve"> </w:t>
+      </w:r>
+      <w:proofErr w:type="spellStart"/>
+      <w:r>
+        <w:rPr>
+          <w:lang w:val="ru-BY" w:eastAsia="en-US"/>
+        </w:rPr>
+        <w:t>Nano</w:t>
+      </w:r>
+      <w:proofErr w:type="spellEnd"/>
+      <w:r>
+        <w:rPr>
+          <w:lang w:val="ru-BY" w:eastAsia="en-US"/>
+        </w:rPr>
+        <w:t xml:space="preserve"> оптимально соответствует указанным требованиям благодаря своей архитектуре и компоновке. Микроконтроллер ATmega328P с тактовой частотой 16 МГц и 2 КБ оперативной памяти обеспечивает достаточную производительность для обработки данных с двух датчиков расстояния, обслуживания интерфейса на дисплее и управления релейным модулем. Наличие 14 цифровых выводов и отдельных линий шины I²C позволяет подключить все необходимые компоненты: два датчика HC-SR04 (4 вывода), OLED-дисплей по I²C (2 вывода) и вход релейного модуля (1 вывод), при этом сохраняется резерв по свободным пинам для возможного дальнейшего расширения функциональности системы.</w:t>
+      </w:r>
+    </w:p>
+    <w:p>
+      <w:pPr>
+        <w:ind w:firstLine="709"/>
         <w:rPr>
           <w:lang w:eastAsia="en-US"/>
         </w:rPr>
-        <w:t xml:space="preserve">Выбор </w:t>
+      </w:pPr>
+      <w:r>
+        <w:rPr>
+          <w:lang w:eastAsia="en-US"/>
+        </w:rPr>
+        <w:t xml:space="preserve">Ключевым преимуществом </w:t>
       </w:r>
       <w:proofErr w:type="spellStart"/>
       <w:r>
@@ -3395,200 +3473,110 @@
         <w:rPr>
           <w:lang w:eastAsia="en-US"/>
         </w:rPr>
-        <w:t xml:space="preserve"> в качестве вычислительной платформы для проекта автоматического дозатора </w:t>
-      </w:r>
+        <w:t xml:space="preserve"> перед другими платформами является ее компактность и возможность монтажа непосредственно на макетную плату, что особенно важно для создания компактного корпуса дозатора. По сравнению с </w:t>
+      </w:r>
+      <w:proofErr w:type="spellStart"/>
       <w:r>
         <w:rPr>
           <w:lang w:eastAsia="en-US"/>
         </w:rPr>
+        <w:t>Arduino</w:t>
+      </w:r>
+      <w:proofErr w:type="spellEnd"/>
+      <w:r>
+        <w:rPr>
+          <w:lang w:eastAsia="en-US"/>
+        </w:rPr>
+        <w:t xml:space="preserve"> </w:t>
+      </w:r>
+      <w:proofErr w:type="spellStart"/>
+      <w:r>
+        <w:rPr>
+          <w:lang w:eastAsia="en-US"/>
+        </w:rPr>
+        <w:t>Uno</w:t>
+      </w:r>
+      <w:proofErr w:type="spellEnd"/>
+      <w:r>
+        <w:rPr>
+          <w:lang w:eastAsia="en-US"/>
+        </w:rPr>
+        <w:t xml:space="preserve">, </w:t>
+      </w:r>
+      <w:proofErr w:type="spellStart"/>
+      <w:r>
+        <w:rPr>
+          <w:lang w:eastAsia="en-US"/>
+        </w:rPr>
+        <w:t>Nano</w:t>
+      </w:r>
+      <w:proofErr w:type="spellEnd"/>
+      <w:r>
+        <w:rPr>
+          <w:lang w:eastAsia="en-US"/>
+        </w:rPr>
+        <w:t xml:space="preserve"> имеет аналогичные характеристики, но существенно меньшие габариты (18×45 мм), что делает ее предпочтительным выбором для встраиваемых систем.</w:t>
+      </w:r>
+    </w:p>
+    <w:p>
+      <w:pPr>
+        <w:ind w:firstLine="709"/>
+        <w:rPr>
+          <w:lang w:val="be-BY" w:eastAsia="en-US"/>
+        </w:rPr>
+      </w:pPr>
+      <w:r>
+        <w:rPr>
+          <w:lang w:val="be-BY" w:eastAsia="en-US"/>
+        </w:rPr>
+        <w:t>Важным фактором выбора стала развитая экосистема платформы Arduino, включающая подробную документацию, готовые библиотеки для работы с датчиками и дисплеями, а также активное сообщество пользователей. Это значительно ускоряет процесс разработки и отладки системы. Объем Flash-памяти 32 КБ полностью достаточен для размещения программы управления дозатором с учетом использования стандартных библиотек.</w:t>
+      </w:r>
+    </w:p>
+    <w:p>
+      <w:pPr>
+        <w:ind w:firstLine="709"/>
+        <w:rPr>
+          <w:lang w:val="be-BY" w:eastAsia="en-US"/>
+        </w:rPr>
+      </w:pPr>
+      <w:r>
+        <w:rPr>
+          <w:lang w:val="be-BY" w:eastAsia="en-US"/>
+        </w:rPr>
+        <w:t>Экономический аспект также сыграл роль в выборе: стоимость Arduino Nano и совместимых компонентов остается низкой, что важно для учебного проекта. При этом платформа обеспечивает необходимое качество и надежность работы, подтвержденные многочисленными практическими применениями в аналогичных проектах автоматизации.</w:t>
+      </w:r>
+    </w:p>
+    <w:p>
+      <w:pPr>
+        <w:ind w:firstLine="709"/>
+        <w:rPr>
+          <w:lang w:val="be-BY" w:eastAsia="en-US"/>
+        </w:rPr>
+      </w:pPr>
+      <w:r>
+        <w:rPr>
+          <w:lang w:val="be-BY" w:eastAsia="en-US"/>
+        </w:rPr>
+        <w:t xml:space="preserve">Таким образом, выбор Arduino Nano в качестве вычислительной </w:t>
+      </w:r>
+      <w:r>
+        <w:rPr>
+          <w:lang w:val="be-BY" w:eastAsia="en-US"/>
+        </w:rPr>
+        <w:lastRenderedPageBreak/>
+        <w:t xml:space="preserve">системы для автоматического дозатора </w:t>
+      </w:r>
+      <w:r>
+        <w:rPr>
+          <w:lang w:val="be-BY" w:eastAsia="en-US"/>
+        </w:rPr>
         <w:t>жидкости</w:t>
       </w:r>
       <w:r>
         <w:rPr>
-          <w:lang w:eastAsia="en-US"/>
-        </w:rPr>
-        <w:t xml:space="preserve"> обусловлен конкретными техническими требованиями и практическими соображениями. Основные функции системы включают опрос ультразвукового датчика HC-SR04, управление помпой через MOSFET-транзистор, вывод информации на LCD-дисплей и световую индикацию. Эти задачи не требуют высокой вычислительной мощности, но критически важны с точки зрения надежности и простоты реализации алгоритмов реального времени.</w:t>
-      </w:r>
-    </w:p>
-    <w:p>
-      <w:pPr>
-        <w:ind w:firstLine="709"/>
-        <w:rPr>
-          <w:lang w:eastAsia="en-US"/>
-        </w:rPr>
-      </w:pPr>
-      <w:proofErr w:type="spellStart"/>
-      <w:r>
-        <w:rPr>
-          <w:lang w:eastAsia="en-US"/>
-        </w:rPr>
-        <w:t>Arduino</w:t>
-      </w:r>
-      <w:proofErr w:type="spellEnd"/>
-      <w:r>
-        <w:rPr>
-          <w:lang w:eastAsia="en-US"/>
-        </w:rPr>
-        <w:t xml:space="preserve"> </w:t>
-      </w:r>
-      <w:proofErr w:type="spellStart"/>
-      <w:r>
-        <w:rPr>
-          <w:lang w:eastAsia="en-US"/>
-        </w:rPr>
-        <w:t>Nano</w:t>
-      </w:r>
-      <w:proofErr w:type="spellEnd"/>
-      <w:r>
-        <w:rPr>
-          <w:lang w:eastAsia="en-US"/>
-        </w:rPr>
-        <w:t xml:space="preserve"> оптимально соответствует указанным требованиям благодаря своей архитектуре. Микроконтроллер ATmega328P с тактовой частотой 16 МГц и 2 КБ оперативной памяти обеспечивает достаточную производительность для обработки данных с датчика расстояния и управления исполнительными устройствами. Наличие 14 цифровых выводов позволяет подключить все необходимые компоненты: датчик HC-SR04 (2 вывода), LCD-дисплей через I2C (2 вывода), MOSFET-транзистор (1 вывод) и три светодиода (3 вывода), при этом остаются свободные порты для возможного расширения системы.</w:t>
-      </w:r>
-    </w:p>
-    <w:p>
-      <w:pPr>
-        <w:ind w:firstLine="709"/>
-        <w:rPr>
-          <w:lang w:eastAsia="en-US"/>
-        </w:rPr>
-      </w:pPr>
-      <w:r>
-        <w:rPr>
-          <w:lang w:eastAsia="en-US"/>
-        </w:rPr>
-        <w:t xml:space="preserve">Ключевым преимуществом </w:t>
-      </w:r>
-      <w:proofErr w:type="spellStart"/>
-      <w:r>
-        <w:rPr>
-          <w:lang w:eastAsia="en-US"/>
-        </w:rPr>
-        <w:t>Arduino</w:t>
-      </w:r>
-      <w:proofErr w:type="spellEnd"/>
-      <w:r>
-        <w:rPr>
-          <w:lang w:eastAsia="en-US"/>
-        </w:rPr>
-        <w:t xml:space="preserve"> </w:t>
-      </w:r>
-      <w:proofErr w:type="spellStart"/>
-      <w:r>
-        <w:rPr>
-          <w:lang w:eastAsia="en-US"/>
-        </w:rPr>
-        <w:t>Nano</w:t>
-      </w:r>
-      <w:proofErr w:type="spellEnd"/>
-      <w:r>
-        <w:rPr>
-          <w:lang w:eastAsia="en-US"/>
-        </w:rPr>
-        <w:t xml:space="preserve"> перед другими платформами является ее компактность и возможность монтажа непосредственно на макетную плату, что особенно важно для создания компактного корпуса дозатора. По сравнению с </w:t>
-      </w:r>
-      <w:proofErr w:type="spellStart"/>
-      <w:r>
-        <w:rPr>
-          <w:lang w:eastAsia="en-US"/>
-        </w:rPr>
-        <w:t>Arduino</w:t>
-      </w:r>
-      <w:proofErr w:type="spellEnd"/>
-      <w:r>
-        <w:rPr>
-          <w:lang w:eastAsia="en-US"/>
-        </w:rPr>
-        <w:t xml:space="preserve"> </w:t>
-      </w:r>
-      <w:proofErr w:type="spellStart"/>
-      <w:r>
-        <w:rPr>
-          <w:lang w:eastAsia="en-US"/>
-        </w:rPr>
-        <w:t>Uno</w:t>
-      </w:r>
-      <w:proofErr w:type="spellEnd"/>
-      <w:r>
-        <w:rPr>
-          <w:lang w:eastAsia="en-US"/>
-        </w:rPr>
-        <w:t xml:space="preserve">, </w:t>
-      </w:r>
-      <w:proofErr w:type="spellStart"/>
-      <w:r>
-        <w:rPr>
-          <w:lang w:eastAsia="en-US"/>
-        </w:rPr>
-        <w:t>Nano</w:t>
-      </w:r>
-      <w:proofErr w:type="spellEnd"/>
-      <w:r>
-        <w:rPr>
-          <w:lang w:eastAsia="en-US"/>
-        </w:rPr>
-        <w:t xml:space="preserve"> имеет аналогичные характеристики, но существенно меньшие габариты (18×45 мм), что делает ее предпочтительным выбором для встраиваемых систем.</w:t>
-      </w:r>
-    </w:p>
-    <w:p>
-      <w:pPr>
-        <w:ind w:firstLine="709"/>
-        <w:rPr>
           <w:lang w:val="be-BY" w:eastAsia="en-US"/>
         </w:rPr>
-      </w:pPr>
-      <w:r>
-        <w:rPr>
-          <w:lang w:val="be-BY" w:eastAsia="en-US"/>
-        </w:rPr>
-        <w:t>Важным фактором выбора стала развитая экосистема платформы Arduino, включающая подробную документацию, готовые библиотеки для работы с датчиками и дисплеями, а также активное сообщество пользователей. Это значительно ускоряет процесс разработки и отладки системы. Объем Flash-памяти 32 КБ полностью достаточен для размещения программы управления дозатором с учетом использования стандартных библиотек.</w:t>
-      </w:r>
-    </w:p>
-    <w:p>
-      <w:pPr>
-        <w:ind w:firstLine="709"/>
-        <w:rPr>
-          <w:lang w:val="be-BY" w:eastAsia="en-US"/>
-        </w:rPr>
-      </w:pPr>
-      <w:r>
-        <w:rPr>
-          <w:lang w:val="be-BY" w:eastAsia="en-US"/>
-        </w:rPr>
-        <w:t>Экономический аспект также сыграл роль в выборе: стоимость Arduino Nano и совместимых компонентов остается низкой, что важно для учебного проекта. При этом платформа обеспечивает необходимое качество и надежность работы, подтвержденные многочисленными практическими применениями в аналогичных проектах автоматизации.</w:t>
-      </w:r>
-    </w:p>
-    <w:p>
-      <w:pPr>
-        <w:ind w:firstLine="709"/>
-        <w:rPr>
-          <w:lang w:val="be-BY" w:eastAsia="en-US"/>
-        </w:rPr>
-      </w:pPr>
-      <w:r>
-        <w:rPr>
-          <w:lang w:val="be-BY" w:eastAsia="en-US"/>
-        </w:rPr>
-        <w:t xml:space="preserve">Таким образом, выбор Arduino Nano в качестве вычислительной системы для автоматического дозатора </w:t>
-      </w:r>
-      <w:r>
-        <w:rPr>
-          <w:lang w:val="be-BY" w:eastAsia="en-US"/>
-        </w:rPr>
-        <w:t>жидкости</w:t>
-      </w:r>
-      <w:r>
-        <w:rPr>
-          <w:lang w:val="be-BY" w:eastAsia="en-US"/>
-        </w:rPr>
-        <w:t xml:space="preserve"> является технически и экономически обоснованным, поскольку платформа полностью соответствует </w:t>
-      </w:r>
-      <w:r>
-        <w:rPr>
-          <w:lang w:val="be-BY" w:eastAsia="en-US"/>
-        </w:rPr>
-        <w:lastRenderedPageBreak/>
-        <w:t>требованиям проекта по производительности, количеству портов ввода-вывода, габаритам и простоте программирования.</w:t>
+        <w:t xml:space="preserve"> является технически и экономически обоснованным, поскольку платформа полностью соответствует требованиям проекта по производительности, количеству портов ввода-вывода, габаритам и простоте программирования.</w:t>
       </w:r>
     </w:p>
     <w:p>
@@ -3820,28 +3808,6 @@
     </w:p>
     <w:p>
       <w:pPr>
-        <w:widowControl/>
-        <w:suppressAutoHyphens w:val="0"/>
-        <w:spacing w:after="160" w:line="259" w:lineRule="auto"/>
-        <w:jc w:val="left"/>
-        <w:rPr>
-          <w:rFonts w:eastAsiaTheme="majorEastAsia" w:cstheme="majorBidi"/>
-          <w:b/>
-          <w:color w:val="auto"/>
-          <w:sz w:val="32"/>
-          <w:szCs w:val="32"/>
-          <w:lang w:eastAsia="en-US" w:bidi="ar-SA"/>
-        </w:rPr>
-      </w:pPr>
-      <w:r>
-        <w:rPr>
-          <w:sz w:val="32"/>
-        </w:rPr>
-        <w:br w:type="page"/>
-      </w:r>
-    </w:p>
-    <w:p>
-      <w:pPr>
         <w:pStyle w:val="1"/>
         <w:rPr>
           <w:sz w:val="32"/>
@@ -4105,19 +4071,7 @@
         <w:rPr>
           <w:lang w:eastAsia="en-US"/>
         </w:rPr>
-        <w:t>) для работы с базовыми интерфейсами, сторонние библиотеки для конкретных датчиков и модулей, а также пользовательские библиотеки [</w:t>
-      </w:r>
-      <w:r>
-        <w:rPr>
-          <w:lang w:eastAsia="en-US"/>
-        </w:rPr>
-        <w:t>6</w:t>
-      </w:r>
-      <w:r>
-        <w:rPr>
-          <w:lang w:eastAsia="en-US"/>
-        </w:rPr>
-        <w:t>]. Для данного проекта наиболее актуальными являются библиотеки для работы с ультразвуковыми датчиками расстояния, с OLED-дисплеем на контроллере SSD1306 по интерфейсу I2C, а также библиотеки для управления исполнительными устройствами через релейный модуль.</w:t>
+        <w:t>) для работы с базовыми интерфейсами, сторонние библиотеки для конкретных датчиков и модулей, а также пользовательские библиотеки [6]. Для данного проекта наиболее актуальными являются библиотеки для работы с ультразвуковыми датчиками расстояния, с OLED-дисплеем на контроллере SSD1306 по интерфейсу I2C, а также библиотеки для управления исполнительными устройствами через релейный модуль.</w:t>
       </w:r>
     </w:p>
     <w:p>
@@ -4306,19 +4260,7 @@
           <w:lang w:eastAsia="en-US"/>
         </w:rPr>
         <w:lastRenderedPageBreak/>
-        <w:t>алгоритм управления насосом с точным таймингом подачи жидкости, визуализацию текущего состояния системы на OLED-дисплее и обработку исключительных ситуаций (отсутствие объекта, слишком малое/большое расстояние). Код</w:t>
-      </w:r>
-      <w:r>
-        <w:rPr>
-          <w:lang w:eastAsia="en-US"/>
-        </w:rPr>
-        <w:t xml:space="preserve"> </w:t>
-      </w:r>
-      <w:r>
-        <w:rPr>
-          <w:lang w:eastAsia="en-US"/>
-        </w:rPr>
-        <w:t>разработан с учётом модульности и возможности последующего расширения функциональности, например изменения алгоритма дозирования или добавления новых режимов индикации.</w:t>
+        <w:t>алгоритм управления насосом с точным таймингом подачи жидкости, визуализацию текущего состояния системы на OLED-дисплее и обработку исключительных ситуаций (отсутствие объекта, слишком малое/большое расстояние). Код разработан с учётом модульности и возможности последующего расширения функциональности, например изменения алгоритма дозирования или добавления новых режимов индикации.</w:t>
       </w:r>
     </w:p>
     <w:p>
@@ -4382,13 +4324,7 @@
       </w:r>
       <w:proofErr w:type="spellEnd"/>
       <w:r>
-        <w:t>. Первая версия среды разработки была выпущена в 2005 году и базировалась на открытой платформе Processing, изначально созданной для визуализации данных. Основной целью разработчиков было создание простой и доступной среды для программирования микроконтроллеров, которая бы не требовала глубоких знаний в электронике [</w:t>
-      </w:r>
-      <w:r>
-        <w:t>7</w:t>
-      </w:r>
-      <w:r>
-        <w:t>].</w:t>
+        <w:t>. Первая версия среды разработки была выпущена в 2005 году и базировалась на открытой платформе Processing, изначально созданной для визуализации данных. Основной целью разработчиков было создание простой и доступной среды для программирования микроконтроллеров, которая бы не требовала глубоких знаний в электронике [7].</w:t>
       </w:r>
     </w:p>
     <w:p>
@@ -4456,9 +4392,6 @@
         <w:widowControl/>
         <w:suppressAutoHyphens w:val="0"/>
         <w:ind w:firstLine="709"/>
-        <w:rPr>
-          <w:lang w:val="en-US"/>
-        </w:rPr>
       </w:pPr>
       <w:r>
         <w:t xml:space="preserve">Несмотря на некоторые ограничения (относительно простой функционал отладки по сравнению с профессиональными средами), </w:t>
@@ -4477,9 +4410,6 @@
         <w:widowControl/>
         <w:suppressAutoHyphens w:val="0"/>
         <w:ind w:firstLine="709"/>
-        <w:rPr>
-          <w:lang w:val="en-US"/>
-        </w:rPr>
       </w:pPr>
     </w:p>
     <w:p>
@@ -4487,9 +4417,6 @@
         <w:widowControl/>
         <w:suppressAutoHyphens w:val="0"/>
         <w:ind w:firstLine="709"/>
-        <w:rPr>
-          <w:lang w:val="en-US"/>
-        </w:rPr>
       </w:pPr>
     </w:p>
     <w:p>
@@ -4569,9 +4496,6 @@
         <w:widowControl/>
         <w:suppressAutoHyphens w:val="0"/>
         <w:ind w:firstLine="709"/>
-        <w:rPr>
-          <w:lang w:val="en-US"/>
-        </w:rPr>
       </w:pPr>
       <w:r>
         <w:t xml:space="preserve">Для реализации поставленных задач — опроса двух ультразвуковых датчиков, управления погружным насосом через релейный модуль и вывода статуса работы на OLED-дисплей SSD1306 по интерфейсу I2C — достаточно базового функционала </w:t>
@@ -4705,13 +4629,7 @@
       </w:r>
       <w:proofErr w:type="spellEnd"/>
       <w:r>
-        <w:t xml:space="preserve"> предоставляет функции для работы с интерфейсом I2C/TWI, который используется в проекте для связи микроконтроллера с OLED-дисплеем на контроллере SSD1306 [</w:t>
-      </w:r>
-      <w:r>
-        <w:t>10</w:t>
-      </w:r>
-      <w:r>
-        <w:t xml:space="preserve">]. Для самого дисплея применяется библиотека Adafruit_SSD1306 в сочетании с графической библиотекой </w:t>
+        <w:t xml:space="preserve"> предоставляет функции для работы с интерфейсом I2C/TWI, который используется в проекте для связи микроконтроллера с OLED-дисплеем на контроллере SSD1306 [10]. Для самого дисплея применяется библиотека Adafruit_SSD1306 в сочетании с графической библиотекой </w:t>
       </w:r>
       <w:proofErr w:type="spellStart"/>
       <w:r>
@@ -4719,13 +4637,7 @@
       </w:r>
       <w:proofErr w:type="spellEnd"/>
       <w:r>
-        <w:t>, обеспечивающими инициализацию экрана, вывод текста и простых графических элементов [</w:t>
-      </w:r>
-      <w:r>
-        <w:t>11</w:t>
-      </w:r>
-      <w:r>
-        <w:t xml:space="preserve">]. Это позволяет обойтись без </w:t>
+        <w:t xml:space="preserve">, обеспечивающими инициализацию экрана, вывод текста и простых графических элементов [11]. Это позволяет обойтись без </w:t>
       </w:r>
       <w:r>
         <w:lastRenderedPageBreak/>
@@ -4992,26 +4904,26 @@
         <w:pStyle w:val="aa"/>
         <w:ind w:left="0" w:firstLine="709"/>
         <w:rPr>
-          <w:lang w:eastAsia="en-US" w:bidi="ar-SA"/>
-        </w:rPr>
-      </w:pPr>
-      <w:r>
-        <w:rPr>
-          <w:lang w:eastAsia="en-US" w:bidi="ar-SA"/>
-        </w:rPr>
-        <w:t>Контактное управление дозаторами жидкостей повышает риск перекрёстного загрязнения и снижения дисциплины гигиены. В здравоохранении именно бесконтактные системы считаются предпочтительными, поскольку уменьшают передачу патогенов и повышают соблюдение правил обработки рук; эти подходы закреплены в руководствах ВОЗ и подтверждаются современными обзорами по автоматизированным системам гигиены рук. [</w:t>
-      </w:r>
-      <w:r>
-        <w:rPr>
-          <w:lang w:eastAsia="en-US" w:bidi="ar-SA"/>
-        </w:rPr>
-        <w:t>9</w:t>
-      </w:r>
-      <w:r>
-        <w:rPr>
-          <w:lang w:eastAsia="en-US" w:bidi="ar-SA"/>
-        </w:rPr>
-        <w:t>]</w:t>
+          <w:lang w:eastAsia="en-US"/>
+        </w:rPr>
+      </w:pPr>
+      <w:r>
+        <w:rPr>
+          <w:lang w:eastAsia="en-US"/>
+        </w:rPr>
+        <w:t>Контактное управление дозаторами жидкостей повышает риск перекрёстного загрязнения и снижает дисциплину соблюдения гигиенических процедур. В учреждениях здравоохранения именно бесконтактные системы считаются предпочтительными, поскольку уменьшают вероятность передачи патогенов и способствуют более строгому соблюдению правил обработки рук; подобные подходы отражены, в частности, в руководствах ВОЗ по гигиене рук в медицинских организациях и подтверждаются современными обзорами, посвящёнными автоматизированным системам контроля и мониторинга гигиены рук [</w:t>
+      </w:r>
+      <w:r>
+        <w:rPr>
+          <w:lang w:eastAsia="en-US"/>
+        </w:rPr>
+        <w:t>12</w:t>
+      </w:r>
+      <w:r>
+        <w:rPr>
+          <w:lang w:eastAsia="en-US"/>
+        </w:rPr>
+        <w:t>].</w:t>
       </w:r>
     </w:p>
     <w:p>
@@ -5026,19 +4938,7 @@
         <w:rPr>
           <w:lang w:eastAsia="en-US"/>
         </w:rPr>
-        <w:t>Для практического использования важна не только бесконтактность, но и воспроизводимость порции. Исследования коммерческих бесконтактных дозаторов показывают, что фактическая подача иногда колеблется и не всегда соответствует целевому объёму</w:t>
-      </w:r>
-      <w:r>
-        <w:rPr>
-          <w:lang w:eastAsia="en-US"/>
-        </w:rPr>
-        <w:t xml:space="preserve">, </w:t>
-      </w:r>
-      <w:r>
-        <w:rPr>
-          <w:lang w:eastAsia="en-US"/>
-        </w:rPr>
-        <w:t>поэтому требуется возможность калибровки и контроля дозы на уровне алгоритмов. Разработка собственного ПО позволяет связать время работы насоса, учёт пусковых задержек и вязкости жидкости в единую модель, обеспечивая стабильный объём выдачи.</w:t>
+        <w:t>Для практического применения важна не только бесконтактность, но и воспроизводимость объёма дозы. Ряд исследований, посвящённых коммерческим бесконтактным дозаторам, показывает, что фактический объём подаваемой жидкости может заметно отличаться от заданного, что обуславливает необходимость калибровки и программного контроля дозы на уровне алгоритмов. Разработка собственного программного обеспечения позволяет увязать воедино время работы насоса, учёт пусковых задержек и влияние вязкости жидкости, формируя единую модель, обеспечивающую стабильный объём выдачи.</w:t>
       </w:r>
     </w:p>
     <w:p>
@@ -5046,14 +4946,14 @@
         <w:pStyle w:val="aa"/>
         <w:ind w:left="0" w:firstLine="709"/>
         <w:rPr>
-          <w:lang w:eastAsia="en-US" w:bidi="ar-SA"/>
-        </w:rPr>
-      </w:pPr>
-      <w:r>
-        <w:rPr>
           <w:lang w:eastAsia="en-US"/>
         </w:rPr>
-        <w:t>Таким образом, разработка собственного программного обеспечения для описанной аппаратной платформы необходима для достижения трёх ключевых целей: обеспечения бесконтактного взаимодействия с пользователем в соответствии с современными практиками гигиены, получения стабильной и калибруемой дозы при вариациях характеристик насоса и жидкости, а также создания открытого и модифицируемого решения с развёрнутой индикацией и диагностикой. Это делает проект экономичным, адаптивным.</w:t>
+      </w:pPr>
+      <w:r>
+        <w:rPr>
+          <w:lang w:eastAsia="en-US"/>
+        </w:rPr>
+        <w:t>Таким образом, создание специализированного программного обеспечения для рассматриваемой аппаратной платформы является необходимым условием достижения трёх основных целей: реализации бесконтактного взаимодействия с пользователем в соответствии с современными требованиями гигиены, обеспечения стабильной и настраиваемой дозы при изменении характеристик насоса и свойств жидкости, а также формирования открытого и модифицируемого решения с развёрнутой системой индикации и диагностики. В совокупности это делает проект экономически целесообразным и адаптивным к дальнейшей модернизации.</w:t>
       </w:r>
     </w:p>
     <w:p>
@@ -5101,1089 +5001,949 @@
         <w:ind w:firstLine="709"/>
         <w:rPr>
           <w:bCs/>
-          <w:lang w:eastAsia="en-US"/>
-        </w:rPr>
-      </w:pPr>
-      <w:r>
-        <w:rPr>
-          <w:bCs/>
-          <w:lang w:eastAsia="en-US"/>
-        </w:rPr>
-        <w:t xml:space="preserve">Программное обеспечение дозатора реализовано на языке C++ в среде </w:t>
-      </w:r>
-      <w:proofErr w:type="spellStart"/>
-      <w:r>
-        <w:rPr>
-          <w:bCs/>
-          <w:lang w:eastAsia="en-US"/>
-        </w:rPr>
-        <w:t>Arduino</w:t>
-      </w:r>
-      <w:proofErr w:type="spellEnd"/>
-      <w:r>
-        <w:rPr>
-          <w:bCs/>
-          <w:lang w:eastAsia="en-US"/>
-        </w:rPr>
-        <w:t xml:space="preserve">, что обеспечивает прямую компиляцию в машинный код микроконтроллера и предсказуемое поведение в режиме реального времени. Архитектурно проект опирается на классическую структуру скетча с функциями </w:t>
-      </w:r>
-      <w:proofErr w:type="spellStart"/>
-      <w:proofErr w:type="gramStart"/>
-      <w:r>
-        <w:rPr>
-          <w:bCs/>
-          <w:lang w:eastAsia="en-US"/>
-        </w:rPr>
-        <w:t>setup</w:t>
-      </w:r>
-      <w:proofErr w:type="spellEnd"/>
-      <w:r>
-        <w:rPr>
-          <w:bCs/>
-          <w:lang w:eastAsia="en-US"/>
-        </w:rPr>
-        <w:t>(</w:t>
-      </w:r>
-      <w:proofErr w:type="gramEnd"/>
-      <w:r>
-        <w:rPr>
-          <w:bCs/>
-          <w:lang w:eastAsia="en-US"/>
-        </w:rPr>
-        <w:t xml:space="preserve">) и </w:t>
-      </w:r>
-      <w:proofErr w:type="spellStart"/>
-      <w:r>
-        <w:rPr>
-          <w:bCs/>
-          <w:lang w:eastAsia="en-US"/>
-        </w:rPr>
-        <w:t>loop</w:t>
-      </w:r>
-      <w:proofErr w:type="spellEnd"/>
-      <w:r>
-        <w:rPr>
-          <w:bCs/>
-          <w:lang w:eastAsia="en-US"/>
-        </w:rPr>
-        <w:t xml:space="preserve">(): в первой выполняется инициализация периферии и параметров, во второй — непрерывный цикл обработки датчиков, логики дозирования и индикации. Такой подход соответствует рекомендуемой модели программирования платформы </w:t>
-      </w:r>
-      <w:proofErr w:type="spellStart"/>
-      <w:r>
-        <w:rPr>
-          <w:bCs/>
-          <w:lang w:eastAsia="en-US"/>
-        </w:rPr>
-        <w:t>Arduino</w:t>
-      </w:r>
-      <w:proofErr w:type="spellEnd"/>
-      <w:r>
-        <w:rPr>
-          <w:bCs/>
-          <w:lang w:eastAsia="en-US"/>
-        </w:rPr>
-        <w:t xml:space="preserve"> и облегчает организацию реактивного приложения.</w:t>
-      </w:r>
-    </w:p>
-    <w:p>
-      <w:pPr>
-        <w:ind w:firstLine="709"/>
-        <w:rPr>
-          <w:bCs/>
-          <w:lang w:eastAsia="en-US"/>
-        </w:rPr>
-      </w:pPr>
-      <w:r>
-        <w:rPr>
-          <w:bCs/>
-          <w:lang w:eastAsia="en-US"/>
-        </w:rPr>
-        <w:lastRenderedPageBreak/>
-        <w:t xml:space="preserve">Для управления временем и кооперативной «многозадачности» используется счётчик миллисекунд </w:t>
-      </w:r>
-      <w:proofErr w:type="spellStart"/>
-      <w:proofErr w:type="gramStart"/>
-      <w:r>
-        <w:rPr>
-          <w:bCs/>
-          <w:lang w:eastAsia="en-US"/>
-        </w:rPr>
-        <w:t>millis</w:t>
-      </w:r>
-      <w:proofErr w:type="spellEnd"/>
-      <w:r>
-        <w:rPr>
-          <w:bCs/>
-          <w:lang w:eastAsia="en-US"/>
-        </w:rPr>
-        <w:t>(</w:t>
-      </w:r>
-      <w:proofErr w:type="gramEnd"/>
-      <w:r>
-        <w:rPr>
-          <w:bCs/>
-          <w:lang w:eastAsia="en-US"/>
-        </w:rPr>
-        <w:t xml:space="preserve">), позволяющий запускать периодические процедуры без блокировки основного цикла; функция </w:t>
-      </w:r>
-      <w:proofErr w:type="spellStart"/>
-      <w:r>
-        <w:rPr>
-          <w:bCs/>
-          <w:lang w:eastAsia="en-US"/>
-        </w:rPr>
-        <w:t>delay</w:t>
-      </w:r>
-      <w:proofErr w:type="spellEnd"/>
-      <w:r>
-        <w:rPr>
-          <w:bCs/>
-          <w:lang w:eastAsia="en-US"/>
-        </w:rPr>
-        <w:t>() применяется только там, где допустима кратковременная пауза, чтобы не нарушать отзывчивость системы. Благодаря этому удаётся одновременно опрашивать два ультразвуковых датчика, обновлять индикацию на дисплее и точно отрабатывать импульсы включения насоса.</w:t>
-      </w:r>
-    </w:p>
-    <w:p>
-      <w:pPr>
-        <w:ind w:firstLine="709"/>
-        <w:rPr>
-          <w:bCs/>
-          <w:lang w:eastAsia="en-US"/>
-        </w:rPr>
-      </w:pPr>
-      <w:r>
-        <w:rPr>
-          <w:bCs/>
-          <w:lang w:eastAsia="en-US"/>
-        </w:rPr>
-        <w:t xml:space="preserve">Связь с OLED-дисплеем 0,96″ на контроллере SSD1306 реализована по шине I²C через стандартную библиотеку </w:t>
-      </w:r>
-      <w:proofErr w:type="spellStart"/>
-      <w:r>
-        <w:rPr>
-          <w:bCs/>
-          <w:lang w:eastAsia="en-US"/>
-        </w:rPr>
-        <w:t>Wire</w:t>
-      </w:r>
-      <w:proofErr w:type="spellEnd"/>
-      <w:r>
-        <w:rPr>
-          <w:bCs/>
-          <w:lang w:eastAsia="en-US"/>
-        </w:rPr>
-        <w:t>. Выбор интерфейса I²C минимизирует число задействованных выводов и упрощает разводку, а использование готовой библиотеки для SSD1306</w:t>
-      </w:r>
-      <w:r>
-        <w:rPr>
-          <w:bCs/>
-          <w:lang w:eastAsia="en-US"/>
-        </w:rPr>
-        <w:t xml:space="preserve"> </w:t>
-      </w:r>
-      <w:r>
-        <w:rPr>
-          <w:bCs/>
-          <w:lang w:eastAsia="en-US"/>
-        </w:rPr>
-        <w:t>ускоряет разработку экранного интерфейса и даёт доступ к готовым примитивам отрисовки текста и графики.</w:t>
-      </w:r>
-    </w:p>
-    <w:p>
-      <w:pPr>
-        <w:ind w:firstLine="709"/>
-        <w:rPr>
-          <w:bCs/>
-          <w:lang w:eastAsia="en-US"/>
-        </w:rPr>
-      </w:pPr>
-      <w:r>
-        <w:rPr>
-          <w:bCs/>
-          <w:lang w:eastAsia="en-US"/>
-        </w:rPr>
-        <w:t xml:space="preserve">Алгоритмы обработки данных ультразвуковых датчиков HC-SR04 построены на измерении длительности импульса на выводе </w:t>
-      </w:r>
-      <w:proofErr w:type="spellStart"/>
-      <w:r>
-        <w:rPr>
-          <w:bCs/>
-          <w:lang w:eastAsia="en-US"/>
-        </w:rPr>
-        <w:t>Echo</w:t>
-      </w:r>
-      <w:proofErr w:type="spellEnd"/>
-      <w:r>
-        <w:rPr>
-          <w:bCs/>
-          <w:lang w:eastAsia="en-US"/>
-        </w:rPr>
-        <w:t xml:space="preserve"> с помощью функции </w:t>
-      </w:r>
-      <w:proofErr w:type="spellStart"/>
-      <w:proofErr w:type="gramStart"/>
-      <w:r>
-        <w:rPr>
-          <w:bCs/>
-          <w:lang w:eastAsia="en-US"/>
-        </w:rPr>
-        <w:t>pulseIn</w:t>
-      </w:r>
-      <w:proofErr w:type="spellEnd"/>
-      <w:r>
-        <w:rPr>
-          <w:bCs/>
-          <w:lang w:eastAsia="en-US"/>
-        </w:rPr>
-        <w:t>(</w:t>
-      </w:r>
-      <w:proofErr w:type="gramEnd"/>
-      <w:r>
-        <w:rPr>
-          <w:bCs/>
-          <w:lang w:eastAsia="en-US"/>
-        </w:rPr>
-        <w:t>)</w:t>
-      </w:r>
-      <w:r>
-        <w:rPr>
-          <w:bCs/>
-          <w:lang w:eastAsia="en-US"/>
-        </w:rPr>
-        <w:t xml:space="preserve"> </w:t>
-      </w:r>
-      <w:r>
-        <w:rPr>
-          <w:bCs/>
-          <w:lang w:eastAsia="en-US"/>
-        </w:rPr>
-        <w:t>и последующем переводе времени пролёта звука в расстояние.</w:t>
-      </w:r>
-    </w:p>
-    <w:p>
-      <w:pPr>
-        <w:ind w:firstLine="709"/>
-        <w:rPr>
-          <w:bCs/>
-          <w:lang w:eastAsia="en-US"/>
-        </w:rPr>
-      </w:pPr>
-      <w:r>
-        <w:rPr>
-          <w:bCs/>
-          <w:lang w:eastAsia="en-US"/>
-        </w:rPr>
-        <w:t xml:space="preserve">Низкоуровневое управление выводами контроллера использует стандартные функции </w:t>
-      </w:r>
-      <w:proofErr w:type="spellStart"/>
-      <w:proofErr w:type="gramStart"/>
-      <w:r>
-        <w:rPr>
-          <w:bCs/>
-          <w:lang w:eastAsia="en-US"/>
-        </w:rPr>
-        <w:t>pinMode</w:t>
-      </w:r>
-      <w:proofErr w:type="spellEnd"/>
-      <w:r>
-        <w:rPr>
-          <w:bCs/>
-          <w:lang w:eastAsia="en-US"/>
-        </w:rPr>
-        <w:t>(</w:t>
-      </w:r>
-      <w:proofErr w:type="gramEnd"/>
-      <w:r>
-        <w:rPr>
-          <w:bCs/>
-          <w:lang w:eastAsia="en-US"/>
-        </w:rPr>
-        <w:t xml:space="preserve">) и </w:t>
-      </w:r>
-      <w:proofErr w:type="spellStart"/>
-      <w:r>
-        <w:rPr>
-          <w:bCs/>
-          <w:lang w:eastAsia="en-US"/>
-        </w:rPr>
-        <w:t>digitalWrite</w:t>
-      </w:r>
-      <w:proofErr w:type="spellEnd"/>
-      <w:r>
-        <w:rPr>
-          <w:bCs/>
-          <w:lang w:eastAsia="en-US"/>
-        </w:rPr>
-        <w:t xml:space="preserve">() для конфигурации линий триггера/эха датчиков и силового ключа насоса, что соответствует каноническим практикам </w:t>
-      </w:r>
-      <w:proofErr w:type="spellStart"/>
-      <w:r>
-        <w:rPr>
-          <w:bCs/>
-          <w:lang w:eastAsia="en-US"/>
-        </w:rPr>
-        <w:t>Arduino</w:t>
-      </w:r>
-      <w:proofErr w:type="spellEnd"/>
-      <w:r>
-        <w:rPr>
-          <w:bCs/>
-          <w:lang w:eastAsia="en-US"/>
-        </w:rPr>
-        <w:t xml:space="preserve"> и облегчает переносимость кода.</w:t>
-      </w:r>
-    </w:p>
-    <w:p>
-      <w:pPr>
-        <w:ind w:firstLine="709"/>
-        <w:rPr>
-          <w:bCs/>
-          <w:lang w:eastAsia="en-US" w:bidi="ar-SA"/>
-        </w:rPr>
-      </w:pPr>
-      <w:r>
-        <w:rPr>
-          <w:bCs/>
-          <w:lang w:eastAsia="en-US"/>
-        </w:rPr>
-        <w:t xml:space="preserve">В совокупности выбранные технологии — событийная петля </w:t>
-      </w:r>
-      <w:proofErr w:type="spellStart"/>
-      <w:proofErr w:type="gramStart"/>
-      <w:r>
-        <w:rPr>
-          <w:bCs/>
-          <w:lang w:eastAsia="en-US"/>
-        </w:rPr>
-        <w:t>setup</w:t>
-      </w:r>
-      <w:proofErr w:type="spellEnd"/>
-      <w:r>
-        <w:rPr>
-          <w:bCs/>
-          <w:lang w:eastAsia="en-US"/>
-        </w:rPr>
-        <w:t>(</w:t>
-      </w:r>
-      <w:proofErr w:type="gramEnd"/>
-      <w:r>
-        <w:rPr>
-          <w:bCs/>
-          <w:lang w:eastAsia="en-US"/>
-        </w:rPr>
-        <w:t>)</w:t>
-      </w:r>
-      <w:r>
-        <w:rPr>
-          <w:bCs/>
-          <w:lang w:eastAsia="en-US"/>
-        </w:rPr>
-        <w:t xml:space="preserve">, </w:t>
-      </w:r>
-      <w:proofErr w:type="spellStart"/>
-      <w:r>
-        <w:rPr>
-          <w:bCs/>
-          <w:lang w:eastAsia="en-US"/>
-        </w:rPr>
-        <w:t>loop</w:t>
-      </w:r>
-      <w:proofErr w:type="spellEnd"/>
-      <w:r>
-        <w:rPr>
-          <w:bCs/>
-          <w:lang w:eastAsia="en-US"/>
-        </w:rPr>
-        <w:t xml:space="preserve">() с неблокирующим таймингом, I²C-взаимодействие с OLED через </w:t>
-      </w:r>
-      <w:proofErr w:type="spellStart"/>
-      <w:r>
-        <w:rPr>
-          <w:bCs/>
-          <w:lang w:eastAsia="en-US"/>
-        </w:rPr>
-        <w:t>Wire</w:t>
-      </w:r>
-      <w:proofErr w:type="spellEnd"/>
-      <w:r>
-        <w:rPr>
-          <w:bCs/>
-          <w:lang w:eastAsia="en-US"/>
-        </w:rPr>
-        <w:t xml:space="preserve"> и библиотеку SSD1306, а также измерение времени импульса </w:t>
-      </w:r>
-      <w:proofErr w:type="spellStart"/>
-      <w:r>
-        <w:rPr>
-          <w:bCs/>
-          <w:lang w:eastAsia="en-US"/>
-        </w:rPr>
-        <w:t>echo</w:t>
-      </w:r>
-      <w:proofErr w:type="spellEnd"/>
-      <w:r>
-        <w:rPr>
-          <w:bCs/>
-          <w:lang w:eastAsia="en-US"/>
-        </w:rPr>
-        <w:t xml:space="preserve"> с конвертацией в расстояние — образуют целостную и эффективную программную архитектуру, адекватную требованиям бесконтактного дозирования и удобной индикации на компактной платформе </w:t>
-      </w:r>
-      <w:proofErr w:type="spellStart"/>
-      <w:r>
-        <w:rPr>
-          <w:bCs/>
-          <w:lang w:eastAsia="en-US"/>
-        </w:rPr>
-        <w:t>Arduino</w:t>
-      </w:r>
-      <w:proofErr w:type="spellEnd"/>
-      <w:r>
-        <w:rPr>
-          <w:bCs/>
-          <w:lang w:eastAsia="en-US"/>
-        </w:rPr>
-        <w:t xml:space="preserve"> </w:t>
-      </w:r>
-      <w:proofErr w:type="spellStart"/>
-      <w:r>
-        <w:rPr>
-          <w:bCs/>
-          <w:lang w:eastAsia="en-US"/>
-        </w:rPr>
-        <w:t>Nano</w:t>
-      </w:r>
-      <w:proofErr w:type="spellEnd"/>
-      <w:r>
-        <w:rPr>
-          <w:bCs/>
-          <w:lang w:eastAsia="en-US"/>
-        </w:rPr>
-        <w:t>.</w:t>
-      </w:r>
-    </w:p>
-    <w:p>
-      <w:pPr>
-        <w:ind w:firstLine="709"/>
-        <w:rPr>
-          <w:bCs/>
-          <w:lang w:eastAsia="en-US" w:bidi="ar-SA"/>
-        </w:rPr>
-      </w:pPr>
-    </w:p>
-    <w:p>
-      <w:pPr>
-        <w:pStyle w:val="2"/>
-        <w:rPr>
-          <w:lang w:eastAsia="en-US" w:bidi="ar-SA"/>
-        </w:rPr>
-      </w:pPr>
-      <w:r>
-        <w:rPr>
-          <w:lang w:eastAsia="en-US" w:bidi="ar-SA"/>
-        </w:rPr>
-        <w:t xml:space="preserve">3.3 </w:t>
-      </w:r>
-      <w:r>
-        <w:rPr>
-          <w:lang w:eastAsia="en-US" w:bidi="ar-SA"/>
-        </w:rPr>
-        <w:t xml:space="preserve">Связь архитектуры вычислительной системы с </w:t>
-      </w:r>
-      <w:r>
-        <w:rPr>
-          <w:lang w:eastAsia="en-US" w:bidi="ar-SA"/>
-        </w:rPr>
-        <w:t xml:space="preserve">         </w:t>
-      </w:r>
-      <w:r>
-        <w:rPr>
-          <w:lang w:eastAsia="en-US" w:bidi="ar-SA"/>
-        </w:rPr>
-        <w:t>разрабатываемым программным обеспечением</w:t>
-      </w:r>
-    </w:p>
-    <w:p>
-      <w:pPr>
-        <w:ind w:firstLine="709"/>
-        <w:rPr>
-          <w:lang w:eastAsia="en-US" w:bidi="ar-SA"/>
-        </w:rPr>
-      </w:pPr>
-    </w:p>
-    <w:p>
-      <w:pPr>
-        <w:ind w:firstLine="709"/>
-        <w:rPr>
-          <w:bCs/>
-          <w:lang w:eastAsia="en-US"/>
-        </w:rPr>
-      </w:pPr>
-      <w:r>
-        <w:rPr>
-          <w:bCs/>
-          <w:lang w:eastAsia="en-US"/>
-        </w:rPr>
-        <w:t xml:space="preserve">Аппаратная платформа на базе </w:t>
-      </w:r>
-      <w:proofErr w:type="spellStart"/>
-      <w:r>
-        <w:rPr>
-          <w:bCs/>
-          <w:lang w:eastAsia="en-US"/>
-        </w:rPr>
-        <w:t>Arduino</w:t>
-      </w:r>
-      <w:proofErr w:type="spellEnd"/>
-      <w:r>
-        <w:rPr>
-          <w:bCs/>
-          <w:lang w:eastAsia="en-US"/>
-        </w:rPr>
-        <w:t xml:space="preserve"> </w:t>
-      </w:r>
-      <w:proofErr w:type="spellStart"/>
-      <w:r>
-        <w:rPr>
-          <w:bCs/>
-          <w:lang w:eastAsia="en-US"/>
-        </w:rPr>
-        <w:t>Nano</w:t>
-      </w:r>
-      <w:proofErr w:type="spellEnd"/>
-      <w:r>
-        <w:rPr>
-          <w:bCs/>
-          <w:lang w:eastAsia="en-US"/>
-        </w:rPr>
-        <w:t xml:space="preserve"> с микроконтроллером ATmega328P определяет ключевые архитектурные решения в программной части дозатора. Ограниченный объём оперативной памяти в 2 КБ при 32 КБ Flash и 1 КБ EEPROM заставляет экономно обращаться с буферами, строками и таблицами, хранить неизменяемые строки в программе и избегать излишних динамических выделений. Именно эти ограничения диктуют способ работы с индикацией и алгоритмами фильтрации: код проектируется так, чтобы не держать в ОЗУ ничего лишнего и укладываться в бюджет памяти даже при </w:t>
-      </w:r>
-      <w:r>
-        <w:rPr>
-          <w:bCs/>
-          <w:lang w:eastAsia="en-US"/>
-        </w:rPr>
-        <w:lastRenderedPageBreak/>
-        <w:t>одновременном опросе датчиков и работе насоса. Наличие энергонезависимой памяти используется для хранения коэффициента калибровки объёма и настроек триггера, что исключает их потерю при выключении питания. Эти решения напрямую опираются на характеристики ATmega328P и его Гарвардскую архитектуру с отдельными областями Flash</w:t>
-      </w:r>
-      <w:r>
-        <w:rPr>
-          <w:bCs/>
-          <w:lang w:eastAsia="en-US"/>
-        </w:rPr>
-        <w:t xml:space="preserve">, </w:t>
-      </w:r>
-      <w:r>
-        <w:rPr>
-          <w:bCs/>
-          <w:lang w:eastAsia="en-US"/>
-        </w:rPr>
-        <w:t>SRAM</w:t>
-      </w:r>
-      <w:r>
-        <w:rPr>
-          <w:bCs/>
-          <w:lang w:eastAsia="en-US"/>
-        </w:rPr>
-        <w:t xml:space="preserve">, </w:t>
-      </w:r>
-      <w:r>
-        <w:rPr>
-          <w:bCs/>
-          <w:lang w:eastAsia="en-US"/>
-        </w:rPr>
-        <w:t>EEPROM.</w:t>
-      </w:r>
-    </w:p>
-    <w:p>
-      <w:pPr>
-        <w:ind w:firstLine="709"/>
-        <w:rPr>
-          <w:bCs/>
-          <w:lang w:eastAsia="en-US"/>
-        </w:rPr>
-      </w:pPr>
-      <w:r>
-        <w:rPr>
-          <w:bCs/>
-          <w:lang w:eastAsia="en-US"/>
-        </w:rPr>
-        <w:t xml:space="preserve">Выбранный модуль OLED 0,96″ на контроллере SSD1306 взаимодействует с микроконтроллером по I²C и требует кадрового буфера размером 128×64 бит, то есть 1024 байта, если используется полный буфер в ОЗУ. На ATmega328P такой буфер занимает половину SRAM, поэтому </w:t>
-      </w:r>
-      <w:proofErr w:type="spellStart"/>
-      <w:r>
-        <w:rPr>
-          <w:bCs/>
-          <w:lang w:eastAsia="en-US"/>
-        </w:rPr>
-        <w:t>программно</w:t>
-      </w:r>
-      <w:proofErr w:type="spellEnd"/>
-      <w:r>
-        <w:rPr>
-          <w:bCs/>
-          <w:lang w:eastAsia="en-US"/>
-        </w:rPr>
-        <w:t xml:space="preserve"> применяется щадящий режим обновлений и аккуратная разметка экрана: текстовые экраны и минимальные графические элементы, без избыточной перерисовки. Поддержка I²C </w:t>
-      </w:r>
-      <w:proofErr w:type="spellStart"/>
-      <w:r>
-        <w:rPr>
-          <w:bCs/>
-          <w:lang w:eastAsia="en-US"/>
-        </w:rPr>
-        <w:t>аппаратно</w:t>
-      </w:r>
-      <w:proofErr w:type="spellEnd"/>
-      <w:r>
-        <w:rPr>
-          <w:bCs/>
-          <w:lang w:eastAsia="en-US"/>
-        </w:rPr>
-        <w:t xml:space="preserve"> реализована в самом ATmega328P (TWI), что снижает нагрузку на ядро и упрощает реализацию обмена с дисплеем через стандартную библиотеку </w:t>
-      </w:r>
-      <w:proofErr w:type="spellStart"/>
-      <w:r>
-        <w:rPr>
-          <w:bCs/>
-          <w:lang w:eastAsia="en-US"/>
-        </w:rPr>
-        <w:t>Wire</w:t>
-      </w:r>
-      <w:proofErr w:type="spellEnd"/>
-      <w:r>
-        <w:rPr>
-          <w:bCs/>
-          <w:lang w:eastAsia="en-US"/>
-        </w:rPr>
-        <w:t>.</w:t>
-      </w:r>
-    </w:p>
-    <w:p>
-      <w:pPr>
-        <w:ind w:firstLine="709"/>
-        <w:rPr>
-          <w:bCs/>
-          <w:lang w:eastAsia="en-US"/>
-        </w:rPr>
-      </w:pPr>
-      <w:r>
-        <w:rPr>
-          <w:bCs/>
-          <w:lang w:eastAsia="en-US"/>
-        </w:rPr>
-        <w:t xml:space="preserve">Два ультразвуковых датчика HC-SR04 выполняют разные функции, и их физика работы напрямую влияет на логику опроса. Датчику требуется короткий триггерный импульс, после чего длительность импульса </w:t>
-      </w:r>
-      <w:proofErr w:type="spellStart"/>
-      <w:r>
-        <w:rPr>
-          <w:bCs/>
-          <w:lang w:eastAsia="en-US"/>
-        </w:rPr>
-        <w:t>Echo</w:t>
-      </w:r>
-      <w:proofErr w:type="spellEnd"/>
-      <w:r>
-        <w:rPr>
-          <w:bCs/>
-          <w:lang w:eastAsia="en-US"/>
-        </w:rPr>
-        <w:t xml:space="preserve"> пропорциональна расстоянию; для корректных измерений производитель рекомендует выдерживать интервал более 60 мс между запусками, чтобы исключить </w:t>
-      </w:r>
-      <w:proofErr w:type="spellStart"/>
-      <w:r>
-        <w:rPr>
-          <w:bCs/>
-          <w:lang w:eastAsia="en-US"/>
-        </w:rPr>
-        <w:t>переотражения</w:t>
-      </w:r>
-      <w:proofErr w:type="spellEnd"/>
-      <w:r>
-        <w:rPr>
-          <w:bCs/>
-          <w:lang w:eastAsia="en-US"/>
-        </w:rPr>
-        <w:t xml:space="preserve"> и </w:t>
-      </w:r>
-      <w:proofErr w:type="spellStart"/>
-      <w:r>
-        <w:rPr>
-          <w:bCs/>
-          <w:lang w:eastAsia="en-US"/>
-        </w:rPr>
-        <w:t>взаимо</w:t>
-      </w:r>
-      <w:r>
-        <w:rPr>
-          <w:bCs/>
-          <w:lang w:eastAsia="en-US"/>
-        </w:rPr>
-        <w:softHyphen/>
-        <w:t>помехи</w:t>
-      </w:r>
-      <w:proofErr w:type="spellEnd"/>
-      <w:r>
-        <w:rPr>
-          <w:bCs/>
-          <w:lang w:eastAsia="en-US"/>
-        </w:rPr>
-        <w:t xml:space="preserve">. Отсюда следует архитектурное решение: программный цикл по таймерам чередует пуски левого и правого датчиков с безопасным разносом по времени, а расстояние вычисляется по стандартной модели с последующей проверкой диапазона. Для измерения длительности импульса используется неблокирующая организация опроса вокруг </w:t>
-      </w:r>
-      <w:proofErr w:type="spellStart"/>
-      <w:r>
-        <w:rPr>
-          <w:bCs/>
-          <w:lang w:eastAsia="en-US"/>
-        </w:rPr>
-        <w:t>pulseIn</w:t>
-      </w:r>
-      <w:proofErr w:type="spellEnd"/>
-      <w:r>
-        <w:rPr>
-          <w:bCs/>
-          <w:lang w:eastAsia="en-US"/>
-        </w:rPr>
-        <w:t xml:space="preserve"> и счётчика миллисекунд, чтобы параллельно удерживать индикацию и управление насосом.</w:t>
-      </w:r>
-    </w:p>
-    <w:p>
-      <w:pPr>
-        <w:ind w:firstLine="709"/>
-        <w:rPr>
-          <w:bCs/>
-          <w:lang w:eastAsia="en-US"/>
-        </w:rPr>
-      </w:pPr>
-      <w:r>
-        <w:rPr>
-          <w:bCs/>
-          <w:lang w:eastAsia="en-US"/>
-        </w:rPr>
-        <w:t xml:space="preserve">Реализация реального времени основана на классической архитектуре </w:t>
-      </w:r>
-      <w:proofErr w:type="spellStart"/>
-      <w:proofErr w:type="gramStart"/>
-      <w:r>
-        <w:rPr>
-          <w:bCs/>
-          <w:lang w:eastAsia="en-US"/>
-        </w:rPr>
-        <w:t>setup</w:t>
-      </w:r>
-      <w:proofErr w:type="spellEnd"/>
-      <w:r>
-        <w:rPr>
-          <w:bCs/>
-          <w:lang w:eastAsia="en-US"/>
-        </w:rPr>
-        <w:t>(</w:t>
-      </w:r>
-      <w:proofErr w:type="gramEnd"/>
-      <w:r>
-        <w:rPr>
-          <w:bCs/>
-          <w:lang w:eastAsia="en-US"/>
-        </w:rPr>
-        <w:t>)</w:t>
-      </w:r>
-      <w:r>
-        <w:rPr>
-          <w:bCs/>
-          <w:lang w:eastAsia="en-US"/>
-        </w:rPr>
-        <w:t xml:space="preserve">, </w:t>
-      </w:r>
-      <w:proofErr w:type="spellStart"/>
-      <w:r>
-        <w:rPr>
-          <w:bCs/>
-          <w:lang w:eastAsia="en-US"/>
-        </w:rPr>
-        <w:t>loop</w:t>
-      </w:r>
-      <w:proofErr w:type="spellEnd"/>
-      <w:r>
-        <w:rPr>
-          <w:bCs/>
-          <w:lang w:eastAsia="en-US"/>
-        </w:rPr>
-        <w:t xml:space="preserve">() и использовании </w:t>
-      </w:r>
-      <w:proofErr w:type="spellStart"/>
-      <w:r>
-        <w:rPr>
-          <w:bCs/>
-          <w:lang w:eastAsia="en-US"/>
-        </w:rPr>
-        <w:t>millis</w:t>
-      </w:r>
-      <w:proofErr w:type="spellEnd"/>
-      <w:r>
-        <w:rPr>
-          <w:bCs/>
-          <w:lang w:eastAsia="en-US"/>
-        </w:rPr>
-        <w:t>() вместо длительных задержек. Такой кооперативный тайминг позволяет одновременно поддерживать интерфейс на дисплее, опрашивать датчики</w:t>
-      </w:r>
-      <w:r>
-        <w:rPr>
-          <w:bCs/>
-          <w:lang w:eastAsia="en-US"/>
-        </w:rPr>
-        <w:t xml:space="preserve"> </w:t>
-      </w:r>
-      <w:r>
-        <w:rPr>
-          <w:bCs/>
-          <w:lang w:eastAsia="en-US"/>
-        </w:rPr>
-        <w:t>и точно отрабатывать длительность включения насоса, из которой рассчитывается объём порции. Выбор неблокирующей схемы — прямое следствие отсутствия RTOS и необходимости не нарушать рекомендуемые интервалы работы ультразвуковых модулей.</w:t>
-      </w:r>
-    </w:p>
-    <w:p>
-      <w:pPr>
-        <w:ind w:firstLine="709"/>
-        <w:rPr>
-          <w:bCs/>
-          <w:lang w:eastAsia="en-US"/>
-        </w:rPr>
-      </w:pPr>
-      <w:r>
-        <w:rPr>
-          <w:bCs/>
-          <w:lang w:eastAsia="en-US"/>
-        </w:rPr>
-        <w:t xml:space="preserve">Исполнительный механизм — погружной насос постоянного тока — требует силового ключа с защитным диодом, поскольку ток насоса превышает возможности вывода микроконтроллера. Это электрическое ограничение фиксирует и программные решения: управление осуществляется через цифровой выход, связанный с транзисторным ключом. </w:t>
-      </w:r>
-    </w:p>
-    <w:p>
-      <w:pPr>
-        <w:ind w:firstLine="709"/>
+          <w:lang w:val="ru-BY" w:eastAsia="en-US"/>
+        </w:rPr>
+      </w:pPr>
+      <w:r>
         <w:rPr>
           <w:bCs/>
           <w:lang w:val="ru-BY" w:eastAsia="en-US"/>
         </w:rPr>
-      </w:pPr>
+        <w:t xml:space="preserve">Программное обеспечение дозатора реализовано на языке C++ в среде </w:t>
+      </w:r>
+      <w:proofErr w:type="spellStart"/>
       <w:r>
         <w:rPr>
           <w:bCs/>
           <w:lang w:val="ru-BY" w:eastAsia="en-US"/>
         </w:rPr>
-        <w:t xml:space="preserve">Таким образом, каждая часть программы напрямую вытекает из </w:t>
-      </w:r>
+        <w:t>Arduino</w:t>
+      </w:r>
+      <w:proofErr w:type="spellEnd"/>
       <w:r>
         <w:rPr>
           <w:bCs/>
           <w:lang w:val="ru-BY" w:eastAsia="en-US"/>
         </w:rPr>
-        <w:lastRenderedPageBreak/>
-        <w:t>особенностей аппаратуры: малый объём SRAM формирует минималистичную стратегию вывода на OLED, наличие аппаратного I²C упрощает обмен с дисплеем, акустические ограничения HC-SR04 задают расписание опроса, а силовая обвязка насоса определяет модель управления и защиты. Эта согласованность архитектуры и кода обеспечивает стабильную дозировку, отзывчивый интерфейс и безопасную работу всей системы.</w:t>
-      </w:r>
-    </w:p>
-    <w:p>
-      <w:pPr>
-        <w:ind w:firstLine="709"/>
+        <w:t xml:space="preserve">, что обеспечивает прямую компиляцию в машинный код микроконтроллера и предсказуемое поведение в режиме реального времени. Архитектурно проект опирается на классическую структуру скетча с </w:t>
+      </w:r>
+      <w:r>
         <w:rPr>
           <w:bCs/>
           <w:lang w:val="ru-BY" w:eastAsia="en-US"/>
         </w:rPr>
-      </w:pPr>
+        <w:lastRenderedPageBreak/>
+        <w:t xml:space="preserve">функциями </w:t>
+      </w:r>
+      <w:proofErr w:type="spellStart"/>
+      <w:r>
+        <w:rPr>
+          <w:bCs/>
+          <w:lang w:val="ru-BY" w:eastAsia="en-US"/>
+        </w:rPr>
+        <w:t>setup</w:t>
+      </w:r>
+      <w:proofErr w:type="spellEnd"/>
+      <w:r>
+        <w:rPr>
+          <w:bCs/>
+          <w:lang w:val="ru-BY" w:eastAsia="en-US"/>
+        </w:rPr>
+        <w:t xml:space="preserve">() и </w:t>
+      </w:r>
+      <w:proofErr w:type="spellStart"/>
+      <w:r>
+        <w:rPr>
+          <w:bCs/>
+          <w:lang w:val="ru-BY" w:eastAsia="en-US"/>
+        </w:rPr>
+        <w:t>loop</w:t>
+      </w:r>
+      <w:proofErr w:type="spellEnd"/>
+      <w:r>
+        <w:rPr>
+          <w:bCs/>
+          <w:lang w:val="ru-BY" w:eastAsia="en-US"/>
+        </w:rPr>
+        <w:t xml:space="preserve">(): в первой выполняется инициализация периферии и параметров, во второй — непрерывный цикл обработки датчиков, логики дозирования и индикации. Такой подход соответствует рекомендуемой модели программирования платформы </w:t>
+      </w:r>
+      <w:proofErr w:type="spellStart"/>
+      <w:r>
+        <w:rPr>
+          <w:bCs/>
+          <w:lang w:val="ru-BY" w:eastAsia="en-US"/>
+        </w:rPr>
+        <w:t>Arduino</w:t>
+      </w:r>
+      <w:proofErr w:type="spellEnd"/>
+      <w:r>
+        <w:rPr>
+          <w:bCs/>
+          <w:lang w:val="ru-BY" w:eastAsia="en-US"/>
+        </w:rPr>
+        <w:t xml:space="preserve"> и облегчает организацию реактивного приложения.</w:t>
+      </w:r>
     </w:p>
     <w:p>
       <w:pPr>
         <w:ind w:firstLine="709"/>
         <w:rPr>
           <w:bCs/>
-          <w:lang w:eastAsia="en-US" w:bidi="ar-SA"/>
-        </w:rPr>
-      </w:pPr>
+          <w:lang w:val="ru-BY" w:eastAsia="en-US"/>
+        </w:rPr>
+      </w:pPr>
+      <w:r>
+        <w:rPr>
+          <w:bCs/>
+          <w:lang w:val="ru-BY" w:eastAsia="en-US"/>
+        </w:rPr>
+        <w:t xml:space="preserve">Для управления временем и кооперативной «многозадачности» используется счётчик миллисекунд </w:t>
+      </w:r>
+      <w:proofErr w:type="spellStart"/>
+      <w:r>
+        <w:rPr>
+          <w:bCs/>
+          <w:lang w:val="ru-BY" w:eastAsia="en-US"/>
+        </w:rPr>
+        <w:t>millis</w:t>
+      </w:r>
+      <w:proofErr w:type="spellEnd"/>
+      <w:r>
+        <w:rPr>
+          <w:bCs/>
+          <w:lang w:val="ru-BY" w:eastAsia="en-US"/>
+        </w:rPr>
+        <w:t xml:space="preserve">(), позволяющий запускать периодические процедуры без блокировки основного цикла; функция </w:t>
+      </w:r>
+      <w:proofErr w:type="spellStart"/>
+      <w:r>
+        <w:rPr>
+          <w:bCs/>
+          <w:lang w:val="ru-BY" w:eastAsia="en-US"/>
+        </w:rPr>
+        <w:t>delay</w:t>
+      </w:r>
+      <w:proofErr w:type="spellEnd"/>
+      <w:r>
+        <w:rPr>
+          <w:bCs/>
+          <w:lang w:val="ru-BY" w:eastAsia="en-US"/>
+        </w:rPr>
+        <w:t xml:space="preserve">() применяется только там, где допустима кратковременная пауза, чтобы не нарушать отзывчивость системы. Подобное использование </w:t>
+      </w:r>
+      <w:proofErr w:type="spellStart"/>
+      <w:r>
+        <w:rPr>
+          <w:bCs/>
+          <w:lang w:val="ru-BY" w:eastAsia="en-US"/>
+        </w:rPr>
+        <w:t>millis</w:t>
+      </w:r>
+      <w:proofErr w:type="spellEnd"/>
+      <w:r>
+        <w:rPr>
+          <w:bCs/>
+          <w:lang w:val="ru-BY" w:eastAsia="en-US"/>
+        </w:rPr>
+        <w:t xml:space="preserve">() как неблокирующего таймера рекомендуется в руководствах и практических примерах по </w:t>
+      </w:r>
+      <w:proofErr w:type="spellStart"/>
+      <w:r>
+        <w:rPr>
+          <w:bCs/>
+          <w:lang w:val="ru-BY" w:eastAsia="en-US"/>
+        </w:rPr>
+        <w:t>Arduino</w:t>
+      </w:r>
+      <w:proofErr w:type="spellEnd"/>
+      <w:r>
+        <w:rPr>
+          <w:bCs/>
+          <w:lang w:val="ru-BY" w:eastAsia="en-US"/>
+        </w:rPr>
+        <w:t>-разработке [1</w:t>
+      </w:r>
+      <w:r>
+        <w:rPr>
+          <w:bCs/>
+          <w:lang w:val="ru-BY" w:eastAsia="en-US"/>
+        </w:rPr>
+        <w:t>3</w:t>
+      </w:r>
+      <w:r>
+        <w:rPr>
+          <w:bCs/>
+          <w:lang w:val="ru-BY" w:eastAsia="en-US"/>
+        </w:rPr>
+        <w:t>]. Благодаря этому удаётся одновременно опрашивать два ультразвуковых датчика, обновлять индикацию на дисплее и точно отрабатывать импульсы включения насоса.</w:t>
+      </w:r>
     </w:p>
     <w:p>
       <w:pPr>
         <w:ind w:firstLine="709"/>
         <w:rPr>
           <w:bCs/>
-          <w:lang w:eastAsia="en-US"/>
-        </w:rPr>
-      </w:pPr>
+          <w:lang w:val="ru-BY" w:eastAsia="en-US"/>
+        </w:rPr>
+      </w:pPr>
+      <w:r>
+        <w:rPr>
+          <w:bCs/>
+          <w:lang w:val="ru-BY" w:eastAsia="en-US"/>
+        </w:rPr>
+        <w:t xml:space="preserve">Связь с OLED-дисплеем 0,96″ на контроллере SSD1306 реализована по шине I²C через стандартную библиотеку </w:t>
+      </w:r>
+      <w:proofErr w:type="spellStart"/>
+      <w:r>
+        <w:rPr>
+          <w:bCs/>
+          <w:lang w:val="ru-BY" w:eastAsia="en-US"/>
+        </w:rPr>
+        <w:t>Wire</w:t>
+      </w:r>
+      <w:proofErr w:type="spellEnd"/>
+      <w:r>
+        <w:rPr>
+          <w:bCs/>
+          <w:lang w:val="ru-BY" w:eastAsia="en-US"/>
+        </w:rPr>
+        <w:t>. Выбор интерфейса I²C минимизирует число задействованных выводов и упрощает разводку, а использование готовой библиотеки для SSD1306 (Adafruit_SSD1306) ускоряет разработку экранного интерфейса и даёт доступ к готовым примитивам отрисовки текста и графики.</w:t>
+      </w:r>
     </w:p>
     <w:p>
       <w:pPr>
         <w:ind w:firstLine="709"/>
         <w:rPr>
           <w:bCs/>
-          <w:lang w:eastAsia="en-US"/>
-        </w:rPr>
-      </w:pPr>
+          <w:lang w:val="ru-BY" w:eastAsia="en-US"/>
+        </w:rPr>
+      </w:pPr>
+      <w:r>
+        <w:rPr>
+          <w:bCs/>
+          <w:lang w:val="ru-BY" w:eastAsia="en-US"/>
+        </w:rPr>
+        <w:t xml:space="preserve">Алгоритмы обработки данных ультразвуковых датчиков HC-SR04 построены на измерении длительности импульса на выводе </w:t>
+      </w:r>
+      <w:proofErr w:type="spellStart"/>
+      <w:r>
+        <w:rPr>
+          <w:bCs/>
+          <w:lang w:val="ru-BY" w:eastAsia="en-US"/>
+        </w:rPr>
+        <w:t>Echo</w:t>
+      </w:r>
+      <w:proofErr w:type="spellEnd"/>
+      <w:r>
+        <w:rPr>
+          <w:bCs/>
+          <w:lang w:val="ru-BY" w:eastAsia="en-US"/>
+        </w:rPr>
+        <w:t xml:space="preserve"> с помощью функции </w:t>
+      </w:r>
+      <w:proofErr w:type="spellStart"/>
+      <w:r>
+        <w:rPr>
+          <w:bCs/>
+          <w:lang w:val="ru-BY" w:eastAsia="en-US"/>
+        </w:rPr>
+        <w:t>pulseIn</w:t>
+      </w:r>
+      <w:proofErr w:type="spellEnd"/>
+      <w:r>
+        <w:rPr>
+          <w:bCs/>
+          <w:lang w:val="ru-BY" w:eastAsia="en-US"/>
+        </w:rPr>
+        <w:t xml:space="preserve">() и последующем переводе времени пролёта звука в расстояние, что соответствует типовым примерам использования HC-SR04 с </w:t>
+      </w:r>
+      <w:proofErr w:type="spellStart"/>
+      <w:r>
+        <w:rPr>
+          <w:bCs/>
+          <w:lang w:val="ru-BY" w:eastAsia="en-US"/>
+        </w:rPr>
+        <w:t>Arduino</w:t>
+      </w:r>
+      <w:proofErr w:type="spellEnd"/>
+      <w:r>
+        <w:rPr>
+          <w:bCs/>
+          <w:lang w:val="ru-BY" w:eastAsia="en-US"/>
+        </w:rPr>
+        <w:t xml:space="preserve"> [1</w:t>
+      </w:r>
+      <w:r>
+        <w:rPr>
+          <w:bCs/>
+          <w:lang w:val="ru-BY" w:eastAsia="en-US"/>
+        </w:rPr>
+        <w:t>4</w:t>
+      </w:r>
+      <w:r>
+        <w:rPr>
+          <w:bCs/>
+          <w:lang w:val="ru-BY" w:eastAsia="en-US"/>
+        </w:rPr>
+        <w:t xml:space="preserve">]. Низкоуровневое управление выводами контроллера использует стандартные функции </w:t>
+      </w:r>
+      <w:proofErr w:type="spellStart"/>
+      <w:r>
+        <w:rPr>
+          <w:bCs/>
+          <w:lang w:val="ru-BY" w:eastAsia="en-US"/>
+        </w:rPr>
+        <w:t>pinMode</w:t>
+      </w:r>
+      <w:proofErr w:type="spellEnd"/>
+      <w:r>
+        <w:rPr>
+          <w:bCs/>
+          <w:lang w:val="ru-BY" w:eastAsia="en-US"/>
+        </w:rPr>
+        <w:t xml:space="preserve">() и </w:t>
+      </w:r>
+      <w:proofErr w:type="spellStart"/>
+      <w:r>
+        <w:rPr>
+          <w:bCs/>
+          <w:lang w:val="ru-BY" w:eastAsia="en-US"/>
+        </w:rPr>
+        <w:t>digitalWrite</w:t>
+      </w:r>
+      <w:proofErr w:type="spellEnd"/>
+      <w:r>
+        <w:rPr>
+          <w:bCs/>
+          <w:lang w:val="ru-BY" w:eastAsia="en-US"/>
+        </w:rPr>
+        <w:t xml:space="preserve">() для конфигурации линий триггера/эха датчиков и силового ключа насоса, что соответствует каноническим практикам </w:t>
+      </w:r>
+      <w:proofErr w:type="spellStart"/>
+      <w:r>
+        <w:rPr>
+          <w:bCs/>
+          <w:lang w:val="ru-BY" w:eastAsia="en-US"/>
+        </w:rPr>
+        <w:t>Arduino</w:t>
+      </w:r>
+      <w:proofErr w:type="spellEnd"/>
+      <w:r>
+        <w:rPr>
+          <w:bCs/>
+          <w:lang w:val="ru-BY" w:eastAsia="en-US"/>
+        </w:rPr>
+        <w:t xml:space="preserve"> и облегчает переносимость кода.</w:t>
+      </w:r>
     </w:p>
     <w:p>
       <w:pPr>
         <w:ind w:firstLine="709"/>
         <w:rPr>
           <w:bCs/>
-          <w:lang w:eastAsia="en-US"/>
-        </w:rPr>
-      </w:pPr>
+          <w:lang w:val="ru-BY" w:eastAsia="en-US"/>
+        </w:rPr>
+      </w:pPr>
+      <w:r>
+        <w:rPr>
+          <w:bCs/>
+          <w:lang w:val="ru-BY" w:eastAsia="en-US"/>
+        </w:rPr>
+        <w:t xml:space="preserve">В совокупности выбранные технологии — событийная петля </w:t>
+      </w:r>
+      <w:proofErr w:type="spellStart"/>
+      <w:r>
+        <w:rPr>
+          <w:bCs/>
+          <w:lang w:val="ru-BY" w:eastAsia="en-US"/>
+        </w:rPr>
+        <w:t>setup</w:t>
+      </w:r>
+      <w:proofErr w:type="spellEnd"/>
+      <w:r>
+        <w:rPr>
+          <w:bCs/>
+          <w:lang w:val="ru-BY" w:eastAsia="en-US"/>
+        </w:rPr>
+        <w:t>()/</w:t>
+      </w:r>
+      <w:proofErr w:type="spellStart"/>
+      <w:r>
+        <w:rPr>
+          <w:bCs/>
+          <w:lang w:val="ru-BY" w:eastAsia="en-US"/>
+        </w:rPr>
+        <w:t>loop</w:t>
+      </w:r>
+      <w:proofErr w:type="spellEnd"/>
+      <w:r>
+        <w:rPr>
+          <w:bCs/>
+          <w:lang w:val="ru-BY" w:eastAsia="en-US"/>
+        </w:rPr>
+        <w:t xml:space="preserve">() с неблокирующим таймингом на основе </w:t>
+      </w:r>
+      <w:proofErr w:type="spellStart"/>
+      <w:r>
+        <w:rPr>
+          <w:bCs/>
+          <w:lang w:val="ru-BY" w:eastAsia="en-US"/>
+        </w:rPr>
+        <w:t>millis</w:t>
+      </w:r>
+      <w:proofErr w:type="spellEnd"/>
+      <w:r>
+        <w:rPr>
+          <w:bCs/>
+          <w:lang w:val="ru-BY" w:eastAsia="en-US"/>
+        </w:rPr>
+        <w:t xml:space="preserve">(), I²C-взаимодействие с OLED через </w:t>
+      </w:r>
+      <w:proofErr w:type="spellStart"/>
+      <w:r>
+        <w:rPr>
+          <w:bCs/>
+          <w:lang w:val="ru-BY" w:eastAsia="en-US"/>
+        </w:rPr>
+        <w:t>Wire</w:t>
+      </w:r>
+      <w:proofErr w:type="spellEnd"/>
+      <w:r>
+        <w:rPr>
+          <w:bCs/>
+          <w:lang w:val="ru-BY" w:eastAsia="en-US"/>
+        </w:rPr>
+        <w:t xml:space="preserve"> и библиотеку Adafruit_SSD1306</w:t>
+      </w:r>
+      <w:r>
+        <w:rPr>
+          <w:bCs/>
+          <w:lang w:val="ru-BY" w:eastAsia="en-US"/>
+        </w:rPr>
+        <w:t xml:space="preserve">, </w:t>
+      </w:r>
+      <w:r>
+        <w:rPr>
+          <w:bCs/>
+          <w:lang w:val="ru-BY" w:eastAsia="en-US"/>
+        </w:rPr>
+        <w:t xml:space="preserve">а также измерение времени импульса </w:t>
+      </w:r>
+      <w:proofErr w:type="spellStart"/>
+      <w:r>
+        <w:rPr>
+          <w:bCs/>
+          <w:lang w:val="ru-BY" w:eastAsia="en-US"/>
+        </w:rPr>
+        <w:t>Echo</w:t>
+      </w:r>
+      <w:proofErr w:type="spellEnd"/>
+      <w:r>
+        <w:rPr>
+          <w:bCs/>
+          <w:lang w:val="ru-BY" w:eastAsia="en-US"/>
+        </w:rPr>
+        <w:t xml:space="preserve"> с конвертацией в расстояние для датчика HC-SR04 — образуют целостную и эффективную программную архитектуру, адекватную требованиям бесконтактного дозирования и удобной индикации на компактной платформе </w:t>
+      </w:r>
+      <w:proofErr w:type="spellStart"/>
+      <w:r>
+        <w:rPr>
+          <w:bCs/>
+          <w:lang w:val="ru-BY" w:eastAsia="en-US"/>
+        </w:rPr>
+        <w:t>Arduino</w:t>
+      </w:r>
+      <w:proofErr w:type="spellEnd"/>
+      <w:r>
+        <w:rPr>
+          <w:bCs/>
+          <w:lang w:val="ru-BY" w:eastAsia="en-US"/>
+        </w:rPr>
+        <w:t xml:space="preserve"> </w:t>
+      </w:r>
+      <w:proofErr w:type="spellStart"/>
+      <w:r>
+        <w:rPr>
+          <w:bCs/>
+          <w:lang w:val="ru-BY" w:eastAsia="en-US"/>
+        </w:rPr>
+        <w:t>Nano</w:t>
+      </w:r>
+      <w:proofErr w:type="spellEnd"/>
+      <w:r>
+        <w:rPr>
+          <w:bCs/>
+          <w:lang w:val="ru-BY" w:eastAsia="en-US"/>
+        </w:rPr>
+        <w:t>.</w:t>
+      </w:r>
     </w:p>
     <w:p>
       <w:pPr>
         <w:ind w:firstLine="709"/>
         <w:rPr>
           <w:bCs/>
-          <w:lang w:eastAsia="en-US"/>
-        </w:rPr>
-      </w:pPr>
+          <w:lang w:eastAsia="en-US" w:bidi="ar-SA"/>
+        </w:rPr>
+      </w:pPr>
+    </w:p>
+    <w:p>
+      <w:pPr>
+        <w:pStyle w:val="2"/>
+        <w:rPr>
+          <w:lang w:eastAsia="en-US" w:bidi="ar-SA"/>
+        </w:rPr>
+      </w:pPr>
+      <w:r>
+        <w:rPr>
+          <w:highlight w:val="yellow"/>
+          <w:lang w:eastAsia="en-US" w:bidi="ar-SA"/>
+        </w:rPr>
+        <w:t xml:space="preserve">3.3 </w:t>
+      </w:r>
+      <w:r>
+        <w:rPr>
+          <w:highlight w:val="yellow"/>
+          <w:lang w:eastAsia="en-US" w:bidi="ar-SA"/>
+        </w:rPr>
+        <w:t>Связь архитектуры вычислительной системы с</w:t>
+      </w:r>
+      <w:r>
+        <w:rPr>
+          <w:highlight w:val="yellow"/>
+          <w:lang w:eastAsia="en-US" w:bidi="ar-SA"/>
+        </w:rPr>
+        <w:t xml:space="preserve"> </w:t>
+      </w:r>
+      <w:r>
+        <w:rPr>
+          <w:highlight w:val="yellow"/>
+          <w:lang w:eastAsia="en-US" w:bidi="ar-SA"/>
+        </w:rPr>
+        <w:t>разрабатываемым программным обеспечением</w:t>
+      </w:r>
     </w:p>
     <w:p>
       <w:pPr>
         <w:ind w:firstLine="709"/>
         <w:rPr>
+          <w:lang w:eastAsia="en-US" w:bidi="ar-SA"/>
+        </w:rPr>
+      </w:pPr>
+    </w:p>
+    <w:p>
+      <w:pPr>
+        <w:ind w:firstLine="709"/>
+        <w:rPr>
           <w:bCs/>
-          <w:lang w:eastAsia="en-US"/>
-        </w:rPr>
-      </w:pPr>
+          <w:lang w:val="ru-BY" w:eastAsia="en-US"/>
+        </w:rPr>
+      </w:pPr>
+      <w:bookmarkStart w:id="16" w:name="_Toc121715394"/>
+      <w:r>
+        <w:rPr>
+          <w:bCs/>
+          <w:lang w:val="ru-BY" w:eastAsia="en-US"/>
+        </w:rPr>
+        <w:lastRenderedPageBreak/>
+        <w:t xml:space="preserve">Аппаратная платформа на базе </w:t>
+      </w:r>
+      <w:proofErr w:type="spellStart"/>
+      <w:r>
+        <w:rPr>
+          <w:bCs/>
+          <w:lang w:val="ru-BY" w:eastAsia="en-US"/>
+        </w:rPr>
+        <w:t>Arduino</w:t>
+      </w:r>
+      <w:proofErr w:type="spellEnd"/>
+      <w:r>
+        <w:rPr>
+          <w:bCs/>
+          <w:lang w:val="ru-BY" w:eastAsia="en-US"/>
+        </w:rPr>
+        <w:t xml:space="preserve"> </w:t>
+      </w:r>
+      <w:proofErr w:type="spellStart"/>
+      <w:r>
+        <w:rPr>
+          <w:bCs/>
+          <w:lang w:val="ru-BY" w:eastAsia="en-US"/>
+        </w:rPr>
+        <w:t>Nano</w:t>
+      </w:r>
+      <w:proofErr w:type="spellEnd"/>
+      <w:r>
+        <w:rPr>
+          <w:bCs/>
+          <w:lang w:val="ru-BY" w:eastAsia="en-US"/>
+        </w:rPr>
+        <w:t xml:space="preserve"> с микроконтроллером ATmega328P определяет ключевые архитектурные решения в программной части дозатора. Ограниченный объём оперативной памяти 2 КБ при 32 КБ Flash и 1 КБ EEPROM требует минимизации буферов и строк, хранения неизменяемых данных в программной памяти и отказа от динамических выделений. Под эти ограничения подстраиваются индикация и алгоритмы обработки: программный код спроектирован так, чтобы при одновременном опросе датчиков и управлении насосом укладываться в доступную SRAM, а энергонезависимая память использоваться только для хранения коэффициентов калибровки и настроек триггера, не теряющихся при отключении питания. Такое решение непосредственно связано с особенностями Гарвардской архитектуры ATmega328P с раздельными областями Flash, SRAM и EEPROM.</w:t>
+      </w:r>
     </w:p>
     <w:p>
       <w:pPr>
         <w:ind w:firstLine="709"/>
         <w:rPr>
           <w:bCs/>
-          <w:lang w:eastAsia="en-US"/>
-        </w:rPr>
-      </w:pPr>
+          <w:lang w:val="ru-BY" w:eastAsia="en-US"/>
+        </w:rPr>
+      </w:pPr>
+      <w:r>
+        <w:rPr>
+          <w:bCs/>
+          <w:lang w:val="ru-BY" w:eastAsia="en-US"/>
+        </w:rPr>
+        <w:t xml:space="preserve">Модуль OLED 0,96″ на контроллере SSD1306 подключён по интерфейсу I²C и при полном кадровом буфере 128×64 бит требует 1024 байта ОЗУ, то есть около половины доступной SRAM. Это накладывает жёсткое ограничение на характер индикации: в программном обеспечении используется преимущественно текстовый интерфейс с минимальным количеством графики и продуманным режимом обновления экрана без лишней перерисовки. Наличие аппаратного модуля TWI (I²C) в ATmega328P позволяет реализовать обмен с дисплеем через стандартную библиотеку </w:t>
+      </w:r>
+      <w:proofErr w:type="spellStart"/>
+      <w:r>
+        <w:rPr>
+          <w:bCs/>
+          <w:lang w:val="ru-BY" w:eastAsia="en-US"/>
+        </w:rPr>
+        <w:t>Wire</w:t>
+      </w:r>
+      <w:proofErr w:type="spellEnd"/>
+      <w:r>
+        <w:rPr>
+          <w:bCs/>
+          <w:lang w:val="ru-BY" w:eastAsia="en-US"/>
+        </w:rPr>
+        <w:t>, опираясь на аппаратную поддержку протокола и не перегружая ядро микроконтроллера лишними программными операциями.</w:t>
+      </w:r>
     </w:p>
     <w:p>
       <w:pPr>
         <w:ind w:firstLine="709"/>
         <w:rPr>
           <w:bCs/>
-          <w:lang w:eastAsia="en-US"/>
-        </w:rPr>
-      </w:pPr>
+          <w:lang w:val="ru-BY" w:eastAsia="en-US"/>
+        </w:rPr>
+      </w:pPr>
+      <w:r>
+        <w:rPr>
+          <w:bCs/>
+          <w:lang w:val="ru-BY" w:eastAsia="en-US"/>
+        </w:rPr>
+        <w:t xml:space="preserve">Два ультразвуковых датчика HC-SR04 напрямую задают структуру алгоритмов опроса. Каждый датчик требует короткого триггерного импульса и формирует ответ </w:t>
+      </w:r>
+      <w:proofErr w:type="spellStart"/>
+      <w:r>
+        <w:rPr>
+          <w:bCs/>
+          <w:lang w:val="ru-BY" w:eastAsia="en-US"/>
+        </w:rPr>
+        <w:t>Echo</w:t>
+      </w:r>
+      <w:proofErr w:type="spellEnd"/>
+      <w:r>
+        <w:rPr>
+          <w:bCs/>
+          <w:lang w:val="ru-BY" w:eastAsia="en-US"/>
+        </w:rPr>
+        <w:t xml:space="preserve">, длительность которого пропорциональна расстоянию до объекта; между измерениями необходимо выдерживать паузу не менее 60 мс во избежание </w:t>
+      </w:r>
+      <w:proofErr w:type="spellStart"/>
+      <w:r>
+        <w:rPr>
+          <w:bCs/>
+          <w:lang w:val="ru-BY" w:eastAsia="en-US"/>
+        </w:rPr>
+        <w:t>переотражений</w:t>
+      </w:r>
+      <w:proofErr w:type="spellEnd"/>
+      <w:r>
+        <w:rPr>
+          <w:bCs/>
+          <w:lang w:val="ru-BY" w:eastAsia="en-US"/>
+        </w:rPr>
+        <w:t xml:space="preserve"> и взаимных помех. В программной архитектуре это отражено в чередовании запусков левого и правого датчиков по таймерам: триггерные импульсы формируются с безопасным разносом по времени, а вычисленное расстояние дополнительно проверяется на принадлежность допустимому диапазону. Для измерения применяются функции </w:t>
+      </w:r>
+      <w:proofErr w:type="spellStart"/>
+      <w:r>
+        <w:rPr>
+          <w:bCs/>
+          <w:lang w:val="ru-BY" w:eastAsia="en-US"/>
+        </w:rPr>
+        <w:t>pulseIn</w:t>
+      </w:r>
+      <w:proofErr w:type="spellEnd"/>
+      <w:r>
+        <w:rPr>
+          <w:bCs/>
+          <w:lang w:val="ru-BY" w:eastAsia="en-US"/>
+        </w:rPr>
+        <w:t xml:space="preserve">() и </w:t>
+      </w:r>
+      <w:proofErr w:type="spellStart"/>
+      <w:r>
+        <w:rPr>
+          <w:bCs/>
+          <w:lang w:val="ru-BY" w:eastAsia="en-US"/>
+        </w:rPr>
+        <w:t>millis</w:t>
+      </w:r>
+      <w:proofErr w:type="spellEnd"/>
+      <w:r>
+        <w:rPr>
+          <w:bCs/>
+          <w:lang w:val="ru-BY" w:eastAsia="en-US"/>
+        </w:rPr>
+        <w:t>(), что позволяет параллельно обслуживать индикацию и управление насосом, не вводя длительных блокирующих задержек и сохраняя предсказуемое время реакции.</w:t>
+      </w:r>
     </w:p>
     <w:p>
       <w:pPr>
         <w:ind w:firstLine="709"/>
         <w:rPr>
           <w:bCs/>
-          <w:lang w:eastAsia="en-US"/>
-        </w:rPr>
-      </w:pPr>
+          <w:lang w:val="ru-BY" w:eastAsia="en-US"/>
+        </w:rPr>
+      </w:pPr>
+      <w:r>
+        <w:rPr>
+          <w:bCs/>
+          <w:lang w:val="ru-BY" w:eastAsia="en-US"/>
+        </w:rPr>
+        <w:t xml:space="preserve">Реализация «мягкого» реального времени опирается на классическую для </w:t>
+      </w:r>
+      <w:proofErr w:type="spellStart"/>
+      <w:r>
+        <w:rPr>
+          <w:bCs/>
+          <w:lang w:val="ru-BY" w:eastAsia="en-US"/>
+        </w:rPr>
+        <w:t>Arduino</w:t>
+      </w:r>
+      <w:proofErr w:type="spellEnd"/>
+      <w:r>
+        <w:rPr>
+          <w:bCs/>
+          <w:lang w:val="ru-BY" w:eastAsia="en-US"/>
+        </w:rPr>
+        <w:t xml:space="preserve"> архитектуру </w:t>
+      </w:r>
+      <w:proofErr w:type="spellStart"/>
+      <w:r>
+        <w:rPr>
+          <w:bCs/>
+          <w:lang w:val="ru-BY" w:eastAsia="en-US"/>
+        </w:rPr>
+        <w:t>setup</w:t>
+      </w:r>
+      <w:proofErr w:type="spellEnd"/>
+      <w:r>
+        <w:rPr>
+          <w:bCs/>
+          <w:lang w:val="ru-BY" w:eastAsia="en-US"/>
+        </w:rPr>
+        <w:t>()/</w:t>
+      </w:r>
+      <w:proofErr w:type="spellStart"/>
+      <w:r>
+        <w:rPr>
+          <w:bCs/>
+          <w:lang w:val="ru-BY" w:eastAsia="en-US"/>
+        </w:rPr>
+        <w:t>loop</w:t>
+      </w:r>
+      <w:proofErr w:type="spellEnd"/>
+      <w:r>
+        <w:rPr>
+          <w:bCs/>
+          <w:lang w:val="ru-BY" w:eastAsia="en-US"/>
+        </w:rPr>
+        <w:t xml:space="preserve">() и использование счётчика </w:t>
+      </w:r>
+      <w:proofErr w:type="spellStart"/>
+      <w:r>
+        <w:rPr>
+          <w:bCs/>
+          <w:lang w:val="ru-BY" w:eastAsia="en-US"/>
+        </w:rPr>
+        <w:t>millis</w:t>
+      </w:r>
+      <w:proofErr w:type="spellEnd"/>
+      <w:r>
+        <w:rPr>
+          <w:bCs/>
+          <w:lang w:val="ru-BY" w:eastAsia="en-US"/>
+        </w:rPr>
+        <w:t xml:space="preserve">() вместо продолжительных вызовов </w:t>
+      </w:r>
+      <w:proofErr w:type="spellStart"/>
+      <w:r>
+        <w:rPr>
+          <w:bCs/>
+          <w:lang w:val="ru-BY" w:eastAsia="en-US"/>
+        </w:rPr>
+        <w:t>delay</w:t>
+      </w:r>
+      <w:proofErr w:type="spellEnd"/>
+      <w:r>
+        <w:rPr>
+          <w:bCs/>
+          <w:lang w:val="ru-BY" w:eastAsia="en-US"/>
+        </w:rPr>
+        <w:t xml:space="preserve">(). Основная программа рассматривается как набор периодических задач: опрос ультразвуковых </w:t>
+      </w:r>
+      <w:r>
+        <w:rPr>
+          <w:bCs/>
+          <w:lang w:val="ru-BY" w:eastAsia="en-US"/>
+        </w:rPr>
+        <w:lastRenderedPageBreak/>
+        <w:t xml:space="preserve">датчиков, обновление OLED-дисплея, контроль длительности включения насоса и периодическая самодиагностика. Для каждой задачи определён собственный период, а запуск реализуется сравнением текущего значения </w:t>
+      </w:r>
+      <w:proofErr w:type="spellStart"/>
+      <w:r>
+        <w:rPr>
+          <w:bCs/>
+          <w:lang w:val="ru-BY" w:eastAsia="en-US"/>
+        </w:rPr>
+        <w:t>millis</w:t>
+      </w:r>
+      <w:proofErr w:type="spellEnd"/>
+      <w:r>
+        <w:rPr>
+          <w:bCs/>
+          <w:lang w:val="ru-BY" w:eastAsia="en-US"/>
+        </w:rPr>
+        <w:t xml:space="preserve">() с моментом последнего вызова. Такой подход обеспечивает одновременное обновление индикации, регулярный опрос датчиков и точный учёт времени работы насоса, от которого зависит объём выдаваемой порции. Неблокирующая схема выбрана, поскольку на базовой платформе отсутствует RTOS, а использование длительных </w:t>
+      </w:r>
+      <w:proofErr w:type="spellStart"/>
+      <w:r>
+        <w:rPr>
+          <w:bCs/>
+          <w:lang w:val="ru-BY" w:eastAsia="en-US"/>
+        </w:rPr>
+        <w:t>delay</w:t>
+      </w:r>
+      <w:proofErr w:type="spellEnd"/>
+      <w:r>
+        <w:rPr>
+          <w:bCs/>
+          <w:lang w:val="ru-BY" w:eastAsia="en-US"/>
+        </w:rPr>
+        <w:t>() приводило бы к пропуску измерений и визуальному «</w:t>
+      </w:r>
+      <w:proofErr w:type="spellStart"/>
+      <w:r>
+        <w:rPr>
+          <w:bCs/>
+          <w:lang w:val="ru-BY" w:eastAsia="en-US"/>
+        </w:rPr>
+        <w:t>подвисанию</w:t>
+      </w:r>
+      <w:proofErr w:type="spellEnd"/>
+      <w:r>
+        <w:rPr>
+          <w:bCs/>
+          <w:lang w:val="ru-BY" w:eastAsia="en-US"/>
+        </w:rPr>
+        <w:t>» интерфейса.</w:t>
+      </w:r>
     </w:p>
     <w:p>
       <w:pPr>
         <w:ind w:firstLine="709"/>
         <w:rPr>
           <w:bCs/>
-          <w:lang w:eastAsia="en-US"/>
-        </w:rPr>
-      </w:pPr>
+          <w:lang w:val="ru-BY" w:eastAsia="en-US"/>
+        </w:rPr>
+      </w:pPr>
+      <w:r>
+        <w:rPr>
+          <w:bCs/>
+          <w:lang w:val="ru-BY" w:eastAsia="en-US"/>
+        </w:rPr>
+        <w:t xml:space="preserve">Исполнительный механизм — погружной насос постоянного тока — подключён к системе через одноканальный релейный модуль 5 В / 10 А, а не непосредственно к выводу микроконтроллера. Релейный модуль содержит встроенный драйвер, защитный диод и согласующие цепи, поэтому </w:t>
+      </w:r>
+      <w:proofErr w:type="spellStart"/>
+      <w:r>
+        <w:rPr>
+          <w:bCs/>
+          <w:lang w:val="ru-BY" w:eastAsia="en-US"/>
+        </w:rPr>
+        <w:t>Arduino</w:t>
+      </w:r>
+      <w:proofErr w:type="spellEnd"/>
+      <w:r>
+        <w:rPr>
+          <w:bCs/>
+          <w:lang w:val="ru-BY" w:eastAsia="en-US"/>
+        </w:rPr>
+        <w:t xml:space="preserve"> формирует лишь логический уровень на входе IN, а вся силовая коммутация выполняется контактами электромеханического реле. Это позволяет безопасно коммутировать токи насоса, превышающие допустимую нагрузочную способность выводов ATmega328P, и гальванически развязать низковольтную логику от силовой части. В программном обеспечении это выражается в управлении одним цифровым пином по типовой схеме, рекомендуемой для проектов на базе </w:t>
+      </w:r>
+      <w:proofErr w:type="spellStart"/>
+      <w:r>
+        <w:rPr>
+          <w:bCs/>
+          <w:lang w:val="ru-BY" w:eastAsia="en-US"/>
+        </w:rPr>
+        <w:t>Arduino</w:t>
+      </w:r>
+      <w:proofErr w:type="spellEnd"/>
+      <w:r>
+        <w:rPr>
+          <w:bCs/>
+          <w:lang w:val="ru-BY" w:eastAsia="en-US"/>
+        </w:rPr>
+        <w:t xml:space="preserve"> [16]: логика формирования импульса включения, защита от ложных и повторных срабатываний реализуются на уровне таймеров и анализа состояния датчиков, тогда как детали силовой коммутации остаются внутри стандартного модуля реле.</w:t>
+      </w:r>
     </w:p>
     <w:p>
       <w:pPr>
         <w:ind w:firstLine="709"/>
         <w:rPr>
           <w:bCs/>
-          <w:lang w:eastAsia="en-US"/>
-        </w:rPr>
-      </w:pPr>
+          <w:lang w:val="ru-BY" w:eastAsia="en-US"/>
+        </w:rPr>
+      </w:pPr>
+      <w:r>
+        <w:rPr>
+          <w:bCs/>
+          <w:lang w:val="ru-BY" w:eastAsia="en-US"/>
+        </w:rPr>
+        <w:t xml:space="preserve">Таким образом, структура и поведение программы разрабатывались в прямой привязке к ограничениями и возможностям аппаратной платформы: объём SRAM определяет формат и способ обновления OLED-интерфейса, аппаратное I²C (TWI) задаёт модель обмена с дисплеем, акустические особенности HC-SR04 формируют расписание опроса, а наличие релейного модуля — схему управления насосом. Полученная взаимосвязь архитектуры вычислительной системы и программного обеспечения обеспечивает стабильную дозировку, предсказуемое время реакции и безопасную работу дозатора в реальных условиях эксплуатации. В данном подразделе показано, что программная реализация неотделима от выбранной элементной базы: все ключевые алгоритмы — от опроса датчиков до формирования индикации и управления насосом — опираются на реальные ресурсы микроконтроллера </w:t>
+      </w:r>
+      <w:proofErr w:type="spellStart"/>
+      <w:r>
+        <w:rPr>
+          <w:bCs/>
+          <w:lang w:val="ru-BY" w:eastAsia="en-US"/>
+        </w:rPr>
+        <w:t>Arduino</w:t>
+      </w:r>
+      <w:proofErr w:type="spellEnd"/>
+      <w:r>
+        <w:rPr>
+          <w:bCs/>
+          <w:lang w:val="ru-BY" w:eastAsia="en-US"/>
+        </w:rPr>
+        <w:t xml:space="preserve"> </w:t>
+      </w:r>
+      <w:proofErr w:type="spellStart"/>
+      <w:r>
+        <w:rPr>
+          <w:bCs/>
+          <w:lang w:val="ru-BY" w:eastAsia="en-US"/>
+        </w:rPr>
+        <w:t>Nano</w:t>
+      </w:r>
+      <w:proofErr w:type="spellEnd"/>
+      <w:r>
+        <w:rPr>
+          <w:bCs/>
+          <w:lang w:val="ru-BY" w:eastAsia="en-US"/>
+        </w:rPr>
+        <w:t xml:space="preserve"> и учитывают его архитектурные ограничения.</w:t>
+      </w:r>
     </w:p>
     <w:p>
       <w:pPr>
         <w:ind w:firstLine="709"/>
-        <w:rPr>
-          <w:bCs/>
-          <w:lang w:eastAsia="en-US"/>
-        </w:rPr>
-      </w:pPr>
-    </w:p>
-    <w:p>
-      <w:pPr>
-        <w:ind w:firstLine="709"/>
-        <w:rPr>
-          <w:bCs/>
-          <w:lang w:eastAsia="en-US"/>
-        </w:rPr>
-      </w:pPr>
-    </w:p>
-    <w:p>
-      <w:pPr>
-        <w:ind w:firstLine="709"/>
-        <w:rPr>
-          <w:bCs/>
-          <w:lang w:eastAsia="en-US"/>
-        </w:rPr>
-      </w:pPr>
-    </w:p>
-    <w:p>
-      <w:pPr>
-        <w:ind w:firstLine="709"/>
-        <w:rPr>
-          <w:bCs/>
-          <w:lang w:eastAsia="en-US"/>
-        </w:rPr>
-      </w:pPr>
-    </w:p>
-    <w:p>
-      <w:pPr>
-        <w:ind w:firstLine="709"/>
-        <w:rPr>
-          <w:bCs/>
-          <w:lang w:eastAsia="en-US"/>
-        </w:rPr>
-      </w:pPr>
-    </w:p>
-    <w:p>
-      <w:pPr>
-        <w:ind w:firstLine="709"/>
-        <w:rPr>
-          <w:bCs/>
-          <w:lang w:eastAsia="en-US"/>
-        </w:rPr>
-      </w:pPr>
-    </w:p>
-    <w:p>
-      <w:pPr>
-        <w:ind w:firstLine="709"/>
-        <w:rPr>
-          <w:bCs/>
-          <w:lang w:eastAsia="en-US"/>
-        </w:rPr>
-      </w:pPr>
-    </w:p>
-    <w:p>
-      <w:pPr>
-        <w:ind w:firstLine="709"/>
-        <w:rPr>
-          <w:bCs/>
-          <w:lang w:eastAsia="en-US"/>
-        </w:rPr>
-      </w:pPr>
-    </w:p>
-    <w:p>
-      <w:pPr>
-        <w:ind w:firstLine="709"/>
-        <w:rPr>
-          <w:bCs/>
-          <w:lang w:eastAsia="en-US"/>
-        </w:rPr>
-      </w:pPr>
-    </w:p>
-    <w:p>
-      <w:pPr>
-        <w:ind w:firstLine="709"/>
-        <w:rPr>
-          <w:bCs/>
-          <w:lang w:eastAsia="en-US" w:bidi="ar-SA"/>
-        </w:rPr>
-      </w:pPr>
-    </w:p>
-    <w:p>
-      <w:pPr>
-        <w:widowControl/>
-        <w:suppressAutoHyphens w:val="0"/>
-        <w:spacing w:after="160" w:line="259" w:lineRule="auto"/>
-        <w:jc w:val="left"/>
         <w:rPr>
           <w:rFonts w:eastAsiaTheme="majorEastAsia" w:cstheme="majorBidi"/>
           <w:b/>
@@ -6193,7 +5953,6 @@
           <w:lang w:eastAsia="en-US" w:bidi="ar-SA"/>
         </w:rPr>
       </w:pPr>
-      <w:bookmarkStart w:id="16" w:name="_Toc121715394"/>
       <w:r>
         <w:rPr>
           <w:sz w:val="32"/>
@@ -6246,6 +6005,9 @@
     <w:p>
       <w:pPr>
         <w:ind w:firstLine="709"/>
+        <w:rPr>
+          <w:highlight w:val="yellow"/>
+        </w:rPr>
       </w:pPr>
     </w:p>
     <w:bookmarkEnd w:id="8"/>
@@ -6264,14 +6026,53 @@
         <w:rPr>
           <w:lang w:val="ru-BY"/>
         </w:rPr>
-        <w:t xml:space="preserve">Программное обеспечение бесконтактного дозатора спроектировано как реактивное приложение реального времени с неблокирующей организацией работы. Центральный цикл использует счётчик миллисекунд </w:t>
+        <w:t xml:space="preserve">Программное обеспечение бесконтактного дозатора жидкости разработано как прикладная система реального времени для платформы </w:t>
       </w:r>
       <w:proofErr w:type="spellStart"/>
-      <w:proofErr w:type="gramStart"/>
       <w:r>
         <w:rPr>
           <w:lang w:val="ru-BY"/>
         </w:rPr>
+        <w:t>Arduino</w:t>
+      </w:r>
+      <w:proofErr w:type="spellEnd"/>
+      <w:r>
+        <w:rPr>
+          <w:lang w:val="ru-BY"/>
+        </w:rPr>
+        <w:t xml:space="preserve"> </w:t>
+      </w:r>
+      <w:proofErr w:type="spellStart"/>
+      <w:r>
+        <w:rPr>
+          <w:lang w:val="ru-BY"/>
+        </w:rPr>
+        <w:t>Nano</w:t>
+      </w:r>
+      <w:proofErr w:type="spellEnd"/>
+      <w:r>
+        <w:rPr>
+          <w:lang w:val="ru-BY"/>
+        </w:rPr>
+        <w:t xml:space="preserve"> на основе микроконтроллера ATmega328P. Архитектура программы построена по модульному принципу: выделены блоки инициализации, измерения расстояния двумя ультразвуковыми датчиками HC-SR04, принятия решения о подаче жидкости, управления насосом через одноканальный релейный модуль и отображения состояния на OLED-дисплее SSD1306. Такое разбиение упрощает сопровождение кода, локализацию ошибок и дальнейшее расширение функциональности. Основная задача программного обеспечения —</w:t>
+      </w:r>
+      <w:r>
+        <w:rPr>
+          <w:lang w:val="ru-BY"/>
+        </w:rPr>
+        <w:t xml:space="preserve"> </w:t>
+      </w:r>
+      <w:r>
+        <w:rPr>
+          <w:lang w:val="ru-BY"/>
+        </w:rPr>
+        <w:t xml:space="preserve">обнаруживать наличие рук в зоне дозатора, запускать насос на фиксированное время при соблюдении заданных условий, отслеживать работоспособность датчиков и информировать пользователя о текущем состоянии устройства через экран. При этом программа работает в условиях ограниченных ресурсов ATmega328P, что требует неблокирующей организации времени на основе счётчика </w:t>
+      </w:r>
+      <w:proofErr w:type="spellStart"/>
+      <w:r>
+        <w:rPr>
+          <w:lang w:val="ru-BY"/>
+        </w:rPr>
         <w:t>millis</w:t>
       </w:r>
       <w:proofErr w:type="spellEnd"/>
@@ -6279,14 +6080,7 @@
         <w:rPr>
           <w:lang w:val="ru-BY"/>
         </w:rPr>
-        <w:t>(</w:t>
-      </w:r>
-      <w:proofErr w:type="gramEnd"/>
-      <w:r>
-        <w:rPr>
-          <w:lang w:val="ru-BY"/>
-        </w:rPr>
-        <w:t>) для планирования периодических задач — опроса датчиков расстояния, обновления индикации, контроля аварийных условий и точного отмеривания длительности включения насоса, — что позволяет отказаться от длительных задержек и сохранить отзывчивость системы даже при одновременном выполнении нескольких функций. Такой подход обеспечивает предсказуемое поведение без операционной системы реального времени.</w:t>
+        <w:t>() и экономного использования оперативной памяти.</w:t>
       </w:r>
     </w:p>
     <w:p>
@@ -6304,35 +6098,77 @@
         <w:rPr>
           <w:lang w:val="ru-BY"/>
         </w:rPr>
-        <w:t xml:space="preserve">Инициализация при старте включает настройку линий ввода-вывода для двух ультразвуковых датчиков и силового канала насоса, запуск интерфейса I²C для связи с OLED-дисплеем и самодиагностику периферии. Обмен с дисплеем по двухпроводной шине реализуется стандартной библиотекой </w:t>
+        <w:t xml:space="preserve">При включении питания выполняется инициализация всех периферийных линий и библиотек. В функции </w:t>
       </w:r>
       <w:proofErr w:type="spellStart"/>
       <w:r>
         <w:rPr>
           <w:lang w:val="ru-BY"/>
         </w:rPr>
-        <w:t>Wire</w:t>
+        <w:t>setup</w:t>
       </w:r>
       <w:proofErr w:type="spellEnd"/>
       <w:r>
         <w:rPr>
           <w:lang w:val="ru-BY"/>
         </w:rPr>
-        <w:t xml:space="preserve">, что минимизирует число задействованных выводов и опирается на поддерживаемую всеми платами </w:t>
+        <w:t xml:space="preserve">() настраиваются направления работы выводов ультразвуковых датчиков (пары </w:t>
       </w:r>
       <w:proofErr w:type="spellStart"/>
       <w:r>
         <w:rPr>
           <w:lang w:val="ru-BY"/>
         </w:rPr>
-        <w:t>Arduino</w:t>
+        <w:t>trig</w:t>
       </w:r>
       <w:proofErr w:type="spellEnd"/>
       <w:r>
         <w:rPr>
           <w:lang w:val="ru-BY"/>
         </w:rPr>
-        <w:t xml:space="preserve"> реализацию I²C. Конфигурация пользователя считываются из энергонезависимой памяти EEPROM, чтобы настройки сохранялись между включениями питания. Внутренняя библиотека EEPROM специально предназначена для такой работы и обеспечивает прямой доступ к байтам ПЗУ микроконтроллера. </w:t>
+        <w:t>/</w:t>
+      </w:r>
+      <w:proofErr w:type="spellStart"/>
+      <w:r>
+        <w:rPr>
+          <w:lang w:val="ru-BY"/>
+        </w:rPr>
+        <w:t>echo</w:t>
+      </w:r>
+      <w:proofErr w:type="spellEnd"/>
+      <w:r>
+        <w:rPr>
+          <w:lang w:val="ru-BY"/>
+        </w:rPr>
+        <w:t xml:space="preserve"> для левого и правого HC-SR04), цифровой выход управления релейным модулем насоса и встроенный светодиод контроллера. Затем инициализируется шина I²C и библиотека Adafruit_SSD1306 для работы с OLED-дисплеем; при успешном запуске дисплей очищается и на экран выводится стартовое сообщение о запуске системы и переходе в диагностический режим. Дополнительно реализована функция </w:t>
+      </w:r>
+      <w:proofErr w:type="spellStart"/>
+      <w:r>
+        <w:rPr>
+          <w:lang w:val="ru-BY"/>
+        </w:rPr>
+        <w:t>checkSensors</w:t>
+      </w:r>
+      <w:proofErr w:type="spellEnd"/>
+      <w:r>
+        <w:rPr>
+          <w:lang w:val="ru-BY"/>
+        </w:rPr>
+        <w:t xml:space="preserve">(), использующая подфункцию </w:t>
+      </w:r>
+      <w:proofErr w:type="spellStart"/>
+      <w:r>
+        <w:rPr>
+          <w:lang w:val="ru-BY"/>
+        </w:rPr>
+        <w:t>checkSensor</w:t>
+      </w:r>
+      <w:proofErr w:type="spellEnd"/>
+      <w:r>
+        <w:rPr>
+          <w:lang w:val="ru-BY"/>
+        </w:rPr>
+        <w:t>() для последовательной проверки каждого датчика по нескольким попыткам измерения и индикации результата (OK / NO SIGNAL / ограниченный режим).</w:t>
       </w:r>
     </w:p>
     <w:p>
@@ -6350,35 +6186,35 @@
         <w:rPr>
           <w:lang w:val="ru-BY"/>
         </w:rPr>
-        <w:t xml:space="preserve">Функциональность бесконтактного обнаружения реализована на двух модулях HC-SR04. Каждое измерение формируется коротким импульсом TRIG, после чего длительность высокого уровня на выводе ECHO переводится в расстояние по стандартной для датчика формуле. Для предотвращения </w:t>
+        <w:t xml:space="preserve">Измерение расстояния до объекта реализовано в функции </w:t>
       </w:r>
       <w:proofErr w:type="spellStart"/>
       <w:r>
         <w:rPr>
           <w:lang w:val="ru-BY"/>
         </w:rPr>
-        <w:t>переотражений</w:t>
+        <w:t>readDistance</w:t>
       </w:r>
       <w:proofErr w:type="spellEnd"/>
       <w:r>
         <w:rPr>
           <w:lang w:val="ru-BY"/>
         </w:rPr>
-        <w:t xml:space="preserve"> и взаимных помех между двумя датчиками соблюдается рекомендуемый </w:t>
+        <w:t xml:space="preserve">(). Для каждого HC-SR04 формируется стандартный триггерный импульс: кратковременный высокий уровень на выводе </w:t>
       </w:r>
       <w:proofErr w:type="spellStart"/>
       <w:r>
         <w:rPr>
           <w:lang w:val="ru-BY"/>
         </w:rPr>
-        <w:t>межизмерительный</w:t>
+        <w:t>trig</w:t>
       </w:r>
       <w:proofErr w:type="spellEnd"/>
       <w:r>
         <w:rPr>
           <w:lang w:val="ru-BY"/>
         </w:rPr>
-        <w:t xml:space="preserve"> интервал не менее 60 мс и выполняется программный «развод» запусков по времени. Измерение длительности импульса выполняется штатной функцией </w:t>
+        <w:t xml:space="preserve">, после чего с помощью функции </w:t>
       </w:r>
       <w:proofErr w:type="spellStart"/>
       <w:r>
@@ -6392,29 +6228,64 @@
         <w:rPr>
           <w:lang w:val="ru-BY"/>
         </w:rPr>
-        <w:t xml:space="preserve"> с контролем таймаута, а вся последовательность «обёрнута» неблокирующим планированием на </w:t>
+        <w:t xml:space="preserve">() измеряется длительность высокого уровня на входе </w:t>
       </w:r>
       <w:proofErr w:type="spellStart"/>
-      <w:proofErr w:type="gramStart"/>
       <w:r>
         <w:rPr>
           <w:lang w:val="ru-BY"/>
         </w:rPr>
-        <w:t>millis</w:t>
+        <w:t>Echo</w:t>
       </w:r>
       <w:proofErr w:type="spellEnd"/>
       <w:r>
         <w:rPr>
           <w:lang w:val="ru-BY"/>
         </w:rPr>
-        <w:t>(</w:t>
-      </w:r>
-      <w:proofErr w:type="gramEnd"/>
+        <w:t xml:space="preserve">. В случае успешного измерения длительность переводится в расстояние по стандартной формуле с учётом скорости звука; при отсутствии эха в течение заданного таймаута функция возвращает специальное значение, обозначающее ошибку измерения. В основном цикле </w:t>
+      </w:r>
+      <w:proofErr w:type="spellStart"/>
       <w:r>
         <w:rPr>
           <w:lang w:val="ru-BY"/>
         </w:rPr>
-        <w:t>), чтобы параллельно поддерживалась индикация и управление насосом.</w:t>
+        <w:t>loop</w:t>
+      </w:r>
+      <w:proofErr w:type="spellEnd"/>
+      <w:r>
+        <w:rPr>
+          <w:lang w:val="ru-BY"/>
+        </w:rPr>
+        <w:t xml:space="preserve">() функция </w:t>
+      </w:r>
+      <w:proofErr w:type="spellStart"/>
+      <w:r>
+        <w:rPr>
+          <w:lang w:val="ru-BY"/>
+        </w:rPr>
+        <w:lastRenderedPageBreak/>
+        <w:t>readDistance</w:t>
+      </w:r>
+      <w:proofErr w:type="spellEnd"/>
+      <w:r>
+        <w:rPr>
+          <w:lang w:val="ru-BY"/>
+        </w:rPr>
+        <w:t xml:space="preserve">() вызывается для обоих датчиков последовательно. На основе полученных расстояний формируются логические признаки hand1 и hand2, отражающие наличие рук в зоне срабатывания: значение признака становится истинным, если расстояние положительно и не превышает порог </w:t>
+      </w:r>
+      <w:proofErr w:type="spellStart"/>
+      <w:r>
+        <w:rPr>
+          <w:lang w:val="ru-BY"/>
+        </w:rPr>
+        <w:t>maxDistance</w:t>
+      </w:r>
+      <w:proofErr w:type="spellEnd"/>
+      <w:r>
+        <w:rPr>
+          <w:lang w:val="ru-BY"/>
+        </w:rPr>
+        <w:t xml:space="preserve">. </w:t>
       </w:r>
     </w:p>
     <w:p>
@@ -6432,50 +6303,51 @@
         <w:rPr>
           <w:lang w:val="ru-BY"/>
         </w:rPr>
-        <w:t xml:space="preserve">Логика подачи спроектирована в виде конечного автомата с состояниями ожидания, проверки условий, дозирования, </w:t>
+        <w:t xml:space="preserve">Логика работы насоса реализована в основном цикле как простой конечный автомат с двумя ключевыми состояниями: «насос выключен» и «насос включен». В состоянии покоя программа анализирует признаки hand1 и hand2. Подача разрешается только при одновременном обнаружении рук обоими датчиками; при выполнении этого условия релейный модуль активируется (вывод </w:t>
       </w:r>
       <w:proofErr w:type="spellStart"/>
       <w:r>
         <w:rPr>
           <w:lang w:val="ru-BY"/>
         </w:rPr>
-        <w:t>постконтроля</w:t>
+        <w:t>relayPin</w:t>
       </w:r>
       <w:proofErr w:type="spellEnd"/>
       <w:r>
         <w:rPr>
           <w:lang w:val="ru-BY"/>
         </w:rPr>
-        <w:t xml:space="preserve"> и аварии. Переход к дозированию разрешается только </w:t>
-      </w:r>
-      <w:proofErr w:type="gramStart"/>
+        <w:t xml:space="preserve"> переводится в нужное состояние), переменная </w:t>
+      </w:r>
+      <w:proofErr w:type="spellStart"/>
       <w:r>
         <w:rPr>
           <w:lang w:val="ru-BY"/>
         </w:rPr>
-        <w:t>при руки</w:t>
-      </w:r>
-      <w:proofErr w:type="gramEnd"/>
+        <w:t>pumpOn</w:t>
+      </w:r>
+      <w:proofErr w:type="spellEnd"/>
       <w:r>
         <w:rPr>
           <w:lang w:val="ru-BY"/>
         </w:rPr>
-        <w:t xml:space="preserve"> в зоне. Объём порции вычисляется по времени работы насоса</w:t>
-      </w:r>
+        <w:t xml:space="preserve"> становится истинной, а в </w:t>
+      </w:r>
+      <w:proofErr w:type="spellStart"/>
       <w:r>
         <w:rPr>
           <w:lang w:val="ru-BY"/>
         </w:rPr>
-        <w:t xml:space="preserve">. </w:t>
-      </w:r>
+        <w:t>pumpStartTime</w:t>
+      </w:r>
+      <w:proofErr w:type="spellEnd"/>
       <w:r>
         <w:rPr>
           <w:lang w:val="ru-BY"/>
         </w:rPr>
-        <w:t xml:space="preserve">Использование </w:t>
+        <w:t xml:space="preserve"> фиксируется момент начала дозирования по значению </w:t>
       </w:r>
       <w:proofErr w:type="spellStart"/>
-      <w:proofErr w:type="gramStart"/>
       <w:r>
         <w:rPr>
           <w:lang w:val="ru-BY"/>
@@ -6487,35 +6359,21 @@
         <w:rPr>
           <w:lang w:val="ru-BY"/>
         </w:rPr>
-        <w:t>(</w:t>
-      </w:r>
-      <w:proofErr w:type="gramEnd"/>
+        <w:t xml:space="preserve">(). На дисплей выводится соответствующее сообщение о запуске насоса на заданное время. В состоянии активной подачи контролируются два критерия завершения: уход рук из зоны (оба признака hand1 и hand2 становятся ложными) и превышение максимально допустимой длительности работы насоса PUMP_DURATION. В первом случае подача прерывается раньше, реле отключается и на экране отображается информация об отмене активации; во втором — цикл дозирования штатно завершается по таймеру, насос выключается, а на дисплей выводится сообщение о завершении импульса. Во всех случаях используется неблокирующий контроль времени на основе </w:t>
+      </w:r>
+      <w:proofErr w:type="spellStart"/>
       <w:r>
         <w:rPr>
           <w:lang w:val="ru-BY"/>
         </w:rPr>
-        <w:t xml:space="preserve">) для измерения длительности импульса управления обеспечивает воспроизводимость объёма без блокировок основного цикла, а </w:t>
-      </w:r>
-      <w:proofErr w:type="spellStart"/>
+        <w:t>millis</w:t>
+      </w:r>
+      <w:proofErr w:type="spellEnd"/>
       <w:r>
         <w:rPr>
           <w:lang w:val="ru-BY"/>
         </w:rPr>
-        <w:t>постконтроль</w:t>
-      </w:r>
-      <w:proofErr w:type="spellEnd"/>
-      <w:r>
-        <w:rPr>
-          <w:lang w:val="ru-BY"/>
-        </w:rPr>
-        <w:t xml:space="preserve"> измерением расстояния после выключения насоса подтверждает факт подачи </w:t>
-      </w:r>
-      <w:r>
-        <w:rPr>
-          <w:lang w:val="ru-BY"/>
-        </w:rPr>
-        <w:lastRenderedPageBreak/>
-        <w:t xml:space="preserve">и предотвращает «залипания» в режиме дозирования. </w:t>
+        <w:t>(), что обеспечивает воспроизводимость объёма порции без блокировки основного цикла. В случае одновременного отказа обоих датчиков включение насоса блокируется, при активной подаче насос принудительно отключается, а на дисплей выводится аварийное сообщение, защищающее систему от неконтролируемой подачи жидкости при потере информации о положении рук.</w:t>
       </w:r>
     </w:p>
     <w:p>
@@ -6533,7 +6391,98 @@
         <w:rPr>
           <w:lang w:val="ru-BY"/>
         </w:rPr>
-        <w:t xml:space="preserve">Интерфейс пользователя реализован на OLED-дисплее 0,96″ на контроллере SSD1306 по I²C и отображает текущий режим, статусы датчиков, объём порции, предупреждения и ошибки. С учётом особенностей SSD1306 — матрицы 128×64 и соответствующей организации GDDRAM — библиотека класса Adafruit_SSD1306 обычно резервирует буфер порядка 1024 байт для 128×64, поэтому в прошивке применяется щадящая стратегия обновления экрана и компактные экраны без избыточной графики. Это решение опирается на спецификацию контроллера и практику использования библиотеки. </w:t>
+        <w:t xml:space="preserve">Интерфейс пользователя реализован на OLED-дисплее SSD1306 с использованием двух вспомогательных функций: </w:t>
+      </w:r>
+      <w:proofErr w:type="spellStart"/>
+      <w:r>
+        <w:rPr>
+          <w:lang w:val="ru-BY"/>
+        </w:rPr>
+        <w:t>showLines</w:t>
+      </w:r>
+      <w:proofErr w:type="spellEnd"/>
+      <w:r>
+        <w:rPr>
+          <w:lang w:val="ru-BY"/>
+        </w:rPr>
+        <w:t xml:space="preserve">() и </w:t>
+      </w:r>
+      <w:proofErr w:type="spellStart"/>
+      <w:r>
+        <w:rPr>
+          <w:lang w:val="ru-BY"/>
+        </w:rPr>
+        <w:t>showStatus</w:t>
+      </w:r>
+      <w:proofErr w:type="spellEnd"/>
+      <w:r>
+        <w:rPr>
+          <w:lang w:val="ru-BY"/>
+        </w:rPr>
+        <w:t xml:space="preserve">(). Функция </w:t>
+      </w:r>
+      <w:proofErr w:type="spellStart"/>
+      <w:r>
+        <w:rPr>
+          <w:lang w:val="ru-BY"/>
+        </w:rPr>
+        <w:t>showLines</w:t>
+      </w:r>
+      <w:proofErr w:type="spellEnd"/>
+      <w:r>
+        <w:rPr>
+          <w:lang w:val="ru-BY"/>
+        </w:rPr>
+        <w:t xml:space="preserve">() принимает до четырёх строк текста, очищает экран, устанавливает курсор в начало и последовательно выводит переданные строки, после чего отправляет буфер на дисплей. Она используется для отображения стартовых, диагностических и аварийных сообщений (результат </w:t>
+      </w:r>
+      <w:proofErr w:type="spellStart"/>
+      <w:r>
+        <w:rPr>
+          <w:lang w:val="ru-BY"/>
+        </w:rPr>
+        <w:t>самотеста</w:t>
+      </w:r>
+      <w:proofErr w:type="spellEnd"/>
+      <w:r>
+        <w:rPr>
+          <w:lang w:val="ru-BY"/>
+        </w:rPr>
+        <w:t xml:space="preserve">, предупреждения о проблемах с датчиками, статусы ошибок). Функция </w:t>
+      </w:r>
+      <w:proofErr w:type="spellStart"/>
+      <w:r>
+        <w:rPr>
+          <w:lang w:val="ru-BY"/>
+        </w:rPr>
+        <w:t>showStatus</w:t>
+      </w:r>
+      <w:proofErr w:type="spellEnd"/>
+      <w:r>
+        <w:rPr>
+          <w:lang w:val="ru-BY"/>
+        </w:rPr>
+        <w:t>() формирует стандартный экран рабочего режима: текущее расстояние от каждого датчика (S1, S2) с указанием их активности и состояние насоса (</w:t>
+      </w:r>
+      <w:proofErr w:type="spellStart"/>
+      <w:r>
+        <w:rPr>
+          <w:lang w:val="ru-BY"/>
+        </w:rPr>
+        <w:t>Pump</w:t>
+      </w:r>
+      <w:proofErr w:type="spellEnd"/>
+      <w:r>
+        <w:rPr>
+          <w:lang w:val="ru-BY"/>
+        </w:rPr>
+        <w:t xml:space="preserve">: ON/OFF). Она вызывается периодически с заданным интервалом, обеспечивая пользователю наглядное представление о текущем состоянии системы. За счёт текстового формата и минимальной графики достигается экономное использование кадрового буфера контроллера </w:t>
+      </w:r>
+      <w:r>
+        <w:rPr>
+          <w:lang w:val="ru-BY"/>
+        </w:rPr>
+        <w:lastRenderedPageBreak/>
+        <w:t>SSD1306 и оперативной памяти микроконтроллера. Дополнительно в цикле реализовано мигание встроенным светодиодом, служащее простым индикатором активности контроллера.</w:t>
       </w:r>
     </w:p>
     <w:p>
@@ -6551,7 +6500,77 @@
         <w:rPr>
           <w:lang w:val="ru-BY"/>
         </w:rPr>
-        <w:t>Функция управления насосом учитывает электрические ограничения контроллера: силовая нагрузка коммутируется транзисторным ключом с защитным обратным диодом от ЭДС самоиндукции, а микроконтроллер формирует лишь управляющий сигнал. В программной части реализованы ограничение максимального времени непрерывной работы, мгновенное отключение при некорректном эхо-сигнале и блокировка повторного старта до восстановления штатных условий.</w:t>
+        <w:t xml:space="preserve">Организация времени в программе основана на неблокирующей схеме с использованием счётчика </w:t>
+      </w:r>
+      <w:proofErr w:type="spellStart"/>
+      <w:r>
+        <w:rPr>
+          <w:lang w:val="ru-BY"/>
+        </w:rPr>
+        <w:t>millis</w:t>
+      </w:r>
+      <w:proofErr w:type="spellEnd"/>
+      <w:r>
+        <w:rPr>
+          <w:lang w:val="ru-BY"/>
+        </w:rPr>
+        <w:t xml:space="preserve">() вместо продолжительных вызовов </w:t>
+      </w:r>
+      <w:proofErr w:type="spellStart"/>
+      <w:r>
+        <w:rPr>
+          <w:lang w:val="ru-BY"/>
+        </w:rPr>
+        <w:t>delay</w:t>
+      </w:r>
+      <w:proofErr w:type="spellEnd"/>
+      <w:r>
+        <w:rPr>
+          <w:lang w:val="ru-BY"/>
+        </w:rPr>
+        <w:t xml:space="preserve">(). Основной цикл рассматривается как набор периодических задач: опрос датчиков расстояния, обновление индикации, проверка состояния датчиков, контроль длительности работы насоса. Для каждой задачи определён собственный период, а запуск реализуется сравнением текущего значения </w:t>
+      </w:r>
+      <w:proofErr w:type="spellStart"/>
+      <w:r>
+        <w:rPr>
+          <w:lang w:val="ru-BY"/>
+        </w:rPr>
+        <w:t>millis</w:t>
+      </w:r>
+      <w:proofErr w:type="spellEnd"/>
+      <w:r>
+        <w:rPr>
+          <w:lang w:val="ru-BY"/>
+        </w:rPr>
+        <w:t xml:space="preserve">() с моментом последнего вызова соответствующей функции. Это позволяет одновременно поддерживать интерфейс на дисплее, регулярно опрашивать ультразвуковые модули и точно отрабатывать временные интервалы дозирования. Неблокирующая схема необходима, поскольку на базовой платформе отсутствует операционная система реального времени, а использование длительных </w:t>
+      </w:r>
+      <w:proofErr w:type="spellStart"/>
+      <w:r>
+        <w:rPr>
+          <w:lang w:val="ru-BY"/>
+        </w:rPr>
+        <w:t>delay</w:t>
+      </w:r>
+      <w:proofErr w:type="spellEnd"/>
+      <w:r>
+        <w:rPr>
+          <w:lang w:val="ru-BY"/>
+        </w:rPr>
+        <w:t>() приводило бы к пропуску измерений и визуальным «</w:t>
+      </w:r>
+      <w:proofErr w:type="spellStart"/>
+      <w:r>
+        <w:rPr>
+          <w:lang w:val="ru-BY"/>
+        </w:rPr>
+        <w:t>подвисаниям</w:t>
+      </w:r>
+      <w:proofErr w:type="spellEnd"/>
+      <w:r>
+        <w:rPr>
+          <w:lang w:val="ru-BY"/>
+        </w:rPr>
+        <w:t>» интерфейса.</w:t>
       </w:r>
     </w:p>
     <w:p>
@@ -6569,7 +6588,7 @@
         <w:rPr>
           <w:lang w:val="ru-BY"/>
         </w:rPr>
-        <w:t xml:space="preserve">Диагностика и обработка исключений пронизывают все функции: каждый запрос измерения сопровождается валидацией диапазона и таймаутами, а ошибки агрегируются в код состояния, отображаемый на OLED. Такой набор функций обеспечивает не только корректную и безопасную работу в типичных условиях, но и устойчивость к отказам датчиков, колебаниям скорости звука и пользовательским ошибкам при настройке. </w:t>
+        <w:t>Архитектура программного обеспечения дозатора ориентирована на дальнейшее развитие и расширение набора функций без радикальной переработки базового кода. На уровне измерений возможно добавление более сложных алгоритмов фильтрации расстояния, а также алгоритмов обнаружения нестабильной работы датчиков с автоматическим переходом на одноканальный режим при отказе одного из HC-SR04. В части дозирования система может быть дополнена механизмами калибровки объёма порции: реализацией сервисного режима, в котором длительность включения насоса подбирается экспериментально и сохраняется в энергонезависимой памяти, а также введением нескольких профилей дозирования с выбором пользователем. При необходимости возможно добавление интерфейса связи с внешними устройствами для вывода служебной информации и статистики использования.</w:t>
       </w:r>
     </w:p>
     <w:p>
@@ -6587,32 +6606,8 @@
         <w:rPr>
           <w:lang w:val="ru-BY"/>
         </w:rPr>
-        <w:t>В результате спроектированный набор функциональных возможностей — неблокирующий основной цикл с кооперативным таймингом, надёжная обработка двух ультразвуковых каналов с учётом физики их работы, калибруемая подача объёма по времени, информативная индикация на OLED и комплекс защит исполнительного канала — непосредственно следует из выбранной аппаратной платформы и требований к гигиеничной, воспроизводимой и безопасной выдаче жидкости. Такое программное проектирование делает систему готовой к расширению без переработки базовой архитектуры.</w:t>
-      </w:r>
-    </w:p>
-    <w:p>
-      <w:pPr>
-        <w:tabs>
-          <w:tab w:val="center" w:pos="4678"/>
-          <w:tab w:val="right" w:pos="8789"/>
-        </w:tabs>
-        <w:ind w:firstLine="709"/>
-        <w:rPr>
-          <w:lang w:val="ru-BY"/>
-        </w:rPr>
-      </w:pPr>
-    </w:p>
-    <w:p>
-      <w:pPr>
-        <w:tabs>
-          <w:tab w:val="center" w:pos="4678"/>
-          <w:tab w:val="right" w:pos="8789"/>
-        </w:tabs>
-        <w:ind w:firstLine="709"/>
-        <w:rPr>
-          <w:iCs/>
-        </w:rPr>
-      </w:pPr>
+        <w:t>В результате спроектированный набор функциональных возможностей — неблокирующий основной цикл с кооперативным таймингом, обработка двух ультразвуковых каналов с учётом их физических ограничений, управление насосом через релейный модуль с контролем длительности импульса и информативная индикация на OLED — напрямую следует из выбранной аппаратной платформы и требований к гигиеничной, воспроизводимой и безопасной выдаче жидкости. Заложенная модульная архитектура программы обеспечивает возможность дальнейшего расширения функциональности без пересмотра базовых принципов работы системы.</w:t>
+      </w:r>
     </w:p>
     <w:p>
       <w:pPr>
@@ -6718,19 +6713,7 @@
         <w:rPr>
           <w:lang w:val="ru-BY"/>
         </w:rPr>
-        <w:t xml:space="preserve">Логика определения «рука присутствует» использует согласование показаний двух датчиков. </w:t>
-      </w:r>
-      <w:r>
-        <w:rPr>
-          <w:lang w:val="ru-BY"/>
-        </w:rPr>
-        <w:t>Р</w:t>
-      </w:r>
-      <w:r>
-        <w:rPr>
-          <w:lang w:val="ru-BY"/>
-        </w:rPr>
-        <w:t xml:space="preserve">ешение принимается по правилу согласия: подача разрешается, когда оба канала одновременно фиксируют объект ближе заданного порога и их значения находятся в допустимом расхождении, что резко снижает ложные срабатывания из-за </w:t>
+        <w:t xml:space="preserve">Логика определения «рука присутствует» использует согласование показаний двух датчиков. Решение принимается по правилу согласия: подача разрешается, когда оба канала одновременно фиксируют объект ближе заданного порога и их значения находятся в допустимом расхождении, что резко снижает ложные срабатывания из-за </w:t>
       </w:r>
       <w:proofErr w:type="spellStart"/>
       <w:r>
@@ -7008,7 +6991,7 @@
         <w:spacing w:after="160" w:line="259" w:lineRule="auto"/>
         <w:ind w:firstLine="709"/>
         <w:rPr>
-          <w:lang w:val="en-US" w:eastAsia="en-US" w:bidi="ar-SA"/>
+          <w:lang w:eastAsia="en-US" w:bidi="ar-SA"/>
         </w:rPr>
       </w:pPr>
       <w:bookmarkStart w:id="18" w:name="_Toc121715402"/>
@@ -7603,8 +7586,132 @@
         <w:ind w:firstLine="709"/>
         <w:rPr>
           <w:color w:val="auto"/>
+        </w:rPr>
+      </w:pPr>
+      <w:r>
+        <w:rPr>
+          <w:color w:val="auto"/>
+        </w:rPr>
+        <w:t>[</w:t>
+      </w:r>
+      <w:r>
+        <w:rPr>
+          <w:color w:val="auto"/>
+        </w:rPr>
+        <w:t>4</w:t>
+      </w:r>
+      <w:r>
+        <w:rPr>
+          <w:color w:val="auto"/>
+        </w:rPr>
+        <w:t>]</w:t>
+      </w:r>
+      <w:r>
+        <w:rPr>
+          <w:color w:val="auto"/>
           <w:lang w:val="en-US"/>
         </w:rPr>
+        <w:t> Arduino</w:t>
+      </w:r>
+      <w:r>
+        <w:rPr>
+          <w:color w:val="auto"/>
+        </w:rPr>
+        <w:t xml:space="preserve"> </w:t>
+      </w:r>
+      <w:r>
+        <w:rPr>
+          <w:color w:val="auto"/>
+          <w:lang w:val="en-US"/>
+        </w:rPr>
+        <w:t>store</w:t>
+      </w:r>
+      <w:r>
+        <w:rPr>
+          <w:color w:val="auto"/>
+          <w:lang w:val="en-US"/>
+        </w:rPr>
+        <w:t> </w:t>
+      </w:r>
+      <w:r>
+        <w:rPr>
+          <w:color w:val="auto"/>
+        </w:rPr>
+        <w:t xml:space="preserve">[Электронный ресурс]. – Режим доступа: </w:t>
+      </w:r>
+      <w:r>
+        <w:t>https://store.arduino.cc/products/arduino-nano</w:t>
+      </w:r>
+      <w:r>
+        <w:rPr>
+          <w:color w:val="auto"/>
+        </w:rPr>
+        <w:t xml:space="preserve">. </w:t>
+      </w:r>
+      <w:r>
+        <w:rPr>
+          <w:rStyle w:val="a9"/>
+          <w:color w:val="auto"/>
+          <w:u w:val="none"/>
+          <w:lang w:eastAsia="en-US" w:bidi="ar-SA"/>
+        </w:rPr>
+        <w:t>–</w:t>
+      </w:r>
+      <w:r>
+        <w:rPr>
+          <w:color w:val="auto"/>
+        </w:rPr>
+        <w:t xml:space="preserve"> </w:t>
+      </w:r>
+      <w:r>
+        <w:rPr>
+          <w:color w:val="auto"/>
+        </w:rPr>
+        <w:t xml:space="preserve">Дата доступа: </w:t>
+      </w:r>
+      <w:r>
+        <w:rPr>
+          <w:color w:val="auto"/>
+        </w:rPr>
+        <w:t>22</w:t>
+      </w:r>
+      <w:r>
+        <w:rPr>
+          <w:color w:val="auto"/>
+        </w:rPr>
+        <w:t>.0</w:t>
+      </w:r>
+      <w:r>
+        <w:rPr>
+          <w:color w:val="auto"/>
+        </w:rPr>
+        <w:t>9</w:t>
+      </w:r>
+      <w:r>
+        <w:rPr>
+          <w:color w:val="auto"/>
+        </w:rPr>
+        <w:t>.202</w:t>
+      </w:r>
+      <w:r>
+        <w:rPr>
+          <w:color w:val="auto"/>
+        </w:rPr>
+        <w:t>5</w:t>
+      </w:r>
+      <w:r>
+        <w:rPr>
+          <w:color w:val="auto"/>
+        </w:rPr>
+        <w:t>.</w:t>
+      </w:r>
+    </w:p>
+    <w:p>
+      <w:pPr>
+        <w:ind w:firstLine="709"/>
+        <w:rPr>
+          <w:color w:val="auto"/>
+        </w:rPr>
       </w:pPr>
       <w:r>
         <w:rPr>
@@ -7616,7 +7723,7 @@
         <w:rPr>
           <w:color w:val="auto"/>
         </w:rPr>
-        <w:t>4</w:t>
+        <w:t>5</w:t>
       </w:r>
       <w:r>
         <w:rPr>
@@ -7642,14 +7749,7 @@
           <w:color w:val="auto"/>
           <w:lang w:val="en-US"/>
         </w:rPr>
-        <w:t>store</w:t>
-      </w:r>
-      <w:r>
-        <w:rPr>
-          <w:color w:val="auto"/>
-          <w:lang w:val="en-US"/>
-        </w:rPr>
-        <w:t> </w:t>
+        <w:t>docs </w:t>
       </w:r>
       <w:r>
         <w:rPr>
@@ -7658,7 +7758,7 @@
         <w:t xml:space="preserve">[Электронный ресурс]. – Режим доступа: </w:t>
       </w:r>
       <w:r>
-        <w:t>https://store.arduino.cc/products/arduino-nano</w:t>
+        <w:t>https://docs.arduino.cc/software/ide-v1/tutorials/arduino-ide-v1-basics/</w:t>
       </w:r>
       <w:r>
         <w:rPr>
@@ -7727,134 +7827,6 @@
     <w:p>
       <w:pPr>
         <w:ind w:firstLine="709"/>
-        <w:rPr>
-          <w:color w:val="auto"/>
-        </w:rPr>
-      </w:pPr>
-      <w:r>
-        <w:rPr>
-          <w:color w:val="auto"/>
-        </w:rPr>
-        <w:t>[</w:t>
-      </w:r>
-      <w:r>
-        <w:rPr>
-          <w:color w:val="auto"/>
-        </w:rPr>
-        <w:t>5</w:t>
-      </w:r>
-      <w:r>
-        <w:rPr>
-          <w:color w:val="auto"/>
-        </w:rPr>
-        <w:t>]</w:t>
-      </w:r>
-      <w:r>
-        <w:rPr>
-          <w:color w:val="auto"/>
-          <w:lang w:val="en-US"/>
-        </w:rPr>
-        <w:t> Arduino</w:t>
-      </w:r>
-      <w:r>
-        <w:rPr>
-          <w:color w:val="auto"/>
-        </w:rPr>
-        <w:t xml:space="preserve"> </w:t>
-      </w:r>
-      <w:r>
-        <w:rPr>
-          <w:color w:val="auto"/>
-          <w:lang w:val="en-US"/>
-        </w:rPr>
-        <w:t>docs</w:t>
-      </w:r>
-      <w:r>
-        <w:rPr>
-          <w:color w:val="auto"/>
-          <w:lang w:val="en-US"/>
-        </w:rPr>
-        <w:t> </w:t>
-      </w:r>
-      <w:r>
-        <w:rPr>
-          <w:color w:val="auto"/>
-        </w:rPr>
-        <w:t xml:space="preserve">[Электронный ресурс]. – Режим доступа: </w:t>
-      </w:r>
-      <w:r>
-        <w:t>https://docs.arduino.cc/software/ide-v1/tutorials/arduino-ide-v1-basics/</w:t>
-      </w:r>
-      <w:r>
-        <w:rPr>
-          <w:color w:val="auto"/>
-        </w:rPr>
-        <w:t xml:space="preserve">. </w:t>
-      </w:r>
-      <w:r>
-        <w:rPr>
-          <w:rStyle w:val="a9"/>
-          <w:color w:val="auto"/>
-          <w:u w:val="none"/>
-          <w:lang w:eastAsia="en-US" w:bidi="ar-SA"/>
-        </w:rPr>
-        <w:t>–</w:t>
-      </w:r>
-      <w:r>
-        <w:rPr>
-          <w:color w:val="auto"/>
-        </w:rPr>
-        <w:t xml:space="preserve"> </w:t>
-      </w:r>
-      <w:r>
-        <w:rPr>
-          <w:color w:val="auto"/>
-        </w:rPr>
-        <w:t xml:space="preserve">Дата доступа: </w:t>
-      </w:r>
-      <w:r>
-        <w:rPr>
-          <w:color w:val="auto"/>
-        </w:rPr>
-        <w:t>22</w:t>
-      </w:r>
-      <w:r>
-        <w:rPr>
-          <w:color w:val="auto"/>
-        </w:rPr>
-        <w:t>.0</w:t>
-      </w:r>
-      <w:r>
-        <w:rPr>
-          <w:color w:val="auto"/>
-        </w:rPr>
-        <w:t>9</w:t>
-      </w:r>
-      <w:r>
-        <w:rPr>
-          <w:color w:val="auto"/>
-        </w:rPr>
-        <w:t>.202</w:t>
-      </w:r>
-      <w:r>
-        <w:rPr>
-          <w:color w:val="auto"/>
-        </w:rPr>
-        <w:t>5</w:t>
-      </w:r>
-      <w:r>
-        <w:rPr>
-          <w:color w:val="auto"/>
-        </w:rPr>
-        <w:t>.</w:t>
-      </w:r>
-    </w:p>
-    <w:p>
-      <w:pPr>
-        <w:ind w:firstLine="709"/>
-        <w:rPr>
-          <w:lang w:val="en-US"/>
-        </w:rPr>
       </w:pPr>
       <w:r>
         <w:t>[</w:t>
@@ -7874,10 +7846,438 @@
         </w:r>
       </w:hyperlink>
       <w:r>
+        <w:t>. – Дата доступа: 22.09.2025.</w:t>
+      </w:r>
+    </w:p>
+    <w:p>
+      <w:pPr>
+        <w:ind w:firstLine="709"/>
+        <w:rPr>
+          <w:color w:val="auto"/>
+        </w:rPr>
+      </w:pPr>
+      <w:r>
+        <w:rPr>
+          <w:color w:val="auto"/>
+        </w:rPr>
+        <w:t>[7]</w:t>
+      </w:r>
+      <w:r>
+        <w:rPr>
+          <w:color w:val="auto"/>
+          <w:lang w:val="en-US"/>
+        </w:rPr>
+        <w:t> IEEE Spectrum</w:t>
+      </w:r>
+      <w:r>
+        <w:rPr>
+          <w:color w:val="auto"/>
+        </w:rPr>
+        <w:t xml:space="preserve"> [</w:t>
+      </w:r>
+      <w:r>
+        <w:rPr>
+          <w:color w:val="auto"/>
+        </w:rPr>
+        <w:t>Электронный</w:t>
+      </w:r>
+      <w:r>
+        <w:rPr>
+          <w:color w:val="auto"/>
+        </w:rPr>
+        <w:t xml:space="preserve"> </w:t>
+      </w:r>
+      <w:r>
+        <w:rPr>
+          <w:color w:val="auto"/>
+        </w:rPr>
+        <w:t>ресурс</w:t>
+      </w:r>
+      <w:r>
+        <w:rPr>
+          <w:color w:val="auto"/>
+        </w:rPr>
+        <w:t xml:space="preserve">]. – </w:t>
+      </w:r>
+      <w:r>
+        <w:rPr>
+          <w:color w:val="auto"/>
+        </w:rPr>
+        <w:t>Режим</w:t>
+      </w:r>
+      <w:r>
+        <w:rPr>
+          <w:color w:val="auto"/>
+        </w:rPr>
+        <w:t xml:space="preserve"> </w:t>
+      </w:r>
+      <w:r>
+        <w:rPr>
+          <w:color w:val="auto"/>
+        </w:rPr>
+        <w:t>доступа</w:t>
+      </w:r>
+      <w:r>
+        <w:rPr>
+          <w:color w:val="auto"/>
+        </w:rPr>
+        <w:t xml:space="preserve">: </w:t>
+      </w:r>
+      <w:r>
+        <w:rPr>
+          <w:color w:val="auto"/>
+          <w:lang w:val="en-US"/>
+        </w:rPr>
+        <w:t>https</w:t>
+      </w:r>
+      <w:r>
+        <w:rPr>
+          <w:color w:val="auto"/>
+        </w:rPr>
+        <w:t>://</w:t>
+      </w:r>
+      <w:r>
+        <w:rPr>
+          <w:color w:val="auto"/>
+          <w:lang w:val="en-US"/>
+        </w:rPr>
+        <w:t>spectrum</w:t>
+      </w:r>
+      <w:r>
+        <w:rPr>
+          <w:color w:val="auto"/>
+        </w:rPr>
+        <w:t>.</w:t>
+      </w:r>
+      <w:proofErr w:type="spellStart"/>
+      <w:r>
+        <w:rPr>
+          <w:color w:val="auto"/>
+          <w:lang w:val="en-US"/>
+        </w:rPr>
+        <w:t>ieee</w:t>
+      </w:r>
+      <w:proofErr w:type="spellEnd"/>
+      <w:r>
+        <w:rPr>
+          <w:color w:val="auto"/>
+        </w:rPr>
+        <w:t>.</w:t>
+      </w:r>
+      <w:r>
+        <w:rPr>
+          <w:color w:val="auto"/>
+          <w:lang w:val="en-US"/>
+        </w:rPr>
+        <w:t>org</w:t>
+      </w:r>
+      <w:r>
+        <w:rPr>
+          <w:color w:val="auto"/>
+        </w:rPr>
+        <w:t>/</w:t>
+      </w:r>
+      <w:r>
+        <w:rPr>
+          <w:color w:val="auto"/>
+          <w:lang w:val="en-US"/>
+        </w:rPr>
+        <w:t>the</w:t>
+      </w:r>
+      <w:r>
+        <w:rPr>
+          <w:color w:val="auto"/>
+        </w:rPr>
+        <w:t>-</w:t>
+      </w:r>
+      <w:r>
+        <w:rPr>
+          <w:color w:val="auto"/>
+          <w:lang w:val="en-US"/>
+        </w:rPr>
+        <w:t>making</w:t>
+      </w:r>
+      <w:r>
+        <w:rPr>
+          <w:color w:val="auto"/>
+        </w:rPr>
+        <w:t>-</w:t>
+      </w:r>
+      <w:r>
+        <w:rPr>
+          <w:color w:val="auto"/>
+          <w:lang w:val="en-US"/>
+        </w:rPr>
+        <w:t>of</w:t>
+      </w:r>
+      <w:r>
+        <w:rPr>
+          <w:color w:val="auto"/>
+        </w:rPr>
+        <w:t>-</w:t>
+      </w:r>
+      <w:proofErr w:type="spellStart"/>
+      <w:r>
+        <w:rPr>
+          <w:color w:val="auto"/>
+          <w:lang w:val="en-US"/>
+        </w:rPr>
+        <w:t>arduino</w:t>
+      </w:r>
+      <w:proofErr w:type="spellEnd"/>
+      <w:r>
+        <w:rPr>
+          <w:color w:val="auto"/>
+        </w:rPr>
+        <w:t xml:space="preserve">/. </w:t>
+      </w:r>
+      <w:r>
+        <w:rPr>
+          <w:rStyle w:val="a9"/>
+          <w:color w:val="auto"/>
+          <w:u w:val="none"/>
+          <w:lang w:eastAsia="en-US" w:bidi="ar-SA"/>
+        </w:rPr>
+        <w:t>–</w:t>
+      </w:r>
+      <w:r>
+        <w:rPr>
+          <w:color w:val="auto"/>
+        </w:rPr>
+        <w:t xml:space="preserve"> </w:t>
+      </w:r>
+      <w:r>
+        <w:rPr>
+          <w:color w:val="auto"/>
+        </w:rPr>
+        <w:t>Дата</w:t>
+      </w:r>
+      <w:r>
+        <w:rPr>
+          <w:color w:val="auto"/>
+        </w:rPr>
+        <w:t xml:space="preserve"> </w:t>
+      </w:r>
+      <w:r>
+        <w:rPr>
+          <w:color w:val="auto"/>
+        </w:rPr>
+        <w:t>доступа</w:t>
+      </w:r>
+      <w:r>
+        <w:rPr>
+          <w:color w:val="auto"/>
+        </w:rPr>
+        <w:t>: 22.09.2025.</w:t>
+      </w:r>
+    </w:p>
+    <w:p>
+      <w:pPr>
+        <w:ind w:firstLine="709"/>
+        <w:rPr>
+          <w:color w:val="auto"/>
+        </w:rPr>
+      </w:pPr>
+      <w:r>
+        <w:rPr>
+          <w:color w:val="auto"/>
+        </w:rPr>
+        <w:t>[</w:t>
+      </w:r>
+      <w:r>
+        <w:rPr>
+          <w:color w:val="auto"/>
+        </w:rPr>
+        <w:t>8</w:t>
+      </w:r>
+      <w:r>
+        <w:rPr>
+          <w:color w:val="auto"/>
+        </w:rPr>
+        <w:t>]</w:t>
+      </w:r>
+      <w:r>
+        <w:rPr>
+          <w:color w:val="auto"/>
+          <w:lang w:val="en-US"/>
+        </w:rPr>
+        <w:t> </w:t>
+      </w:r>
+      <w:proofErr w:type="spellStart"/>
+      <w:r>
+        <w:rPr>
+          <w:color w:val="auto"/>
+          <w:lang w:val="en-US"/>
+        </w:rPr>
+        <w:t>Tproger</w:t>
+      </w:r>
+      <w:proofErr w:type="spellEnd"/>
+      <w:r>
+        <w:rPr>
+          <w:color w:val="auto"/>
+          <w:lang w:val="en-US"/>
+        </w:rPr>
+        <w:t> </w:t>
+      </w:r>
+      <w:r>
+        <w:rPr>
+          <w:color w:val="auto"/>
+        </w:rPr>
+        <w:t xml:space="preserve">[Электронный ресурс]. – Режим доступа: </w:t>
+      </w:r>
+      <w:r>
+        <w:rPr>
+          <w:color w:val="auto"/>
+          <w:lang w:val="en-US"/>
+        </w:rPr>
+        <w:t>https</w:t>
+      </w:r>
+      <w:r>
+        <w:rPr>
+          <w:color w:val="auto"/>
+        </w:rPr>
+        <w:t>://</w:t>
+      </w:r>
+      <w:proofErr w:type="spellStart"/>
+      <w:r>
+        <w:rPr>
+          <w:color w:val="auto"/>
+          <w:lang w:val="en-US"/>
+        </w:rPr>
+        <w:t>tproger</w:t>
+      </w:r>
+      <w:proofErr w:type="spellEnd"/>
+      <w:r>
+        <w:rPr>
+          <w:color w:val="auto"/>
+        </w:rPr>
+        <w:t>.</w:t>
+      </w:r>
+      <w:proofErr w:type="spellStart"/>
+      <w:r>
+        <w:rPr>
+          <w:color w:val="auto"/>
+          <w:lang w:val="en-US"/>
+        </w:rPr>
+        <w:t>ru</w:t>
+      </w:r>
+      <w:proofErr w:type="spellEnd"/>
+      <w:r>
+        <w:rPr>
+          <w:color w:val="auto"/>
+        </w:rPr>
+        <w:t>/</w:t>
+      </w:r>
+      <w:r>
+        <w:rPr>
+          <w:color w:val="auto"/>
+          <w:lang w:val="en-US"/>
+        </w:rPr>
+        <w:t>curriculum</w:t>
+      </w:r>
+      <w:r>
+        <w:rPr>
+          <w:color w:val="auto"/>
+        </w:rPr>
+        <w:t>/</w:t>
+      </w:r>
+      <w:proofErr w:type="spellStart"/>
+      <w:r>
+        <w:rPr>
+          <w:color w:val="auto"/>
+          <w:lang w:val="en-US"/>
+        </w:rPr>
+        <w:t>arduino</w:t>
+      </w:r>
+      <w:proofErr w:type="spellEnd"/>
+      <w:r>
+        <w:rPr>
+          <w:color w:val="auto"/>
+        </w:rPr>
+        <w:t>-</w:t>
+      </w:r>
+      <w:r>
+        <w:rPr>
+          <w:color w:val="auto"/>
+          <w:lang w:val="en-US"/>
+        </w:rPr>
+        <w:t>quick</w:t>
+      </w:r>
+      <w:r>
+        <w:rPr>
+          <w:color w:val="auto"/>
+        </w:rPr>
+        <w:t>-</w:t>
+      </w:r>
+      <w:r>
+        <w:rPr>
+          <w:color w:val="auto"/>
+          <w:lang w:val="en-US"/>
+        </w:rPr>
+        <w:t>start</w:t>
+      </w:r>
+      <w:r>
+        <w:rPr>
+          <w:color w:val="auto"/>
+        </w:rPr>
         <w:t xml:space="preserve">. </w:t>
       </w:r>
       <w:r>
-        <w:t>– Дата доступа: 22.09.2025.</w:t>
+        <w:rPr>
+          <w:rStyle w:val="a9"/>
+          <w:color w:val="auto"/>
+          <w:u w:val="none"/>
+          <w:lang w:eastAsia="en-US" w:bidi="ar-SA"/>
+        </w:rPr>
+        <w:t>–</w:t>
+      </w:r>
+      <w:r>
+        <w:rPr>
+          <w:color w:val="auto"/>
+        </w:rPr>
+        <w:t xml:space="preserve"> </w:t>
+      </w:r>
+      <w:r>
+        <w:rPr>
+          <w:color w:val="auto"/>
+        </w:rPr>
+        <w:t xml:space="preserve">Дата доступа: </w:t>
+      </w:r>
+      <w:r>
+        <w:rPr>
+          <w:color w:val="auto"/>
+        </w:rPr>
+        <w:t>22</w:t>
+      </w:r>
+      <w:r>
+        <w:rPr>
+          <w:color w:val="auto"/>
+        </w:rPr>
+        <w:t>.0</w:t>
+      </w:r>
+      <w:r>
+        <w:rPr>
+          <w:color w:val="auto"/>
+        </w:rPr>
+        <w:t>9</w:t>
+      </w:r>
+      <w:r>
+        <w:rPr>
+          <w:color w:val="auto"/>
+        </w:rPr>
+        <w:t>.202</w:t>
+      </w:r>
+      <w:r>
+        <w:rPr>
+          <w:color w:val="auto"/>
+        </w:rPr>
+        <w:t>5</w:t>
+      </w:r>
+      <w:r>
+        <w:rPr>
+          <w:color w:val="auto"/>
+        </w:rPr>
+        <w:t>.</w:t>
       </w:r>
     </w:p>
     <w:p>
@@ -7885,8 +8285,190 @@
         <w:ind w:firstLine="709"/>
         <w:rPr>
           <w:color w:val="auto"/>
+        </w:rPr>
+      </w:pPr>
+      <w:r>
+        <w:rPr>
+          <w:color w:val="auto"/>
+        </w:rPr>
+        <w:t>[</w:t>
+      </w:r>
+      <w:r>
+        <w:rPr>
+          <w:color w:val="auto"/>
+        </w:rPr>
+        <w:t>9</w:t>
+      </w:r>
+      <w:r>
+        <w:rPr>
+          <w:color w:val="auto"/>
+        </w:rPr>
+        <w:t>]</w:t>
+      </w:r>
+      <w:r>
+        <w:rPr>
+          <w:color w:val="auto"/>
           <w:lang w:val="en-US"/>
         </w:rPr>
+        <w:t> </w:t>
+      </w:r>
+      <w:proofErr w:type="spellStart"/>
+      <w:r>
+        <w:rPr>
+          <w:color w:val="auto"/>
+          <w:lang w:val="en-US"/>
+        </w:rPr>
+        <w:t>AlexGyver</w:t>
+      </w:r>
+      <w:proofErr w:type="spellEnd"/>
+      <w:r>
+        <w:rPr>
+          <w:color w:val="auto"/>
+          <w:lang w:val="en-US"/>
+        </w:rPr>
+        <w:t> </w:t>
+      </w:r>
+      <w:r>
+        <w:rPr>
+          <w:color w:val="auto"/>
+        </w:rPr>
+        <w:t xml:space="preserve">[Электронный ресурс]. – Режим доступа: </w:t>
+      </w:r>
+      <w:r>
+        <w:rPr>
+          <w:color w:val="auto"/>
+          <w:lang w:val="en-US"/>
+        </w:rPr>
+        <w:t>https</w:t>
+      </w:r>
+      <w:r>
+        <w:rPr>
+          <w:color w:val="auto"/>
+        </w:rPr>
+        <w:t>://</w:t>
+      </w:r>
+      <w:proofErr w:type="spellStart"/>
+      <w:r>
+        <w:rPr>
+          <w:color w:val="auto"/>
+          <w:lang w:val="en-US"/>
+        </w:rPr>
+        <w:t>alexgyver</w:t>
+      </w:r>
+      <w:proofErr w:type="spellEnd"/>
+      <w:r>
+        <w:rPr>
+          <w:color w:val="auto"/>
+        </w:rPr>
+        <w:t>.</w:t>
+      </w:r>
+      <w:proofErr w:type="spellStart"/>
+      <w:r>
+        <w:rPr>
+          <w:color w:val="auto"/>
+          <w:lang w:val="en-US"/>
+        </w:rPr>
+        <w:t>ru</w:t>
+      </w:r>
+      <w:proofErr w:type="spellEnd"/>
+      <w:r>
+        <w:rPr>
+          <w:color w:val="auto"/>
+        </w:rPr>
+        <w:t>/</w:t>
+      </w:r>
+      <w:proofErr w:type="spellStart"/>
+      <w:r>
+        <w:rPr>
+          <w:color w:val="auto"/>
+          <w:lang w:val="en-US"/>
+        </w:rPr>
+        <w:t>arduino</w:t>
+      </w:r>
+      <w:proofErr w:type="spellEnd"/>
+      <w:r>
+        <w:rPr>
+          <w:color w:val="auto"/>
+        </w:rPr>
+        <w:t>-</w:t>
+      </w:r>
+      <w:r>
+        <w:rPr>
+          <w:color w:val="auto"/>
+          <w:lang w:val="en-US"/>
+        </w:rPr>
+        <w:t>first</w:t>
+      </w:r>
+      <w:r>
+        <w:rPr>
+          <w:color w:val="auto"/>
+        </w:rPr>
+        <w:t xml:space="preserve">. </w:t>
+      </w:r>
+      <w:r>
+        <w:rPr>
+          <w:rStyle w:val="a9"/>
+          <w:color w:val="auto"/>
+          <w:u w:val="none"/>
+          <w:lang w:eastAsia="en-US" w:bidi="ar-SA"/>
+        </w:rPr>
+        <w:t>–</w:t>
+      </w:r>
+      <w:r>
+        <w:rPr>
+          <w:color w:val="auto"/>
+        </w:rPr>
+        <w:t xml:space="preserve"> </w:t>
+      </w:r>
+      <w:r>
+        <w:rPr>
+          <w:color w:val="auto"/>
+        </w:rPr>
+        <w:t xml:space="preserve">Дата доступа: </w:t>
+      </w:r>
+      <w:r>
+        <w:rPr>
+          <w:color w:val="auto"/>
+        </w:rPr>
+        <w:t>22</w:t>
+      </w:r>
+      <w:r>
+        <w:rPr>
+          <w:color w:val="auto"/>
+        </w:rPr>
+        <w:t>.0</w:t>
+      </w:r>
+      <w:r>
+        <w:rPr>
+          <w:color w:val="auto"/>
+        </w:rPr>
+        <w:t>9</w:t>
+      </w:r>
+      <w:r>
+        <w:rPr>
+          <w:color w:val="auto"/>
+        </w:rPr>
+        <w:t>.202</w:t>
+      </w:r>
+      <w:r>
+        <w:rPr>
+          <w:color w:val="auto"/>
+        </w:rPr>
+        <w:t>5</w:t>
+      </w:r>
+      <w:r>
+        <w:rPr>
+          <w:color w:val="auto"/>
+        </w:rPr>
+        <w:t>.</w:t>
+      </w:r>
+    </w:p>
+    <w:p>
+      <w:pPr>
+        <w:ind w:firstLine="709"/>
+        <w:rPr>
+          <w:color w:val="auto"/>
+        </w:rPr>
       </w:pPr>
       <w:r>
         <w:rPr>
@@ -7898,7 +8480,7 @@
         <w:rPr>
           <w:color w:val="auto"/>
         </w:rPr>
-        <w:t>7</w:t>
+        <w:t>10</w:t>
       </w:r>
       <w:r>
         <w:rPr>
@@ -7909,30 +8491,183 @@
       <w:r>
         <w:rPr>
           <w:color w:val="auto"/>
+        </w:rPr>
+        <w:t xml:space="preserve"> </w:t>
+      </w:r>
+      <w:r>
+        <w:rPr>
+          <w:color w:val="auto"/>
           <w:lang w:val="en-US"/>
         </w:rPr>
-        <w:t> </w:t>
+        <w:t>Arduino</w:t>
+      </w:r>
+      <w:r>
+        <w:rPr>
+          <w:color w:val="auto"/>
+        </w:rPr>
+        <w:t xml:space="preserve"> </w:t>
       </w:r>
       <w:r>
         <w:rPr>
           <w:color w:val="auto"/>
           <w:lang w:val="en-US"/>
         </w:rPr>
-        <w:t>IEEE</w:t>
+        <w:t>Docs </w:t>
+      </w:r>
+      <w:r>
+        <w:rPr>
+          <w:color w:val="auto"/>
+        </w:rPr>
+        <w:t xml:space="preserve">[Электронный ресурс]. – Режим доступа: </w:t>
       </w:r>
       <w:r>
         <w:rPr>
           <w:color w:val="auto"/>
           <w:lang w:val="en-US"/>
         </w:rPr>
-        <w:t> </w:t>
+        <w:t>https</w:t>
+      </w:r>
+      <w:r>
+        <w:rPr>
+          <w:color w:val="auto"/>
+        </w:rPr>
+        <w:t>://</w:t>
       </w:r>
       <w:r>
         <w:rPr>
           <w:color w:val="auto"/>
           <w:lang w:val="en-US"/>
         </w:rPr>
-        <w:t>Spectrum</w:t>
+        <w:t>docs</w:t>
+      </w:r>
+      <w:r>
+        <w:rPr>
+          <w:color w:val="auto"/>
+        </w:rPr>
+        <w:t>.</w:t>
+      </w:r>
+      <w:proofErr w:type="spellStart"/>
+      <w:r>
+        <w:rPr>
+          <w:color w:val="auto"/>
+          <w:lang w:val="en-US"/>
+        </w:rPr>
+        <w:t>arduino</w:t>
+      </w:r>
+      <w:proofErr w:type="spellEnd"/>
+      <w:r>
+        <w:rPr>
+          <w:color w:val="auto"/>
+        </w:rPr>
+        <w:t>.</w:t>
+      </w:r>
+      <w:r>
+        <w:rPr>
+          <w:color w:val="auto"/>
+          <w:lang w:val="en-US"/>
+        </w:rPr>
+        <w:t>cc</w:t>
+      </w:r>
+      <w:r>
+        <w:rPr>
+          <w:color w:val="auto"/>
+        </w:rPr>
+        <w:t>/</w:t>
+      </w:r>
+      <w:r>
+        <w:rPr>
+          <w:color w:val="auto"/>
+          <w:lang w:val="en-US"/>
+        </w:rPr>
+        <w:t>language</w:t>
+      </w:r>
+      <w:r>
+        <w:rPr>
+          <w:color w:val="auto"/>
+        </w:rPr>
+        <w:t>-</w:t>
+      </w:r>
+      <w:r>
+        <w:rPr>
+          <w:color w:val="auto"/>
+          <w:lang w:val="en-US"/>
+        </w:rPr>
+        <w:t>reference</w:t>
+      </w:r>
+      <w:r>
+        <w:rPr>
+          <w:color w:val="auto"/>
+        </w:rPr>
+        <w:t>/</w:t>
+      </w:r>
+      <w:proofErr w:type="spellStart"/>
+      <w:r>
+        <w:rPr>
+          <w:color w:val="auto"/>
+          <w:lang w:val="en-US"/>
+        </w:rPr>
+        <w:t>en</w:t>
+      </w:r>
+      <w:proofErr w:type="spellEnd"/>
+      <w:r>
+        <w:rPr>
+          <w:color w:val="auto"/>
+        </w:rPr>
+        <w:t>/</w:t>
+      </w:r>
+      <w:r>
+        <w:rPr>
+          <w:color w:val="auto"/>
+          <w:lang w:val="en-US"/>
+        </w:rPr>
+        <w:t>functions</w:t>
+      </w:r>
+      <w:r>
+        <w:rPr>
+          <w:color w:val="auto"/>
+        </w:rPr>
+        <w:t>/</w:t>
+      </w:r>
+      <w:r>
+        <w:rPr>
+          <w:color w:val="auto"/>
+          <w:lang w:val="en-US"/>
+        </w:rPr>
+        <w:t>communication</w:t>
+      </w:r>
+      <w:r>
+        <w:rPr>
+          <w:color w:val="auto"/>
+        </w:rPr>
+        <w:t>/</w:t>
+      </w:r>
+      <w:r>
+        <w:rPr>
+          <w:color w:val="auto"/>
+          <w:lang w:val="en-US"/>
+        </w:rPr>
+        <w:t>wire</w:t>
+      </w:r>
+      <w:r>
+        <w:rPr>
+          <w:color w:val="auto"/>
+        </w:rPr>
+        <w:t>/</w:t>
+      </w:r>
+      <w:r>
+        <w:rPr>
+          <w:color w:val="auto"/>
+        </w:rPr>
+        <w:t xml:space="preserve">. </w:t>
+      </w:r>
+      <w:r>
+        <w:rPr>
+          <w:rStyle w:val="a9"/>
+          <w:color w:val="auto"/>
+          <w:u w:val="none"/>
+          <w:lang w:eastAsia="en-US" w:bidi="ar-SA"/>
+        </w:rPr>
+        <w:t>–</w:t>
       </w:r>
       <w:r>
         <w:rPr>
@@ -7944,13 +8679,75 @@
         <w:rPr>
           <w:color w:val="auto"/>
         </w:rPr>
+        <w:t xml:space="preserve">Дата доступа: </w:t>
+      </w:r>
+      <w:r>
+        <w:rPr>
+          <w:color w:val="auto"/>
+        </w:rPr>
+        <w:t>22</w:t>
+      </w:r>
+      <w:r>
+        <w:rPr>
+          <w:color w:val="auto"/>
+        </w:rPr>
+        <w:t>.0</w:t>
+      </w:r>
+      <w:r>
+        <w:rPr>
+          <w:color w:val="auto"/>
+        </w:rPr>
+        <w:t>9</w:t>
+      </w:r>
+      <w:r>
+        <w:rPr>
+          <w:color w:val="auto"/>
+        </w:rPr>
+        <w:t>.202</w:t>
+      </w:r>
+      <w:r>
+        <w:rPr>
+          <w:color w:val="auto"/>
+        </w:rPr>
+        <w:t>5</w:t>
+      </w:r>
+      <w:r>
+        <w:rPr>
+          <w:color w:val="auto"/>
+        </w:rPr>
+        <w:t>.</w:t>
+      </w:r>
+    </w:p>
+    <w:p>
+      <w:pPr>
+        <w:ind w:firstLine="709"/>
+        <w:rPr>
+          <w:color w:val="auto"/>
+        </w:rPr>
+      </w:pPr>
+      <w:r>
+        <w:rPr>
+          <w:color w:val="auto"/>
+        </w:rPr>
         <w:t>[</w:t>
       </w:r>
       <w:r>
         <w:rPr>
           <w:color w:val="auto"/>
         </w:rPr>
-        <w:t>Электронный</w:t>
+        <w:t>1</w:t>
+      </w:r>
+      <w:r>
+        <w:rPr>
+          <w:color w:val="auto"/>
+        </w:rPr>
+        <w:t>1</w:t>
+      </w:r>
+      <w:r>
+        <w:rPr>
+          <w:color w:val="auto"/>
+        </w:rPr>
+        <w:t>]</w:t>
       </w:r>
       <w:r>
         <w:rPr>
@@ -7961,896 +8758,9 @@
       <w:r>
         <w:rPr>
           <w:color w:val="auto"/>
-        </w:rPr>
-        <w:t>ресурс</w:t>
-      </w:r>
-      <w:r>
-        <w:rPr>
-          <w:color w:val="auto"/>
-        </w:rPr>
-        <w:t xml:space="preserve">]. – </w:t>
-      </w:r>
-      <w:r>
-        <w:rPr>
-          <w:color w:val="auto"/>
-        </w:rPr>
-        <w:t>Режим</w:t>
-      </w:r>
-      <w:r>
-        <w:rPr>
-          <w:color w:val="auto"/>
-        </w:rPr>
-        <w:t xml:space="preserve"> </w:t>
-      </w:r>
-      <w:r>
-        <w:rPr>
-          <w:color w:val="auto"/>
-        </w:rPr>
-        <w:t>доступа</w:t>
-      </w:r>
-      <w:r>
-        <w:rPr>
-          <w:color w:val="auto"/>
-        </w:rPr>
-        <w:t>:</w:t>
-      </w:r>
-      <w:r>
-        <w:rPr>
-          <w:color w:val="auto"/>
-        </w:rPr>
-        <w:t xml:space="preserve"> </w:t>
-      </w:r>
-      <w:r>
-        <w:rPr>
-          <w:color w:val="auto"/>
           <w:lang w:val="en-US"/>
         </w:rPr>
-        <w:t>https</w:t>
-      </w:r>
-      <w:r>
-        <w:rPr>
-          <w:color w:val="auto"/>
-        </w:rPr>
-        <w:t>://</w:t>
-      </w:r>
-      <w:r>
-        <w:rPr>
-          <w:color w:val="auto"/>
-          <w:lang w:val="en-US"/>
-        </w:rPr>
-        <w:t>spectrum</w:t>
-      </w:r>
-      <w:r>
-        <w:rPr>
-          <w:color w:val="auto"/>
-        </w:rPr>
-        <w:t>.</w:t>
-      </w:r>
-      <w:proofErr w:type="spellStart"/>
-      <w:r>
-        <w:rPr>
-          <w:color w:val="auto"/>
-          <w:lang w:val="en-US"/>
-        </w:rPr>
-        <w:t>ieee</w:t>
-      </w:r>
-      <w:proofErr w:type="spellEnd"/>
-      <w:r>
-        <w:rPr>
-          <w:color w:val="auto"/>
-        </w:rPr>
-        <w:t>.</w:t>
-      </w:r>
-      <w:r>
-        <w:rPr>
-          <w:color w:val="auto"/>
-          <w:lang w:val="en-US"/>
-        </w:rPr>
-        <w:t>org</w:t>
-      </w:r>
-      <w:r>
-        <w:rPr>
-          <w:color w:val="auto"/>
-        </w:rPr>
-        <w:t>/</w:t>
-      </w:r>
-      <w:r>
-        <w:rPr>
-          <w:color w:val="auto"/>
-          <w:lang w:val="en-US"/>
-        </w:rPr>
-        <w:t>the</w:t>
-      </w:r>
-      <w:r>
-        <w:rPr>
-          <w:color w:val="auto"/>
-        </w:rPr>
-        <w:t>-</w:t>
-      </w:r>
-      <w:r>
-        <w:rPr>
-          <w:color w:val="auto"/>
-          <w:lang w:val="en-US"/>
-        </w:rPr>
-        <w:t>making</w:t>
-      </w:r>
-      <w:r>
-        <w:rPr>
-          <w:color w:val="auto"/>
-        </w:rPr>
-        <w:t>-</w:t>
-      </w:r>
-      <w:r>
-        <w:rPr>
-          <w:color w:val="auto"/>
-          <w:lang w:val="en-US"/>
-        </w:rPr>
-        <w:t>of</w:t>
-      </w:r>
-      <w:r>
-        <w:rPr>
-          <w:color w:val="auto"/>
-        </w:rPr>
-        <w:t>-</w:t>
-      </w:r>
-      <w:proofErr w:type="spellStart"/>
-      <w:r>
-        <w:rPr>
-          <w:color w:val="auto"/>
-          <w:lang w:val="en-US"/>
-        </w:rPr>
-        <w:t>arduino</w:t>
-      </w:r>
-      <w:proofErr w:type="spellEnd"/>
-      <w:r>
-        <w:rPr>
-          <w:color w:val="auto"/>
-        </w:rPr>
-        <w:t>/</w:t>
-      </w:r>
-      <w:r>
-        <w:rPr>
-          <w:color w:val="auto"/>
-        </w:rPr>
-        <w:t xml:space="preserve">. </w:t>
-      </w:r>
-      <w:r>
-        <w:rPr>
-          <w:rStyle w:val="a9"/>
-          <w:color w:val="auto"/>
-          <w:u w:val="none"/>
-          <w:lang w:eastAsia="en-US" w:bidi="ar-SA"/>
-        </w:rPr>
-        <w:t>–</w:t>
-      </w:r>
-      <w:r>
-        <w:rPr>
-          <w:color w:val="auto"/>
-        </w:rPr>
-        <w:t xml:space="preserve"> </w:t>
-      </w:r>
-      <w:r>
-        <w:rPr>
-          <w:color w:val="auto"/>
-        </w:rPr>
-        <w:t>Дата</w:t>
-      </w:r>
-      <w:r>
-        <w:rPr>
-          <w:color w:val="auto"/>
-        </w:rPr>
-        <w:t xml:space="preserve"> </w:t>
-      </w:r>
-      <w:r>
-        <w:rPr>
-          <w:color w:val="auto"/>
-        </w:rPr>
-        <w:t>доступа</w:t>
-      </w:r>
-      <w:r>
-        <w:rPr>
-          <w:color w:val="auto"/>
-        </w:rPr>
-        <w:t>: 22.09.2025.</w:t>
-      </w:r>
-    </w:p>
-    <w:p>
-      <w:pPr>
-        <w:ind w:firstLine="709"/>
-        <w:rPr>
-          <w:color w:val="auto"/>
-        </w:rPr>
-      </w:pPr>
-      <w:r>
-        <w:rPr>
-          <w:color w:val="auto"/>
-        </w:rPr>
-        <w:t>[</w:t>
-      </w:r>
-      <w:r>
-        <w:rPr>
-          <w:color w:val="auto"/>
-        </w:rPr>
-        <w:t>8</w:t>
-      </w:r>
-      <w:r>
-        <w:rPr>
-          <w:color w:val="auto"/>
-        </w:rPr>
-        <w:t>]</w:t>
-      </w:r>
-      <w:r>
-        <w:rPr>
-          <w:color w:val="auto"/>
-          <w:lang w:val="en-US"/>
-        </w:rPr>
-        <w:t> </w:t>
-      </w:r>
-      <w:proofErr w:type="spellStart"/>
-      <w:r>
-        <w:rPr>
-          <w:color w:val="auto"/>
-          <w:lang w:val="en-US"/>
-        </w:rPr>
-        <w:t>Tproger</w:t>
-      </w:r>
-      <w:proofErr w:type="spellEnd"/>
-      <w:r>
-        <w:rPr>
-          <w:color w:val="auto"/>
-          <w:lang w:val="en-US"/>
-        </w:rPr>
-        <w:t> </w:t>
-      </w:r>
-      <w:r>
-        <w:rPr>
-          <w:color w:val="auto"/>
-        </w:rPr>
-        <w:t xml:space="preserve">[Электронный ресурс]. – Режим доступа: </w:t>
-      </w:r>
-      <w:r>
-        <w:rPr>
-          <w:color w:val="auto"/>
-          <w:lang w:val="en-US"/>
-        </w:rPr>
-        <w:t>https</w:t>
-      </w:r>
-      <w:r>
-        <w:rPr>
-          <w:color w:val="auto"/>
-        </w:rPr>
-        <w:t>://</w:t>
-      </w:r>
-      <w:proofErr w:type="spellStart"/>
-      <w:r>
-        <w:rPr>
-          <w:color w:val="auto"/>
-          <w:lang w:val="en-US"/>
-        </w:rPr>
-        <w:t>tproger</w:t>
-      </w:r>
-      <w:proofErr w:type="spellEnd"/>
-      <w:r>
-        <w:rPr>
-          <w:color w:val="auto"/>
-        </w:rPr>
-        <w:t>.</w:t>
-      </w:r>
-      <w:proofErr w:type="spellStart"/>
-      <w:r>
-        <w:rPr>
-          <w:color w:val="auto"/>
-          <w:lang w:val="en-US"/>
-        </w:rPr>
-        <w:t>ru</w:t>
-      </w:r>
-      <w:proofErr w:type="spellEnd"/>
-      <w:r>
-        <w:rPr>
-          <w:color w:val="auto"/>
-        </w:rPr>
-        <w:t>/</w:t>
-      </w:r>
-      <w:r>
-        <w:rPr>
-          <w:color w:val="auto"/>
-          <w:lang w:val="en-US"/>
-        </w:rPr>
-        <w:t>curriculum</w:t>
-      </w:r>
-      <w:r>
-        <w:rPr>
-          <w:color w:val="auto"/>
-        </w:rPr>
-        <w:t>/</w:t>
-      </w:r>
-      <w:proofErr w:type="spellStart"/>
-      <w:r>
-        <w:rPr>
-          <w:color w:val="auto"/>
-          <w:lang w:val="en-US"/>
-        </w:rPr>
-        <w:t>arduino</w:t>
-      </w:r>
-      <w:proofErr w:type="spellEnd"/>
-      <w:r>
-        <w:rPr>
-          <w:color w:val="auto"/>
-        </w:rPr>
-        <w:t>-</w:t>
-      </w:r>
-      <w:r>
-        <w:rPr>
-          <w:color w:val="auto"/>
-          <w:lang w:val="en-US"/>
-        </w:rPr>
-        <w:t>quick</w:t>
-      </w:r>
-      <w:r>
-        <w:rPr>
-          <w:color w:val="auto"/>
-        </w:rPr>
-        <w:t>-</w:t>
-      </w:r>
-      <w:r>
-        <w:rPr>
-          <w:color w:val="auto"/>
-          <w:lang w:val="en-US"/>
-        </w:rPr>
-        <w:t>start</w:t>
-      </w:r>
-      <w:r>
-        <w:rPr>
-          <w:color w:val="auto"/>
-        </w:rPr>
-        <w:t xml:space="preserve">. </w:t>
-      </w:r>
-      <w:r>
-        <w:rPr>
-          <w:rStyle w:val="a9"/>
-          <w:color w:val="auto"/>
-          <w:u w:val="none"/>
-          <w:lang w:eastAsia="en-US" w:bidi="ar-SA"/>
-        </w:rPr>
-        <w:t>–</w:t>
-      </w:r>
-      <w:r>
-        <w:rPr>
-          <w:color w:val="auto"/>
-        </w:rPr>
-        <w:t xml:space="preserve"> </w:t>
-      </w:r>
-      <w:r>
-        <w:rPr>
-          <w:color w:val="auto"/>
-        </w:rPr>
-        <w:t xml:space="preserve">Дата доступа: </w:t>
-      </w:r>
-      <w:r>
-        <w:rPr>
-          <w:color w:val="auto"/>
-        </w:rPr>
-        <w:t>22</w:t>
-      </w:r>
-      <w:r>
-        <w:rPr>
-          <w:color w:val="auto"/>
-        </w:rPr>
-        <w:t>.0</w:t>
-      </w:r>
-      <w:r>
-        <w:rPr>
-          <w:color w:val="auto"/>
-        </w:rPr>
-        <w:t>9</w:t>
-      </w:r>
-      <w:r>
-        <w:rPr>
-          <w:color w:val="auto"/>
-        </w:rPr>
-        <w:t>.202</w:t>
-      </w:r>
-      <w:r>
-        <w:rPr>
-          <w:color w:val="auto"/>
-        </w:rPr>
-        <w:t>5</w:t>
-      </w:r>
-      <w:r>
-        <w:rPr>
-          <w:color w:val="auto"/>
-        </w:rPr>
-        <w:t>.</w:t>
-      </w:r>
-    </w:p>
-    <w:p>
-      <w:pPr>
-        <w:ind w:firstLine="709"/>
-        <w:rPr>
-          <w:color w:val="auto"/>
-        </w:rPr>
-      </w:pPr>
-      <w:r>
-        <w:rPr>
-          <w:color w:val="auto"/>
-        </w:rPr>
-        <w:t>[</w:t>
-      </w:r>
-      <w:r>
-        <w:rPr>
-          <w:color w:val="auto"/>
-        </w:rPr>
-        <w:t>9</w:t>
-      </w:r>
-      <w:r>
-        <w:rPr>
-          <w:color w:val="auto"/>
-        </w:rPr>
-        <w:t>]</w:t>
-      </w:r>
-      <w:r>
-        <w:rPr>
-          <w:color w:val="auto"/>
-          <w:lang w:val="en-US"/>
-        </w:rPr>
-        <w:t> </w:t>
-      </w:r>
-      <w:proofErr w:type="spellStart"/>
-      <w:r>
-        <w:rPr>
-          <w:color w:val="auto"/>
-          <w:lang w:val="en-US"/>
-        </w:rPr>
-        <w:t>AlexGyver</w:t>
-      </w:r>
-      <w:proofErr w:type="spellEnd"/>
-      <w:r>
-        <w:rPr>
-          <w:color w:val="auto"/>
-          <w:lang w:val="en-US"/>
-        </w:rPr>
-        <w:t> </w:t>
-      </w:r>
-      <w:r>
-        <w:rPr>
-          <w:color w:val="auto"/>
-        </w:rPr>
-        <w:t xml:space="preserve">[Электронный ресурс]. – Режим доступа: </w:t>
-      </w:r>
-      <w:r>
-        <w:rPr>
-          <w:color w:val="auto"/>
-          <w:lang w:val="en-US"/>
-        </w:rPr>
-        <w:t>https</w:t>
-      </w:r>
-      <w:r>
-        <w:rPr>
-          <w:color w:val="auto"/>
-        </w:rPr>
-        <w:t>://</w:t>
-      </w:r>
-      <w:proofErr w:type="spellStart"/>
-      <w:r>
-        <w:rPr>
-          <w:color w:val="auto"/>
-          <w:lang w:val="en-US"/>
-        </w:rPr>
-        <w:t>alexgyver</w:t>
-      </w:r>
-      <w:proofErr w:type="spellEnd"/>
-      <w:r>
-        <w:rPr>
-          <w:color w:val="auto"/>
-        </w:rPr>
-        <w:t>.</w:t>
-      </w:r>
-      <w:proofErr w:type="spellStart"/>
-      <w:r>
-        <w:rPr>
-          <w:color w:val="auto"/>
-          <w:lang w:val="en-US"/>
-        </w:rPr>
-        <w:t>ru</w:t>
-      </w:r>
-      <w:proofErr w:type="spellEnd"/>
-      <w:r>
-        <w:rPr>
-          <w:color w:val="auto"/>
-        </w:rPr>
-        <w:t>/</w:t>
-      </w:r>
-      <w:proofErr w:type="spellStart"/>
-      <w:r>
-        <w:rPr>
-          <w:color w:val="auto"/>
-          <w:lang w:val="en-US"/>
-        </w:rPr>
-        <w:t>arduino</w:t>
-      </w:r>
-      <w:proofErr w:type="spellEnd"/>
-      <w:r>
-        <w:rPr>
-          <w:color w:val="auto"/>
-        </w:rPr>
-        <w:t>-</w:t>
-      </w:r>
-      <w:r>
-        <w:rPr>
-          <w:color w:val="auto"/>
-          <w:lang w:val="en-US"/>
-        </w:rPr>
-        <w:t>first</w:t>
-      </w:r>
-      <w:r>
-        <w:rPr>
-          <w:color w:val="auto"/>
-        </w:rPr>
-        <w:t xml:space="preserve">. </w:t>
-      </w:r>
-      <w:r>
-        <w:rPr>
-          <w:rStyle w:val="a9"/>
-          <w:color w:val="auto"/>
-          <w:u w:val="none"/>
-          <w:lang w:eastAsia="en-US" w:bidi="ar-SA"/>
-        </w:rPr>
-        <w:t>–</w:t>
-      </w:r>
-      <w:r>
-        <w:rPr>
-          <w:color w:val="auto"/>
-        </w:rPr>
-        <w:t xml:space="preserve"> </w:t>
-      </w:r>
-      <w:r>
-        <w:rPr>
-          <w:color w:val="auto"/>
-        </w:rPr>
-        <w:t xml:space="preserve">Дата доступа: </w:t>
-      </w:r>
-      <w:r>
-        <w:rPr>
-          <w:color w:val="auto"/>
-        </w:rPr>
-        <w:t>22</w:t>
-      </w:r>
-      <w:r>
-        <w:rPr>
-          <w:color w:val="auto"/>
-        </w:rPr>
-        <w:t>.0</w:t>
-      </w:r>
-      <w:r>
-        <w:rPr>
-          <w:color w:val="auto"/>
-        </w:rPr>
-        <w:t>9</w:t>
-      </w:r>
-      <w:r>
-        <w:rPr>
-          <w:color w:val="auto"/>
-        </w:rPr>
-        <w:t>.202</w:t>
-      </w:r>
-      <w:r>
-        <w:rPr>
-          <w:color w:val="auto"/>
-        </w:rPr>
-        <w:t>5</w:t>
-      </w:r>
-      <w:r>
-        <w:rPr>
-          <w:color w:val="auto"/>
-        </w:rPr>
-        <w:t>.</w:t>
-      </w:r>
-    </w:p>
-    <w:p>
-      <w:pPr>
-        <w:ind w:firstLine="709"/>
-        <w:rPr>
-          <w:color w:val="auto"/>
-        </w:rPr>
-      </w:pPr>
-      <w:r>
-        <w:rPr>
-          <w:color w:val="auto"/>
-        </w:rPr>
-        <w:t>[</w:t>
-      </w:r>
-      <w:r>
-        <w:rPr>
-          <w:color w:val="auto"/>
-        </w:rPr>
-        <w:t>10</w:t>
-      </w:r>
-      <w:r>
-        <w:rPr>
-          <w:color w:val="auto"/>
-        </w:rPr>
-        <w:t>]</w:t>
-      </w:r>
-      <w:r>
-        <w:rPr>
-          <w:color w:val="auto"/>
-        </w:rPr>
-        <w:t xml:space="preserve"> </w:t>
-      </w:r>
-      <w:r>
-        <w:rPr>
-          <w:color w:val="auto"/>
-          <w:lang w:val="en-US"/>
-        </w:rPr>
-        <w:t>Arduino</w:t>
-      </w:r>
-      <w:r>
-        <w:rPr>
-          <w:color w:val="auto"/>
-        </w:rPr>
-        <w:t xml:space="preserve"> </w:t>
-      </w:r>
-      <w:r>
-        <w:rPr>
-          <w:color w:val="auto"/>
-          <w:lang w:val="en-US"/>
-        </w:rPr>
-        <w:t>Docs </w:t>
-      </w:r>
-      <w:r>
-        <w:rPr>
-          <w:color w:val="auto"/>
-        </w:rPr>
-        <w:t xml:space="preserve">[Электронный ресурс]. – Режим доступа: </w:t>
-      </w:r>
-      <w:r>
-        <w:rPr>
-          <w:color w:val="auto"/>
-          <w:lang w:val="en-US"/>
-        </w:rPr>
-        <w:t>https</w:t>
-      </w:r>
-      <w:r>
-        <w:rPr>
-          <w:color w:val="auto"/>
-        </w:rPr>
-        <w:t>://</w:t>
-      </w:r>
-      <w:r>
-        <w:rPr>
-          <w:color w:val="auto"/>
-          <w:lang w:val="en-US"/>
-        </w:rPr>
-        <w:t>docs</w:t>
-      </w:r>
-      <w:r>
-        <w:rPr>
-          <w:color w:val="auto"/>
-        </w:rPr>
-        <w:t>.</w:t>
-      </w:r>
-      <w:proofErr w:type="spellStart"/>
-      <w:r>
-        <w:rPr>
-          <w:color w:val="auto"/>
-          <w:lang w:val="en-US"/>
-        </w:rPr>
-        <w:t>arduino</w:t>
-      </w:r>
-      <w:proofErr w:type="spellEnd"/>
-      <w:r>
-        <w:rPr>
-          <w:color w:val="auto"/>
-        </w:rPr>
-        <w:t>.</w:t>
-      </w:r>
-      <w:r>
-        <w:rPr>
-          <w:color w:val="auto"/>
-          <w:lang w:val="en-US"/>
-        </w:rPr>
-        <w:t>cc</w:t>
-      </w:r>
-      <w:r>
-        <w:rPr>
-          <w:color w:val="auto"/>
-        </w:rPr>
-        <w:t>/</w:t>
-      </w:r>
-      <w:r>
-        <w:rPr>
-          <w:color w:val="auto"/>
-          <w:lang w:val="en-US"/>
-        </w:rPr>
-        <w:t>language</w:t>
-      </w:r>
-      <w:r>
-        <w:rPr>
-          <w:color w:val="auto"/>
-        </w:rPr>
-        <w:t>-</w:t>
-      </w:r>
-      <w:r>
-        <w:rPr>
-          <w:color w:val="auto"/>
-          <w:lang w:val="en-US"/>
-        </w:rPr>
-        <w:t>reference</w:t>
-      </w:r>
-      <w:r>
-        <w:rPr>
-          <w:color w:val="auto"/>
-        </w:rPr>
-        <w:t>/</w:t>
-      </w:r>
-      <w:proofErr w:type="spellStart"/>
-      <w:r>
-        <w:rPr>
-          <w:color w:val="auto"/>
-          <w:lang w:val="en-US"/>
-        </w:rPr>
-        <w:t>en</w:t>
-      </w:r>
-      <w:proofErr w:type="spellEnd"/>
-      <w:r>
-        <w:rPr>
-          <w:color w:val="auto"/>
-        </w:rPr>
-        <w:t>/</w:t>
-      </w:r>
-      <w:r>
-        <w:rPr>
-          <w:color w:val="auto"/>
-          <w:lang w:val="en-US"/>
-        </w:rPr>
-        <w:t>functions</w:t>
-      </w:r>
-      <w:r>
-        <w:rPr>
-          <w:color w:val="auto"/>
-        </w:rPr>
-        <w:t>/</w:t>
-      </w:r>
-      <w:r>
-        <w:rPr>
-          <w:color w:val="auto"/>
-          <w:lang w:val="en-US"/>
-        </w:rPr>
-        <w:t>communication</w:t>
-      </w:r>
-      <w:r>
-        <w:rPr>
-          <w:color w:val="auto"/>
-        </w:rPr>
-        <w:t>/</w:t>
-      </w:r>
-      <w:r>
-        <w:rPr>
-          <w:color w:val="auto"/>
-          <w:lang w:val="en-US"/>
-        </w:rPr>
-        <w:t>wire</w:t>
-      </w:r>
-      <w:r>
-        <w:rPr>
-          <w:color w:val="auto"/>
-        </w:rPr>
-        <w:t>/</w:t>
-      </w:r>
-      <w:r>
-        <w:rPr>
-          <w:color w:val="auto"/>
-        </w:rPr>
-        <w:t xml:space="preserve">. </w:t>
-      </w:r>
-      <w:r>
-        <w:rPr>
-          <w:rStyle w:val="a9"/>
-          <w:color w:val="auto"/>
-          <w:u w:val="none"/>
-          <w:lang w:eastAsia="en-US" w:bidi="ar-SA"/>
-        </w:rPr>
-        <w:t>–</w:t>
-      </w:r>
-      <w:r>
-        <w:rPr>
-          <w:color w:val="auto"/>
-        </w:rPr>
-        <w:t xml:space="preserve"> </w:t>
-      </w:r>
-      <w:r>
-        <w:rPr>
-          <w:color w:val="auto"/>
-        </w:rPr>
-        <w:t xml:space="preserve">Дата доступа: </w:t>
-      </w:r>
-      <w:r>
-        <w:rPr>
-          <w:color w:val="auto"/>
-        </w:rPr>
-        <w:t>22</w:t>
-      </w:r>
-      <w:r>
-        <w:rPr>
-          <w:color w:val="auto"/>
-        </w:rPr>
-        <w:t>.0</w:t>
-      </w:r>
-      <w:r>
-        <w:rPr>
-          <w:color w:val="auto"/>
-        </w:rPr>
-        <w:t>9</w:t>
-      </w:r>
-      <w:r>
-        <w:rPr>
-          <w:color w:val="auto"/>
-        </w:rPr>
-        <w:t>.202</w:t>
-      </w:r>
-      <w:r>
-        <w:rPr>
-          <w:color w:val="auto"/>
-        </w:rPr>
-        <w:t>5</w:t>
-      </w:r>
-      <w:r>
-        <w:rPr>
-          <w:color w:val="auto"/>
-        </w:rPr>
-        <w:t>.</w:t>
-      </w:r>
-    </w:p>
-    <w:p>
-      <w:pPr>
-        <w:ind w:firstLine="709"/>
-        <w:rPr>
-          <w:color w:val="auto"/>
-        </w:rPr>
-      </w:pPr>
-      <w:r>
-        <w:rPr>
-          <w:color w:val="auto"/>
-        </w:rPr>
-        <w:t>[</w:t>
-      </w:r>
-      <w:r>
-        <w:rPr>
-          <w:color w:val="auto"/>
-        </w:rPr>
-        <w:t>1</w:t>
-      </w:r>
-      <w:r>
-        <w:rPr>
-          <w:color w:val="auto"/>
-        </w:rPr>
-        <w:t>1</w:t>
-      </w:r>
-      <w:r>
-        <w:rPr>
-          <w:color w:val="auto"/>
-        </w:rPr>
-        <w:t>]</w:t>
-      </w:r>
-      <w:r>
-        <w:rPr>
-          <w:color w:val="auto"/>
-        </w:rPr>
-        <w:t xml:space="preserve"> </w:t>
-      </w:r>
-      <w:r>
-        <w:rPr>
-          <w:color w:val="auto"/>
-          <w:lang w:val="en-US"/>
-        </w:rPr>
-        <w:t>GitHub</w:t>
-      </w:r>
-      <w:r>
-        <w:rPr>
-          <w:color w:val="auto"/>
-          <w:lang w:val="en-US"/>
-        </w:rPr>
-        <w:t> </w:t>
+        <w:t>GitHub </w:t>
       </w:r>
       <w:r>
         <w:rPr>
@@ -8939,13 +8849,7 @@
           <w:rPr>
             <w:color w:val="auto"/>
           </w:rPr>
-          <w:t>1306</w:t>
-        </w:r>
-        <w:r>
-          <w:rPr>
-            <w:color w:val="auto"/>
-          </w:rPr>
-          <w:t>/</w:t>
+          <w:t>1306/</w:t>
         </w:r>
       </w:hyperlink>
       <w:r>
@@ -8971,6 +8875,168 @@
           <w:color w:val="auto"/>
         </w:rPr>
       </w:pPr>
+      <w:r>
+        <w:rPr>
+          <w:color w:val="auto"/>
+        </w:rPr>
+        <w:t>[</w:t>
+      </w:r>
+      <w:r>
+        <w:rPr>
+          <w:color w:val="auto"/>
+        </w:rPr>
+        <w:t>12</w:t>
+      </w:r>
+      <w:r>
+        <w:rPr>
+          <w:color w:val="auto"/>
+        </w:rPr>
+        <w:t xml:space="preserve">] </w:t>
+      </w:r>
+      <w:r>
+        <w:rPr>
+          <w:color w:val="auto"/>
+        </w:rPr>
+        <w:t>ВОЗ</w:t>
+      </w:r>
+      <w:r>
+        <w:rPr>
+          <w:color w:val="auto"/>
+        </w:rPr>
+        <w:t xml:space="preserve"> [</w:t>
+      </w:r>
+      <w:r>
+        <w:rPr>
+          <w:color w:val="auto"/>
+        </w:rPr>
+        <w:t>Электронный</w:t>
+      </w:r>
+      <w:r>
+        <w:rPr>
+          <w:color w:val="auto"/>
+        </w:rPr>
+        <w:t xml:space="preserve"> </w:t>
+      </w:r>
+      <w:r>
+        <w:rPr>
+          <w:color w:val="auto"/>
+        </w:rPr>
+        <w:t>ресурс</w:t>
+      </w:r>
+      <w:r>
+        <w:rPr>
+          <w:color w:val="auto"/>
+        </w:rPr>
+        <w:t xml:space="preserve">]. – </w:t>
+      </w:r>
+      <w:r>
+        <w:rPr>
+          <w:color w:val="auto"/>
+        </w:rPr>
+        <w:t>Режим</w:t>
+      </w:r>
+      <w:r>
+        <w:rPr>
+          <w:color w:val="auto"/>
+        </w:rPr>
+        <w:t xml:space="preserve"> </w:t>
+      </w:r>
+      <w:r>
+        <w:rPr>
+          <w:color w:val="auto"/>
+        </w:rPr>
+        <w:t>доступа</w:t>
+      </w:r>
+      <w:r>
+        <w:rPr>
+          <w:color w:val="auto"/>
+        </w:rPr>
+        <w:t xml:space="preserve">: </w:t>
+      </w:r>
+      <w:r>
+        <w:rPr>
+          <w:rStyle w:val="a9"/>
+          <w:color w:val="auto"/>
+          <w:u w:val="none"/>
+          <w:lang w:eastAsia="en-US" w:bidi="ar-SA"/>
+        </w:rPr>
+        <w:t>https://www.who.int/publications/i/item/9789241597906</w:t>
+      </w:r>
+      <w:r>
+        <w:rPr>
+          <w:color w:val="auto"/>
+        </w:rPr>
+        <w:t xml:space="preserve">. </w:t>
+      </w:r>
+      <w:r>
+        <w:rPr>
+          <w:rStyle w:val="a9"/>
+          <w:color w:val="auto"/>
+          <w:u w:val="none"/>
+          <w:lang w:eastAsia="en-US" w:bidi="ar-SA"/>
+        </w:rPr>
+        <w:t>–</w:t>
+      </w:r>
+      <w:r>
+        <w:rPr>
+          <w:color w:val="auto"/>
+        </w:rPr>
+        <w:t xml:space="preserve"> </w:t>
+      </w:r>
+      <w:r>
+        <w:rPr>
+          <w:color w:val="auto"/>
+        </w:rPr>
+        <w:t>Дата</w:t>
+      </w:r>
+      <w:r>
+        <w:rPr>
+          <w:color w:val="auto"/>
+        </w:rPr>
+        <w:t xml:space="preserve"> </w:t>
+      </w:r>
+      <w:r>
+        <w:rPr>
+          <w:color w:val="auto"/>
+        </w:rPr>
+        <w:t>доступа</w:t>
+      </w:r>
+      <w:r>
+        <w:rPr>
+          <w:color w:val="auto"/>
+        </w:rPr>
+        <w:t xml:space="preserve">: </w:t>
+      </w:r>
+      <w:r>
+        <w:rPr>
+          <w:color w:val="auto"/>
+        </w:rPr>
+        <w:t>01</w:t>
+      </w:r>
+      <w:r>
+        <w:rPr>
+          <w:color w:val="auto"/>
+        </w:rPr>
+        <w:t>.</w:t>
+      </w:r>
+      <w:r>
+        <w:rPr>
+          <w:color w:val="auto"/>
+        </w:rPr>
+        <w:t>1</w:t>
+      </w:r>
+      <w:r>
+        <w:rPr>
+          <w:color w:val="auto"/>
+        </w:rPr>
+        <w:t>0</w:t>
+      </w:r>
+      <w:r>
+        <w:rPr>
+          <w:color w:val="auto"/>
+        </w:rPr>
+        <w:t>.2025.</w:t>
+      </w:r>
     </w:p>
     <w:p>
       <w:pPr>
@@ -8979,6 +9045,107 @@
           <w:color w:val="auto"/>
         </w:rPr>
       </w:pPr>
+      <w:r>
+        <w:rPr>
+          <w:color w:val="auto"/>
+        </w:rPr>
+        <w:t>[</w:t>
+      </w:r>
+      <w:r>
+        <w:rPr>
+          <w:color w:val="auto"/>
+        </w:rPr>
+        <w:t>13</w:t>
+      </w:r>
+      <w:r>
+        <w:rPr>
+          <w:color w:val="auto"/>
+        </w:rPr>
+        <w:t>]</w:t>
+      </w:r>
+      <w:r>
+        <w:rPr>
+          <w:color w:val="auto"/>
+          <w:lang w:val="en-US"/>
+        </w:rPr>
+        <w:t> Arduino</w:t>
+      </w:r>
+      <w:r>
+        <w:rPr>
+          <w:color w:val="auto"/>
+        </w:rPr>
+        <w:t xml:space="preserve"> </w:t>
+      </w:r>
+      <w:r>
+        <w:rPr>
+          <w:color w:val="auto"/>
+          <w:lang w:val="en-US"/>
+        </w:rPr>
+        <w:t>docs </w:t>
+      </w:r>
+      <w:r>
+        <w:rPr>
+          <w:color w:val="auto"/>
+        </w:rPr>
+        <w:t>[Электронный ресурс]. – Режим доступа:</w:t>
+      </w:r>
+      <w:r>
+        <w:t xml:space="preserve"> </w:t>
+      </w:r>
+      <w:r>
+        <w:t>https://docs.arduino.cc/built-in-examples/digital/BlinkWithoutDelay/</w:t>
+      </w:r>
+      <w:r>
+        <w:rPr>
+          <w:color w:val="auto"/>
+        </w:rPr>
+        <w:t xml:space="preserve">. </w:t>
+      </w:r>
+      <w:r>
+        <w:rPr>
+          <w:rStyle w:val="a9"/>
+          <w:color w:val="auto"/>
+          <w:u w:val="none"/>
+          <w:lang w:eastAsia="en-US" w:bidi="ar-SA"/>
+        </w:rPr>
+        <w:t>–</w:t>
+      </w:r>
+      <w:r>
+        <w:rPr>
+          <w:color w:val="auto"/>
+        </w:rPr>
+        <w:t xml:space="preserve"> </w:t>
+      </w:r>
+      <w:r>
+        <w:rPr>
+          <w:color w:val="auto"/>
+        </w:rPr>
+        <w:t xml:space="preserve">Дата доступа: </w:t>
+      </w:r>
+      <w:r>
+        <w:rPr>
+          <w:color w:val="auto"/>
+        </w:rPr>
+        <w:t>12.10</w:t>
+      </w:r>
+      <w:r>
+        <w:rPr>
+          <w:color w:val="auto"/>
+        </w:rPr>
+        <w:t>.202</w:t>
+      </w:r>
+      <w:r>
+        <w:rPr>
+          <w:color w:val="auto"/>
+        </w:rPr>
+        <w:t>5</w:t>
+      </w:r>
+      <w:r>
+        <w:rPr>
+          <w:color w:val="auto"/>
+        </w:rPr>
+        <w:t>.</w:t>
+      </w:r>
     </w:p>
     <w:p>
       <w:pPr>
@@ -8997,29 +9164,338 @@
         <w:rPr>
           <w:color w:val="auto"/>
         </w:rPr>
+        <w:t>1</w:t>
+      </w:r>
+      <w:r>
+        <w:rPr>
+          <w:color w:val="auto"/>
+        </w:rPr>
+        <w:t>4</w:t>
+      </w:r>
+      <w:r>
+        <w:rPr>
+          <w:color w:val="auto"/>
+        </w:rPr>
+        <w:t>]</w:t>
+      </w:r>
+      <w:r>
+        <w:rPr>
+          <w:color w:val="auto"/>
+          <w:lang w:val="en-US"/>
+        </w:rPr>
+        <w:t> Arduino</w:t>
+      </w:r>
+      <w:r>
+        <w:rPr>
+          <w:color w:val="auto"/>
+        </w:rPr>
+        <w:t xml:space="preserve"> </w:t>
+      </w:r>
+      <w:r>
+        <w:rPr>
+          <w:color w:val="auto"/>
+          <w:lang w:val="en-US"/>
+        </w:rPr>
+        <w:t>Project</w:t>
+      </w:r>
+      <w:r>
+        <w:rPr>
+          <w:color w:val="auto"/>
+        </w:rPr>
+        <w:t xml:space="preserve"> </w:t>
+      </w:r>
+      <w:r>
+        <w:rPr>
+          <w:color w:val="auto"/>
+          <w:lang w:val="en-US"/>
+        </w:rPr>
+        <w:t>Hub</w:t>
+      </w:r>
+      <w:r>
+        <w:rPr>
+          <w:color w:val="auto"/>
+          <w:lang w:val="en-US"/>
+        </w:rPr>
+        <w:t> </w:t>
+      </w:r>
+      <w:r>
+        <w:rPr>
+          <w:color w:val="auto"/>
+        </w:rPr>
+        <w:t>[Электронный ресурс]. – Режим доступа:</w:t>
+      </w:r>
+      <w:r>
+        <w:t xml:space="preserve"> </w:t>
+      </w:r>
+      <w:r>
+        <w:t>https://projecthub.arduino.cc/lucasfernando/ultrasonic-sensor-with-arduino-complete-guide-284faf</w:t>
+      </w:r>
+      <w:r>
+        <w:t xml:space="preserve"> </w:t>
+      </w:r>
+      <w:r>
+        <w:rPr>
+          <w:rStyle w:val="a9"/>
+          <w:color w:val="auto"/>
+          <w:u w:val="none"/>
+          <w:lang w:eastAsia="en-US" w:bidi="ar-SA"/>
+        </w:rPr>
+        <w:t>–</w:t>
+      </w:r>
+      <w:r>
+        <w:rPr>
+          <w:color w:val="auto"/>
+        </w:rPr>
+        <w:t xml:space="preserve"> </w:t>
+      </w:r>
+      <w:r>
+        <w:rPr>
+          <w:color w:val="auto"/>
+        </w:rPr>
+        <w:t xml:space="preserve">Дата доступа: </w:t>
+      </w:r>
+      <w:r>
+        <w:rPr>
+          <w:color w:val="auto"/>
+        </w:rPr>
+        <w:t>1</w:t>
+      </w:r>
+      <w:r>
+        <w:rPr>
+          <w:color w:val="auto"/>
+        </w:rPr>
+        <w:t>2</w:t>
+      </w:r>
+      <w:r>
+        <w:rPr>
+          <w:color w:val="auto"/>
+        </w:rPr>
+        <w:t>.</w:t>
+      </w:r>
+      <w:r>
+        <w:rPr>
+          <w:color w:val="auto"/>
+        </w:rPr>
+        <w:t>10</w:t>
+      </w:r>
+      <w:r>
+        <w:rPr>
+          <w:color w:val="auto"/>
+        </w:rPr>
+        <w:t>.202</w:t>
+      </w:r>
+      <w:r>
+        <w:rPr>
+          <w:color w:val="auto"/>
+        </w:rPr>
+        <w:t>5</w:t>
+      </w:r>
+      <w:r>
+        <w:rPr>
+          <w:color w:val="auto"/>
+        </w:rPr>
+        <w:t>.</w:t>
+      </w:r>
+    </w:p>
+    <w:p>
+      <w:pPr>
+        <w:ind w:firstLine="709"/>
+        <w:rPr>
+          <w:color w:val="auto"/>
+        </w:rPr>
+      </w:pPr>
+      <w:r>
+        <w:rPr>
+          <w:color w:val="auto"/>
+        </w:rPr>
+        <w:t>[</w:t>
+      </w:r>
+      <w:r>
+        <w:rPr>
+          <w:color w:val="auto"/>
+        </w:rPr>
+        <w:t>1</w:t>
+      </w:r>
+      <w:r>
+        <w:rPr>
+          <w:color w:val="auto"/>
+        </w:rPr>
+        <w:t>5</w:t>
+      </w:r>
+      <w:r>
+        <w:rPr>
+          <w:color w:val="auto"/>
+        </w:rPr>
+        <w:t>]</w:t>
+      </w:r>
+      <w:r>
+        <w:rPr>
+          <w:color w:val="auto"/>
+          <w:lang w:val="en-US"/>
+        </w:rPr>
+        <w:t> </w:t>
+      </w:r>
+      <w:proofErr w:type="spellStart"/>
+      <w:r>
+        <w:rPr>
+          <w:color w:val="auto"/>
+        </w:rPr>
+        <w:t>Microchip</w:t>
+      </w:r>
+      <w:proofErr w:type="spellEnd"/>
+      <w:r>
+        <w:rPr>
+          <w:color w:val="auto"/>
+        </w:rPr>
+        <w:t xml:space="preserve"> </w:t>
+      </w:r>
+      <w:r>
+        <w:rPr>
+          <w:color w:val="auto"/>
+        </w:rPr>
+        <w:t>[Электронный ресурс]. – Режим доступа:</w:t>
+      </w:r>
+      <w:r>
+        <w:t xml:space="preserve"> </w:t>
+      </w:r>
+      <w:r>
+        <w:t>https://ww1.microchip.com/downloads/en/DeviceDoc/Atmel-7810-Automotive-</w:t>
+      </w:r>
+      <w:r>
+        <w:lastRenderedPageBreak/>
+        <w:t>Microcontrollers-ATmega328P_Datasheet.pdf</w:t>
+      </w:r>
+      <w:r>
+        <w:t xml:space="preserve"> </w:t>
+      </w:r>
+      <w:r>
+        <w:rPr>
+          <w:rStyle w:val="a9"/>
+          <w:color w:val="auto"/>
+          <w:u w:val="none"/>
+          <w:lang w:eastAsia="en-US" w:bidi="ar-SA"/>
+        </w:rPr>
+        <w:t>–</w:t>
+      </w:r>
+      <w:r>
+        <w:rPr>
+          <w:color w:val="auto"/>
+        </w:rPr>
+        <w:t xml:space="preserve"> </w:t>
+      </w:r>
+      <w:r>
+        <w:rPr>
+          <w:color w:val="auto"/>
+        </w:rPr>
+        <w:t xml:space="preserve">Дата доступа: </w:t>
+      </w:r>
+      <w:r>
+        <w:rPr>
+          <w:color w:val="auto"/>
+        </w:rPr>
+        <w:t>1</w:t>
+      </w:r>
+      <w:r>
+        <w:rPr>
+          <w:color w:val="auto"/>
+        </w:rPr>
         <w:t>8</w:t>
       </w:r>
       <w:r>
         <w:rPr>
           <w:color w:val="auto"/>
         </w:rPr>
+        <w:t>.</w:t>
+      </w:r>
+      <w:r>
+        <w:rPr>
+          <w:color w:val="auto"/>
+        </w:rPr>
+        <w:t>10</w:t>
+      </w:r>
+      <w:r>
+        <w:rPr>
+          <w:color w:val="auto"/>
+        </w:rPr>
+        <w:t>.202</w:t>
+      </w:r>
+      <w:r>
+        <w:rPr>
+          <w:color w:val="auto"/>
+        </w:rPr>
+        <w:t>5</w:t>
+      </w:r>
+      <w:r>
+        <w:rPr>
+          <w:color w:val="auto"/>
+        </w:rPr>
+        <w:t>.</w:t>
+      </w:r>
+    </w:p>
+    <w:p>
+      <w:pPr>
+        <w:ind w:firstLine="709"/>
+        <w:rPr>
+          <w:color w:val="auto"/>
+        </w:rPr>
+      </w:pPr>
+      <w:r>
+        <w:rPr>
+          <w:color w:val="auto"/>
+        </w:rPr>
+        <w:t>[</w:t>
+      </w:r>
+      <w:r>
+        <w:rPr>
+          <w:color w:val="auto"/>
+        </w:rPr>
+        <w:t>1</w:t>
+      </w:r>
+      <w:r>
+        <w:rPr>
+          <w:color w:val="auto"/>
+        </w:rPr>
+        <w:t>6</w:t>
+      </w:r>
+      <w:r>
+        <w:rPr>
+          <w:color w:val="auto"/>
+        </w:rPr>
         <w:t>]</w:t>
       </w:r>
       <w:r>
         <w:rPr>
           <w:color w:val="auto"/>
+          <w:lang w:val="en-US"/>
+        </w:rPr>
+        <w:t> </w:t>
+      </w:r>
+      <w:r>
+        <w:rPr>
+          <w:color w:val="auto"/>
+          <w:lang w:val="en-US"/>
+        </w:rPr>
+        <w:t>Arduino</w:t>
+      </w:r>
+      <w:r>
+        <w:rPr>
+          <w:color w:val="auto"/>
         </w:rPr>
         <w:t xml:space="preserve"> </w:t>
       </w:r>
-      <w:proofErr w:type="spellStart"/>
       <w:r>
         <w:rPr>
           <w:color w:val="auto"/>
           <w:lang w:val="en-US"/>
         </w:rPr>
-        <w:t>BitBucket</w:t>
-      </w:r>
-      <w:proofErr w:type="spellEnd"/>
+        <w:t>Docs</w:t>
+      </w:r>
+      <w:r>
+        <w:rPr>
+          <w:color w:val="auto"/>
+        </w:rPr>
+        <w:tab/>
+      </w:r>
       <w:r>
         <w:rPr>
           <w:color w:val="auto"/>
@@ -9030,7 +9506,16 @@
         <w:rPr>
           <w:color w:val="auto"/>
         </w:rPr>
-        <w:t xml:space="preserve">[Электронный ресурс]. – Режим доступа: </w:t>
+        <w:t>[Электронный ресурс]. – Режим доступа:</w:t>
+      </w:r>
+      <w:r>
+        <w:t xml:space="preserve"> </w:t>
+      </w:r>
+      <w:r>
+        <w:t>https://docs.arduino.cc/learn/electronics/transistor-motor-control/</w:t>
+      </w:r>
+      <w:r>
+        <w:t xml:space="preserve">. </w:t>
       </w:r>
       <w:r>
         <w:rPr>
@@ -9039,21 +9524,6 @@
           <w:u w:val="none"/>
           <w:lang w:eastAsia="en-US" w:bidi="ar-SA"/>
         </w:rPr>
-        <w:t>https://bitbucket.org/teckel12/arduino-new-ping/wiki/Home</w:t>
-      </w:r>
-      <w:r>
-        <w:rPr>
-          <w:color w:val="auto"/>
-        </w:rPr>
-        <w:t xml:space="preserve">. </w:t>
-      </w:r>
-      <w:r>
-        <w:rPr>
-          <w:rStyle w:val="a9"/>
-          <w:color w:val="auto"/>
-          <w:u w:val="none"/>
-          <w:lang w:eastAsia="en-US" w:bidi="ar-SA"/>
-        </w:rPr>
         <w:t>–</w:t>
       </w:r>
       <w:r>
@@ -9078,13 +9548,13 @@
         <w:rPr>
           <w:color w:val="auto"/>
         </w:rPr>
-        <w:t>.0</w:t>
-      </w:r>
-      <w:r>
-        <w:rPr>
-          <w:color w:val="auto"/>
-        </w:rPr>
-        <w:t>9</w:t>
+        <w:t>.</w:t>
+      </w:r>
+      <w:r>
+        <w:rPr>
+          <w:color w:val="auto"/>
+        </w:rPr>
+        <w:t>10</w:t>
       </w:r>
       <w:r>
         <w:rPr>
@@ -9112,150 +9582,27 @@
           <w:color w:val="auto"/>
         </w:rPr>
       </w:pPr>
-      <w:r>
-        <w:rPr>
-          <w:color w:val="auto"/>
-        </w:rPr>
-        <w:t xml:space="preserve">[9] </w:t>
-      </w:r>
-      <w:r>
-        <w:rPr>
-          <w:color w:val="auto"/>
-        </w:rPr>
-        <w:t>ВОЗ</w:t>
-      </w:r>
-      <w:r>
-        <w:rPr>
-          <w:color w:val="auto"/>
-        </w:rPr>
-        <w:t xml:space="preserve"> [</w:t>
-      </w:r>
-      <w:r>
-        <w:rPr>
-          <w:color w:val="auto"/>
-        </w:rPr>
-        <w:t>Электронный</w:t>
-      </w:r>
-      <w:r>
-        <w:rPr>
-          <w:color w:val="auto"/>
-        </w:rPr>
-        <w:t xml:space="preserve"> </w:t>
-      </w:r>
-      <w:r>
-        <w:rPr>
-          <w:color w:val="auto"/>
-        </w:rPr>
-        <w:t>ресурс</w:t>
-      </w:r>
-      <w:r>
-        <w:rPr>
-          <w:color w:val="auto"/>
-        </w:rPr>
-        <w:t xml:space="preserve">]. – </w:t>
-      </w:r>
-      <w:r>
-        <w:rPr>
-          <w:color w:val="auto"/>
-        </w:rPr>
-        <w:t>Режим</w:t>
-      </w:r>
-      <w:r>
-        <w:rPr>
-          <w:color w:val="auto"/>
-        </w:rPr>
-        <w:t xml:space="preserve"> </w:t>
-      </w:r>
-      <w:r>
-        <w:rPr>
-          <w:color w:val="auto"/>
-        </w:rPr>
-        <w:t>доступа</w:t>
-      </w:r>
-      <w:r>
-        <w:rPr>
-          <w:color w:val="auto"/>
-        </w:rPr>
-        <w:t xml:space="preserve">: </w:t>
-      </w:r>
-      <w:r>
-        <w:rPr>
-          <w:rStyle w:val="a9"/>
-          <w:color w:val="auto"/>
-          <w:u w:val="none"/>
-          <w:lang w:eastAsia="en-US" w:bidi="ar-SA"/>
-        </w:rPr>
-        <w:t>https://www.who.int/publications/i/item/9789241597906</w:t>
-      </w:r>
-      <w:r>
-        <w:rPr>
-          <w:color w:val="auto"/>
-        </w:rPr>
-        <w:t xml:space="preserve">. </w:t>
-      </w:r>
-      <w:r>
-        <w:rPr>
-          <w:rStyle w:val="a9"/>
-          <w:color w:val="auto"/>
-          <w:u w:val="none"/>
-          <w:lang w:eastAsia="en-US" w:bidi="ar-SA"/>
-        </w:rPr>
-        <w:t>–</w:t>
-      </w:r>
-      <w:r>
-        <w:rPr>
-          <w:color w:val="auto"/>
-        </w:rPr>
-        <w:t xml:space="preserve"> </w:t>
-      </w:r>
-      <w:r>
-        <w:rPr>
-          <w:color w:val="auto"/>
-        </w:rPr>
-        <w:t>Дата</w:t>
-      </w:r>
-      <w:r>
-        <w:rPr>
-          <w:color w:val="auto"/>
-        </w:rPr>
-        <w:t xml:space="preserve"> </w:t>
-      </w:r>
-      <w:r>
-        <w:rPr>
-          <w:color w:val="auto"/>
-        </w:rPr>
-        <w:t>доступа</w:t>
-      </w:r>
-      <w:r>
-        <w:rPr>
-          <w:color w:val="auto"/>
-        </w:rPr>
-        <w:t xml:space="preserve">: </w:t>
-      </w:r>
-      <w:r>
-        <w:rPr>
-          <w:color w:val="auto"/>
-        </w:rPr>
-        <w:t>01</w:t>
-      </w:r>
-      <w:r>
-        <w:rPr>
-          <w:color w:val="auto"/>
-        </w:rPr>
-        <w:t>.</w:t>
-      </w:r>
-      <w:r>
-        <w:rPr>
-          <w:color w:val="auto"/>
-        </w:rPr>
-        <w:t>11</w:t>
-      </w:r>
-      <w:r>
-        <w:rPr>
-          <w:color w:val="auto"/>
-        </w:rPr>
-        <w:t>.2025.</w:t>
-      </w:r>
+    </w:p>
+    <w:p>
+      <w:pPr>
+        <w:ind w:firstLine="709"/>
+        <w:rPr>
+          <w:color w:val="auto"/>
+        </w:rPr>
+      </w:pPr>
+    </w:p>
+    <w:p>
+      <w:pPr>
+        <w:ind w:firstLine="709"/>
+        <w:rPr>
+          <w:color w:val="auto"/>
+        </w:rPr>
+      </w:pPr>
+    </w:p>
+    <w:p>
+      <w:pPr>
+        <w:ind w:firstLine="709"/>
+      </w:pPr>
     </w:p>
     <w:p>
       <w:pPr>
@@ -9299,7 +9646,7 @@
           <w:rStyle w:val="a9"/>
           <w:color w:val="auto"/>
           <w:u w:val="none"/>
-          <w:lang w:eastAsia="en-US" w:bidi="ar-SA"/>
+          <w:lang w:val="en-US" w:eastAsia="en-US" w:bidi="ar-SA"/>
         </w:rPr>
       </w:pPr>
       <w:r>
@@ -9309,8 +9656,207 @@
           <w:u w:val="none"/>
           <w:lang w:eastAsia="en-US" w:bidi="ar-SA"/>
         </w:rPr>
+        <w:br w:type="page"/>
+      </w:r>
+      <w:bookmarkStart w:id="19" w:name="_Toc121715403"/>
+    </w:p>
+    <w:p>
+      <w:pPr>
+        <w:pStyle w:val="aff"/>
+        <w:spacing w:after="0"/>
+        <w:jc w:val="center"/>
+      </w:pPr>
+      <w:r>
         <w:lastRenderedPageBreak/>
+        <w:t xml:space="preserve">ПРИЛОЖЕНИЕ </w:t>
+      </w:r>
+      <w:r>
+        <w:rPr>
+          <w:lang w:val="en-US"/>
+        </w:rPr>
+        <w:t>A</w:t>
+      </w:r>
+    </w:p>
+    <w:p>
+      <w:pPr>
+        <w:pStyle w:val="aff"/>
+        <w:spacing w:after="0"/>
+        <w:jc w:val="center"/>
+      </w:pPr>
+      <w:bookmarkStart w:id="20" w:name="_Toc24680"/>
+      <w:r>
+        <w:t>(обязательное)</w:t>
+      </w:r>
+      <w:bookmarkEnd w:id="20"/>
+    </w:p>
+    <w:p>
+      <w:pPr>
+        <w:pStyle w:val="aff"/>
+        <w:spacing w:after="0"/>
+        <w:jc w:val="center"/>
+      </w:pPr>
+      <w:r>
+        <w:t>Справка о проверке на заимствования</w:t>
+      </w:r>
+    </w:p>
+    <w:p/>
+    <w:p>
+      <w:pPr>
+        <w:pStyle w:val="aff"/>
+        <w:jc w:val="center"/>
+      </w:pPr>
+      <w:r>
+        <w:rPr>
+          <w:noProof/>
+        </w:rPr>
+        <w:drawing>
+          <wp:inline distT="0" distB="0" distL="0" distR="0" wp14:anchorId="3CC04B24" wp14:editId="3F971B99">
+            <wp:extent cx="5939790" cy="6673215"/>
+            <wp:effectExtent l="0" t="0" r="3810" b="0"/>
+            <wp:docPr id="3" name="Рисунок 3"/>
+            <wp:cNvGraphicFramePr>
+              <a:graphicFrameLocks xmlns:a="http://schemas.openxmlformats.org/drawingml/2006/main" noChangeAspect="1"/>
+            </wp:cNvGraphicFramePr>
+            <a:graphic xmlns:a="http://schemas.openxmlformats.org/drawingml/2006/main">
+              <a:graphicData uri="http://schemas.openxmlformats.org/drawingml/2006/picture">
+                <pic:pic xmlns:pic="http://schemas.openxmlformats.org/drawingml/2006/picture">
+                  <pic:nvPicPr>
+                    <pic:cNvPr id="1" name=""/>
+                    <pic:cNvPicPr/>
+                  </pic:nvPicPr>
+                  <pic:blipFill>
+                    <a:blip r:embed="rId11"/>
+                    <a:stretch>
+                      <a:fillRect/>
+                    </a:stretch>
+                  </pic:blipFill>
+                  <pic:spPr>
+                    <a:xfrm>
+                      <a:off x="0" y="0"/>
+                      <a:ext cx="5939790" cy="6673215"/>
+                    </a:xfrm>
+                    <a:prstGeom prst="rect">
+                      <a:avLst/>
+                    </a:prstGeom>
+                  </pic:spPr>
+                </pic:pic>
+              </a:graphicData>
+            </a:graphic>
+          </wp:inline>
+        </w:drawing>
+      </w:r>
+    </w:p>
+    <w:p>
+      <w:pPr>
+        <w:rPr>
+          <w:lang w:val="en-US"/>
+        </w:rPr>
+      </w:pPr>
+      <w:r>
         <w:br w:type="page"/>
+      </w:r>
+    </w:p>
+    <w:p>
+      <w:pPr>
+        <w:pStyle w:val="1"/>
+        <w:ind w:left="0" w:firstLine="0"/>
+        <w:jc w:val="center"/>
+        <w:rPr>
+          <w:rStyle w:val="a9"/>
+          <w:color w:val="auto"/>
+          <w:u w:val="none"/>
+        </w:rPr>
+      </w:pPr>
+    </w:p>
+    <w:p>
+      <w:pPr>
+        <w:pStyle w:val="1"/>
+        <w:ind w:left="0" w:firstLine="0"/>
+        <w:jc w:val="center"/>
+        <w:rPr>
+          <w:rStyle w:val="a9"/>
+          <w:color w:val="auto"/>
+          <w:u w:val="none"/>
+        </w:rPr>
+      </w:pPr>
+      <w:r>
+        <w:rPr>
+          <w:rStyle w:val="a9"/>
+          <w:color w:val="auto"/>
+          <w:u w:val="none"/>
+        </w:rPr>
+        <w:t>ПРИЛОЖЕНИЕ А</w:t>
+      </w:r>
+      <w:r>
+        <w:rPr>
+          <w:rStyle w:val="a9"/>
+          <w:color w:val="auto"/>
+          <w:u w:val="none"/>
+        </w:rPr>
+        <w:br/>
+        <w:t>(обязательное)</w:t>
+      </w:r>
+      <w:r>
+        <w:rPr>
+          <w:rStyle w:val="a9"/>
+          <w:color w:val="auto"/>
+          <w:u w:val="none"/>
+        </w:rPr>
+        <w:br/>
+      </w:r>
+      <w:bookmarkEnd w:id="19"/>
+      <w:r>
+        <w:rPr>
+          <w:rStyle w:val="a9"/>
+          <w:color w:val="auto"/>
+          <w:u w:val="none"/>
+        </w:rPr>
+        <w:t>Листинг программного кода</w:t>
+      </w:r>
+    </w:p>
+    <w:p>
+      <w:pPr>
+        <w:rPr>
+          <w:lang w:eastAsia="en-US" w:bidi="ar-SA"/>
+        </w:rPr>
+      </w:pPr>
+    </w:p>
+    <w:p>
+      <w:pPr>
+        <w:widowControl/>
+        <w:suppressAutoHyphens w:val="0"/>
+        <w:spacing w:line="259" w:lineRule="auto"/>
+        <w:jc w:val="left"/>
+        <w:rPr>
+          <w:rFonts w:ascii="Courier New" w:eastAsiaTheme="majorEastAsia" w:hAnsi="Courier New" w:cs="Courier New"/>
+          <w:color w:val="auto"/>
+          <w:sz w:val="20"/>
+          <w:szCs w:val="20"/>
+          <w:u w:val="single"/>
+          <w:lang w:eastAsia="en-US"/>
+        </w:rPr>
+      </w:pPr>
+      <w:r>
+        <w:rPr>
+          <w:rFonts w:ascii="Courier New" w:eastAsiaTheme="majorEastAsia" w:hAnsi="Courier New" w:cs="Courier New"/>
+          <w:bCs/>
+          <w:color w:val="auto"/>
+          <w:sz w:val="20"/>
+          <w:szCs w:val="20"/>
+          <w:lang w:val="en-US" w:eastAsia="en-US" w:bidi="ar-SA"/>
+        </w:rPr>
+        <w:t>public</w:t>
+      </w:r>
+      <w:r>
+        <w:rPr>
+          <w:rFonts w:ascii="Courier New" w:eastAsiaTheme="majorEastAsia" w:hAnsi="Courier New" w:cs="Courier New"/>
+          <w:bCs/>
+          <w:color w:val="auto"/>
+          <w:sz w:val="20"/>
+          <w:szCs w:val="20"/>
+          <w:lang w:eastAsia="en-US" w:bidi="ar-SA"/>
+        </w:rPr>
+        <w:t xml:space="preserve"> </w:t>
       </w:r>
     </w:p>
     <w:p>
@@ -9321,25 +9867,14 @@
         <w:jc w:val="left"/>
         <w:rPr>
           <w:rStyle w:val="a9"/>
-          <w:rFonts w:eastAsiaTheme="majorEastAsia" w:cstheme="majorBidi"/>
-          <w:b/>
-          <w:color w:val="auto"/>
-          <w:sz w:val="36"/>
-          <w:szCs w:val="32"/>
+          <w:rFonts w:ascii="Courier New" w:eastAsiaTheme="majorEastAsia" w:hAnsi="Courier New" w:cs="Courier New"/>
+          <w:color w:val="auto"/>
+          <w:sz w:val="20"/>
+          <w:szCs w:val="20"/>
           <w:u w:val="none"/>
           <w:lang w:eastAsia="en-US" w:bidi="ar-SA"/>
         </w:rPr>
       </w:pPr>
-      <w:bookmarkStart w:id="19" w:name="_Toc121715403"/>
-      <w:r>
-        <w:rPr>
-          <w:rStyle w:val="a9"/>
-          <w:color w:val="auto"/>
-          <w:u w:val="none"/>
-        </w:rPr>
-        <w:lastRenderedPageBreak/>
-        <w:br w:type="page"/>
-      </w:r>
     </w:p>
     <w:p>
       <w:pPr>
@@ -9348,90 +9883,98 @@
         <w:jc w:val="center"/>
         <w:rPr>
           <w:rStyle w:val="a9"/>
-          <w:color w:val="auto"/>
-          <w:u w:val="none"/>
-        </w:rPr>
-      </w:pPr>
-      <w:r>
-        <w:rPr>
-          <w:rStyle w:val="a9"/>
-          <w:color w:val="auto"/>
-          <w:u w:val="none"/>
-        </w:rPr>
-        <w:lastRenderedPageBreak/>
-        <w:t>ПРИЛОЖЕНИЕ А</w:t>
-      </w:r>
-      <w:r>
-        <w:rPr>
-          <w:rStyle w:val="a9"/>
-          <w:color w:val="auto"/>
-          <w:u w:val="none"/>
-        </w:rPr>
-        <w:br/>
-        <w:t>(обязательное)</w:t>
-      </w:r>
-      <w:r>
-        <w:rPr>
-          <w:rStyle w:val="a9"/>
-          <w:color w:val="auto"/>
-          <w:u w:val="none"/>
-        </w:rPr>
-        <w:br/>
-      </w:r>
-      <w:bookmarkEnd w:id="19"/>
-      <w:r>
-        <w:rPr>
-          <w:rStyle w:val="a9"/>
-          <w:color w:val="auto"/>
-          <w:u w:val="none"/>
-        </w:rPr>
-        <w:t>Листинг программного кода</w:t>
-      </w:r>
-    </w:p>
-    <w:p>
-      <w:pPr>
-        <w:rPr>
-          <w:lang w:eastAsia="en-US" w:bidi="ar-SA"/>
-        </w:rPr>
-      </w:pPr>
-    </w:p>
-    <w:p>
-      <w:pPr>
-        <w:widowControl/>
-        <w:suppressAutoHyphens w:val="0"/>
-        <w:spacing w:line="259" w:lineRule="auto"/>
-        <w:jc w:val="left"/>
-        <w:rPr>
-          <w:rFonts w:ascii="Courier New" w:eastAsiaTheme="majorEastAsia" w:hAnsi="Courier New" w:cs="Courier New"/>
+          <w:rFonts w:ascii="Courier New" w:hAnsi="Courier New" w:cs="Courier New"/>
+          <w:b w:val="0"/>
           <w:color w:val="auto"/>
           <w:sz w:val="20"/>
           <w:szCs w:val="20"/>
-          <w:u w:val="single"/>
-          <w:lang w:eastAsia="en-US"/>
-        </w:rPr>
-      </w:pPr>
-      <w:r>
-        <w:rPr>
-          <w:rFonts w:ascii="Courier New" w:eastAsiaTheme="majorEastAsia" w:hAnsi="Courier New" w:cs="Courier New"/>
-          <w:bCs/>
+          <w:u w:val="none"/>
+        </w:rPr>
+      </w:pPr>
+      <w:bookmarkStart w:id="21" w:name="_Toc121715404"/>
+    </w:p>
+    <w:p>
+      <w:pPr>
+        <w:pStyle w:val="1"/>
+        <w:ind w:left="0" w:firstLine="0"/>
+        <w:jc w:val="center"/>
+        <w:rPr>
+          <w:rStyle w:val="a9"/>
+          <w:rFonts w:ascii="Courier New" w:hAnsi="Courier New" w:cs="Courier New"/>
+          <w:b w:val="0"/>
           <w:color w:val="auto"/>
           <w:sz w:val="20"/>
           <w:szCs w:val="20"/>
-          <w:lang w:val="en-US" w:eastAsia="en-US" w:bidi="ar-SA"/>
-        </w:rPr>
-        <w:t>public</w:t>
-      </w:r>
-      <w:r>
-        <w:rPr>
-          <w:rFonts w:ascii="Courier New" w:eastAsiaTheme="majorEastAsia" w:hAnsi="Courier New" w:cs="Courier New"/>
-          <w:bCs/>
+          <w:u w:val="none"/>
+        </w:rPr>
+      </w:pPr>
+    </w:p>
+    <w:p>
+      <w:pPr>
+        <w:pStyle w:val="1"/>
+        <w:ind w:left="0" w:firstLine="0"/>
+        <w:jc w:val="center"/>
+        <w:rPr>
+          <w:rStyle w:val="a9"/>
+          <w:rFonts w:ascii="Courier New" w:hAnsi="Courier New" w:cs="Courier New"/>
+          <w:b w:val="0"/>
           <w:color w:val="auto"/>
           <w:sz w:val="20"/>
           <w:szCs w:val="20"/>
-          <w:lang w:eastAsia="en-US" w:bidi="ar-SA"/>
-        </w:rPr>
-        <w:t xml:space="preserve"> </w:t>
-      </w:r>
+          <w:u w:val="none"/>
+        </w:rPr>
+      </w:pPr>
+    </w:p>
+    <w:bookmarkEnd w:id="21"/>
+    <w:p>
+      <w:pPr>
+        <w:rPr>
+          <w:rFonts w:ascii="Courier New" w:hAnsi="Courier New" w:cs="Courier New"/>
+          <w:sz w:val="20"/>
+          <w:szCs w:val="20"/>
+          <w:lang w:eastAsia="en-US" w:bidi="ar-SA"/>
+        </w:rPr>
+      </w:pPr>
+    </w:p>
+    <w:p>
+      <w:pPr>
+        <w:rPr>
+          <w:rFonts w:ascii="Courier New" w:hAnsi="Courier New" w:cs="Courier New"/>
+          <w:sz w:val="20"/>
+          <w:szCs w:val="20"/>
+          <w:lang w:eastAsia="en-US" w:bidi="ar-SA"/>
+        </w:rPr>
+      </w:pPr>
+    </w:p>
+    <w:p>
+      <w:pPr>
+        <w:rPr>
+          <w:rFonts w:ascii="Courier New" w:hAnsi="Courier New" w:cs="Courier New"/>
+          <w:sz w:val="20"/>
+          <w:szCs w:val="20"/>
+          <w:lang w:eastAsia="en-US" w:bidi="ar-SA"/>
+        </w:rPr>
+      </w:pPr>
+    </w:p>
+    <w:p>
+      <w:pPr>
+        <w:rPr>
+          <w:rFonts w:ascii="Courier New" w:hAnsi="Courier New" w:cs="Courier New"/>
+          <w:sz w:val="20"/>
+          <w:szCs w:val="20"/>
+          <w:lang w:eastAsia="en-US" w:bidi="ar-SA"/>
+        </w:rPr>
+      </w:pPr>
+    </w:p>
+    <w:p>
+      <w:pPr>
+        <w:rPr>
+          <w:rFonts w:ascii="Courier New" w:hAnsi="Courier New" w:cs="Courier New"/>
+          <w:sz w:val="20"/>
+          <w:szCs w:val="20"/>
+          <w:lang w:eastAsia="en-US" w:bidi="ar-SA"/>
+        </w:rPr>
+      </w:pPr>
     </w:p>
     <w:p>
       <w:pPr>
@@ -9441,14 +9984,23 @@
         <w:jc w:val="left"/>
         <w:rPr>
           <w:rStyle w:val="a9"/>
-          <w:rFonts w:ascii="Courier New" w:eastAsiaTheme="majorEastAsia" w:hAnsi="Courier New" w:cs="Courier New"/>
-          <w:color w:val="auto"/>
-          <w:sz w:val="20"/>
-          <w:szCs w:val="20"/>
+          <w:rFonts w:eastAsiaTheme="majorEastAsia" w:cstheme="majorBidi"/>
+          <w:b/>
+          <w:color w:val="auto"/>
+          <w:sz w:val="36"/>
+          <w:szCs w:val="32"/>
           <w:u w:val="none"/>
           <w:lang w:eastAsia="en-US" w:bidi="ar-SA"/>
         </w:rPr>
       </w:pPr>
+      <w:r>
+        <w:rPr>
+          <w:rStyle w:val="a9"/>
+          <w:color w:val="auto"/>
+          <w:u w:val="none"/>
+        </w:rPr>
+        <w:br w:type="page"/>
+      </w:r>
     </w:p>
     <w:p>
       <w:pPr>
@@ -9457,95 +10009,279 @@
         <w:jc w:val="center"/>
         <w:rPr>
           <w:rStyle w:val="a9"/>
-          <w:rFonts w:ascii="Courier New" w:hAnsi="Courier New" w:cs="Courier New"/>
-          <w:b w:val="0"/>
-          <w:color w:val="auto"/>
-          <w:sz w:val="20"/>
-          <w:szCs w:val="20"/>
+          <w:color w:val="auto"/>
           <w:u w:val="none"/>
         </w:rPr>
       </w:pPr>
-      <w:bookmarkStart w:id="20" w:name="_Toc121715404"/>
-    </w:p>
-    <w:p>
-      <w:pPr>
-        <w:pStyle w:val="1"/>
-        <w:ind w:left="0" w:firstLine="0"/>
-        <w:jc w:val="center"/>
+      <w:r>
         <w:rPr>
           <w:rStyle w:val="a9"/>
-          <w:rFonts w:ascii="Courier New" w:hAnsi="Courier New" w:cs="Courier New"/>
-          <w:b w:val="0"/>
-          <w:color w:val="auto"/>
-          <w:sz w:val="20"/>
-          <w:szCs w:val="20"/>
+          <w:color w:val="auto"/>
           <w:u w:val="none"/>
         </w:rPr>
-      </w:pPr>
-    </w:p>
-    <w:p>
-      <w:pPr>
-        <w:pStyle w:val="1"/>
-        <w:ind w:left="0" w:firstLine="0"/>
-        <w:jc w:val="center"/>
+        <w:lastRenderedPageBreak/>
+        <w:t>ПРИЛОЖЕНИЕ Б</w:t>
+      </w:r>
+      <w:r>
         <w:rPr>
           <w:rStyle w:val="a9"/>
-          <w:rFonts w:ascii="Courier New" w:hAnsi="Courier New" w:cs="Courier New"/>
-          <w:b w:val="0"/>
-          <w:color w:val="auto"/>
-          <w:sz w:val="20"/>
-          <w:szCs w:val="20"/>
+          <w:color w:val="auto"/>
           <w:u w:val="none"/>
         </w:rPr>
-      </w:pPr>
-    </w:p>
-    <w:bookmarkEnd w:id="20"/>
-    <w:p>
-      <w:pPr>
-        <w:rPr>
-          <w:rFonts w:ascii="Courier New" w:hAnsi="Courier New" w:cs="Courier New"/>
-          <w:sz w:val="20"/>
-          <w:szCs w:val="20"/>
-          <w:lang w:eastAsia="en-US" w:bidi="ar-SA"/>
-        </w:rPr>
-      </w:pPr>
-    </w:p>
-    <w:p>
-      <w:pPr>
-        <w:rPr>
-          <w:rFonts w:ascii="Courier New" w:hAnsi="Courier New" w:cs="Courier New"/>
-          <w:sz w:val="20"/>
-          <w:szCs w:val="20"/>
-          <w:lang w:eastAsia="en-US" w:bidi="ar-SA"/>
-        </w:rPr>
-      </w:pPr>
-    </w:p>
-    <w:p>
-      <w:pPr>
-        <w:rPr>
-          <w:rFonts w:ascii="Courier New" w:hAnsi="Courier New" w:cs="Courier New"/>
-          <w:sz w:val="20"/>
-          <w:szCs w:val="20"/>
-          <w:lang w:eastAsia="en-US" w:bidi="ar-SA"/>
-        </w:rPr>
-      </w:pPr>
-    </w:p>
-    <w:p>
-      <w:pPr>
-        <w:rPr>
-          <w:rFonts w:ascii="Courier New" w:hAnsi="Courier New" w:cs="Courier New"/>
-          <w:sz w:val="20"/>
-          <w:szCs w:val="20"/>
-          <w:lang w:eastAsia="en-US" w:bidi="ar-SA"/>
-        </w:rPr>
-      </w:pPr>
-    </w:p>
-    <w:p>
-      <w:pPr>
-        <w:rPr>
-          <w:rFonts w:ascii="Courier New" w:hAnsi="Courier New" w:cs="Courier New"/>
-          <w:sz w:val="20"/>
-          <w:szCs w:val="20"/>
+        <w:br/>
+        <w:t>(обязательное)</w:t>
+      </w:r>
+      <w:r>
+        <w:rPr>
+          <w:rStyle w:val="a9"/>
+          <w:color w:val="auto"/>
+          <w:u w:val="none"/>
+        </w:rPr>
+        <w:br/>
+        <w:t>Функциональная схема алгоритма</w:t>
+      </w:r>
+    </w:p>
+    <w:p>
+      <w:pPr>
+        <w:rPr>
+          <w:lang w:eastAsia="en-US" w:bidi="ar-SA"/>
+        </w:rPr>
+      </w:pPr>
+    </w:p>
+    <w:p>
+      <w:pPr>
+        <w:rPr>
+          <w:lang w:eastAsia="en-US" w:bidi="ar-SA"/>
+        </w:rPr>
+      </w:pPr>
+    </w:p>
+    <w:p>
+      <w:pPr>
+        <w:rPr>
+          <w:lang w:eastAsia="en-US" w:bidi="ar-SA"/>
+        </w:rPr>
+      </w:pPr>
+    </w:p>
+    <w:p>
+      <w:pPr>
+        <w:rPr>
+          <w:lang w:eastAsia="en-US" w:bidi="ar-SA"/>
+        </w:rPr>
+      </w:pPr>
+    </w:p>
+    <w:p>
+      <w:pPr>
+        <w:rPr>
+          <w:lang w:eastAsia="en-US" w:bidi="ar-SA"/>
+        </w:rPr>
+      </w:pPr>
+    </w:p>
+    <w:p>
+      <w:pPr>
+        <w:rPr>
+          <w:lang w:eastAsia="en-US" w:bidi="ar-SA"/>
+        </w:rPr>
+      </w:pPr>
+    </w:p>
+    <w:p>
+      <w:pPr>
+        <w:rPr>
+          <w:lang w:eastAsia="en-US" w:bidi="ar-SA"/>
+        </w:rPr>
+      </w:pPr>
+    </w:p>
+    <w:p>
+      <w:pPr>
+        <w:rPr>
+          <w:lang w:eastAsia="en-US" w:bidi="ar-SA"/>
+        </w:rPr>
+      </w:pPr>
+    </w:p>
+    <w:p>
+      <w:pPr>
+        <w:rPr>
+          <w:lang w:eastAsia="en-US" w:bidi="ar-SA"/>
+        </w:rPr>
+      </w:pPr>
+    </w:p>
+    <w:p>
+      <w:pPr>
+        <w:rPr>
+          <w:lang w:eastAsia="en-US" w:bidi="ar-SA"/>
+        </w:rPr>
+      </w:pPr>
+    </w:p>
+    <w:p>
+      <w:pPr>
+        <w:rPr>
+          <w:lang w:eastAsia="en-US" w:bidi="ar-SA"/>
+        </w:rPr>
+      </w:pPr>
+    </w:p>
+    <w:p>
+      <w:pPr>
+        <w:rPr>
+          <w:lang w:eastAsia="en-US" w:bidi="ar-SA"/>
+        </w:rPr>
+      </w:pPr>
+    </w:p>
+    <w:p>
+      <w:pPr>
+        <w:rPr>
+          <w:lang w:eastAsia="en-US" w:bidi="ar-SA"/>
+        </w:rPr>
+      </w:pPr>
+    </w:p>
+    <w:p>
+      <w:pPr>
+        <w:rPr>
+          <w:lang w:eastAsia="en-US" w:bidi="ar-SA"/>
+        </w:rPr>
+      </w:pPr>
+    </w:p>
+    <w:p>
+      <w:pPr>
+        <w:rPr>
+          <w:lang w:eastAsia="en-US" w:bidi="ar-SA"/>
+        </w:rPr>
+      </w:pPr>
+    </w:p>
+    <w:p>
+      <w:pPr>
+        <w:rPr>
+          <w:lang w:eastAsia="en-US" w:bidi="ar-SA"/>
+        </w:rPr>
+      </w:pPr>
+    </w:p>
+    <w:p>
+      <w:pPr>
+        <w:rPr>
+          <w:lang w:eastAsia="en-US" w:bidi="ar-SA"/>
+        </w:rPr>
+      </w:pPr>
+    </w:p>
+    <w:p>
+      <w:pPr>
+        <w:rPr>
+          <w:lang w:eastAsia="en-US" w:bidi="ar-SA"/>
+        </w:rPr>
+      </w:pPr>
+    </w:p>
+    <w:p>
+      <w:pPr>
+        <w:rPr>
+          <w:lang w:eastAsia="en-US" w:bidi="ar-SA"/>
+        </w:rPr>
+      </w:pPr>
+    </w:p>
+    <w:p>
+      <w:pPr>
+        <w:rPr>
+          <w:lang w:eastAsia="en-US" w:bidi="ar-SA"/>
+        </w:rPr>
+      </w:pPr>
+    </w:p>
+    <w:p>
+      <w:pPr>
+        <w:rPr>
+          <w:lang w:eastAsia="en-US" w:bidi="ar-SA"/>
+        </w:rPr>
+      </w:pPr>
+    </w:p>
+    <w:p>
+      <w:pPr>
+        <w:rPr>
+          <w:lang w:eastAsia="en-US" w:bidi="ar-SA"/>
+        </w:rPr>
+      </w:pPr>
+    </w:p>
+    <w:p>
+      <w:pPr>
+        <w:rPr>
+          <w:lang w:eastAsia="en-US" w:bidi="ar-SA"/>
+        </w:rPr>
+      </w:pPr>
+    </w:p>
+    <w:p>
+      <w:pPr>
+        <w:rPr>
+          <w:lang w:eastAsia="en-US" w:bidi="ar-SA"/>
+        </w:rPr>
+      </w:pPr>
+    </w:p>
+    <w:p>
+      <w:pPr>
+        <w:rPr>
+          <w:lang w:eastAsia="en-US" w:bidi="ar-SA"/>
+        </w:rPr>
+      </w:pPr>
+    </w:p>
+    <w:p>
+      <w:pPr>
+        <w:rPr>
+          <w:lang w:eastAsia="en-US" w:bidi="ar-SA"/>
+        </w:rPr>
+      </w:pPr>
+    </w:p>
+    <w:p>
+      <w:pPr>
+        <w:rPr>
+          <w:lang w:eastAsia="en-US" w:bidi="ar-SA"/>
+        </w:rPr>
+      </w:pPr>
+    </w:p>
+    <w:p>
+      <w:pPr>
+        <w:rPr>
+          <w:lang w:eastAsia="en-US" w:bidi="ar-SA"/>
+        </w:rPr>
+      </w:pPr>
+    </w:p>
+    <w:p>
+      <w:pPr>
+        <w:rPr>
+          <w:lang w:eastAsia="en-US" w:bidi="ar-SA"/>
+        </w:rPr>
+      </w:pPr>
+    </w:p>
+    <w:p>
+      <w:pPr>
+        <w:rPr>
+          <w:lang w:eastAsia="en-US" w:bidi="ar-SA"/>
+        </w:rPr>
+      </w:pPr>
+    </w:p>
+    <w:p>
+      <w:pPr>
+        <w:rPr>
+          <w:lang w:eastAsia="en-US" w:bidi="ar-SA"/>
+        </w:rPr>
+      </w:pPr>
+    </w:p>
+    <w:p>
+      <w:pPr>
+        <w:rPr>
+          <w:lang w:eastAsia="en-US" w:bidi="ar-SA"/>
+        </w:rPr>
+      </w:pPr>
+    </w:p>
+    <w:p>
+      <w:pPr>
+        <w:rPr>
+          <w:lang w:eastAsia="en-US" w:bidi="ar-SA"/>
+        </w:rPr>
+      </w:pPr>
+    </w:p>
+    <w:p>
+      <w:pPr>
+        <w:rPr>
+          <w:lang w:eastAsia="en-US" w:bidi="ar-SA"/>
+        </w:rPr>
+      </w:pPr>
+    </w:p>
+    <w:p>
+      <w:pPr>
+        <w:rPr>
           <w:lang w:eastAsia="en-US" w:bidi="ar-SA"/>
         </w:rPr>
       </w:pPr>
@@ -9573,292 +10309,9 @@
           <w:color w:val="auto"/>
           <w:u w:val="none"/>
         </w:rPr>
+        <w:lastRenderedPageBreak/>
         <w:br w:type="page"/>
       </w:r>
-    </w:p>
-    <w:p>
-      <w:pPr>
-        <w:pStyle w:val="1"/>
-        <w:ind w:left="0" w:firstLine="0"/>
-        <w:jc w:val="center"/>
-        <w:rPr>
-          <w:rStyle w:val="a9"/>
-          <w:color w:val="auto"/>
-          <w:u w:val="none"/>
-        </w:rPr>
-      </w:pPr>
-      <w:r>
-        <w:rPr>
-          <w:rStyle w:val="a9"/>
-          <w:color w:val="auto"/>
-          <w:u w:val="none"/>
-        </w:rPr>
-        <w:lastRenderedPageBreak/>
-        <w:t>ПРИЛОЖЕНИЕ Б</w:t>
-      </w:r>
-      <w:r>
-        <w:rPr>
-          <w:rStyle w:val="a9"/>
-          <w:color w:val="auto"/>
-          <w:u w:val="none"/>
-        </w:rPr>
-        <w:br/>
-        <w:t>(обязательное)</w:t>
-      </w:r>
-      <w:r>
-        <w:rPr>
-          <w:rStyle w:val="a9"/>
-          <w:color w:val="auto"/>
-          <w:u w:val="none"/>
-        </w:rPr>
-        <w:br/>
-        <w:t>Функциональная схема алгоритма</w:t>
-      </w:r>
-    </w:p>
-    <w:p>
-      <w:pPr>
-        <w:rPr>
-          <w:lang w:eastAsia="en-US" w:bidi="ar-SA"/>
-        </w:rPr>
-      </w:pPr>
-    </w:p>
-    <w:p>
-      <w:pPr>
-        <w:rPr>
-          <w:lang w:eastAsia="en-US" w:bidi="ar-SA"/>
-        </w:rPr>
-      </w:pPr>
-    </w:p>
-    <w:p>
-      <w:pPr>
-        <w:rPr>
-          <w:lang w:eastAsia="en-US" w:bidi="ar-SA"/>
-        </w:rPr>
-      </w:pPr>
-    </w:p>
-    <w:p>
-      <w:pPr>
-        <w:rPr>
-          <w:lang w:eastAsia="en-US" w:bidi="ar-SA"/>
-        </w:rPr>
-      </w:pPr>
-    </w:p>
-    <w:p>
-      <w:pPr>
-        <w:rPr>
-          <w:lang w:eastAsia="en-US" w:bidi="ar-SA"/>
-        </w:rPr>
-      </w:pPr>
-    </w:p>
-    <w:p>
-      <w:pPr>
-        <w:rPr>
-          <w:lang w:eastAsia="en-US" w:bidi="ar-SA"/>
-        </w:rPr>
-      </w:pPr>
-    </w:p>
-    <w:p>
-      <w:pPr>
-        <w:rPr>
-          <w:lang w:eastAsia="en-US" w:bidi="ar-SA"/>
-        </w:rPr>
-      </w:pPr>
-    </w:p>
-    <w:p>
-      <w:pPr>
-        <w:rPr>
-          <w:lang w:eastAsia="en-US" w:bidi="ar-SA"/>
-        </w:rPr>
-      </w:pPr>
-    </w:p>
-    <w:p>
-      <w:pPr>
-        <w:rPr>
-          <w:lang w:eastAsia="en-US" w:bidi="ar-SA"/>
-        </w:rPr>
-      </w:pPr>
-    </w:p>
-    <w:p>
-      <w:pPr>
-        <w:rPr>
-          <w:lang w:eastAsia="en-US" w:bidi="ar-SA"/>
-        </w:rPr>
-      </w:pPr>
-    </w:p>
-    <w:p>
-      <w:pPr>
-        <w:rPr>
-          <w:lang w:eastAsia="en-US" w:bidi="ar-SA"/>
-        </w:rPr>
-      </w:pPr>
-    </w:p>
-    <w:p>
-      <w:pPr>
-        <w:rPr>
-          <w:lang w:eastAsia="en-US" w:bidi="ar-SA"/>
-        </w:rPr>
-      </w:pPr>
-    </w:p>
-    <w:p>
-      <w:pPr>
-        <w:rPr>
-          <w:lang w:eastAsia="en-US" w:bidi="ar-SA"/>
-        </w:rPr>
-      </w:pPr>
-    </w:p>
-    <w:p>
-      <w:pPr>
-        <w:rPr>
-          <w:lang w:eastAsia="en-US" w:bidi="ar-SA"/>
-        </w:rPr>
-      </w:pPr>
-    </w:p>
-    <w:p>
-      <w:pPr>
-        <w:rPr>
-          <w:lang w:eastAsia="en-US" w:bidi="ar-SA"/>
-        </w:rPr>
-      </w:pPr>
-    </w:p>
-    <w:p>
-      <w:pPr>
-        <w:rPr>
-          <w:lang w:eastAsia="en-US" w:bidi="ar-SA"/>
-        </w:rPr>
-      </w:pPr>
-    </w:p>
-    <w:p>
-      <w:pPr>
-        <w:rPr>
-          <w:lang w:eastAsia="en-US" w:bidi="ar-SA"/>
-        </w:rPr>
-      </w:pPr>
-    </w:p>
-    <w:p>
-      <w:pPr>
-        <w:rPr>
-          <w:lang w:eastAsia="en-US" w:bidi="ar-SA"/>
-        </w:rPr>
-      </w:pPr>
-    </w:p>
-    <w:p>
-      <w:pPr>
-        <w:rPr>
-          <w:lang w:eastAsia="en-US" w:bidi="ar-SA"/>
-        </w:rPr>
-      </w:pPr>
-    </w:p>
-    <w:p>
-      <w:pPr>
-        <w:rPr>
-          <w:lang w:eastAsia="en-US" w:bidi="ar-SA"/>
-        </w:rPr>
-      </w:pPr>
-    </w:p>
-    <w:p>
-      <w:pPr>
-        <w:rPr>
-          <w:lang w:eastAsia="en-US" w:bidi="ar-SA"/>
-        </w:rPr>
-      </w:pPr>
-    </w:p>
-    <w:p>
-      <w:pPr>
-        <w:rPr>
-          <w:lang w:eastAsia="en-US" w:bidi="ar-SA"/>
-        </w:rPr>
-      </w:pPr>
-    </w:p>
-    <w:p>
-      <w:pPr>
-        <w:rPr>
-          <w:lang w:eastAsia="en-US" w:bidi="ar-SA"/>
-        </w:rPr>
-      </w:pPr>
-    </w:p>
-    <w:p>
-      <w:pPr>
-        <w:rPr>
-          <w:lang w:eastAsia="en-US" w:bidi="ar-SA"/>
-        </w:rPr>
-      </w:pPr>
-    </w:p>
-    <w:p>
-      <w:pPr>
-        <w:rPr>
-          <w:lang w:eastAsia="en-US" w:bidi="ar-SA"/>
-        </w:rPr>
-      </w:pPr>
-    </w:p>
-    <w:p>
-      <w:pPr>
-        <w:rPr>
-          <w:lang w:eastAsia="en-US" w:bidi="ar-SA"/>
-        </w:rPr>
-      </w:pPr>
-    </w:p>
-    <w:p>
-      <w:pPr>
-        <w:rPr>
-          <w:lang w:eastAsia="en-US" w:bidi="ar-SA"/>
-        </w:rPr>
-      </w:pPr>
-    </w:p>
-    <w:p>
-      <w:pPr>
-        <w:rPr>
-          <w:lang w:eastAsia="en-US" w:bidi="ar-SA"/>
-        </w:rPr>
-      </w:pPr>
-    </w:p>
-    <w:p>
-      <w:pPr>
-        <w:rPr>
-          <w:lang w:eastAsia="en-US" w:bidi="ar-SA"/>
-        </w:rPr>
-      </w:pPr>
-    </w:p>
-    <w:p>
-      <w:pPr>
-        <w:rPr>
-          <w:lang w:eastAsia="en-US" w:bidi="ar-SA"/>
-        </w:rPr>
-      </w:pPr>
-    </w:p>
-    <w:p>
-      <w:pPr>
-        <w:rPr>
-          <w:lang w:eastAsia="en-US" w:bidi="ar-SA"/>
-        </w:rPr>
-      </w:pPr>
-    </w:p>
-    <w:p>
-      <w:pPr>
-        <w:rPr>
-          <w:lang w:eastAsia="en-US" w:bidi="ar-SA"/>
-        </w:rPr>
-      </w:pPr>
-    </w:p>
-    <w:p>
-      <w:pPr>
-        <w:rPr>
-          <w:lang w:eastAsia="en-US" w:bidi="ar-SA"/>
-        </w:rPr>
-      </w:pPr>
-    </w:p>
-    <w:p>
-      <w:pPr>
-        <w:rPr>
-          <w:lang w:eastAsia="en-US" w:bidi="ar-SA"/>
-        </w:rPr>
-      </w:pPr>
-    </w:p>
-    <w:p>
-      <w:pPr>
-        <w:rPr>
-          <w:lang w:eastAsia="en-US" w:bidi="ar-SA"/>
-        </w:rPr>
-      </w:pPr>
     </w:p>
     <w:p>
       <w:pPr>
@@ -9889,6 +10342,18 @@
     </w:p>
     <w:p>
       <w:pPr>
+        <w:pStyle w:val="1"/>
+        <w:ind w:left="0" w:firstLine="0"/>
+        <w:jc w:val="center"/>
+        <w:rPr>
+          <w:rStyle w:val="a9"/>
+          <w:color w:val="auto"/>
+          <w:u w:val="none"/>
+        </w:rPr>
+      </w:pPr>
+    </w:p>
+    <w:p>
+      <w:pPr>
         <w:widowControl/>
         <w:suppressAutoHyphens w:val="0"/>
         <w:spacing w:after="160" w:line="259" w:lineRule="auto"/>
@@ -9910,7 +10375,6 @@
           <w:color w:val="auto"/>
           <w:u w:val="none"/>
         </w:rPr>
-        <w:lastRenderedPageBreak/>
         <w:br w:type="page"/>
       </w:r>
     </w:p>
@@ -9923,6 +10387,278 @@
           <w:rStyle w:val="a9"/>
           <w:color w:val="auto"/>
           <w:u w:val="none"/>
+        </w:rPr>
+      </w:pPr>
+      <w:r>
+        <w:rPr>
+          <w:rStyle w:val="a9"/>
+          <w:color w:val="auto"/>
+          <w:u w:val="none"/>
+        </w:rPr>
+        <w:lastRenderedPageBreak/>
+        <w:t>ПРИЛОЖЕНИЕ В</w:t>
+      </w:r>
+      <w:r>
+        <w:rPr>
+          <w:rStyle w:val="a9"/>
+          <w:color w:val="auto"/>
+          <w:u w:val="none"/>
+        </w:rPr>
+        <w:br/>
+        <w:t>(обязательное)</w:t>
+      </w:r>
+      <w:r>
+        <w:rPr>
+          <w:rStyle w:val="a9"/>
+          <w:color w:val="auto"/>
+          <w:u w:val="none"/>
+        </w:rPr>
+        <w:br/>
+        <w:t>Блок-схема алгоритма</w:t>
+      </w:r>
+    </w:p>
+    <w:p>
+      <w:pPr>
+        <w:rPr>
+          <w:lang w:eastAsia="en-US" w:bidi="ar-SA"/>
+        </w:rPr>
+      </w:pPr>
+    </w:p>
+    <w:p>
+      <w:pPr>
+        <w:rPr>
+          <w:lang w:eastAsia="en-US" w:bidi="ar-SA"/>
+        </w:rPr>
+      </w:pPr>
+    </w:p>
+    <w:p>
+      <w:pPr>
+        <w:rPr>
+          <w:lang w:eastAsia="en-US" w:bidi="ar-SA"/>
+        </w:rPr>
+      </w:pPr>
+    </w:p>
+    <w:p>
+      <w:pPr>
+        <w:rPr>
+          <w:lang w:eastAsia="en-US" w:bidi="ar-SA"/>
+        </w:rPr>
+      </w:pPr>
+    </w:p>
+    <w:p>
+      <w:pPr>
+        <w:rPr>
+          <w:lang w:eastAsia="en-US" w:bidi="ar-SA"/>
+        </w:rPr>
+      </w:pPr>
+    </w:p>
+    <w:p>
+      <w:pPr>
+        <w:rPr>
+          <w:lang w:eastAsia="en-US" w:bidi="ar-SA"/>
+        </w:rPr>
+      </w:pPr>
+    </w:p>
+    <w:p>
+      <w:pPr>
+        <w:rPr>
+          <w:lang w:eastAsia="en-US" w:bidi="ar-SA"/>
+        </w:rPr>
+      </w:pPr>
+    </w:p>
+    <w:p>
+      <w:pPr>
+        <w:rPr>
+          <w:lang w:eastAsia="en-US" w:bidi="ar-SA"/>
+        </w:rPr>
+      </w:pPr>
+    </w:p>
+    <w:p>
+      <w:pPr>
+        <w:rPr>
+          <w:lang w:eastAsia="en-US" w:bidi="ar-SA"/>
+        </w:rPr>
+      </w:pPr>
+    </w:p>
+    <w:p>
+      <w:pPr>
+        <w:rPr>
+          <w:lang w:eastAsia="en-US" w:bidi="ar-SA"/>
+        </w:rPr>
+      </w:pPr>
+    </w:p>
+    <w:p>
+      <w:pPr>
+        <w:rPr>
+          <w:lang w:eastAsia="en-US" w:bidi="ar-SA"/>
+        </w:rPr>
+      </w:pPr>
+    </w:p>
+    <w:p>
+      <w:pPr>
+        <w:rPr>
+          <w:lang w:eastAsia="en-US" w:bidi="ar-SA"/>
+        </w:rPr>
+      </w:pPr>
+    </w:p>
+    <w:p>
+      <w:pPr>
+        <w:rPr>
+          <w:lang w:eastAsia="en-US" w:bidi="ar-SA"/>
+        </w:rPr>
+      </w:pPr>
+    </w:p>
+    <w:p>
+      <w:pPr>
+        <w:rPr>
+          <w:lang w:eastAsia="en-US" w:bidi="ar-SA"/>
+        </w:rPr>
+      </w:pPr>
+    </w:p>
+    <w:p>
+      <w:pPr>
+        <w:rPr>
+          <w:lang w:eastAsia="en-US" w:bidi="ar-SA"/>
+        </w:rPr>
+      </w:pPr>
+    </w:p>
+    <w:p>
+      <w:pPr>
+        <w:rPr>
+          <w:lang w:eastAsia="en-US" w:bidi="ar-SA"/>
+        </w:rPr>
+      </w:pPr>
+    </w:p>
+    <w:p>
+      <w:pPr>
+        <w:rPr>
+          <w:lang w:eastAsia="en-US" w:bidi="ar-SA"/>
+        </w:rPr>
+      </w:pPr>
+    </w:p>
+    <w:p>
+      <w:pPr>
+        <w:rPr>
+          <w:lang w:eastAsia="en-US" w:bidi="ar-SA"/>
+        </w:rPr>
+      </w:pPr>
+    </w:p>
+    <w:p>
+      <w:pPr>
+        <w:rPr>
+          <w:lang w:eastAsia="en-US" w:bidi="ar-SA"/>
+        </w:rPr>
+      </w:pPr>
+    </w:p>
+    <w:p>
+      <w:pPr>
+        <w:rPr>
+          <w:lang w:eastAsia="en-US" w:bidi="ar-SA"/>
+        </w:rPr>
+      </w:pPr>
+    </w:p>
+    <w:p>
+      <w:pPr>
+        <w:rPr>
+          <w:lang w:eastAsia="en-US" w:bidi="ar-SA"/>
+        </w:rPr>
+      </w:pPr>
+    </w:p>
+    <w:p>
+      <w:pPr>
+        <w:rPr>
+          <w:lang w:eastAsia="en-US" w:bidi="ar-SA"/>
+        </w:rPr>
+      </w:pPr>
+    </w:p>
+    <w:p>
+      <w:pPr>
+        <w:rPr>
+          <w:lang w:eastAsia="en-US" w:bidi="ar-SA"/>
+        </w:rPr>
+      </w:pPr>
+    </w:p>
+    <w:p>
+      <w:pPr>
+        <w:rPr>
+          <w:lang w:eastAsia="en-US" w:bidi="ar-SA"/>
+        </w:rPr>
+      </w:pPr>
+    </w:p>
+    <w:p>
+      <w:pPr>
+        <w:rPr>
+          <w:lang w:eastAsia="en-US" w:bidi="ar-SA"/>
+        </w:rPr>
+      </w:pPr>
+    </w:p>
+    <w:p>
+      <w:pPr>
+        <w:rPr>
+          <w:lang w:eastAsia="en-US" w:bidi="ar-SA"/>
+        </w:rPr>
+      </w:pPr>
+    </w:p>
+    <w:p>
+      <w:pPr>
+        <w:rPr>
+          <w:lang w:eastAsia="en-US" w:bidi="ar-SA"/>
+        </w:rPr>
+      </w:pPr>
+    </w:p>
+    <w:p>
+      <w:pPr>
+        <w:rPr>
+          <w:lang w:eastAsia="en-US" w:bidi="ar-SA"/>
+        </w:rPr>
+      </w:pPr>
+    </w:p>
+    <w:p>
+      <w:pPr>
+        <w:rPr>
+          <w:lang w:eastAsia="en-US" w:bidi="ar-SA"/>
+        </w:rPr>
+      </w:pPr>
+    </w:p>
+    <w:p>
+      <w:pPr>
+        <w:rPr>
+          <w:lang w:eastAsia="en-US" w:bidi="ar-SA"/>
+        </w:rPr>
+      </w:pPr>
+    </w:p>
+    <w:p>
+      <w:pPr>
+        <w:rPr>
+          <w:lang w:eastAsia="en-US" w:bidi="ar-SA"/>
+        </w:rPr>
+      </w:pPr>
+    </w:p>
+    <w:p>
+      <w:pPr>
+        <w:rPr>
+          <w:lang w:eastAsia="en-US" w:bidi="ar-SA"/>
+        </w:rPr>
+      </w:pPr>
+    </w:p>
+    <w:p>
+      <w:pPr>
+        <w:rPr>
+          <w:lang w:eastAsia="en-US" w:bidi="ar-SA"/>
+        </w:rPr>
+      </w:pPr>
+    </w:p>
+    <w:p>
+      <w:pPr>
+        <w:rPr>
+          <w:lang w:eastAsia="en-US" w:bidi="ar-SA"/>
+        </w:rPr>
+      </w:pPr>
+    </w:p>
+    <w:p>
+      <w:pPr>
+        <w:rPr>
+          <w:lang w:eastAsia="en-US" w:bidi="ar-SA"/>
         </w:rPr>
       </w:pPr>
     </w:p>
@@ -9949,6 +10685,7 @@
           <w:color w:val="auto"/>
           <w:u w:val="none"/>
         </w:rPr>
+        <w:lastRenderedPageBreak/>
         <w:br w:type="page"/>
       </w:r>
     </w:p>
@@ -9961,278 +10698,6 @@
           <w:rStyle w:val="a9"/>
           <w:color w:val="auto"/>
           <w:u w:val="none"/>
-        </w:rPr>
-      </w:pPr>
-      <w:r>
-        <w:rPr>
-          <w:rStyle w:val="a9"/>
-          <w:color w:val="auto"/>
-          <w:u w:val="none"/>
-        </w:rPr>
-        <w:lastRenderedPageBreak/>
-        <w:t>ПРИЛОЖЕНИЕ В</w:t>
-      </w:r>
-      <w:r>
-        <w:rPr>
-          <w:rStyle w:val="a9"/>
-          <w:color w:val="auto"/>
-          <w:u w:val="none"/>
-        </w:rPr>
-        <w:br/>
-        <w:t>(обязательное)</w:t>
-      </w:r>
-      <w:r>
-        <w:rPr>
-          <w:rStyle w:val="a9"/>
-          <w:color w:val="auto"/>
-          <w:u w:val="none"/>
-        </w:rPr>
-        <w:br/>
-        <w:t>Блок-схема алгоритма</w:t>
-      </w:r>
-    </w:p>
-    <w:p>
-      <w:pPr>
-        <w:rPr>
-          <w:lang w:eastAsia="en-US" w:bidi="ar-SA"/>
-        </w:rPr>
-      </w:pPr>
-    </w:p>
-    <w:p>
-      <w:pPr>
-        <w:rPr>
-          <w:lang w:eastAsia="en-US" w:bidi="ar-SA"/>
-        </w:rPr>
-      </w:pPr>
-    </w:p>
-    <w:p>
-      <w:pPr>
-        <w:rPr>
-          <w:lang w:eastAsia="en-US" w:bidi="ar-SA"/>
-        </w:rPr>
-      </w:pPr>
-    </w:p>
-    <w:p>
-      <w:pPr>
-        <w:rPr>
-          <w:lang w:eastAsia="en-US" w:bidi="ar-SA"/>
-        </w:rPr>
-      </w:pPr>
-    </w:p>
-    <w:p>
-      <w:pPr>
-        <w:rPr>
-          <w:lang w:eastAsia="en-US" w:bidi="ar-SA"/>
-        </w:rPr>
-      </w:pPr>
-    </w:p>
-    <w:p>
-      <w:pPr>
-        <w:rPr>
-          <w:lang w:eastAsia="en-US" w:bidi="ar-SA"/>
-        </w:rPr>
-      </w:pPr>
-    </w:p>
-    <w:p>
-      <w:pPr>
-        <w:rPr>
-          <w:lang w:eastAsia="en-US" w:bidi="ar-SA"/>
-        </w:rPr>
-      </w:pPr>
-    </w:p>
-    <w:p>
-      <w:pPr>
-        <w:rPr>
-          <w:lang w:eastAsia="en-US" w:bidi="ar-SA"/>
-        </w:rPr>
-      </w:pPr>
-    </w:p>
-    <w:p>
-      <w:pPr>
-        <w:rPr>
-          <w:lang w:eastAsia="en-US" w:bidi="ar-SA"/>
-        </w:rPr>
-      </w:pPr>
-    </w:p>
-    <w:p>
-      <w:pPr>
-        <w:rPr>
-          <w:lang w:eastAsia="en-US" w:bidi="ar-SA"/>
-        </w:rPr>
-      </w:pPr>
-    </w:p>
-    <w:p>
-      <w:pPr>
-        <w:rPr>
-          <w:lang w:eastAsia="en-US" w:bidi="ar-SA"/>
-        </w:rPr>
-      </w:pPr>
-    </w:p>
-    <w:p>
-      <w:pPr>
-        <w:rPr>
-          <w:lang w:eastAsia="en-US" w:bidi="ar-SA"/>
-        </w:rPr>
-      </w:pPr>
-    </w:p>
-    <w:p>
-      <w:pPr>
-        <w:rPr>
-          <w:lang w:eastAsia="en-US" w:bidi="ar-SA"/>
-        </w:rPr>
-      </w:pPr>
-    </w:p>
-    <w:p>
-      <w:pPr>
-        <w:rPr>
-          <w:lang w:eastAsia="en-US" w:bidi="ar-SA"/>
-        </w:rPr>
-      </w:pPr>
-    </w:p>
-    <w:p>
-      <w:pPr>
-        <w:rPr>
-          <w:lang w:eastAsia="en-US" w:bidi="ar-SA"/>
-        </w:rPr>
-      </w:pPr>
-    </w:p>
-    <w:p>
-      <w:pPr>
-        <w:rPr>
-          <w:lang w:eastAsia="en-US" w:bidi="ar-SA"/>
-        </w:rPr>
-      </w:pPr>
-    </w:p>
-    <w:p>
-      <w:pPr>
-        <w:rPr>
-          <w:lang w:eastAsia="en-US" w:bidi="ar-SA"/>
-        </w:rPr>
-      </w:pPr>
-    </w:p>
-    <w:p>
-      <w:pPr>
-        <w:rPr>
-          <w:lang w:eastAsia="en-US" w:bidi="ar-SA"/>
-        </w:rPr>
-      </w:pPr>
-    </w:p>
-    <w:p>
-      <w:pPr>
-        <w:rPr>
-          <w:lang w:eastAsia="en-US" w:bidi="ar-SA"/>
-        </w:rPr>
-      </w:pPr>
-    </w:p>
-    <w:p>
-      <w:pPr>
-        <w:rPr>
-          <w:lang w:eastAsia="en-US" w:bidi="ar-SA"/>
-        </w:rPr>
-      </w:pPr>
-    </w:p>
-    <w:p>
-      <w:pPr>
-        <w:rPr>
-          <w:lang w:eastAsia="en-US" w:bidi="ar-SA"/>
-        </w:rPr>
-      </w:pPr>
-    </w:p>
-    <w:p>
-      <w:pPr>
-        <w:rPr>
-          <w:lang w:eastAsia="en-US" w:bidi="ar-SA"/>
-        </w:rPr>
-      </w:pPr>
-    </w:p>
-    <w:p>
-      <w:pPr>
-        <w:rPr>
-          <w:lang w:eastAsia="en-US" w:bidi="ar-SA"/>
-        </w:rPr>
-      </w:pPr>
-    </w:p>
-    <w:p>
-      <w:pPr>
-        <w:rPr>
-          <w:lang w:eastAsia="en-US" w:bidi="ar-SA"/>
-        </w:rPr>
-      </w:pPr>
-    </w:p>
-    <w:p>
-      <w:pPr>
-        <w:rPr>
-          <w:lang w:eastAsia="en-US" w:bidi="ar-SA"/>
-        </w:rPr>
-      </w:pPr>
-    </w:p>
-    <w:p>
-      <w:pPr>
-        <w:rPr>
-          <w:lang w:eastAsia="en-US" w:bidi="ar-SA"/>
-        </w:rPr>
-      </w:pPr>
-    </w:p>
-    <w:p>
-      <w:pPr>
-        <w:rPr>
-          <w:lang w:eastAsia="en-US" w:bidi="ar-SA"/>
-        </w:rPr>
-      </w:pPr>
-    </w:p>
-    <w:p>
-      <w:pPr>
-        <w:rPr>
-          <w:lang w:eastAsia="en-US" w:bidi="ar-SA"/>
-        </w:rPr>
-      </w:pPr>
-    </w:p>
-    <w:p>
-      <w:pPr>
-        <w:rPr>
-          <w:lang w:eastAsia="en-US" w:bidi="ar-SA"/>
-        </w:rPr>
-      </w:pPr>
-    </w:p>
-    <w:p>
-      <w:pPr>
-        <w:rPr>
-          <w:lang w:eastAsia="en-US" w:bidi="ar-SA"/>
-        </w:rPr>
-      </w:pPr>
-    </w:p>
-    <w:p>
-      <w:pPr>
-        <w:rPr>
-          <w:lang w:eastAsia="en-US" w:bidi="ar-SA"/>
-        </w:rPr>
-      </w:pPr>
-    </w:p>
-    <w:p>
-      <w:pPr>
-        <w:rPr>
-          <w:lang w:eastAsia="en-US" w:bidi="ar-SA"/>
-        </w:rPr>
-      </w:pPr>
-    </w:p>
-    <w:p>
-      <w:pPr>
-        <w:rPr>
-          <w:lang w:eastAsia="en-US" w:bidi="ar-SA"/>
-        </w:rPr>
-      </w:pPr>
-    </w:p>
-    <w:p>
-      <w:pPr>
-        <w:rPr>
-          <w:lang w:eastAsia="en-US" w:bidi="ar-SA"/>
-        </w:rPr>
-      </w:pPr>
-    </w:p>
-    <w:p>
-      <w:pPr>
-        <w:rPr>
-          <w:lang w:eastAsia="en-US" w:bidi="ar-SA"/>
         </w:rPr>
       </w:pPr>
     </w:p>
@@ -10259,7 +10724,6 @@
           <w:color w:val="auto"/>
           <w:u w:val="none"/>
         </w:rPr>
-        <w:lastRenderedPageBreak/>
         <w:br w:type="page"/>
       </w:r>
     </w:p>
@@ -10272,6 +10736,285 @@
           <w:rStyle w:val="a9"/>
           <w:color w:val="auto"/>
           <w:u w:val="none"/>
+        </w:rPr>
+      </w:pPr>
+      <w:r>
+        <w:rPr>
+          <w:rStyle w:val="a9"/>
+          <w:color w:val="auto"/>
+          <w:u w:val="none"/>
+        </w:rPr>
+        <w:lastRenderedPageBreak/>
+        <w:t>ПРИЛОЖЕНИЕ Г</w:t>
+      </w:r>
+      <w:r>
+        <w:rPr>
+          <w:rStyle w:val="a9"/>
+          <w:color w:val="auto"/>
+          <w:u w:val="none"/>
+        </w:rPr>
+        <w:br/>
+        <w:t>(обязательное)</w:t>
+      </w:r>
+      <w:r>
+        <w:rPr>
+          <w:rStyle w:val="a9"/>
+          <w:color w:val="auto"/>
+          <w:u w:val="none"/>
+        </w:rPr>
+        <w:br/>
+      </w:r>
+      <w:r>
+        <w:rPr>
+          <w:rStyle w:val="a9"/>
+          <w:color w:val="auto"/>
+          <w:u w:val="none"/>
+        </w:rPr>
+        <w:t>Диаграмма вариантов использований</w:t>
+      </w:r>
+    </w:p>
+    <w:p>
+      <w:pPr>
+        <w:rPr>
+          <w:lang w:eastAsia="en-US" w:bidi="ar-SA"/>
+        </w:rPr>
+      </w:pPr>
+    </w:p>
+    <w:p>
+      <w:pPr>
+        <w:rPr>
+          <w:lang w:eastAsia="en-US" w:bidi="ar-SA"/>
+        </w:rPr>
+      </w:pPr>
+    </w:p>
+    <w:p>
+      <w:pPr>
+        <w:rPr>
+          <w:lang w:eastAsia="en-US" w:bidi="ar-SA"/>
+        </w:rPr>
+      </w:pPr>
+    </w:p>
+    <w:p>
+      <w:pPr>
+        <w:rPr>
+          <w:lang w:eastAsia="en-US" w:bidi="ar-SA"/>
+        </w:rPr>
+      </w:pPr>
+    </w:p>
+    <w:p>
+      <w:pPr>
+        <w:rPr>
+          <w:lang w:eastAsia="en-US" w:bidi="ar-SA"/>
+        </w:rPr>
+      </w:pPr>
+    </w:p>
+    <w:p>
+      <w:pPr>
+        <w:rPr>
+          <w:lang w:eastAsia="en-US" w:bidi="ar-SA"/>
+        </w:rPr>
+      </w:pPr>
+    </w:p>
+    <w:p>
+      <w:pPr>
+        <w:rPr>
+          <w:lang w:eastAsia="en-US" w:bidi="ar-SA"/>
+        </w:rPr>
+      </w:pPr>
+    </w:p>
+    <w:p>
+      <w:pPr>
+        <w:rPr>
+          <w:lang w:eastAsia="en-US" w:bidi="ar-SA"/>
+        </w:rPr>
+      </w:pPr>
+    </w:p>
+    <w:p>
+      <w:pPr>
+        <w:rPr>
+          <w:lang w:eastAsia="en-US" w:bidi="ar-SA"/>
+        </w:rPr>
+      </w:pPr>
+    </w:p>
+    <w:p>
+      <w:pPr>
+        <w:rPr>
+          <w:lang w:eastAsia="en-US" w:bidi="ar-SA"/>
+        </w:rPr>
+      </w:pPr>
+    </w:p>
+    <w:p>
+      <w:pPr>
+        <w:rPr>
+          <w:lang w:eastAsia="en-US" w:bidi="ar-SA"/>
+        </w:rPr>
+      </w:pPr>
+    </w:p>
+    <w:p>
+      <w:pPr>
+        <w:rPr>
+          <w:lang w:eastAsia="en-US" w:bidi="ar-SA"/>
+        </w:rPr>
+      </w:pPr>
+    </w:p>
+    <w:p>
+      <w:pPr>
+        <w:rPr>
+          <w:lang w:eastAsia="en-US" w:bidi="ar-SA"/>
+        </w:rPr>
+      </w:pPr>
+    </w:p>
+    <w:p>
+      <w:pPr>
+        <w:rPr>
+          <w:lang w:eastAsia="en-US" w:bidi="ar-SA"/>
+        </w:rPr>
+      </w:pPr>
+    </w:p>
+    <w:p>
+      <w:pPr>
+        <w:rPr>
+          <w:lang w:eastAsia="en-US" w:bidi="ar-SA"/>
+        </w:rPr>
+      </w:pPr>
+    </w:p>
+    <w:p>
+      <w:pPr>
+        <w:rPr>
+          <w:lang w:eastAsia="en-US" w:bidi="ar-SA"/>
+        </w:rPr>
+      </w:pPr>
+    </w:p>
+    <w:p>
+      <w:pPr>
+        <w:rPr>
+          <w:lang w:eastAsia="en-US" w:bidi="ar-SA"/>
+        </w:rPr>
+      </w:pPr>
+    </w:p>
+    <w:p>
+      <w:pPr>
+        <w:rPr>
+          <w:lang w:eastAsia="en-US" w:bidi="ar-SA"/>
+        </w:rPr>
+      </w:pPr>
+    </w:p>
+    <w:p>
+      <w:pPr>
+        <w:rPr>
+          <w:lang w:eastAsia="en-US" w:bidi="ar-SA"/>
+        </w:rPr>
+      </w:pPr>
+    </w:p>
+    <w:p>
+      <w:pPr>
+        <w:rPr>
+          <w:lang w:eastAsia="en-US" w:bidi="ar-SA"/>
+        </w:rPr>
+      </w:pPr>
+    </w:p>
+    <w:p>
+      <w:pPr>
+        <w:rPr>
+          <w:lang w:eastAsia="en-US" w:bidi="ar-SA"/>
+        </w:rPr>
+      </w:pPr>
+    </w:p>
+    <w:p>
+      <w:pPr>
+        <w:rPr>
+          <w:lang w:eastAsia="en-US" w:bidi="ar-SA"/>
+        </w:rPr>
+      </w:pPr>
+    </w:p>
+    <w:p>
+      <w:pPr>
+        <w:rPr>
+          <w:lang w:eastAsia="en-US" w:bidi="ar-SA"/>
+        </w:rPr>
+      </w:pPr>
+    </w:p>
+    <w:p>
+      <w:pPr>
+        <w:rPr>
+          <w:lang w:eastAsia="en-US" w:bidi="ar-SA"/>
+        </w:rPr>
+      </w:pPr>
+    </w:p>
+    <w:p>
+      <w:pPr>
+        <w:rPr>
+          <w:lang w:eastAsia="en-US" w:bidi="ar-SA"/>
+        </w:rPr>
+      </w:pPr>
+    </w:p>
+    <w:p>
+      <w:pPr>
+        <w:rPr>
+          <w:lang w:eastAsia="en-US" w:bidi="ar-SA"/>
+        </w:rPr>
+      </w:pPr>
+    </w:p>
+    <w:p>
+      <w:pPr>
+        <w:rPr>
+          <w:lang w:eastAsia="en-US" w:bidi="ar-SA"/>
+        </w:rPr>
+      </w:pPr>
+    </w:p>
+    <w:p>
+      <w:pPr>
+        <w:rPr>
+          <w:lang w:eastAsia="en-US" w:bidi="ar-SA"/>
+        </w:rPr>
+      </w:pPr>
+    </w:p>
+    <w:p>
+      <w:pPr>
+        <w:rPr>
+          <w:lang w:eastAsia="en-US" w:bidi="ar-SA"/>
+        </w:rPr>
+      </w:pPr>
+    </w:p>
+    <w:p>
+      <w:pPr>
+        <w:rPr>
+          <w:lang w:eastAsia="en-US" w:bidi="ar-SA"/>
+        </w:rPr>
+      </w:pPr>
+    </w:p>
+    <w:p>
+      <w:pPr>
+        <w:rPr>
+          <w:lang w:eastAsia="en-US" w:bidi="ar-SA"/>
+        </w:rPr>
+      </w:pPr>
+    </w:p>
+    <w:p>
+      <w:pPr>
+        <w:rPr>
+          <w:lang w:eastAsia="en-US" w:bidi="ar-SA"/>
+        </w:rPr>
+      </w:pPr>
+    </w:p>
+    <w:p>
+      <w:pPr>
+        <w:rPr>
+          <w:lang w:eastAsia="en-US" w:bidi="ar-SA"/>
+        </w:rPr>
+      </w:pPr>
+    </w:p>
+    <w:p>
+      <w:pPr>
+        <w:rPr>
+          <w:lang w:eastAsia="en-US" w:bidi="ar-SA"/>
+        </w:rPr>
+      </w:pPr>
+    </w:p>
+    <w:p>
+      <w:pPr>
+        <w:rPr>
+          <w:lang w:eastAsia="en-US" w:bidi="ar-SA"/>
         </w:rPr>
       </w:pPr>
     </w:p>
@@ -10298,6 +11041,7 @@
           <w:color w:val="auto"/>
           <w:u w:val="none"/>
         </w:rPr>
+        <w:lastRenderedPageBreak/>
         <w:br w:type="page"/>
       </w:r>
     </w:p>
@@ -10319,7 +11063,7 @@
           <w:u w:val="none"/>
         </w:rPr>
         <w:lastRenderedPageBreak/>
-        <w:t>ПРИЛОЖЕНИЕ Г</w:t>
+        <w:t>ПРИЛОЖЕНИЕ Д</w:t>
       </w:r>
       <w:r>
         <w:rPr>
@@ -10337,14 +11081,7 @@
           <w:u w:val="none"/>
         </w:rPr>
         <w:br/>
-      </w:r>
-      <w:r>
-        <w:rPr>
-          <w:rStyle w:val="a9"/>
-          <w:color w:val="auto"/>
-          <w:u w:val="none"/>
-        </w:rPr>
-        <w:t>Диаграмма вариантов использований</w:t>
+        <w:t>Диаграмма вариантов использования</w:t>
       </w:r>
     </w:p>
     <w:p>
@@ -10637,7 +11374,7 @@
           <w:u w:val="none"/>
         </w:rPr>
         <w:lastRenderedPageBreak/>
-        <w:t>ПРИЛОЖЕНИЕ Д</w:t>
+        <w:t>ПРИЛОЖЕНИЕ Е</w:t>
       </w:r>
       <w:r>
         <w:rPr>
@@ -10655,317 +11392,6 @@
           <w:u w:val="none"/>
         </w:rPr>
         <w:br/>
-        <w:t>Диаграмма вариантов использования</w:t>
-      </w:r>
-    </w:p>
-    <w:p>
-      <w:pPr>
-        <w:rPr>
-          <w:lang w:eastAsia="en-US" w:bidi="ar-SA"/>
-        </w:rPr>
-      </w:pPr>
-    </w:p>
-    <w:p>
-      <w:pPr>
-        <w:rPr>
-          <w:lang w:eastAsia="en-US" w:bidi="ar-SA"/>
-        </w:rPr>
-      </w:pPr>
-    </w:p>
-    <w:p>
-      <w:pPr>
-        <w:rPr>
-          <w:lang w:eastAsia="en-US" w:bidi="ar-SA"/>
-        </w:rPr>
-      </w:pPr>
-    </w:p>
-    <w:p>
-      <w:pPr>
-        <w:rPr>
-          <w:lang w:eastAsia="en-US" w:bidi="ar-SA"/>
-        </w:rPr>
-      </w:pPr>
-    </w:p>
-    <w:p>
-      <w:pPr>
-        <w:rPr>
-          <w:lang w:eastAsia="en-US" w:bidi="ar-SA"/>
-        </w:rPr>
-      </w:pPr>
-    </w:p>
-    <w:p>
-      <w:pPr>
-        <w:rPr>
-          <w:lang w:eastAsia="en-US" w:bidi="ar-SA"/>
-        </w:rPr>
-      </w:pPr>
-    </w:p>
-    <w:p>
-      <w:pPr>
-        <w:rPr>
-          <w:lang w:eastAsia="en-US" w:bidi="ar-SA"/>
-        </w:rPr>
-      </w:pPr>
-    </w:p>
-    <w:p>
-      <w:pPr>
-        <w:rPr>
-          <w:lang w:eastAsia="en-US" w:bidi="ar-SA"/>
-        </w:rPr>
-      </w:pPr>
-    </w:p>
-    <w:p>
-      <w:pPr>
-        <w:rPr>
-          <w:lang w:eastAsia="en-US" w:bidi="ar-SA"/>
-        </w:rPr>
-      </w:pPr>
-    </w:p>
-    <w:p>
-      <w:pPr>
-        <w:rPr>
-          <w:lang w:eastAsia="en-US" w:bidi="ar-SA"/>
-        </w:rPr>
-      </w:pPr>
-    </w:p>
-    <w:p>
-      <w:pPr>
-        <w:rPr>
-          <w:lang w:eastAsia="en-US" w:bidi="ar-SA"/>
-        </w:rPr>
-      </w:pPr>
-    </w:p>
-    <w:p>
-      <w:pPr>
-        <w:rPr>
-          <w:lang w:eastAsia="en-US" w:bidi="ar-SA"/>
-        </w:rPr>
-      </w:pPr>
-    </w:p>
-    <w:p>
-      <w:pPr>
-        <w:rPr>
-          <w:lang w:eastAsia="en-US" w:bidi="ar-SA"/>
-        </w:rPr>
-      </w:pPr>
-    </w:p>
-    <w:p>
-      <w:pPr>
-        <w:rPr>
-          <w:lang w:eastAsia="en-US" w:bidi="ar-SA"/>
-        </w:rPr>
-      </w:pPr>
-    </w:p>
-    <w:p>
-      <w:pPr>
-        <w:rPr>
-          <w:lang w:eastAsia="en-US" w:bidi="ar-SA"/>
-        </w:rPr>
-      </w:pPr>
-    </w:p>
-    <w:p>
-      <w:pPr>
-        <w:rPr>
-          <w:lang w:eastAsia="en-US" w:bidi="ar-SA"/>
-        </w:rPr>
-      </w:pPr>
-    </w:p>
-    <w:p>
-      <w:pPr>
-        <w:rPr>
-          <w:lang w:eastAsia="en-US" w:bidi="ar-SA"/>
-        </w:rPr>
-      </w:pPr>
-    </w:p>
-    <w:p>
-      <w:pPr>
-        <w:rPr>
-          <w:lang w:eastAsia="en-US" w:bidi="ar-SA"/>
-        </w:rPr>
-      </w:pPr>
-    </w:p>
-    <w:p>
-      <w:pPr>
-        <w:rPr>
-          <w:lang w:eastAsia="en-US" w:bidi="ar-SA"/>
-        </w:rPr>
-      </w:pPr>
-    </w:p>
-    <w:p>
-      <w:pPr>
-        <w:rPr>
-          <w:lang w:eastAsia="en-US" w:bidi="ar-SA"/>
-        </w:rPr>
-      </w:pPr>
-    </w:p>
-    <w:p>
-      <w:pPr>
-        <w:rPr>
-          <w:lang w:eastAsia="en-US" w:bidi="ar-SA"/>
-        </w:rPr>
-      </w:pPr>
-    </w:p>
-    <w:p>
-      <w:pPr>
-        <w:rPr>
-          <w:lang w:eastAsia="en-US" w:bidi="ar-SA"/>
-        </w:rPr>
-      </w:pPr>
-    </w:p>
-    <w:p>
-      <w:pPr>
-        <w:rPr>
-          <w:lang w:eastAsia="en-US" w:bidi="ar-SA"/>
-        </w:rPr>
-      </w:pPr>
-    </w:p>
-    <w:p>
-      <w:pPr>
-        <w:rPr>
-          <w:lang w:eastAsia="en-US" w:bidi="ar-SA"/>
-        </w:rPr>
-      </w:pPr>
-    </w:p>
-    <w:p>
-      <w:pPr>
-        <w:rPr>
-          <w:lang w:eastAsia="en-US" w:bidi="ar-SA"/>
-        </w:rPr>
-      </w:pPr>
-    </w:p>
-    <w:p>
-      <w:pPr>
-        <w:rPr>
-          <w:lang w:eastAsia="en-US" w:bidi="ar-SA"/>
-        </w:rPr>
-      </w:pPr>
-    </w:p>
-    <w:p>
-      <w:pPr>
-        <w:rPr>
-          <w:lang w:eastAsia="en-US" w:bidi="ar-SA"/>
-        </w:rPr>
-      </w:pPr>
-    </w:p>
-    <w:p>
-      <w:pPr>
-        <w:rPr>
-          <w:lang w:eastAsia="en-US" w:bidi="ar-SA"/>
-        </w:rPr>
-      </w:pPr>
-    </w:p>
-    <w:p>
-      <w:pPr>
-        <w:rPr>
-          <w:lang w:eastAsia="en-US" w:bidi="ar-SA"/>
-        </w:rPr>
-      </w:pPr>
-    </w:p>
-    <w:p>
-      <w:pPr>
-        <w:rPr>
-          <w:lang w:eastAsia="en-US" w:bidi="ar-SA"/>
-        </w:rPr>
-      </w:pPr>
-    </w:p>
-    <w:p>
-      <w:pPr>
-        <w:rPr>
-          <w:lang w:eastAsia="en-US" w:bidi="ar-SA"/>
-        </w:rPr>
-      </w:pPr>
-    </w:p>
-    <w:p>
-      <w:pPr>
-        <w:rPr>
-          <w:lang w:eastAsia="en-US" w:bidi="ar-SA"/>
-        </w:rPr>
-      </w:pPr>
-    </w:p>
-    <w:p>
-      <w:pPr>
-        <w:rPr>
-          <w:lang w:eastAsia="en-US" w:bidi="ar-SA"/>
-        </w:rPr>
-      </w:pPr>
-    </w:p>
-    <w:p>
-      <w:pPr>
-        <w:rPr>
-          <w:lang w:eastAsia="en-US" w:bidi="ar-SA"/>
-        </w:rPr>
-      </w:pPr>
-    </w:p>
-    <w:p>
-      <w:pPr>
-        <w:rPr>
-          <w:lang w:eastAsia="en-US" w:bidi="ar-SA"/>
-        </w:rPr>
-      </w:pPr>
-    </w:p>
-    <w:p>
-      <w:pPr>
-        <w:widowControl/>
-        <w:suppressAutoHyphens w:val="0"/>
-        <w:spacing w:after="160" w:line="259" w:lineRule="auto"/>
-        <w:jc w:val="left"/>
-        <w:rPr>
-          <w:rStyle w:val="a9"/>
-          <w:rFonts w:eastAsiaTheme="majorEastAsia" w:cstheme="majorBidi"/>
-          <w:b/>
-          <w:color w:val="auto"/>
-          <w:sz w:val="36"/>
-          <w:szCs w:val="32"/>
-          <w:u w:val="none"/>
-          <w:lang w:eastAsia="en-US" w:bidi="ar-SA"/>
-        </w:rPr>
-      </w:pPr>
-      <w:r>
-        <w:rPr>
-          <w:rStyle w:val="a9"/>
-          <w:color w:val="auto"/>
-          <w:u w:val="none"/>
-        </w:rPr>
-        <w:lastRenderedPageBreak/>
-        <w:br w:type="page"/>
-      </w:r>
-    </w:p>
-    <w:p>
-      <w:pPr>
-        <w:pStyle w:val="1"/>
-        <w:ind w:left="0" w:firstLine="0"/>
-        <w:jc w:val="center"/>
-        <w:rPr>
-          <w:rStyle w:val="a9"/>
-          <w:color w:val="auto"/>
-          <w:u w:val="none"/>
-        </w:rPr>
-      </w:pPr>
-      <w:r>
-        <w:rPr>
-          <w:rStyle w:val="a9"/>
-          <w:color w:val="auto"/>
-          <w:u w:val="none"/>
-        </w:rPr>
-        <w:lastRenderedPageBreak/>
-        <w:t>ПРИЛОЖЕНИЕ Е</w:t>
-      </w:r>
-      <w:r>
-        <w:rPr>
-          <w:rStyle w:val="a9"/>
-          <w:color w:val="auto"/>
-          <w:u w:val="none"/>
-        </w:rPr>
-        <w:br/>
-        <w:t>(обязательное)</w:t>
-      </w:r>
-      <w:r>
-        <w:rPr>
-          <w:rStyle w:val="a9"/>
-          <w:color w:val="auto"/>
-          <w:u w:val="none"/>
-        </w:rPr>
-        <w:br/>
         <w:t>Ведомость курсового проекта</w:t>
       </w:r>
     </w:p>
@@ -11000,8 +11426,8 @@
       </w:pPr>
     </w:p>
     <w:sectPr>
-      <w:footerReference w:type="default" r:id="rId11"/>
-      <w:footerReference w:type="first" r:id="rId12"/>
+      <w:footerReference w:type="default" r:id="rId12"/>
+      <w:footerReference w:type="first" r:id="rId13"/>
       <w:pgSz w:w="11906" w:h="16838"/>
       <w:pgMar w:top="1134" w:right="851" w:bottom="1134" w:left="1701" w:header="567" w:footer="567" w:gutter="0"/>
       <w:pgNumType w:start="3"/>
@@ -16397,7 +16823,7 @@
   <w:style w:type="paragraph" w:default="1" w:styleId="a">
     <w:name w:val="Normal"/>
     <w:qFormat/>
-    <w:rsid w:val="009F2542"/>
+    <w:rsid w:val="006C2469"/>
     <w:pPr>
       <w:widowControl w:val="0"/>
       <w:suppressAutoHyphens/>
@@ -17220,6 +17646,39 @@
       <w:lang w:eastAsia="ru-RU" w:bidi="ru-RU"/>
     </w:rPr>
   </w:style>
+  <w:style w:type="paragraph" w:styleId="afe">
+    <w:name w:val="Normal (Web)"/>
+    <w:basedOn w:val="a"/>
+    <w:uiPriority w:val="99"/>
+    <w:semiHidden/>
+    <w:unhideWhenUsed/>
+    <w:rsid w:val="006C2469"/>
+    <w:rPr>
+      <w:rFonts w:cs="Times New Roman"/>
+      <w:sz w:val="24"/>
+    </w:rPr>
+  </w:style>
+  <w:style w:type="paragraph" w:customStyle="1" w:styleId="aff">
+    <w:name w:val="Мой заголовок"/>
+    <w:basedOn w:val="ad"/>
+    <w:next w:val="a"/>
+    <w:qFormat/>
+    <w:rsid w:val="00A84E40"/>
+    <w:pPr>
+      <w:widowControl/>
+      <w:suppressAutoHyphens w:val="0"/>
+      <w:spacing w:after="200"/>
+      <w:jc w:val="left"/>
+      <w:outlineLvl w:val="0"/>
+    </w:pPr>
+    <w:rPr>
+      <w:rFonts w:ascii="Times New Roman" w:hAnsi="Times New Roman"/>
+      <w:b/>
+      <w:spacing w:val="0"/>
+      <w:sz w:val="32"/>
+      <w:lang w:eastAsia="en-US" w:bidi="ar-SA"/>
+    </w:rPr>
+  </w:style>
 </w:styles>
 </file>
 
